--- a/textove_soubory/postup_prace.docx
+++ b/textove_soubory/postup_prace.docx
@@ -96,15 +96,7 @@
         </w:numPr>
       </w:pPr>
       <w:r>
-        <w:t xml:space="preserve">Přidání pomocných proměnných (části dnů, dny v týdnu, měsíce, indikátor topné sezóny, pracovní </w:t>
-      </w:r>
-      <w:proofErr w:type="gramStart"/>
-      <w:r>
-        <w:t>dny..</w:t>
-      </w:r>
-      <w:proofErr w:type="gramEnd"/>
-      <w:r>
-        <w:t>)</w:t>
+        <w:t>Přidání pomocných proměnných (části dnů, dny v týdnu, měsíce, indikátor topné sezóny, pracovní dny..)</w:t>
       </w:r>
     </w:p>
     <w:p>
@@ -272,23 +264,7 @@
         </w:numPr>
       </w:pPr>
       <w:r>
-        <w:t xml:space="preserve">Průměrná denní teplota (když lidi </w:t>
-      </w:r>
-      <w:proofErr w:type="spellStart"/>
-      <w:r>
-        <w:t>topěj</w:t>
-      </w:r>
-      <w:proofErr w:type="spellEnd"/>
-      <w:r>
-        <w:t xml:space="preserve"> / </w:t>
-      </w:r>
-      <w:proofErr w:type="spellStart"/>
-      <w:r>
-        <w:t>netopěj</w:t>
-      </w:r>
-      <w:proofErr w:type="spellEnd"/>
-      <w:r>
-        <w:t>)</w:t>
+        <w:t>Průměrná denní teplota (když lidi topěj / netopěj)</w:t>
       </w:r>
     </w:p>
     <w:p>
@@ -324,79 +300,18 @@
     </w:p>
     <w:p>
       <w:r>
-        <w:t xml:space="preserve">Agregace </w:t>
-      </w:r>
-      <w:proofErr w:type="spellStart"/>
-      <w:r>
-        <w:t>pm</w:t>
-      </w:r>
-      <w:proofErr w:type="spellEnd"/>
-      <w:r>
-        <w:t>_* - máme 4 proměnné, na to zavolám korelaci a zjistím, že tyto 4 proměnné jsou z 98% korelované, tudíž mohu použít jen jednu z nich (jako zástupce)</w:t>
-      </w:r>
-    </w:p>
-    <w:p>
-      <w:r>
-        <w:t xml:space="preserve">Sjednocení všech dat do jednoho data </w:t>
-      </w:r>
-      <w:proofErr w:type="spellStart"/>
-      <w:r>
-        <w:t>frame</w:t>
-      </w:r>
-      <w:proofErr w:type="spellEnd"/>
+        <w:t>Agregace pm_* - máme 4 proměnné, na to zavolám korelaci a zjistím, že tyto 4 proměnné jsou z 98% korelované, tudíž mohu použít jen jednu z nich (jako zástupce)</w:t>
+      </w:r>
+    </w:p>
+    <w:p>
+      <w:r>
+        <w:t>Sjednocení všech dat do jednoho data frame</w:t>
+      </w:r>
     </w:p>
     <w:p>
       <w:r>
         <w:lastRenderedPageBreak/>
-        <w:t xml:space="preserve">Předpřipravení dalších </w:t>
-      </w:r>
-      <w:proofErr w:type="spellStart"/>
-      <w:r>
-        <w:t>dataframe</w:t>
-      </w:r>
-      <w:proofErr w:type="spellEnd"/>
-      <w:r>
-        <w:t xml:space="preserve"> – stejná data, </w:t>
-      </w:r>
-      <w:proofErr w:type="spellStart"/>
-      <w:r>
-        <w:t>škálovaná</w:t>
-      </w:r>
-      <w:proofErr w:type="spellEnd"/>
-      <w:r>
-        <w:t xml:space="preserve"> nebo logaritmovaná nebo </w:t>
-      </w:r>
-      <w:proofErr w:type="spellStart"/>
-      <w:r>
-        <w:t>škálovaná</w:t>
-      </w:r>
-      <w:proofErr w:type="spellEnd"/>
-      <w:r>
-        <w:t xml:space="preserve"> i logaritmovaná (dohromady 4 </w:t>
-      </w:r>
-      <w:proofErr w:type="spellStart"/>
-      <w:r>
-        <w:t>dataframe</w:t>
-      </w:r>
-      <w:proofErr w:type="spellEnd"/>
-      <w:r>
-        <w:t xml:space="preserve"> (normální, </w:t>
-      </w:r>
-      <w:proofErr w:type="spellStart"/>
-      <w:r>
-        <w:t>scaled</w:t>
-      </w:r>
-      <w:proofErr w:type="spellEnd"/>
-      <w:r>
-        <w:t xml:space="preserve">, log, </w:t>
-      </w:r>
-      <w:proofErr w:type="spellStart"/>
-      <w:r>
-        <w:t>scaled+log</w:t>
-      </w:r>
-      <w:proofErr w:type="spellEnd"/>
-      <w:r>
-        <w:t>) pro budoucí analýzu</w:t>
+        <w:t>Předpřipravení dalších dataframe – stejná data, škálovaná nebo logaritmovaná nebo škálovaná i logaritmovaná (dohromady 4 dataframe (normální, scaled, log, scaled+log) pro budoucí analýzu</w:t>
       </w:r>
     </w:p>
     <w:p>
@@ -430,13 +345,7 @@
     </w:p>
     <w:p>
       <w:r>
-        <w:t xml:space="preserve">Dá se s nimi </w:t>
-      </w:r>
-      <w:r>
-        <w:t>smysluplně</w:t>
-      </w:r>
-      <w:r>
-        <w:t xml:space="preserve"> pracovat</w:t>
+        <w:t>Dá se s nimi smysluplně pracovat</w:t>
       </w:r>
     </w:p>
     <w:p>
@@ -592,13 +501,8 @@
         </w:numPr>
       </w:pPr>
       <w:r>
-        <w:t xml:space="preserve">Histogramy, </w:t>
-      </w:r>
-      <w:proofErr w:type="spellStart"/>
-      <w:r>
-        <w:t>boxploty</w:t>
-      </w:r>
-      <w:proofErr w:type="spellEnd"/>
+        <w:t>Histogramy, boxploty</w:t>
+      </w:r>
     </w:p>
     <w:p>
       <w:pPr>
@@ -620,21 +524,8 @@
           <w:numId w:val="3"/>
         </w:numPr>
       </w:pPr>
-      <w:proofErr w:type="spellStart"/>
-      <w:r>
-        <w:t>Heatmapy</w:t>
-      </w:r>
-      <w:proofErr w:type="spellEnd"/>
-      <w:r>
-        <w:t xml:space="preserve"> nebo </w:t>
-      </w:r>
-      <w:proofErr w:type="spellStart"/>
-      <w:r>
-        <w:t>linechart</w:t>
-      </w:r>
-      <w:proofErr w:type="spellEnd"/>
-      <w:r>
-        <w:t xml:space="preserve"> (denní průběhy po hodinách – kdy je nejvíc aut/prachu)</w:t>
+      <w:r>
+        <w:t>Heatmapy nebo linechart (denní průběhy po hodinách – kdy je nejvíc aut/prachu)</w:t>
       </w:r>
     </w:p>
     <w:p>
@@ -754,11 +645,9 @@
           <w:numId w:val="3"/>
         </w:numPr>
       </w:pPr>
-      <w:proofErr w:type="spellStart"/>
       <w:r>
         <w:t>Prázniny</w:t>
       </w:r>
-      <w:proofErr w:type="spellEnd"/>
     </w:p>
     <w:p>
       <w:pPr>
@@ -809,19 +698,14 @@
         <w:pStyle w:val="Nadpis3"/>
       </w:pPr>
       <w:r>
-        <w:t xml:space="preserve">Ovzduší (soubor </w:t>
-      </w:r>
-      <w:proofErr w:type="spellStart"/>
-      <w:r>
-        <w:t>pm</w:t>
-      </w:r>
-      <w:proofErr w:type="spellEnd"/>
-      <w:r>
-        <w:t xml:space="preserve"> – za celý rok)</w:t>
-      </w:r>
-    </w:p>
-    <w:p>
-      <w:r>
+        <w:t>Ovzduší (soubor pm – za celý rok)</w:t>
+      </w:r>
+    </w:p>
+    <w:p>
+      <w:r>
+        <w:rPr>
+          <w:noProof/>
+        </w:rPr>
         <w:drawing>
           <wp:inline distT="0" distB="0" distL="0" distR="0" wp14:anchorId="0DF5B7BC" wp14:editId="2696530F">
             <wp:extent cx="5731510" cy="775335"/>
@@ -901,31 +785,7 @@
       </w:r>
       <w:r>
         <w:br/>
-        <w:t xml:space="preserve">Průměrná hodnota činí 8,69 µg/m³, přičemž medián je 4 µg/m³. Hodnoty se pohybují v rozsahu 0 až 746 µg/m³. Rozložení dat je silně </w:t>
-      </w:r>
-      <w:proofErr w:type="spellStart"/>
-      <w:r>
-        <w:t>pravostranně</w:t>
-      </w:r>
-      <w:proofErr w:type="spellEnd"/>
-      <w:r>
-        <w:t xml:space="preserve"> šikmé (</w:t>
-      </w:r>
-      <w:proofErr w:type="spellStart"/>
-      <w:r>
-        <w:t>skewness</w:t>
-      </w:r>
-      <w:proofErr w:type="spellEnd"/>
-      <w:r>
-        <w:t xml:space="preserve"> = 15,90) a vykazuje vysokou špičatost (</w:t>
-      </w:r>
-      <w:proofErr w:type="spellStart"/>
-      <w:r>
-        <w:t>kurtosis</w:t>
-      </w:r>
-      <w:proofErr w:type="spellEnd"/>
-      <w:r>
-        <w:t xml:space="preserve"> = 386,15), což značí výskyt extrémních hodnot.</w:t>
+        <w:t>Průměrná hodnota činí 8,69 µg/m³, přičemž medián je 4 µg/m³. Hodnoty se pohybují v rozsahu 0 až 746 µg/m³. Rozložení dat je silně pravostranně šikmé (skewness = 15,90) a vykazuje vysokou špičatost (kurtosis = 386,15), což značí výskyt extrémních hodnot.</w:t>
       </w:r>
     </w:p>
     <w:p>
@@ -944,31 +804,7 @@
       </w:r>
       <w:r>
         <w:br/>
-        <w:t xml:space="preserve">Průměrná koncentrace byla 12,13 µg/m³, s mediánem 6 µg/m³. Maximální naměřená hodnota dosahuje až 950 µg/m³. Data jsou rovněž značně </w:t>
-      </w:r>
-      <w:proofErr w:type="spellStart"/>
-      <w:r>
-        <w:t>pravostranně</w:t>
-      </w:r>
-      <w:proofErr w:type="spellEnd"/>
-      <w:r>
-        <w:t xml:space="preserve"> šikmá (</w:t>
-      </w:r>
-      <w:proofErr w:type="spellStart"/>
-      <w:r>
-        <w:t>skewness</w:t>
-      </w:r>
-      <w:proofErr w:type="spellEnd"/>
-      <w:r>
-        <w:t xml:space="preserve"> = 15,27) a s extrémními výkyvy (</w:t>
-      </w:r>
-      <w:proofErr w:type="spellStart"/>
-      <w:r>
-        <w:t>kurtosis</w:t>
-      </w:r>
-      <w:proofErr w:type="spellEnd"/>
-      <w:r>
-        <w:t xml:space="preserve"> = 364,23).</w:t>
+        <w:t>Průměrná koncentrace byla 12,13 µg/m³, s mediánem 6 µg/m³. Maximální naměřená hodnota dosahuje až 950 µg/m³. Data jsou rovněž značně pravostranně šikmá (skewness = 15,27) a s extrémními výkyvy (kurtosis = 364,23).</w:t>
       </w:r>
     </w:p>
     <w:p>
@@ -987,23 +823,7 @@
       </w:r>
       <w:r>
         <w:br/>
-        <w:t>Průměr 13,57 µg/m³ a medián 6 µg/m³. Extrémní hodnota dosáhla 1765 µg/m³. Rozdělení je vysoce šikmé (</w:t>
-      </w:r>
-      <w:proofErr w:type="spellStart"/>
-      <w:r>
-        <w:t>skewness</w:t>
-      </w:r>
-      <w:proofErr w:type="spellEnd"/>
-      <w:r>
-        <w:t xml:space="preserve"> = 24,07) a má velmi ostrý vrchol (</w:t>
-      </w:r>
-      <w:proofErr w:type="spellStart"/>
-      <w:r>
-        <w:t>kurtosis</w:t>
-      </w:r>
-      <w:proofErr w:type="spellEnd"/>
-      <w:r>
-        <w:t xml:space="preserve"> = 738,09).</w:t>
+        <w:t>Průměr 13,57 µg/m³ a medián 6 µg/m³. Extrémní hodnota dosáhla 1765 µg/m³. Rozdělení je vysoce šikmé (skewness = 24,07) a má velmi ostrý vrchol (kurtosis = 738,09).</w:t>
       </w:r>
     </w:p>
     <w:p>
@@ -1022,31 +842,7 @@
       </w:r>
       <w:r>
         <w:br/>
-        <w:t xml:space="preserve">S průměrem 15,47 µg/m³ a mediánem 7 µg/m³ se jedná o frakci s </w:t>
-      </w:r>
-      <w:proofErr w:type="gramStart"/>
-      <w:r>
-        <w:t>nejvyššími maximy</w:t>
-      </w:r>
-      <w:proofErr w:type="gramEnd"/>
-      <w:r>
-        <w:t xml:space="preserve"> – až 1878 µg/m³. Rozložení je extrémně asymetrické (</w:t>
-      </w:r>
-      <w:proofErr w:type="spellStart"/>
-      <w:r>
-        <w:t>skewness</w:t>
-      </w:r>
-      <w:proofErr w:type="spellEnd"/>
-      <w:r>
-        <w:t xml:space="preserve"> = 22,91) s velmi výraznou špičatostí (</w:t>
-      </w:r>
-      <w:proofErr w:type="spellStart"/>
-      <w:r>
-        <w:t>kurtosis</w:t>
-      </w:r>
-      <w:proofErr w:type="spellEnd"/>
-      <w:r>
-        <w:t xml:space="preserve"> = 590,89).</w:t>
+        <w:t>S průměrem 15,47 µg/m³ a mediánem 7 µg/m³ se jedná o frakci s nejvyššími maximy – až 1878 µg/m³. Rozložení je extrémně asymetrické (skewness = 22,91) s velmi výraznou špičatostí (kurtosis = 590,89).</w:t>
       </w:r>
     </w:p>
     <w:p>
@@ -1084,23 +880,7 @@
       </w:r>
       <w:r>
         <w:lastRenderedPageBreak/>
-        <w:t>hodnot. Rozložení má silnou pravostrannou šikmost (</w:t>
-      </w:r>
-      <w:proofErr w:type="spellStart"/>
-      <w:r>
-        <w:t>skewness</w:t>
-      </w:r>
-      <w:proofErr w:type="spellEnd"/>
-      <w:r>
-        <w:t xml:space="preserve"> = 35,81) a extrémně vysokou špičatost (</w:t>
-      </w:r>
-      <w:proofErr w:type="spellStart"/>
-      <w:r>
-        <w:t>kurtosis</w:t>
-      </w:r>
-      <w:proofErr w:type="spellEnd"/>
-      <w:r>
-        <w:t xml:space="preserve"> = 4303,50).</w:t>
+        <w:t>hodnot. Rozložení má silnou pravostrannou šikmost (skewness = 35,81) a extrémně vysokou špičatost (kurtosis = 4303,50).</w:t>
       </w:r>
     </w:p>
     <w:p/>
@@ -1278,28 +1058,12 @@
         <w:pStyle w:val="Nadpis3"/>
       </w:pPr>
       <w:r>
-        <w:t>Počasí (</w:t>
-      </w:r>
-      <w:proofErr w:type="spellStart"/>
-      <w:r>
-        <w:t>meteo</w:t>
-      </w:r>
-      <w:proofErr w:type="spellEnd"/>
-      <w:r>
-        <w:t>)</w:t>
-      </w:r>
-    </w:p>
-    <w:p>
-      <w:r>
-        <w:t xml:space="preserve">Soubor </w:t>
-      </w:r>
-      <w:proofErr w:type="spellStart"/>
-      <w:r>
-        <w:t>wind</w:t>
-      </w:r>
-      <w:proofErr w:type="spellEnd"/>
-      <w:r>
-        <w:t xml:space="preserve"> obsahuje meteorologická data měřená v časové řadě od 1. 1. 2024 do </w:t>
+        <w:t>Počasí (meteo)</w:t>
+      </w:r>
+    </w:p>
+    <w:p>
+      <w:r>
+        <w:t xml:space="preserve">Soubor wind obsahuje meteorologická data měřená v časové řadě od 1. 1. 2024 do </w:t>
       </w:r>
       <w:r>
         <w:t>7</w:t>
@@ -1364,6 +1128,9 @@
     </w:p>
     <w:p>
       <w:r>
+        <w:rPr>
+          <w:noProof/>
+        </w:rPr>
         <w:drawing>
           <wp:inline distT="0" distB="0" distL="0" distR="0" wp14:anchorId="6FFD1CEB" wp14:editId="5C4B6598">
             <wp:extent cx="5731510" cy="695960"/>
@@ -1560,11 +1327,43 @@
         <w:t>ě</w:t>
       </w:r>
       <w:r>
+        <w:t xml:space="preserve"> pravostrann</w:t>
+      </w:r>
+      <w:r>
+        <w:rPr>
+          <w:rFonts w:ascii="Aptos" w:hAnsi="Aptos" w:cs="Aptos"/>
+        </w:rPr>
+        <w:t>ě</w:t>
+      </w:r>
+      <w:r>
         <w:t xml:space="preserve"> </w:t>
       </w:r>
-      <w:proofErr w:type="spellStart"/>
-      <w:r>
-        <w:t>pravostrann</w:t>
+      <w:r>
+        <w:rPr>
+          <w:rFonts w:ascii="Aptos" w:hAnsi="Aptos" w:cs="Aptos"/>
+        </w:rPr>
+        <w:t>š</w:t>
+      </w:r>
+      <w:r>
+        <w:t>ikm</w:t>
+      </w:r>
+      <w:r>
+        <w:rPr>
+          <w:rFonts w:ascii="Aptos" w:hAnsi="Aptos" w:cs="Aptos"/>
+        </w:rPr>
+        <w:t>é</w:t>
+      </w:r>
+      <w:r>
+        <w:t xml:space="preserve"> (skewness = 0,40) s ploch</w:t>
+      </w:r>
+      <w:r>
+        <w:rPr>
+          <w:rFonts w:ascii="Aptos" w:hAnsi="Aptos" w:cs="Aptos"/>
+        </w:rPr>
+        <w:t>ý</w:t>
+      </w:r>
+      <w:r>
+        <w:t>m tvarem rozd</w:t>
       </w:r>
       <w:r>
         <w:rPr>
@@ -1572,51 +1371,6 @@
         </w:rPr>
         <w:t>ě</w:t>
       </w:r>
-      <w:proofErr w:type="spellEnd"/>
-      <w:r>
-        <w:t xml:space="preserve"> </w:t>
-      </w:r>
-      <w:r>
-        <w:rPr>
-          <w:rFonts w:ascii="Aptos" w:hAnsi="Aptos" w:cs="Aptos"/>
-        </w:rPr>
-        <w:t>š</w:t>
-      </w:r>
-      <w:r>
-        <w:t>ikm</w:t>
-      </w:r>
-      <w:r>
-        <w:rPr>
-          <w:rFonts w:ascii="Aptos" w:hAnsi="Aptos" w:cs="Aptos"/>
-        </w:rPr>
-        <w:t>é</w:t>
-      </w:r>
-      <w:r>
-        <w:t xml:space="preserve"> (</w:t>
-      </w:r>
-      <w:proofErr w:type="spellStart"/>
-      <w:r>
-        <w:t>skewness</w:t>
-      </w:r>
-      <w:proofErr w:type="spellEnd"/>
-      <w:r>
-        <w:t xml:space="preserve"> = 0,40) s ploch</w:t>
-      </w:r>
-      <w:r>
-        <w:rPr>
-          <w:rFonts w:ascii="Aptos" w:hAnsi="Aptos" w:cs="Aptos"/>
-        </w:rPr>
-        <w:t>ý</w:t>
-      </w:r>
-      <w:r>
-        <w:t>m tvarem rozd</w:t>
-      </w:r>
-      <w:r>
-        <w:rPr>
-          <w:rFonts w:ascii="Aptos" w:hAnsi="Aptos" w:cs="Aptos"/>
-        </w:rPr>
-        <w:t>ě</w:t>
-      </w:r>
       <w:r>
         <w:t>len</w:t>
       </w:r>
@@ -1627,15 +1381,7 @@
         <w:t>í</w:t>
       </w:r>
       <w:r>
-        <w:t xml:space="preserve"> (</w:t>
-      </w:r>
-      <w:proofErr w:type="spellStart"/>
-      <w:r>
-        <w:t>kurtosis</w:t>
-      </w:r>
-      <w:proofErr w:type="spellEnd"/>
-      <w:r>
-        <w:t xml:space="preserve"> = </w:t>
+        <w:t xml:space="preserve"> (kurtosis = </w:t>
       </w:r>
       <w:r>
         <w:rPr>
@@ -1860,22 +1606,17 @@
         <w:t>ě</w:t>
       </w:r>
       <w:r>
+        <w:t xml:space="preserve"> levostrann</w:t>
+      </w:r>
+      <w:r>
+        <w:rPr>
+          <w:rFonts w:ascii="Aptos" w:hAnsi="Aptos" w:cs="Aptos"/>
+        </w:rPr>
+        <w:t>ě</w:t>
+      </w:r>
+      <w:r>
         <w:t xml:space="preserve"> </w:t>
       </w:r>
-      <w:proofErr w:type="spellStart"/>
-      <w:r>
-        <w:t>levostrann</w:t>
-      </w:r>
-      <w:r>
-        <w:rPr>
-          <w:rFonts w:ascii="Aptos" w:hAnsi="Aptos" w:cs="Aptos"/>
-        </w:rPr>
-        <w:t>ě</w:t>
-      </w:r>
-      <w:proofErr w:type="spellEnd"/>
-      <w:r>
-        <w:t xml:space="preserve"> </w:t>
-      </w:r>
       <w:r>
         <w:rPr>
           <w:rFonts w:ascii="Aptos" w:hAnsi="Aptos" w:cs="Aptos"/>
@@ -1892,15 +1633,7 @@
         <w:t>é</w:t>
       </w:r>
       <w:r>
-        <w:t xml:space="preserve"> (</w:t>
-      </w:r>
-      <w:proofErr w:type="spellStart"/>
-      <w:r>
-        <w:t>skewness</w:t>
-      </w:r>
-      <w:proofErr w:type="spellEnd"/>
-      <w:r>
-        <w:t xml:space="preserve"> = </w:t>
+        <w:t xml:space="preserve"> (skewness = </w:t>
       </w:r>
       <w:r>
         <w:rPr>
@@ -2005,23 +1738,7 @@
           <w:b/>
           <w:bCs/>
         </w:rPr>
-        <w:t>Atmosférický tlak (</w:t>
-      </w:r>
-      <w:proofErr w:type="spellStart"/>
-      <w:r>
-        <w:rPr>
-          <w:b/>
-          <w:bCs/>
-        </w:rPr>
-        <w:t>data_pressure</w:t>
-      </w:r>
-      <w:proofErr w:type="spellEnd"/>
-      <w:r>
-        <w:rPr>
-          <w:b/>
-          <w:bCs/>
-        </w:rPr>
-        <w:t>)</w:t>
+        <w:t>Atmosférický tlak (data_pressure)</w:t>
       </w:r>
     </w:p>
     <w:p>
@@ -2124,15 +1841,7 @@
         <w:t>í</w:t>
       </w:r>
       <w:r>
-        <w:t xml:space="preserve"> (</w:t>
-      </w:r>
-      <w:proofErr w:type="spellStart"/>
-      <w:r>
-        <w:t>skewness</w:t>
-      </w:r>
-      <w:proofErr w:type="spellEnd"/>
-      <w:r>
-        <w:t xml:space="preserve"> = 0,13). Rozptyl je v</w:t>
+        <w:t xml:space="preserve"> (skewness = 0,13). Rozptyl je v</w:t>
       </w:r>
       <w:r>
         <w:rPr>
@@ -2300,23 +2009,214 @@
           <w:b/>
           <w:bCs/>
         </w:rPr>
-        <w:t>Rychlost větru (</w:t>
-      </w:r>
-      <w:proofErr w:type="spellStart"/>
-      <w:r>
+        <w:t>Rychlost větru (data_windSpeed)</w:t>
+      </w:r>
+    </w:p>
+    <w:p>
+      <w:pPr>
+        <w:pStyle w:val="Odstavecseseznamem"/>
+        <w:numPr>
+          <w:ilvl w:val="0"/>
+          <w:numId w:val="1"/>
+        </w:numPr>
+      </w:pPr>
+      <w:r>
+        <w:t>Průměrná rychlost větru činí 2,54</w:t>
+      </w:r>
+      <w:r>
+        <w:rPr>
+          <w:rFonts w:ascii="Arial" w:hAnsi="Arial" w:cs="Arial"/>
+        </w:rPr>
+        <w:t> </w:t>
+      </w:r>
+      <w:r>
+        <w:t>m/s, medi</w:t>
+      </w:r>
+      <w:r>
+        <w:rPr>
+          <w:rFonts w:ascii="Aptos" w:hAnsi="Aptos" w:cs="Aptos"/>
+        </w:rPr>
+        <w:t>á</w:t>
+      </w:r>
+      <w:r>
+        <w:t>n je 1,96</w:t>
+      </w:r>
+      <w:r>
+        <w:rPr>
+          <w:rFonts w:ascii="Arial" w:hAnsi="Arial" w:cs="Arial"/>
+        </w:rPr>
+        <w:t> </w:t>
+      </w:r>
+      <w:r>
+        <w:t>m/s. Maximum je 17,09</w:t>
+      </w:r>
+      <w:r>
+        <w:rPr>
+          <w:rFonts w:ascii="Arial" w:hAnsi="Arial" w:cs="Arial"/>
+        </w:rPr>
+        <w:t> </w:t>
+      </w:r>
+      <w:r>
+        <w:t>m/s. Rozlo</w:t>
+      </w:r>
+      <w:r>
+        <w:rPr>
+          <w:rFonts w:ascii="Aptos" w:hAnsi="Aptos" w:cs="Aptos"/>
+        </w:rPr>
+        <w:t>ž</w:t>
+      </w:r>
+      <w:r>
+        <w:t>en</w:t>
+      </w:r>
+      <w:r>
+        <w:rPr>
+          <w:rFonts w:ascii="Aptos" w:hAnsi="Aptos" w:cs="Aptos"/>
+        </w:rPr>
+        <w:t>í</w:t>
+      </w:r>
+      <w:r>
+        <w:t xml:space="preserve"> je pravostrann</w:t>
+      </w:r>
+      <w:r>
+        <w:rPr>
+          <w:rFonts w:ascii="Aptos" w:hAnsi="Aptos" w:cs="Aptos"/>
+        </w:rPr>
+        <w:t>ě</w:t>
+      </w:r>
+      <w:r>
+        <w:t xml:space="preserve"> </w:t>
+      </w:r>
+      <w:r>
+        <w:rPr>
+          <w:rFonts w:ascii="Aptos" w:hAnsi="Aptos" w:cs="Aptos"/>
+        </w:rPr>
+        <w:t>š</w:t>
+      </w:r>
+      <w:r>
+        <w:t>ikm</w:t>
+      </w:r>
+      <w:r>
+        <w:rPr>
+          <w:rFonts w:ascii="Aptos" w:hAnsi="Aptos" w:cs="Aptos"/>
+        </w:rPr>
+        <w:t>é</w:t>
+      </w:r>
+      <w:r>
+        <w:t xml:space="preserve"> (skewness = 1,34) </w:t>
+      </w:r>
+      <w:r>
+        <w:rPr>
+          <w:rFonts w:ascii="Aptos" w:hAnsi="Aptos" w:cs="Aptos"/>
+        </w:rPr>
+        <w:t>–</w:t>
+      </w:r>
+      <w:r>
+        <w:t xml:space="preserve"> v</w:t>
+      </w:r>
+      <w:r>
+        <w:rPr>
+          <w:rFonts w:ascii="Aptos" w:hAnsi="Aptos" w:cs="Aptos"/>
+        </w:rPr>
+        <w:t>ě</w:t>
+      </w:r>
+      <w:r>
+        <w:t>t</w:t>
+      </w:r>
+      <w:r>
+        <w:rPr>
+          <w:rFonts w:ascii="Aptos" w:hAnsi="Aptos" w:cs="Aptos"/>
+        </w:rPr>
+        <w:t>š</w:t>
+      </w:r>
+      <w:r>
+        <w:t>ina hodnot je n</w:t>
+      </w:r>
+      <w:r>
+        <w:rPr>
+          <w:rFonts w:ascii="Aptos" w:hAnsi="Aptos" w:cs="Aptos"/>
+        </w:rPr>
+        <w:t>í</w:t>
+      </w:r>
+      <w:r>
+        <w:t>zk</w:t>
+      </w:r>
+      <w:r>
+        <w:rPr>
+          <w:rFonts w:ascii="Aptos" w:hAnsi="Aptos" w:cs="Aptos"/>
+        </w:rPr>
+        <w:t>á</w:t>
+      </w:r>
+      <w:r>
+        <w:t>, ale ob</w:t>
+      </w:r>
+      <w:r>
+        <w:rPr>
+          <w:rFonts w:ascii="Aptos" w:hAnsi="Aptos" w:cs="Aptos"/>
+        </w:rPr>
+        <w:t>č</w:t>
+      </w:r>
+      <w:r>
+        <w:t>as se objevuj</w:t>
+      </w:r>
+      <w:r>
+        <w:rPr>
+          <w:rFonts w:ascii="Aptos" w:hAnsi="Aptos" w:cs="Aptos"/>
+        </w:rPr>
+        <w:t>í</w:t>
+      </w:r>
+      <w:r>
+        <w:t xml:space="preserve"> extr</w:t>
+      </w:r>
+      <w:r>
+        <w:rPr>
+          <w:rFonts w:ascii="Aptos" w:hAnsi="Aptos" w:cs="Aptos"/>
+        </w:rPr>
+        <w:t>é</w:t>
+      </w:r>
+      <w:r>
+        <w:t>mn</w:t>
+      </w:r>
+      <w:r>
+        <w:rPr>
+          <w:rFonts w:ascii="Aptos" w:hAnsi="Aptos" w:cs="Aptos"/>
+        </w:rPr>
+        <w:t>ě</w:t>
+      </w:r>
+      <w:r>
+        <w:t>j</w:t>
+      </w:r>
+      <w:r>
+        <w:rPr>
+          <w:rFonts w:ascii="Aptos" w:hAnsi="Aptos" w:cs="Aptos"/>
+        </w:rPr>
+        <w:t>ší</w:t>
+      </w:r>
+      <w:r>
+        <w:t xml:space="preserve"> n</w:t>
+      </w:r>
+      <w:r>
+        <w:rPr>
+          <w:rFonts w:ascii="Aptos" w:hAnsi="Aptos" w:cs="Aptos"/>
+        </w:rPr>
+        <w:t>á</w:t>
+      </w:r>
+      <w:r>
+        <w:t>razy.</w:t>
+      </w:r>
+    </w:p>
+    <w:p>
+      <w:pPr>
         <w:rPr>
           <w:b/>
           <w:bCs/>
         </w:rPr>
-        <w:t>data_windSpeed</w:t>
-      </w:r>
-      <w:proofErr w:type="spellEnd"/>
+      </w:pPr>
       <w:r>
         <w:rPr>
           <w:b/>
           <w:bCs/>
         </w:rPr>
-        <w:t>)</w:t>
+        <w:t>Síla větru (data_windImpact)</w:t>
       </w:r>
     </w:p>
     <w:p>
@@ -2328,200 +2228,7 @@
         </w:numPr>
       </w:pPr>
       <w:r>
-        <w:t>Průměrná rychlost větru činí 2,54</w:t>
-      </w:r>
-      <w:r>
-        <w:rPr>
-          <w:rFonts w:ascii="Arial" w:hAnsi="Arial" w:cs="Arial"/>
-        </w:rPr>
-        <w:t> </w:t>
-      </w:r>
-      <w:r>
-        <w:t>m/s, medi</w:t>
-      </w:r>
-      <w:r>
-        <w:rPr>
-          <w:rFonts w:ascii="Aptos" w:hAnsi="Aptos" w:cs="Aptos"/>
-        </w:rPr>
-        <w:t>á</w:t>
-      </w:r>
-      <w:r>
-        <w:t>n je 1,96</w:t>
-      </w:r>
-      <w:r>
-        <w:rPr>
-          <w:rFonts w:ascii="Arial" w:hAnsi="Arial" w:cs="Arial"/>
-        </w:rPr>
-        <w:t> </w:t>
-      </w:r>
-      <w:r>
-        <w:t>m/s. Maximum je 17,09</w:t>
-      </w:r>
-      <w:r>
-        <w:rPr>
-          <w:rFonts w:ascii="Arial" w:hAnsi="Arial" w:cs="Arial"/>
-        </w:rPr>
-        <w:t> </w:t>
-      </w:r>
-      <w:r>
-        <w:t>m/s. Rozlo</w:t>
-      </w:r>
-      <w:r>
-        <w:rPr>
-          <w:rFonts w:ascii="Aptos" w:hAnsi="Aptos" w:cs="Aptos"/>
-        </w:rPr>
-        <w:t>ž</w:t>
-      </w:r>
-      <w:r>
-        <w:t>en</w:t>
-      </w:r>
-      <w:r>
-        <w:rPr>
-          <w:rFonts w:ascii="Aptos" w:hAnsi="Aptos" w:cs="Aptos"/>
-        </w:rPr>
-        <w:t>í</w:t>
-      </w:r>
-      <w:r>
-        <w:t xml:space="preserve"> je </w:t>
-      </w:r>
-      <w:proofErr w:type="spellStart"/>
-      <w:r>
-        <w:t>pravostrann</w:t>
-      </w:r>
-      <w:r>
-        <w:rPr>
-          <w:rFonts w:ascii="Aptos" w:hAnsi="Aptos" w:cs="Aptos"/>
-        </w:rPr>
-        <w:t>ě</w:t>
-      </w:r>
-      <w:proofErr w:type="spellEnd"/>
-      <w:r>
-        <w:t xml:space="preserve"> </w:t>
-      </w:r>
-      <w:r>
-        <w:rPr>
-          <w:rFonts w:ascii="Aptos" w:hAnsi="Aptos" w:cs="Aptos"/>
-        </w:rPr>
-        <w:t>š</w:t>
-      </w:r>
-      <w:r>
-        <w:t>ikm</w:t>
-      </w:r>
-      <w:r>
-        <w:rPr>
-          <w:rFonts w:ascii="Aptos" w:hAnsi="Aptos" w:cs="Aptos"/>
-        </w:rPr>
-        <w:t>é</w:t>
-      </w:r>
-      <w:r>
-        <w:t xml:space="preserve"> (</w:t>
-      </w:r>
-      <w:proofErr w:type="spellStart"/>
-      <w:r>
-        <w:t>skewness</w:t>
-      </w:r>
-      <w:proofErr w:type="spellEnd"/>
-      <w:r>
-        <w:t xml:space="preserve"> = 1,34) </w:t>
-      </w:r>
-      <w:r>
-        <w:rPr>
-          <w:rFonts w:ascii="Aptos" w:hAnsi="Aptos" w:cs="Aptos"/>
-        </w:rPr>
-        <w:t>–</w:t>
-      </w:r>
-      <w:r>
-        <w:t xml:space="preserve"> v</w:t>
-      </w:r>
-      <w:r>
-        <w:rPr>
-          <w:rFonts w:ascii="Aptos" w:hAnsi="Aptos" w:cs="Aptos"/>
-        </w:rPr>
-        <w:t>ě</w:t>
-      </w:r>
-      <w:r>
-        <w:t>t</w:t>
-      </w:r>
-      <w:r>
-        <w:rPr>
-          <w:rFonts w:ascii="Aptos" w:hAnsi="Aptos" w:cs="Aptos"/>
-        </w:rPr>
-        <w:t>š</w:t>
-      </w:r>
-      <w:r>
-        <w:t>ina hodnot je n</w:t>
-      </w:r>
-      <w:r>
-        <w:rPr>
-          <w:rFonts w:ascii="Aptos" w:hAnsi="Aptos" w:cs="Aptos"/>
-        </w:rPr>
-        <w:t>í</w:t>
-      </w:r>
-      <w:r>
-        <w:t>zk</w:t>
-      </w:r>
-      <w:r>
-        <w:rPr>
-          <w:rFonts w:ascii="Aptos" w:hAnsi="Aptos" w:cs="Aptos"/>
-        </w:rPr>
-        <w:t>á</w:t>
-      </w:r>
-      <w:r>
-        <w:t>, ale ob</w:t>
-      </w:r>
-      <w:r>
-        <w:rPr>
-          <w:rFonts w:ascii="Aptos" w:hAnsi="Aptos" w:cs="Aptos"/>
-        </w:rPr>
-        <w:t>č</w:t>
-      </w:r>
-      <w:r>
-        <w:t>as se objevuj</w:t>
-      </w:r>
-      <w:r>
-        <w:rPr>
-          <w:rFonts w:ascii="Aptos" w:hAnsi="Aptos" w:cs="Aptos"/>
-        </w:rPr>
-        <w:t>í</w:t>
-      </w:r>
-      <w:r>
-        <w:t xml:space="preserve"> extr</w:t>
-      </w:r>
-      <w:r>
-        <w:rPr>
-          <w:rFonts w:ascii="Aptos" w:hAnsi="Aptos" w:cs="Aptos"/>
-        </w:rPr>
-        <w:t>é</w:t>
-      </w:r>
-      <w:r>
-        <w:t>mn</w:t>
-      </w:r>
-      <w:r>
-        <w:rPr>
-          <w:rFonts w:ascii="Aptos" w:hAnsi="Aptos" w:cs="Aptos"/>
-        </w:rPr>
-        <w:t>ě</w:t>
-      </w:r>
-      <w:r>
-        <w:t>j</w:t>
-      </w:r>
-      <w:r>
-        <w:rPr>
-          <w:rFonts w:ascii="Aptos" w:hAnsi="Aptos" w:cs="Aptos"/>
-        </w:rPr>
-        <w:t>ší</w:t>
-      </w:r>
-      <w:r>
-        <w:t xml:space="preserve"> n</w:t>
-      </w:r>
-      <w:r>
-        <w:rPr>
-          <w:rFonts w:ascii="Aptos" w:hAnsi="Aptos" w:cs="Aptos"/>
-        </w:rPr>
-        <w:t>á</w:t>
-      </w:r>
-      <w:r>
-        <w:t>razy.</w:t>
+        <w:t>Síla větru (pravděpodobně kombinace směru a rychlosti) má průměr 7,45, medián 5,76. Hodnoty se pohybují mezi 0 a 45,6. Také zde je rozdělení šikmé doprava (skewness = 1,44), což může ukazovat na občasné silnější vlivy větru.</w:t>
       </w:r>
     </w:p>
     <w:p>
@@ -2536,389 +2243,306 @@
           <w:b/>
           <w:bCs/>
         </w:rPr>
-        <w:t>Síla větru (</w:t>
-      </w:r>
-      <w:proofErr w:type="spellStart"/>
-      <w:r>
+        <w:t>Srážky (data_volumeMm)</w:t>
+      </w:r>
+    </w:p>
+    <w:p>
+      <w:pPr>
+        <w:pStyle w:val="Odstavecseseznamem"/>
+        <w:numPr>
+          <w:ilvl w:val="0"/>
+          <w:numId w:val="1"/>
+        </w:numPr>
+      </w:pPr>
+      <w:r>
+        <w:t>Srážky jsou v průměru velmi nízké – 0,02</w:t>
+      </w:r>
+      <w:r>
+        <w:rPr>
+          <w:rFonts w:ascii="Arial" w:hAnsi="Arial" w:cs="Arial"/>
+        </w:rPr>
+        <w:t> </w:t>
+      </w:r>
+      <w:r>
+        <w:t>mm. Medi</w:t>
+      </w:r>
+      <w:r>
+        <w:rPr>
+          <w:rFonts w:ascii="Aptos" w:hAnsi="Aptos" w:cs="Aptos"/>
+        </w:rPr>
+        <w:t>á</w:t>
+      </w:r>
+      <w:r>
+        <w:t>n je 0, tedy v</w:t>
+      </w:r>
+      <w:r>
+        <w:rPr>
+          <w:rFonts w:ascii="Aptos" w:hAnsi="Aptos" w:cs="Aptos"/>
+        </w:rPr>
+        <w:t>ě</w:t>
+      </w:r>
+      <w:r>
+        <w:t>t</w:t>
+      </w:r>
+      <w:r>
+        <w:rPr>
+          <w:rFonts w:ascii="Aptos" w:hAnsi="Aptos" w:cs="Aptos"/>
+        </w:rPr>
+        <w:t>š</w:t>
+      </w:r>
+      <w:r>
+        <w:t xml:space="preserve">ina </w:t>
+      </w:r>
+      <w:r>
+        <w:rPr>
+          <w:rFonts w:ascii="Aptos" w:hAnsi="Aptos" w:cs="Aptos"/>
+        </w:rPr>
+        <w:t>č</w:t>
+      </w:r>
+      <w:r>
+        <w:t>asov</w:t>
+      </w:r>
+      <w:r>
+        <w:rPr>
+          <w:rFonts w:ascii="Aptos" w:hAnsi="Aptos" w:cs="Aptos"/>
+        </w:rPr>
+        <w:t>ý</w:t>
+      </w:r>
+      <w:r>
+        <w:t>ch z</w:t>
+      </w:r>
+      <w:r>
+        <w:rPr>
+          <w:rFonts w:ascii="Aptos" w:hAnsi="Aptos" w:cs="Aptos"/>
+        </w:rPr>
+        <w:t>á</w:t>
+      </w:r>
+      <w:r>
+        <w:t>znam</w:t>
+      </w:r>
+      <w:r>
+        <w:rPr>
+          <w:rFonts w:ascii="Aptos" w:hAnsi="Aptos" w:cs="Aptos"/>
+        </w:rPr>
+        <w:t>ů</w:t>
+      </w:r>
+      <w:r>
+        <w:t xml:space="preserve"> byla bez sr</w:t>
+      </w:r>
+      <w:r>
+        <w:rPr>
+          <w:rFonts w:ascii="Aptos" w:hAnsi="Aptos" w:cs="Aptos"/>
+        </w:rPr>
+        <w:t>áž</w:t>
+      </w:r>
+      <w:r>
+        <w:t>ek. Maximum dos</w:t>
+      </w:r>
+      <w:r>
+        <w:rPr>
+          <w:rFonts w:ascii="Aptos" w:hAnsi="Aptos" w:cs="Aptos"/>
+        </w:rPr>
+        <w:t>á</w:t>
+      </w:r>
+      <w:r>
+        <w:t>hlo 17,85</w:t>
+      </w:r>
+      <w:r>
+        <w:rPr>
+          <w:rFonts w:ascii="Arial" w:hAnsi="Arial" w:cs="Arial"/>
+        </w:rPr>
+        <w:t> </w:t>
+      </w:r>
+      <w:r>
+        <w:t>mm/h. Rozd</w:t>
+      </w:r>
+      <w:r>
+        <w:rPr>
+          <w:rFonts w:ascii="Aptos" w:hAnsi="Aptos" w:cs="Aptos"/>
+        </w:rPr>
+        <w:t>ě</w:t>
+      </w:r>
+      <w:r>
+        <w:t>len</w:t>
+      </w:r>
+      <w:r>
+        <w:rPr>
+          <w:rFonts w:ascii="Aptos" w:hAnsi="Aptos" w:cs="Aptos"/>
+        </w:rPr>
+        <w:t>í</w:t>
+      </w:r>
+      <w:r>
+        <w:t xml:space="preserve"> je extr</w:t>
+      </w:r>
+      <w:r>
+        <w:rPr>
+          <w:rFonts w:ascii="Aptos" w:hAnsi="Aptos" w:cs="Aptos"/>
+        </w:rPr>
+        <w:t>é</w:t>
+      </w:r>
+      <w:r>
+        <w:t>mn</w:t>
+      </w:r>
+      <w:r>
+        <w:rPr>
+          <w:rFonts w:ascii="Aptos" w:hAnsi="Aptos" w:cs="Aptos"/>
+        </w:rPr>
+        <w:t>ě</w:t>
+      </w:r>
+      <w:r>
+        <w:t xml:space="preserve"> </w:t>
+      </w:r>
+      <w:r>
+        <w:rPr>
+          <w:rFonts w:ascii="Aptos" w:hAnsi="Aptos" w:cs="Aptos"/>
+        </w:rPr>
+        <w:t>š</w:t>
+      </w:r>
+      <w:r>
+        <w:t>ikm</w:t>
+      </w:r>
+      <w:r>
+        <w:rPr>
+          <w:rFonts w:ascii="Aptos" w:hAnsi="Aptos" w:cs="Aptos"/>
+        </w:rPr>
+        <w:t>é</w:t>
+      </w:r>
+      <w:r>
+        <w:t xml:space="preserve"> doprava (skewness = 45,74) a s velmi vysokou </w:t>
+      </w:r>
+      <w:r>
+        <w:rPr>
+          <w:rFonts w:ascii="Aptos" w:hAnsi="Aptos" w:cs="Aptos"/>
+        </w:rPr>
+        <w:t>š</w:t>
+      </w:r>
+      <w:r>
+        <w:t>pi</w:t>
+      </w:r>
+      <w:r>
+        <w:rPr>
+          <w:rFonts w:ascii="Aptos" w:hAnsi="Aptos" w:cs="Aptos"/>
+        </w:rPr>
+        <w:t>č</w:t>
+      </w:r>
+      <w:r>
+        <w:t>atost</w:t>
+      </w:r>
+      <w:r>
+        <w:rPr>
+          <w:rFonts w:ascii="Aptos" w:hAnsi="Aptos" w:cs="Aptos"/>
+        </w:rPr>
+        <w:t>í</w:t>
+      </w:r>
+      <w:r>
+        <w:t xml:space="preserve"> (kurtosis = 2820,38), co</w:t>
+      </w:r>
+      <w:r>
+        <w:rPr>
+          <w:rFonts w:ascii="Aptos" w:hAnsi="Aptos" w:cs="Aptos"/>
+        </w:rPr>
+        <w:t>ž</w:t>
+      </w:r>
+      <w:r>
+        <w:t xml:space="preserve"> odpov</w:t>
+      </w:r>
+      <w:r>
+        <w:rPr>
+          <w:rFonts w:ascii="Aptos" w:hAnsi="Aptos" w:cs="Aptos"/>
+        </w:rPr>
+        <w:t>í</w:t>
+      </w:r>
+      <w:r>
+        <w:t>d</w:t>
+      </w:r>
+      <w:r>
+        <w:rPr>
+          <w:rFonts w:ascii="Aptos" w:hAnsi="Aptos" w:cs="Aptos"/>
+        </w:rPr>
+        <w:t>á</w:t>
+      </w:r>
+      <w:r>
+        <w:t xml:space="preserve"> ob</w:t>
+      </w:r>
+      <w:r>
+        <w:rPr>
+          <w:rFonts w:ascii="Aptos" w:hAnsi="Aptos" w:cs="Aptos"/>
+        </w:rPr>
+        <w:t>č</w:t>
+      </w:r>
+      <w:r>
+        <w:t>asn</w:t>
+      </w:r>
+      <w:r>
+        <w:rPr>
+          <w:rFonts w:ascii="Aptos" w:hAnsi="Aptos" w:cs="Aptos"/>
+        </w:rPr>
+        <w:t>ý</w:t>
+      </w:r>
+      <w:r>
+        <w:t>m siln</w:t>
+      </w:r>
+      <w:r>
+        <w:rPr>
+          <w:rFonts w:ascii="Aptos" w:hAnsi="Aptos" w:cs="Aptos"/>
+        </w:rPr>
+        <w:t>ý</w:t>
+      </w:r>
+      <w:r>
+        <w:t>m sr</w:t>
+      </w:r>
+      <w:r>
+        <w:rPr>
+          <w:rFonts w:ascii="Aptos" w:hAnsi="Aptos" w:cs="Aptos"/>
+        </w:rPr>
+        <w:t>áž</w:t>
+      </w:r>
+      <w:r>
+        <w:t>k</w:t>
+      </w:r>
+      <w:r>
+        <w:rPr>
+          <w:rFonts w:ascii="Aptos" w:hAnsi="Aptos" w:cs="Aptos"/>
+        </w:rPr>
+        <w:t>á</w:t>
+      </w:r>
+      <w:r>
+        <w:t>m b</w:t>
+      </w:r>
+      <w:r>
+        <w:rPr>
+          <w:rFonts w:ascii="Aptos" w:hAnsi="Aptos" w:cs="Aptos"/>
+        </w:rPr>
+        <w:t>ě</w:t>
+      </w:r>
+      <w:r>
+        <w:t>hem jinak such</w:t>
+      </w:r>
+      <w:r>
+        <w:rPr>
+          <w:rFonts w:ascii="Aptos" w:hAnsi="Aptos" w:cs="Aptos"/>
+        </w:rPr>
+        <w:t>é</w:t>
+      </w:r>
+      <w:r>
+        <w:t>ho obdob</w:t>
+      </w:r>
+      <w:r>
+        <w:rPr>
+          <w:rFonts w:ascii="Aptos" w:hAnsi="Aptos" w:cs="Aptos"/>
+        </w:rPr>
+        <w:t>í</w:t>
+      </w:r>
+      <w:r>
+        <w:t>.</w:t>
+      </w:r>
+    </w:p>
+    <w:p>
+      <w:pPr>
         <w:rPr>
           <w:b/>
           <w:bCs/>
         </w:rPr>
-        <w:t>data_windImpact</w:t>
-      </w:r>
-      <w:proofErr w:type="spellEnd"/>
-      <w:r>
-        <w:rPr>
-          <w:b/>
-          <w:bCs/>
-        </w:rPr>
-        <w:t>)</w:t>
-      </w:r>
-    </w:p>
-    <w:p>
-      <w:pPr>
-        <w:pStyle w:val="Odstavecseseznamem"/>
-        <w:numPr>
-          <w:ilvl w:val="0"/>
-          <w:numId w:val="1"/>
-        </w:numPr>
-      </w:pPr>
-      <w:r>
-        <w:t>Síla větru (pravděpodobně kombinace směru a rychlosti) má průměr 7,45, medián 5,76. Hodnoty se pohybují mezi 0 a 45,6. Také zde je rozdělení šikmé doprava (</w:t>
-      </w:r>
-      <w:proofErr w:type="spellStart"/>
-      <w:r>
-        <w:t>skewness</w:t>
-      </w:r>
-      <w:proofErr w:type="spellEnd"/>
-      <w:r>
-        <w:t xml:space="preserve"> = 1,44), což může ukazovat na občasné silnější vlivy větru.</w:t>
-      </w:r>
-    </w:p>
-    <w:p>
-      <w:pPr>
-        <w:rPr>
-          <w:b/>
-          <w:bCs/>
-        </w:rPr>
-      </w:pPr>
-      <w:r>
-        <w:rPr>
-          <w:b/>
-          <w:bCs/>
-        </w:rPr>
-        <w:t>Srážky (</w:t>
-      </w:r>
-      <w:proofErr w:type="spellStart"/>
-      <w:r>
-        <w:rPr>
-          <w:b/>
-          <w:bCs/>
-        </w:rPr>
-        <w:t>data_volumeMm</w:t>
-      </w:r>
-      <w:proofErr w:type="spellEnd"/>
-      <w:r>
-        <w:rPr>
-          <w:b/>
-          <w:bCs/>
-        </w:rPr>
-        <w:t>)</w:t>
-      </w:r>
-    </w:p>
-    <w:p>
-      <w:pPr>
-        <w:pStyle w:val="Odstavecseseznamem"/>
-        <w:numPr>
-          <w:ilvl w:val="0"/>
-          <w:numId w:val="1"/>
-        </w:numPr>
-      </w:pPr>
-      <w:r>
-        <w:t>Srážky jsou v průměru velmi nízké – 0,02</w:t>
-      </w:r>
-      <w:r>
-        <w:rPr>
-          <w:rFonts w:ascii="Arial" w:hAnsi="Arial" w:cs="Arial"/>
-        </w:rPr>
-        <w:t> </w:t>
-      </w:r>
-      <w:r>
-        <w:t>mm. Medi</w:t>
-      </w:r>
-      <w:r>
-        <w:rPr>
-          <w:rFonts w:ascii="Aptos" w:hAnsi="Aptos" w:cs="Aptos"/>
-        </w:rPr>
-        <w:t>á</w:t>
-      </w:r>
-      <w:r>
-        <w:t>n je 0, tedy v</w:t>
-      </w:r>
-      <w:r>
-        <w:rPr>
-          <w:rFonts w:ascii="Aptos" w:hAnsi="Aptos" w:cs="Aptos"/>
-        </w:rPr>
-        <w:t>ě</w:t>
-      </w:r>
-      <w:r>
-        <w:t>t</w:t>
-      </w:r>
-      <w:r>
-        <w:rPr>
-          <w:rFonts w:ascii="Aptos" w:hAnsi="Aptos" w:cs="Aptos"/>
-        </w:rPr>
-        <w:t>š</w:t>
-      </w:r>
-      <w:r>
-        <w:t xml:space="preserve">ina </w:t>
-      </w:r>
-      <w:r>
-        <w:rPr>
-          <w:rFonts w:ascii="Aptos" w:hAnsi="Aptos" w:cs="Aptos"/>
-        </w:rPr>
-        <w:t>č</w:t>
-      </w:r>
-      <w:r>
-        <w:t>asov</w:t>
-      </w:r>
-      <w:r>
-        <w:rPr>
-          <w:rFonts w:ascii="Aptos" w:hAnsi="Aptos" w:cs="Aptos"/>
-        </w:rPr>
-        <w:t>ý</w:t>
-      </w:r>
-      <w:r>
-        <w:t>ch z</w:t>
-      </w:r>
-      <w:r>
-        <w:rPr>
-          <w:rFonts w:ascii="Aptos" w:hAnsi="Aptos" w:cs="Aptos"/>
-        </w:rPr>
-        <w:t>á</w:t>
-      </w:r>
-      <w:r>
-        <w:t>znam</w:t>
-      </w:r>
-      <w:r>
-        <w:rPr>
-          <w:rFonts w:ascii="Aptos" w:hAnsi="Aptos" w:cs="Aptos"/>
-        </w:rPr>
-        <w:t>ů</w:t>
-      </w:r>
-      <w:r>
-        <w:t xml:space="preserve"> byla bez sr</w:t>
-      </w:r>
-      <w:r>
-        <w:rPr>
-          <w:rFonts w:ascii="Aptos" w:hAnsi="Aptos" w:cs="Aptos"/>
-        </w:rPr>
-        <w:t>áž</w:t>
-      </w:r>
-      <w:r>
-        <w:t>ek. Maximum dos</w:t>
-      </w:r>
-      <w:r>
-        <w:rPr>
-          <w:rFonts w:ascii="Aptos" w:hAnsi="Aptos" w:cs="Aptos"/>
-        </w:rPr>
-        <w:t>á</w:t>
-      </w:r>
-      <w:r>
-        <w:t>hlo 17,85</w:t>
-      </w:r>
-      <w:r>
-        <w:rPr>
-          <w:rFonts w:ascii="Arial" w:hAnsi="Arial" w:cs="Arial"/>
-        </w:rPr>
-        <w:t> </w:t>
-      </w:r>
-      <w:r>
-        <w:t>mm/h. Rozd</w:t>
-      </w:r>
-      <w:r>
-        <w:rPr>
-          <w:rFonts w:ascii="Aptos" w:hAnsi="Aptos" w:cs="Aptos"/>
-        </w:rPr>
-        <w:t>ě</w:t>
-      </w:r>
-      <w:r>
-        <w:t>len</w:t>
-      </w:r>
-      <w:r>
-        <w:rPr>
-          <w:rFonts w:ascii="Aptos" w:hAnsi="Aptos" w:cs="Aptos"/>
-        </w:rPr>
-        <w:t>í</w:t>
-      </w:r>
-      <w:r>
-        <w:t xml:space="preserve"> je extr</w:t>
-      </w:r>
-      <w:r>
-        <w:rPr>
-          <w:rFonts w:ascii="Aptos" w:hAnsi="Aptos" w:cs="Aptos"/>
-        </w:rPr>
-        <w:t>é</w:t>
-      </w:r>
-      <w:r>
-        <w:t>mn</w:t>
-      </w:r>
-      <w:r>
-        <w:rPr>
-          <w:rFonts w:ascii="Aptos" w:hAnsi="Aptos" w:cs="Aptos"/>
-        </w:rPr>
-        <w:t>ě</w:t>
-      </w:r>
-      <w:r>
-        <w:t xml:space="preserve"> </w:t>
-      </w:r>
-      <w:r>
-        <w:rPr>
-          <w:rFonts w:ascii="Aptos" w:hAnsi="Aptos" w:cs="Aptos"/>
-        </w:rPr>
-        <w:t>š</w:t>
-      </w:r>
-      <w:r>
-        <w:t>ikm</w:t>
-      </w:r>
-      <w:r>
-        <w:rPr>
-          <w:rFonts w:ascii="Aptos" w:hAnsi="Aptos" w:cs="Aptos"/>
-        </w:rPr>
-        <w:t>é</w:t>
-      </w:r>
-      <w:r>
-        <w:t xml:space="preserve"> doprava (</w:t>
-      </w:r>
-      <w:proofErr w:type="spellStart"/>
-      <w:r>
-        <w:t>skewness</w:t>
-      </w:r>
-      <w:proofErr w:type="spellEnd"/>
-      <w:r>
-        <w:t xml:space="preserve"> = 45,74) a s velmi vysokou </w:t>
-      </w:r>
-      <w:r>
-        <w:rPr>
-          <w:rFonts w:ascii="Aptos" w:hAnsi="Aptos" w:cs="Aptos"/>
-        </w:rPr>
-        <w:t>š</w:t>
-      </w:r>
-      <w:r>
-        <w:t>pi</w:t>
-      </w:r>
-      <w:r>
-        <w:rPr>
-          <w:rFonts w:ascii="Aptos" w:hAnsi="Aptos" w:cs="Aptos"/>
-        </w:rPr>
-        <w:t>č</w:t>
-      </w:r>
-      <w:r>
-        <w:t>atost</w:t>
-      </w:r>
-      <w:r>
-        <w:rPr>
-          <w:rFonts w:ascii="Aptos" w:hAnsi="Aptos" w:cs="Aptos"/>
-        </w:rPr>
-        <w:t>í</w:t>
-      </w:r>
-      <w:r>
-        <w:t xml:space="preserve"> (</w:t>
-      </w:r>
-      <w:proofErr w:type="spellStart"/>
-      <w:r>
-        <w:t>kurtosis</w:t>
-      </w:r>
-      <w:proofErr w:type="spellEnd"/>
-      <w:r>
-        <w:t xml:space="preserve"> = 2820,38), co</w:t>
-      </w:r>
-      <w:r>
-        <w:rPr>
-          <w:rFonts w:ascii="Aptos" w:hAnsi="Aptos" w:cs="Aptos"/>
-        </w:rPr>
-        <w:t>ž</w:t>
-      </w:r>
-      <w:r>
-        <w:t xml:space="preserve"> odpov</w:t>
-      </w:r>
-      <w:r>
-        <w:rPr>
-          <w:rFonts w:ascii="Aptos" w:hAnsi="Aptos" w:cs="Aptos"/>
-        </w:rPr>
-        <w:t>í</w:t>
-      </w:r>
-      <w:r>
-        <w:t>d</w:t>
-      </w:r>
-      <w:r>
-        <w:rPr>
-          <w:rFonts w:ascii="Aptos" w:hAnsi="Aptos" w:cs="Aptos"/>
-        </w:rPr>
-        <w:t>á</w:t>
-      </w:r>
-      <w:r>
-        <w:t xml:space="preserve"> ob</w:t>
-      </w:r>
-      <w:r>
-        <w:rPr>
-          <w:rFonts w:ascii="Aptos" w:hAnsi="Aptos" w:cs="Aptos"/>
-        </w:rPr>
-        <w:t>č</w:t>
-      </w:r>
-      <w:r>
-        <w:t>asn</w:t>
-      </w:r>
-      <w:r>
-        <w:rPr>
-          <w:rFonts w:ascii="Aptos" w:hAnsi="Aptos" w:cs="Aptos"/>
-        </w:rPr>
-        <w:t>ý</w:t>
-      </w:r>
-      <w:r>
-        <w:t>m siln</w:t>
-      </w:r>
-      <w:r>
-        <w:rPr>
-          <w:rFonts w:ascii="Aptos" w:hAnsi="Aptos" w:cs="Aptos"/>
-        </w:rPr>
-        <w:t>ý</w:t>
-      </w:r>
-      <w:r>
-        <w:t>m sr</w:t>
-      </w:r>
-      <w:r>
-        <w:rPr>
-          <w:rFonts w:ascii="Aptos" w:hAnsi="Aptos" w:cs="Aptos"/>
-        </w:rPr>
-        <w:t>áž</w:t>
-      </w:r>
-      <w:r>
-        <w:t>k</w:t>
-      </w:r>
-      <w:r>
-        <w:rPr>
-          <w:rFonts w:ascii="Aptos" w:hAnsi="Aptos" w:cs="Aptos"/>
-        </w:rPr>
-        <w:t>á</w:t>
-      </w:r>
-      <w:r>
-        <w:t>m b</w:t>
-      </w:r>
-      <w:r>
-        <w:rPr>
-          <w:rFonts w:ascii="Aptos" w:hAnsi="Aptos" w:cs="Aptos"/>
-        </w:rPr>
-        <w:t>ě</w:t>
-      </w:r>
-      <w:r>
-        <w:t>hem jinak such</w:t>
-      </w:r>
-      <w:r>
-        <w:rPr>
-          <w:rFonts w:ascii="Aptos" w:hAnsi="Aptos" w:cs="Aptos"/>
-        </w:rPr>
-        <w:t>é</w:t>
-      </w:r>
-      <w:r>
-        <w:t>ho obdob</w:t>
-      </w:r>
-      <w:r>
-        <w:rPr>
-          <w:rFonts w:ascii="Aptos" w:hAnsi="Aptos" w:cs="Aptos"/>
-        </w:rPr>
-        <w:t>í</w:t>
-      </w:r>
-      <w:r>
-        <w:t>.</w:t>
-      </w:r>
-    </w:p>
-    <w:p>
-      <w:pPr>
-        <w:rPr>
-          <w:b/>
-          <w:bCs/>
-        </w:rPr>
       </w:pPr>
     </w:p>
     <w:p>
@@ -2926,15 +2550,7 @@
         <w:pStyle w:val="Nadpis3"/>
       </w:pPr>
       <w:r>
-        <w:t>Auta (</w:t>
-      </w:r>
-      <w:proofErr w:type="spellStart"/>
-      <w:r>
-        <w:t>ddb</w:t>
-      </w:r>
-      <w:proofErr w:type="spellEnd"/>
-      <w:r>
-        <w:t>)</w:t>
+        <w:t>Auta (ddb)</w:t>
       </w:r>
     </w:p>
     <w:p>
@@ -2944,6 +2560,9 @@
     </w:p>
     <w:p>
       <w:r>
+        <w:rPr>
+          <w:noProof/>
+        </w:rPr>
         <w:drawing>
           <wp:inline distT="0" distB="0" distL="0" distR="0" wp14:anchorId="53856CBB" wp14:editId="40A92D15">
             <wp:extent cx="5731510" cy="322580"/>
@@ -3025,13 +2644,8 @@
           <w:numId w:val="1"/>
         </w:numPr>
       </w:pPr>
-      <w:proofErr w:type="spellStart"/>
-      <w:r>
-        <w:t>kurtosis</w:t>
-      </w:r>
-      <w:proofErr w:type="spellEnd"/>
-      <w:r>
-        <w:t xml:space="preserve"> je negativní → rozložení je plošší, bez extrémních špiček</w:t>
+      <w:r>
+        <w:t>kurtosis je negativní → rozložení je plošší, bez extrémních špiček</w:t>
       </w:r>
     </w:p>
     <w:p>
@@ -3053,15 +2667,7 @@
         <w:pStyle w:val="Nadpis3"/>
       </w:pPr>
       <w:r>
-        <w:t>Ovzduší (</w:t>
-      </w:r>
-      <w:proofErr w:type="spellStart"/>
-      <w:r>
-        <w:t>pm</w:t>
-      </w:r>
-      <w:proofErr w:type="spellEnd"/>
-      <w:r>
-        <w:t>)</w:t>
+        <w:t>Ovzduší (pm)</w:t>
       </w:r>
     </w:p>
     <w:p>
@@ -3079,15 +2685,7 @@
         <w:pStyle w:val="Nadpis3"/>
       </w:pPr>
       <w:r>
-        <w:t>Počasí (</w:t>
-      </w:r>
-      <w:proofErr w:type="spellStart"/>
-      <w:r>
-        <w:t>meteo</w:t>
-      </w:r>
-      <w:proofErr w:type="spellEnd"/>
-      <w:r>
-        <w:t>)</w:t>
+        <w:t>Počasí (meteo)</w:t>
       </w:r>
     </w:p>
     <w:p>
@@ -3105,15 +2703,7 @@
         <w:pStyle w:val="Nadpis3"/>
       </w:pPr>
       <w:r>
-        <w:t>Auta (</w:t>
-      </w:r>
-      <w:proofErr w:type="spellStart"/>
-      <w:r>
-        <w:t>ddb</w:t>
-      </w:r>
-      <w:proofErr w:type="spellEnd"/>
-      <w:r>
-        <w:t>)</w:t>
+        <w:t>Auta (ddb)</w:t>
       </w:r>
     </w:p>
     <w:p>
@@ -3126,11 +2716,1789 @@
         <w:t>Počet aut za hodinu. Měření, která měla rychlost -1 nebo 0, byla vyloučena (dle p. Lachmana jde o „chybná měření“)</w:t>
       </w:r>
     </w:p>
+    <w:p>
+      <w:pPr>
+        <w:rPr>
+          <w:rFonts w:asciiTheme="majorHAnsi" w:eastAsiaTheme="majorEastAsia" w:hAnsiTheme="majorHAnsi" w:cstheme="majorBidi"/>
+          <w:color w:val="0F4761" w:themeColor="accent1" w:themeShade="BF"/>
+          <w:sz w:val="32"/>
+          <w:szCs w:val="32"/>
+        </w:rPr>
+      </w:pPr>
+      <w:r>
+        <w:br w:type="page"/>
+      </w:r>
+    </w:p>
+    <w:p>
+      <w:pPr>
+        <w:pStyle w:val="Nadpis2"/>
+      </w:pPr>
+      <w:r>
+        <w:lastRenderedPageBreak/>
+        <w:t>Deskriptivní Analýza</w:t>
+      </w:r>
+    </w:p>
+    <w:p>
+      <w:pPr>
+        <w:pStyle w:val="Nadpis3"/>
+      </w:pPr>
+      <w:r>
+        <w:t>Ovzduší (pm)</w:t>
+      </w:r>
+    </w:p>
+    <w:p>
+      <w:r>
+        <w:t>Míra korelace mezi hodnotami prachových částic:</w:t>
+      </w:r>
+    </w:p>
+    <w:p>
+      <w:r>
+        <w:drawing>
+          <wp:inline distT="0" distB="0" distL="0" distR="0" wp14:anchorId="38313A80" wp14:editId="74FD7AE9">
+            <wp:extent cx="4296375" cy="981212"/>
+            <wp:effectExtent l="0" t="0" r="9525" b="9525"/>
+            <wp:docPr id="701131012" name="Obrázek 1" descr="Obsah obrázku text, Písmo, snímek obrazovky&#10;&#10;Obsah vygenerovaný umělou inteligencí může být nesprávný."/>
+            <wp:cNvGraphicFramePr>
+              <a:graphicFrameLocks xmlns:a="http://schemas.openxmlformats.org/drawingml/2006/main" noChangeAspect="1"/>
+            </wp:cNvGraphicFramePr>
+            <a:graphic xmlns:a="http://schemas.openxmlformats.org/drawingml/2006/main">
+              <a:graphicData uri="http://schemas.openxmlformats.org/drawingml/2006/picture">
+                <pic:pic xmlns:pic="http://schemas.openxmlformats.org/drawingml/2006/picture">
+                  <pic:nvPicPr>
+                    <pic:cNvPr id="701131012" name="Obrázek 1" descr="Obsah obrázku text, Písmo, snímek obrazovky&#10;&#10;Obsah vygenerovaný umělou inteligencí může být nesprávný."/>
+                    <pic:cNvPicPr/>
+                  </pic:nvPicPr>
+                  <pic:blipFill>
+                    <a:blip r:embed="rId8"/>
+                    <a:stretch>
+                      <a:fillRect/>
+                    </a:stretch>
+                  </pic:blipFill>
+                  <pic:spPr>
+                    <a:xfrm>
+                      <a:off x="0" y="0"/>
+                      <a:ext cx="4296375" cy="981212"/>
+                    </a:xfrm>
+                    <a:prstGeom prst="rect">
+                      <a:avLst/>
+                    </a:prstGeom>
+                  </pic:spPr>
+                </pic:pic>
+              </a:graphicData>
+            </a:graphic>
+          </wp:inline>
+        </w:drawing>
+      </w:r>
+    </w:p>
+    <w:p>
+      <w:r>
+        <w:t>Vzhledem k extrémní korelaci – abych neanalyzoval všechny PM proměnné (kvůli multikolinearitě v regresních modelech, zbytečných duplikací výstupů a komplikovanější interpretaci bez většího přínosu), zvolím redudanci proměnných data_pm*</w:t>
+      </w:r>
+    </w:p>
+    <w:p>
+      <w:pPr>
+        <w:pStyle w:val="Odstavecseseznamem"/>
+        <w:numPr>
+          <w:ilvl w:val="0"/>
+          <w:numId w:val="1"/>
+        </w:numPr>
+      </w:pPr>
+      <w:r>
+        <w:t>Pro analýzu zdravotních dopadů je vhodné zvolit pm2.5 (data_pm25)</w:t>
+      </w:r>
+    </w:p>
+    <w:p>
+      <w:pPr>
+        <w:pStyle w:val="Odstavecseseznamem"/>
+        <w:numPr>
+          <w:ilvl w:val="0"/>
+          <w:numId w:val="1"/>
+        </w:numPr>
+      </w:pPr>
+      <w:r>
+        <w:t>Pro sledování obecné kvality ovzduší je vhodné zvolit pm10 (data_pm100)</w:t>
+      </w:r>
+    </w:p>
+    <w:p>
+      <w:r>
+        <w:t>Vybírám si proto data_pm100 jako ukazatel kvality ovzduší</w:t>
+      </w:r>
+    </w:p>
+    <w:p>
+      <w:r>
+        <w:br w:type="page"/>
+      </w:r>
+    </w:p>
+    <w:p>
+      <w:pPr>
+        <w:pStyle w:val="Nadpis4"/>
+      </w:pPr>
+      <w:r>
+        <w:lastRenderedPageBreak/>
+        <w:t>Prachové částice (pm10)</w:t>
+      </w:r>
+    </w:p>
+    <w:p>
+      <w:r>
+        <w:rPr>
+          <w:noProof/>
+        </w:rPr>
+        <w:drawing>
+          <wp:inline distT="0" distB="0" distL="0" distR="0" wp14:anchorId="78CA1C47" wp14:editId="5F2F5B30">
+            <wp:extent cx="5723890" cy="3218180"/>
+            <wp:effectExtent l="0" t="0" r="0" b="1270"/>
+            <wp:docPr id="1125155650" name="Obrázek 1"/>
+            <wp:cNvGraphicFramePr>
+              <a:graphicFrameLocks xmlns:a="http://schemas.openxmlformats.org/drawingml/2006/main" noChangeAspect="1"/>
+            </wp:cNvGraphicFramePr>
+            <a:graphic xmlns:a="http://schemas.openxmlformats.org/drawingml/2006/main">
+              <a:graphicData uri="http://schemas.openxmlformats.org/drawingml/2006/picture">
+                <pic:pic xmlns:pic="http://schemas.openxmlformats.org/drawingml/2006/picture">
+                  <pic:nvPicPr>
+                    <pic:cNvPr id="0" name="Picture 1"/>
+                    <pic:cNvPicPr>
+                      <a:picLocks noChangeAspect="1" noChangeArrowheads="1"/>
+                    </pic:cNvPicPr>
+                  </pic:nvPicPr>
+                  <pic:blipFill>
+                    <a:blip r:embed="rId9">
+                      <a:extLst>
+                        <a:ext uri="{28A0092B-C50C-407E-A947-70E740481C1C}">
+                          <a14:useLocalDpi xmlns:a14="http://schemas.microsoft.com/office/drawing/2010/main" val="0"/>
+                        </a:ext>
+                      </a:extLst>
+                    </a:blip>
+                    <a:srcRect/>
+                    <a:stretch>
+                      <a:fillRect/>
+                    </a:stretch>
+                  </pic:blipFill>
+                  <pic:spPr bwMode="auto">
+                    <a:xfrm>
+                      <a:off x="0" y="0"/>
+                      <a:ext cx="5723890" cy="3218180"/>
+                    </a:xfrm>
+                    <a:prstGeom prst="rect">
+                      <a:avLst/>
+                    </a:prstGeom>
+                    <a:noFill/>
+                    <a:ln>
+                      <a:noFill/>
+                    </a:ln>
+                  </pic:spPr>
+                </pic:pic>
+              </a:graphicData>
+            </a:graphic>
+          </wp:inline>
+        </w:drawing>
+      </w:r>
+    </w:p>
+    <w:p>
+      <w:pPr>
+        <w:pStyle w:val="Odstavecseseznamem"/>
+        <w:numPr>
+          <w:ilvl w:val="0"/>
+          <w:numId w:val="1"/>
+        </w:numPr>
+      </w:pPr>
+      <w:r>
+        <w:t>výrazná přítomnost odlehlých hodnot (outliers) naznačuje nutnost pečlivé předzpracování dat před modelováním nebo dalšími analýzami</w:t>
+      </w:r>
+    </w:p>
+    <w:p>
+      <w:pPr>
+        <w:pStyle w:val="Odstavecseseznamem"/>
+        <w:numPr>
+          <w:ilvl w:val="0"/>
+          <w:numId w:val="1"/>
+        </w:numPr>
+      </w:pPr>
+      <w:r>
+        <w:t>Velký počet hodnot se koncentruje v intervalu do 20–30 µg/m³, což je v souladu s běžnými denními koncentracemi v městském prostředí</w:t>
+      </w:r>
+    </w:p>
+    <w:p>
+      <w:pPr>
+        <w:pStyle w:val="Odstavecseseznamem"/>
+        <w:numPr>
+          <w:ilvl w:val="0"/>
+          <w:numId w:val="1"/>
+        </w:numPr>
+      </w:pPr>
+      <w:r>
+        <w:t>Distribuce je výrazně pravošikmá (pozitivně šikmá) – většina hodnot se pohybuje v nižších koncentracích (do cca 50 µg/m³), ale objevují se i extrémně vysoké hodnoty přesahující 800 µg/m³, což pravděpodobně odpovídá chybám měření nebo extrémním událostem</w:t>
+      </w:r>
+    </w:p>
+    <w:p>
+      <w:r>
+        <w:rPr>
+          <w:noProof/>
+        </w:rPr>
+        <w:drawing>
+          <wp:inline distT="0" distB="0" distL="0" distR="0" wp14:anchorId="66DE9D80" wp14:editId="6316ACBE">
+            <wp:extent cx="5723890" cy="3223895"/>
+            <wp:effectExtent l="0" t="0" r="0" b="0"/>
+            <wp:docPr id="16521467" name="Obrázek 2"/>
+            <wp:cNvGraphicFramePr>
+              <a:graphicFrameLocks xmlns:a="http://schemas.openxmlformats.org/drawingml/2006/main" noChangeAspect="1"/>
+            </wp:cNvGraphicFramePr>
+            <a:graphic xmlns:a="http://schemas.openxmlformats.org/drawingml/2006/main">
+              <a:graphicData uri="http://schemas.openxmlformats.org/drawingml/2006/picture">
+                <pic:pic xmlns:pic="http://schemas.openxmlformats.org/drawingml/2006/picture">
+                  <pic:nvPicPr>
+                    <pic:cNvPr id="0" name="Picture 2"/>
+                    <pic:cNvPicPr>
+                      <a:picLocks noChangeAspect="1" noChangeArrowheads="1"/>
+                    </pic:cNvPicPr>
+                  </pic:nvPicPr>
+                  <pic:blipFill>
+                    <a:blip r:embed="rId10">
+                      <a:extLst>
+                        <a:ext uri="{28A0092B-C50C-407E-A947-70E740481C1C}">
+                          <a14:useLocalDpi xmlns:a14="http://schemas.microsoft.com/office/drawing/2010/main" val="0"/>
+                        </a:ext>
+                      </a:extLst>
+                    </a:blip>
+                    <a:srcRect/>
+                    <a:stretch>
+                      <a:fillRect/>
+                    </a:stretch>
+                  </pic:blipFill>
+                  <pic:spPr bwMode="auto">
+                    <a:xfrm>
+                      <a:off x="0" y="0"/>
+                      <a:ext cx="5723890" cy="3223895"/>
+                    </a:xfrm>
+                    <a:prstGeom prst="rect">
+                      <a:avLst/>
+                    </a:prstGeom>
+                    <a:noFill/>
+                    <a:ln>
+                      <a:noFill/>
+                    </a:ln>
+                  </pic:spPr>
+                </pic:pic>
+              </a:graphicData>
+            </a:graphic>
+          </wp:inline>
+        </w:drawing>
+      </w:r>
+    </w:p>
+    <w:p>
+      <w:pPr>
+        <w:pStyle w:val="Odstavecseseznamem"/>
+        <w:numPr>
+          <w:ilvl w:val="0"/>
+          <w:numId w:val="7"/>
+        </w:numPr>
+      </w:pPr>
+      <w:r>
+        <w:lastRenderedPageBreak/>
+        <w:t>Největší mediány a rozptyl hodnot lze pozorovat v zimních měsících (prosinec, leden, únor) – typicky kvůli topné sezóně, nižší výměně vzduchu a inverzním vrstvám.</w:t>
+      </w:r>
+    </w:p>
+    <w:p>
+      <w:pPr>
+        <w:pStyle w:val="Odstavecseseznamem"/>
+        <w:numPr>
+          <w:ilvl w:val="0"/>
+          <w:numId w:val="7"/>
+        </w:numPr>
+      </w:pPr>
+      <w:r>
+        <w:t>Červenec 2024 vykazuje extrémní výkyv – v datech jsou přítomné hodnoty přes 800 µg/m³, což značně převyšuje běžné koncentrace a může ukazovat na mimořádnou situaci nebo chybu senzoru.</w:t>
+      </w:r>
+    </w:p>
+    <w:p>
+      <w:pPr>
+        <w:pStyle w:val="Odstavecseseznamem"/>
+        <w:numPr>
+          <w:ilvl w:val="0"/>
+          <w:numId w:val="7"/>
+        </w:numPr>
+      </w:pPr>
+      <w:r>
+        <w:t>Naopak léto a podzim (květen–září) má typicky nižší koncentrace, což odpovídá vyšší teplotě, lepší výměně vzduchu a absenci vytápění</w:t>
+      </w:r>
+    </w:p>
+    <w:p>
+      <w:r>
+        <w:rPr>
+          <w:noProof/>
+        </w:rPr>
+        <w:drawing>
+          <wp:inline distT="0" distB="0" distL="0" distR="0" wp14:anchorId="6DBDE6E5" wp14:editId="3B111A1B">
+            <wp:extent cx="5723890" cy="3223895"/>
+            <wp:effectExtent l="0" t="0" r="0" b="0"/>
+            <wp:docPr id="1260779426" name="Obrázek 3"/>
+            <wp:cNvGraphicFramePr>
+              <a:graphicFrameLocks xmlns:a="http://schemas.openxmlformats.org/drawingml/2006/main" noChangeAspect="1"/>
+            </wp:cNvGraphicFramePr>
+            <a:graphic xmlns:a="http://schemas.openxmlformats.org/drawingml/2006/main">
+              <a:graphicData uri="http://schemas.openxmlformats.org/drawingml/2006/picture">
+                <pic:pic xmlns:pic="http://schemas.openxmlformats.org/drawingml/2006/picture">
+                  <pic:nvPicPr>
+                    <pic:cNvPr id="0" name="Picture 3"/>
+                    <pic:cNvPicPr>
+                      <a:picLocks noChangeAspect="1" noChangeArrowheads="1"/>
+                    </pic:cNvPicPr>
+                  </pic:nvPicPr>
+                  <pic:blipFill>
+                    <a:blip r:embed="rId11">
+                      <a:extLst>
+                        <a:ext uri="{28A0092B-C50C-407E-A947-70E740481C1C}">
+                          <a14:useLocalDpi xmlns:a14="http://schemas.microsoft.com/office/drawing/2010/main" val="0"/>
+                        </a:ext>
+                      </a:extLst>
+                    </a:blip>
+                    <a:srcRect/>
+                    <a:stretch>
+                      <a:fillRect/>
+                    </a:stretch>
+                  </pic:blipFill>
+                  <pic:spPr bwMode="auto">
+                    <a:xfrm>
+                      <a:off x="0" y="0"/>
+                      <a:ext cx="5723890" cy="3223895"/>
+                    </a:xfrm>
+                    <a:prstGeom prst="rect">
+                      <a:avLst/>
+                    </a:prstGeom>
+                    <a:noFill/>
+                    <a:ln>
+                      <a:noFill/>
+                    </a:ln>
+                  </pic:spPr>
+                </pic:pic>
+              </a:graphicData>
+            </a:graphic>
+          </wp:inline>
+        </w:drawing>
+      </w:r>
+    </w:p>
     <w:p/>
+    <w:p>
+      <w:pPr>
+        <w:pStyle w:val="Nadpis4"/>
+      </w:pPr>
+      <w:r>
+        <w:lastRenderedPageBreak/>
+        <w:t>Oxid dusičitý (NO2)</w:t>
+      </w:r>
+    </w:p>
+    <w:p>
+      <w:r>
+        <w:rPr>
+          <w:noProof/>
+        </w:rPr>
+        <w:drawing>
+          <wp:inline distT="0" distB="0" distL="0" distR="0" wp14:anchorId="3B86077F" wp14:editId="7AFBF3A5">
+            <wp:extent cx="5723890" cy="3218180"/>
+            <wp:effectExtent l="0" t="0" r="0" b="1270"/>
+            <wp:docPr id="968178878" name="Obrázek 4"/>
+            <wp:cNvGraphicFramePr>
+              <a:graphicFrameLocks xmlns:a="http://schemas.openxmlformats.org/drawingml/2006/main" noChangeAspect="1"/>
+            </wp:cNvGraphicFramePr>
+            <a:graphic xmlns:a="http://schemas.openxmlformats.org/drawingml/2006/main">
+              <a:graphicData uri="http://schemas.openxmlformats.org/drawingml/2006/picture">
+                <pic:pic xmlns:pic="http://schemas.openxmlformats.org/drawingml/2006/picture">
+                  <pic:nvPicPr>
+                    <pic:cNvPr id="0" name="Picture 4"/>
+                    <pic:cNvPicPr>
+                      <a:picLocks noChangeAspect="1" noChangeArrowheads="1"/>
+                    </pic:cNvPicPr>
+                  </pic:nvPicPr>
+                  <pic:blipFill>
+                    <a:blip r:embed="rId12">
+                      <a:extLst>
+                        <a:ext uri="{28A0092B-C50C-407E-A947-70E740481C1C}">
+                          <a14:useLocalDpi xmlns:a14="http://schemas.microsoft.com/office/drawing/2010/main" val="0"/>
+                        </a:ext>
+                      </a:extLst>
+                    </a:blip>
+                    <a:srcRect/>
+                    <a:stretch>
+                      <a:fillRect/>
+                    </a:stretch>
+                  </pic:blipFill>
+                  <pic:spPr bwMode="auto">
+                    <a:xfrm>
+                      <a:off x="0" y="0"/>
+                      <a:ext cx="5723890" cy="3218180"/>
+                    </a:xfrm>
+                    <a:prstGeom prst="rect">
+                      <a:avLst/>
+                    </a:prstGeom>
+                    <a:noFill/>
+                    <a:ln>
+                      <a:noFill/>
+                    </a:ln>
+                  </pic:spPr>
+                </pic:pic>
+              </a:graphicData>
+            </a:graphic>
+          </wp:inline>
+        </w:drawing>
+      </w:r>
+    </w:p>
+    <w:p>
+      <w:pPr>
+        <w:pStyle w:val="Odstavecseseznamem"/>
+        <w:numPr>
+          <w:ilvl w:val="0"/>
+          <w:numId w:val="7"/>
+        </w:numPr>
+      </w:pPr>
+      <w:r>
+        <w:t>Koncentrace NO₂ má pravostranně šikmé rozdělení – většina hodnot je koncentrována v nižších hodnotách (do cca 30 µg/m³).</w:t>
+      </w:r>
+    </w:p>
+    <w:p>
+      <w:pPr>
+        <w:pStyle w:val="Odstavecseseznamem"/>
+        <w:numPr>
+          <w:ilvl w:val="0"/>
+          <w:numId w:val="7"/>
+        </w:numPr>
+      </w:pPr>
+      <w:r>
+        <w:t>Výskyt hodnot nad 60 µg/m³ je vzácný.</w:t>
+      </w:r>
+    </w:p>
+    <w:p>
+      <w:pPr>
+        <w:pStyle w:val="Odstavecseseznamem"/>
+        <w:numPr>
+          <w:ilvl w:val="0"/>
+          <w:numId w:val="7"/>
+        </w:numPr>
+      </w:pPr>
+      <w:r>
+        <w:t>Histogram ukazuje poměrně přirozené znečištění s několika extrémními hodnotami (outliery)</w:t>
+      </w:r>
+    </w:p>
+    <w:p>
+      <w:r>
+        <w:rPr>
+          <w:noProof/>
+        </w:rPr>
+        <w:drawing>
+          <wp:inline distT="0" distB="0" distL="0" distR="0" wp14:anchorId="0A986521" wp14:editId="6AE1B3F0">
+            <wp:extent cx="5723890" cy="3223895"/>
+            <wp:effectExtent l="0" t="0" r="0" b="0"/>
+            <wp:docPr id="1829261011" name="Obrázek 5"/>
+            <wp:cNvGraphicFramePr>
+              <a:graphicFrameLocks xmlns:a="http://schemas.openxmlformats.org/drawingml/2006/main" noChangeAspect="1"/>
+            </wp:cNvGraphicFramePr>
+            <a:graphic xmlns:a="http://schemas.openxmlformats.org/drawingml/2006/main">
+              <a:graphicData uri="http://schemas.openxmlformats.org/drawingml/2006/picture">
+                <pic:pic xmlns:pic="http://schemas.openxmlformats.org/drawingml/2006/picture">
+                  <pic:nvPicPr>
+                    <pic:cNvPr id="0" name="Picture 5"/>
+                    <pic:cNvPicPr>
+                      <a:picLocks noChangeAspect="1" noChangeArrowheads="1"/>
+                    </pic:cNvPicPr>
+                  </pic:nvPicPr>
+                  <pic:blipFill>
+                    <a:blip r:embed="rId10">
+                      <a:extLst>
+                        <a:ext uri="{28A0092B-C50C-407E-A947-70E740481C1C}">
+                          <a14:useLocalDpi xmlns:a14="http://schemas.microsoft.com/office/drawing/2010/main" val="0"/>
+                        </a:ext>
+                      </a:extLst>
+                    </a:blip>
+                    <a:srcRect/>
+                    <a:stretch>
+                      <a:fillRect/>
+                    </a:stretch>
+                  </pic:blipFill>
+                  <pic:spPr bwMode="auto">
+                    <a:xfrm>
+                      <a:off x="0" y="0"/>
+                      <a:ext cx="5723890" cy="3223895"/>
+                    </a:xfrm>
+                    <a:prstGeom prst="rect">
+                      <a:avLst/>
+                    </a:prstGeom>
+                    <a:noFill/>
+                    <a:ln>
+                      <a:noFill/>
+                    </a:ln>
+                  </pic:spPr>
+                </pic:pic>
+              </a:graphicData>
+            </a:graphic>
+          </wp:inline>
+        </w:drawing>
+      </w:r>
+    </w:p>
+    <w:p>
+      <w:pPr>
+        <w:pStyle w:val="Odstavecseseznamem"/>
+        <w:numPr>
+          <w:ilvl w:val="0"/>
+          <w:numId w:val="7"/>
+        </w:numPr>
+      </w:pPr>
+      <w:r>
+        <w:t xml:space="preserve">Ve všech měsících se vyskytují </w:t>
+      </w:r>
+      <w:r>
+        <w:rPr>
+          <w:b/>
+          <w:bCs/>
+        </w:rPr>
+        <w:t>odlehlé hodnoty</w:t>
+      </w:r>
+      <w:r>
+        <w:t>, které přesahují běžný rozsah (např. červenec, prosinec).</w:t>
+      </w:r>
+    </w:p>
+    <w:p>
+      <w:pPr>
+        <w:pStyle w:val="Odstavecseseznamem"/>
+        <w:numPr>
+          <w:ilvl w:val="0"/>
+          <w:numId w:val="7"/>
+        </w:numPr>
+      </w:pPr>
+      <w:r>
+        <w:lastRenderedPageBreak/>
+        <w:t xml:space="preserve">Průměrné hodnoty se mezi měsíci </w:t>
+      </w:r>
+      <w:r>
+        <w:rPr>
+          <w:b/>
+          <w:bCs/>
+        </w:rPr>
+        <w:t>příliš neliší</w:t>
+      </w:r>
+      <w:r>
+        <w:t xml:space="preserve">, ale např. </w:t>
+      </w:r>
+      <w:r>
+        <w:rPr>
+          <w:b/>
+          <w:bCs/>
+        </w:rPr>
+        <w:t>leden a červenec</w:t>
+      </w:r>
+      <w:r>
+        <w:t xml:space="preserve"> vykazují o něco vyšší mediány a více odlehlých hodnot.</w:t>
+      </w:r>
+    </w:p>
+    <w:p>
+      <w:pPr>
+        <w:pStyle w:val="Odstavecseseznamem"/>
+        <w:numPr>
+          <w:ilvl w:val="0"/>
+          <w:numId w:val="7"/>
+        </w:numPr>
+      </w:pPr>
+      <w:r>
+        <w:t>Rozptyl hodnot je nejmenší v zimních měsících, největší v létě, což může být způsobeno teplotními inverzemi, fotochemickými reakcemi a dopravou.</w:t>
+      </w:r>
+    </w:p>
+    <w:p>
+      <w:r>
+        <w:rPr>
+          <w:noProof/>
+        </w:rPr>
+        <w:drawing>
+          <wp:inline distT="0" distB="0" distL="0" distR="0" wp14:anchorId="3A5456FE" wp14:editId="2A6D87AA">
+            <wp:extent cx="5723890" cy="3223895"/>
+            <wp:effectExtent l="0" t="0" r="0" b="0"/>
+            <wp:docPr id="239983983" name="Obrázek 6"/>
+            <wp:cNvGraphicFramePr>
+              <a:graphicFrameLocks xmlns:a="http://schemas.openxmlformats.org/drawingml/2006/main" noChangeAspect="1"/>
+            </wp:cNvGraphicFramePr>
+            <a:graphic xmlns:a="http://schemas.openxmlformats.org/drawingml/2006/main">
+              <a:graphicData uri="http://schemas.openxmlformats.org/drawingml/2006/picture">
+                <pic:pic xmlns:pic="http://schemas.openxmlformats.org/drawingml/2006/picture">
+                  <pic:nvPicPr>
+                    <pic:cNvPr id="0" name="Picture 6"/>
+                    <pic:cNvPicPr>
+                      <a:picLocks noChangeAspect="1" noChangeArrowheads="1"/>
+                    </pic:cNvPicPr>
+                  </pic:nvPicPr>
+                  <pic:blipFill>
+                    <a:blip r:embed="rId13">
+                      <a:extLst>
+                        <a:ext uri="{28A0092B-C50C-407E-A947-70E740481C1C}">
+                          <a14:useLocalDpi xmlns:a14="http://schemas.microsoft.com/office/drawing/2010/main" val="0"/>
+                        </a:ext>
+                      </a:extLst>
+                    </a:blip>
+                    <a:srcRect/>
+                    <a:stretch>
+                      <a:fillRect/>
+                    </a:stretch>
+                  </pic:blipFill>
+                  <pic:spPr bwMode="auto">
+                    <a:xfrm>
+                      <a:off x="0" y="0"/>
+                      <a:ext cx="5723890" cy="3223895"/>
+                    </a:xfrm>
+                    <a:prstGeom prst="rect">
+                      <a:avLst/>
+                    </a:prstGeom>
+                    <a:noFill/>
+                    <a:ln>
+                      <a:noFill/>
+                    </a:ln>
+                  </pic:spPr>
+                </pic:pic>
+              </a:graphicData>
+            </a:graphic>
+          </wp:inline>
+        </w:drawing>
+      </w:r>
+    </w:p>
     <w:p/>
+    <w:p>
+      <w:r>
+        <w:rPr>
+          <w:noProof/>
+        </w:rPr>
+        <w:drawing>
+          <wp:inline distT="0" distB="0" distL="0" distR="0" wp14:anchorId="19D016F2" wp14:editId="0A580BD7">
+            <wp:extent cx="5727700" cy="3226435"/>
+            <wp:effectExtent l="0" t="0" r="6350" b="0"/>
+            <wp:docPr id="1898464618" name="Obrázek 8"/>
+            <wp:cNvGraphicFramePr>
+              <a:graphicFrameLocks xmlns:a="http://schemas.openxmlformats.org/drawingml/2006/main" noChangeAspect="1"/>
+            </wp:cNvGraphicFramePr>
+            <a:graphic xmlns:a="http://schemas.openxmlformats.org/drawingml/2006/main">
+              <a:graphicData uri="http://schemas.openxmlformats.org/drawingml/2006/picture">
+                <pic:pic xmlns:pic="http://schemas.openxmlformats.org/drawingml/2006/picture">
+                  <pic:nvPicPr>
+                    <pic:cNvPr id="0" name="Picture 8"/>
+                    <pic:cNvPicPr>
+                      <a:picLocks noChangeAspect="1" noChangeArrowheads="1"/>
+                    </pic:cNvPicPr>
+                  </pic:nvPicPr>
+                  <pic:blipFill>
+                    <a:blip r:embed="rId14">
+                      <a:extLst>
+                        <a:ext uri="{28A0092B-C50C-407E-A947-70E740481C1C}">
+                          <a14:useLocalDpi xmlns:a14="http://schemas.microsoft.com/office/drawing/2010/main" val="0"/>
+                        </a:ext>
+                      </a:extLst>
+                    </a:blip>
+                    <a:srcRect/>
+                    <a:stretch>
+                      <a:fillRect/>
+                    </a:stretch>
+                  </pic:blipFill>
+                  <pic:spPr bwMode="auto">
+                    <a:xfrm>
+                      <a:off x="0" y="0"/>
+                      <a:ext cx="5727700" cy="3226435"/>
+                    </a:xfrm>
+                    <a:prstGeom prst="rect">
+                      <a:avLst/>
+                    </a:prstGeom>
+                    <a:noFill/>
+                    <a:ln>
+                      <a:noFill/>
+                    </a:ln>
+                  </pic:spPr>
+                </pic:pic>
+              </a:graphicData>
+            </a:graphic>
+          </wp:inline>
+        </w:drawing>
+      </w:r>
+    </w:p>
+    <w:p>
+      <w:r>
+        <w:br w:type="page"/>
+      </w:r>
+    </w:p>
+    <w:p>
+      <w:pPr>
+        <w:pStyle w:val="Nadpis3"/>
+      </w:pPr>
+      <w:r>
+        <w:lastRenderedPageBreak/>
+        <w:t>Počasí (meteo)</w:t>
+      </w:r>
+    </w:p>
+    <w:p>
+      <w:r>
+        <w:t>Míra korelace mezi nárazem vzduchu a rychlostí vzduchu:</w:t>
+      </w:r>
+      <w:r>
+        <w:br/>
+      </w:r>
+      <w:r>
+        <w:drawing>
+          <wp:inline distT="0" distB="0" distL="0" distR="0" wp14:anchorId="6B663C62" wp14:editId="1962A5C0">
+            <wp:extent cx="3772426" cy="514422"/>
+            <wp:effectExtent l="0" t="0" r="0" b="0"/>
+            <wp:docPr id="1139436120" name="Obrázek 1" descr="Obsah obrázku text, Písmo, snímek obrazovky, řada/pruh&#10;&#10;Obsah vygenerovaný umělou inteligencí může být nesprávný."/>
+            <wp:cNvGraphicFramePr>
+              <a:graphicFrameLocks xmlns:a="http://schemas.openxmlformats.org/drawingml/2006/main" noChangeAspect="1"/>
+            </wp:cNvGraphicFramePr>
+            <a:graphic xmlns:a="http://schemas.openxmlformats.org/drawingml/2006/main">
+              <a:graphicData uri="http://schemas.openxmlformats.org/drawingml/2006/picture">
+                <pic:pic xmlns:pic="http://schemas.openxmlformats.org/drawingml/2006/picture">
+                  <pic:nvPicPr>
+                    <pic:cNvPr id="1139436120" name="Obrázek 1" descr="Obsah obrázku text, Písmo, snímek obrazovky, řada/pruh&#10;&#10;Obsah vygenerovaný umělou inteligencí může být nesprávný."/>
+                    <pic:cNvPicPr/>
+                  </pic:nvPicPr>
+                  <pic:blipFill>
+                    <a:blip r:embed="rId15"/>
+                    <a:stretch>
+                      <a:fillRect/>
+                    </a:stretch>
+                  </pic:blipFill>
+                  <pic:spPr>
+                    <a:xfrm>
+                      <a:off x="0" y="0"/>
+                      <a:ext cx="3772426" cy="514422"/>
+                    </a:xfrm>
+                    <a:prstGeom prst="rect">
+                      <a:avLst/>
+                    </a:prstGeom>
+                  </pic:spPr>
+                </pic:pic>
+              </a:graphicData>
+            </a:graphic>
+          </wp:inline>
+        </w:drawing>
+      </w:r>
+    </w:p>
+    <w:p>
+      <w:pPr>
+        <w:pStyle w:val="Odstavecseseznamem"/>
+        <w:numPr>
+          <w:ilvl w:val="0"/>
+          <w:numId w:val="7"/>
+        </w:numPr>
+      </w:pPr>
+      <w:r>
+        <w:t>Uvažuji stejnou metodu jako u prachových částic</w:t>
+      </w:r>
+    </w:p>
+    <w:p>
+      <w:pPr>
+        <w:pStyle w:val="Odstavecseseznamem"/>
+        <w:numPr>
+          <w:ilvl w:val="0"/>
+          <w:numId w:val="7"/>
+        </w:numPr>
+      </w:pPr>
+      <w:r>
+        <w:t>Budeme tudíž počítat pouze s windSpeed jako s proměnnou, která zastupuje větrnou složku v počasí</w:t>
+      </w:r>
+    </w:p>
     <w:p/>
-    <w:p/>
-    <w:p/>
+    <w:p>
+      <w:pPr>
+        <w:pStyle w:val="Nadpis4"/>
+      </w:pPr>
+      <w:r>
+        <w:t>Rychlost větru</w:t>
+      </w:r>
+      <w:r>
+        <w:rPr>
+          <w:noProof/>
+        </w:rPr>
+        <w:drawing>
+          <wp:inline distT="0" distB="0" distL="0" distR="0" wp14:anchorId="2535FECB" wp14:editId="3D684E90">
+            <wp:extent cx="5727700" cy="3510915"/>
+            <wp:effectExtent l="0" t="0" r="6350" b="0"/>
+            <wp:docPr id="1356668277" name="Obrázek 10"/>
+            <wp:cNvGraphicFramePr>
+              <a:graphicFrameLocks xmlns:a="http://schemas.openxmlformats.org/drawingml/2006/main" noChangeAspect="1"/>
+            </wp:cNvGraphicFramePr>
+            <a:graphic xmlns:a="http://schemas.openxmlformats.org/drawingml/2006/main">
+              <a:graphicData uri="http://schemas.openxmlformats.org/drawingml/2006/picture">
+                <pic:pic xmlns:pic="http://schemas.openxmlformats.org/drawingml/2006/picture">
+                  <pic:nvPicPr>
+                    <pic:cNvPr id="0" name="Picture 10"/>
+                    <pic:cNvPicPr>
+                      <a:picLocks noChangeAspect="1" noChangeArrowheads="1"/>
+                    </pic:cNvPicPr>
+                  </pic:nvPicPr>
+                  <pic:blipFill>
+                    <a:blip r:embed="rId16">
+                      <a:extLst>
+                        <a:ext uri="{28A0092B-C50C-407E-A947-70E740481C1C}">
+                          <a14:useLocalDpi xmlns:a14="http://schemas.microsoft.com/office/drawing/2010/main" val="0"/>
+                        </a:ext>
+                      </a:extLst>
+                    </a:blip>
+                    <a:srcRect/>
+                    <a:stretch>
+                      <a:fillRect/>
+                    </a:stretch>
+                  </pic:blipFill>
+                  <pic:spPr bwMode="auto">
+                    <a:xfrm>
+                      <a:off x="0" y="0"/>
+                      <a:ext cx="5727700" cy="3510915"/>
+                    </a:xfrm>
+                    <a:prstGeom prst="rect">
+                      <a:avLst/>
+                    </a:prstGeom>
+                    <a:noFill/>
+                    <a:ln>
+                      <a:noFill/>
+                    </a:ln>
+                  </pic:spPr>
+                </pic:pic>
+              </a:graphicData>
+            </a:graphic>
+          </wp:inline>
+        </w:drawing>
+      </w:r>
+    </w:p>
+    <w:p>
+      <w:pPr>
+        <w:pStyle w:val="Odstavecseseznamem"/>
+        <w:numPr>
+          <w:ilvl w:val="0"/>
+          <w:numId w:val="7"/>
+        </w:numPr>
+      </w:pPr>
+      <w:r>
+        <w:t>vyšší hodnoty jsou zaznamenány na jaře a na podzim, zatímco léto a zima jsou na vítr mírnější</w:t>
+      </w:r>
+    </w:p>
+    <w:p>
+      <w:pPr>
+        <w:pStyle w:val="Odstavecseseznamem"/>
+        <w:numPr>
+          <w:ilvl w:val="0"/>
+          <w:numId w:val="7"/>
+        </w:numPr>
+      </w:pPr>
+      <w:r>
+        <w:t>Nejvyšší průměrné denní rychlosti dosahují okolo května a října</w:t>
+      </w:r>
+    </w:p>
+    <w:p>
+      <w:pPr>
+        <w:pStyle w:val="Nadpis4"/>
+      </w:pPr>
+      <w:r>
+        <w:lastRenderedPageBreak/>
+        <w:t>Srážky</w:t>
+      </w:r>
+    </w:p>
+    <w:p>
+      <w:r>
+        <w:rPr>
+          <w:noProof/>
+        </w:rPr>
+        <w:drawing>
+          <wp:inline distT="0" distB="0" distL="0" distR="0" wp14:anchorId="47A16B8A" wp14:editId="47B550B6">
+            <wp:extent cx="5727700" cy="3510915"/>
+            <wp:effectExtent l="0" t="0" r="6350" b="0"/>
+            <wp:docPr id="570135937" name="Obrázek 12"/>
+            <wp:cNvGraphicFramePr>
+              <a:graphicFrameLocks xmlns:a="http://schemas.openxmlformats.org/drawingml/2006/main" noChangeAspect="1"/>
+            </wp:cNvGraphicFramePr>
+            <a:graphic xmlns:a="http://schemas.openxmlformats.org/drawingml/2006/main">
+              <a:graphicData uri="http://schemas.openxmlformats.org/drawingml/2006/picture">
+                <pic:pic xmlns:pic="http://schemas.openxmlformats.org/drawingml/2006/picture">
+                  <pic:nvPicPr>
+                    <pic:cNvPr id="0" name="Picture 12"/>
+                    <pic:cNvPicPr>
+                      <a:picLocks noChangeAspect="1" noChangeArrowheads="1"/>
+                    </pic:cNvPicPr>
+                  </pic:nvPicPr>
+                  <pic:blipFill>
+                    <a:blip r:embed="rId17">
+                      <a:extLst>
+                        <a:ext uri="{28A0092B-C50C-407E-A947-70E740481C1C}">
+                          <a14:useLocalDpi xmlns:a14="http://schemas.microsoft.com/office/drawing/2010/main" val="0"/>
+                        </a:ext>
+                      </a:extLst>
+                    </a:blip>
+                    <a:srcRect/>
+                    <a:stretch>
+                      <a:fillRect/>
+                    </a:stretch>
+                  </pic:blipFill>
+                  <pic:spPr bwMode="auto">
+                    <a:xfrm>
+                      <a:off x="0" y="0"/>
+                      <a:ext cx="5727700" cy="3510915"/>
+                    </a:xfrm>
+                    <a:prstGeom prst="rect">
+                      <a:avLst/>
+                    </a:prstGeom>
+                    <a:noFill/>
+                    <a:ln>
+                      <a:noFill/>
+                    </a:ln>
+                  </pic:spPr>
+                </pic:pic>
+              </a:graphicData>
+            </a:graphic>
+          </wp:inline>
+        </w:drawing>
+      </w:r>
+    </w:p>
+    <w:p>
+      <w:pPr>
+        <w:pStyle w:val="Odstavecseseznamem"/>
+        <w:numPr>
+          <w:ilvl w:val="0"/>
+          <w:numId w:val="7"/>
+        </w:numPr>
+      </w:pPr>
+      <w:r>
+        <w:t>nejvíce srážek spadlo v letních měsících, zejména v červnu a červenci</w:t>
+      </w:r>
+    </w:p>
+    <w:p>
+      <w:pPr>
+        <w:pStyle w:val="Odstavecseseznamem"/>
+        <w:numPr>
+          <w:ilvl w:val="0"/>
+          <w:numId w:val="7"/>
+        </w:numPr>
+      </w:pPr>
+      <w:r>
+        <w:t>jev odpovídá typickému výskytu letních přeháněk a bouřek. Naopak podzimní a zimní období jsou sušší, s minimálními nebo žádnými denními srážkami</w:t>
+      </w:r>
+    </w:p>
+    <w:p>
+      <w:pPr>
+        <w:pStyle w:val="Nadpis4"/>
+      </w:pPr>
+      <w:r>
+        <w:t>Teplota</w:t>
+      </w:r>
+    </w:p>
+    <w:p>
+      <w:r>
+        <w:rPr>
+          <w:noProof/>
+        </w:rPr>
+        <w:drawing>
+          <wp:inline distT="0" distB="0" distL="0" distR="0" wp14:anchorId="112EAC47" wp14:editId="50BE7465">
+            <wp:extent cx="5727700" cy="3510915"/>
+            <wp:effectExtent l="0" t="0" r="6350" b="0"/>
+            <wp:docPr id="890915579" name="Obrázek 13"/>
+            <wp:cNvGraphicFramePr>
+              <a:graphicFrameLocks xmlns:a="http://schemas.openxmlformats.org/drawingml/2006/main" noChangeAspect="1"/>
+            </wp:cNvGraphicFramePr>
+            <a:graphic xmlns:a="http://schemas.openxmlformats.org/drawingml/2006/main">
+              <a:graphicData uri="http://schemas.openxmlformats.org/drawingml/2006/picture">
+                <pic:pic xmlns:pic="http://schemas.openxmlformats.org/drawingml/2006/picture">
+                  <pic:nvPicPr>
+                    <pic:cNvPr id="0" name="Picture 13"/>
+                    <pic:cNvPicPr>
+                      <a:picLocks noChangeAspect="1" noChangeArrowheads="1"/>
+                    </pic:cNvPicPr>
+                  </pic:nvPicPr>
+                  <pic:blipFill>
+                    <a:blip r:embed="rId18">
+                      <a:extLst>
+                        <a:ext uri="{28A0092B-C50C-407E-A947-70E740481C1C}">
+                          <a14:useLocalDpi xmlns:a14="http://schemas.microsoft.com/office/drawing/2010/main" val="0"/>
+                        </a:ext>
+                      </a:extLst>
+                    </a:blip>
+                    <a:srcRect/>
+                    <a:stretch>
+                      <a:fillRect/>
+                    </a:stretch>
+                  </pic:blipFill>
+                  <pic:spPr bwMode="auto">
+                    <a:xfrm>
+                      <a:off x="0" y="0"/>
+                      <a:ext cx="5727700" cy="3510915"/>
+                    </a:xfrm>
+                    <a:prstGeom prst="rect">
+                      <a:avLst/>
+                    </a:prstGeom>
+                    <a:noFill/>
+                    <a:ln>
+                      <a:noFill/>
+                    </a:ln>
+                  </pic:spPr>
+                </pic:pic>
+              </a:graphicData>
+            </a:graphic>
+          </wp:inline>
+        </w:drawing>
+      </w:r>
+    </w:p>
+    <w:p>
+      <w:pPr>
+        <w:pStyle w:val="Odstavecseseznamem"/>
+        <w:numPr>
+          <w:ilvl w:val="0"/>
+          <w:numId w:val="7"/>
+        </w:numPr>
+      </w:pPr>
+      <w:r>
+        <w:t>k</w:t>
+      </w:r>
+      <w:r>
+        <w:t>řivka vykresluje sezónní cyklus</w:t>
+      </w:r>
+    </w:p>
+    <w:p>
+      <w:pPr>
+        <w:pStyle w:val="Odstavecseseznamem"/>
+        <w:numPr>
+          <w:ilvl w:val="0"/>
+          <w:numId w:val="7"/>
+        </w:numPr>
+      </w:pPr>
+      <w:r>
+        <w:lastRenderedPageBreak/>
+        <w:t>Zimní měsíce (leden, únor, prosinec) jsou charakterizovány nízkými teplotami včetně mrazových dnů. Naopak v červenci a srpnu jsou zaznamenány nejvyšší průměrné denní teploty přesahující 25 °C, což odpovídá letnímu maximu</w:t>
+      </w:r>
+    </w:p>
+    <w:p>
+      <w:pPr>
+        <w:pStyle w:val="Nadpis4"/>
+      </w:pPr>
+      <w:r>
+        <w:t>Tlak</w:t>
+      </w:r>
+      <w:r>
+        <w:rPr>
+          <w:noProof/>
+        </w:rPr>
+        <w:drawing>
+          <wp:inline distT="0" distB="0" distL="0" distR="0" wp14:anchorId="3A7F2584" wp14:editId="29FB7B44">
+            <wp:extent cx="5727700" cy="3510915"/>
+            <wp:effectExtent l="0" t="0" r="6350" b="0"/>
+            <wp:docPr id="846065348" name="Obrázek 14"/>
+            <wp:cNvGraphicFramePr>
+              <a:graphicFrameLocks xmlns:a="http://schemas.openxmlformats.org/drawingml/2006/main" noChangeAspect="1"/>
+            </wp:cNvGraphicFramePr>
+            <a:graphic xmlns:a="http://schemas.openxmlformats.org/drawingml/2006/main">
+              <a:graphicData uri="http://schemas.openxmlformats.org/drawingml/2006/picture">
+                <pic:pic xmlns:pic="http://schemas.openxmlformats.org/drawingml/2006/picture">
+                  <pic:nvPicPr>
+                    <pic:cNvPr id="0" name="Picture 14"/>
+                    <pic:cNvPicPr>
+                      <a:picLocks noChangeAspect="1" noChangeArrowheads="1"/>
+                    </pic:cNvPicPr>
+                  </pic:nvPicPr>
+                  <pic:blipFill>
+                    <a:blip r:embed="rId19">
+                      <a:extLst>
+                        <a:ext uri="{28A0092B-C50C-407E-A947-70E740481C1C}">
+                          <a14:useLocalDpi xmlns:a14="http://schemas.microsoft.com/office/drawing/2010/main" val="0"/>
+                        </a:ext>
+                      </a:extLst>
+                    </a:blip>
+                    <a:srcRect/>
+                    <a:stretch>
+                      <a:fillRect/>
+                    </a:stretch>
+                  </pic:blipFill>
+                  <pic:spPr bwMode="auto">
+                    <a:xfrm>
+                      <a:off x="0" y="0"/>
+                      <a:ext cx="5727700" cy="3510915"/>
+                    </a:xfrm>
+                    <a:prstGeom prst="rect">
+                      <a:avLst/>
+                    </a:prstGeom>
+                    <a:noFill/>
+                    <a:ln>
+                      <a:noFill/>
+                    </a:ln>
+                  </pic:spPr>
+                </pic:pic>
+              </a:graphicData>
+            </a:graphic>
+          </wp:inline>
+        </w:drawing>
+      </w:r>
+    </w:p>
+    <w:p>
+      <w:pPr>
+        <w:pStyle w:val="Odstavecseseznamem"/>
+        <w:numPr>
+          <w:ilvl w:val="0"/>
+          <w:numId w:val="7"/>
+        </w:numPr>
+      </w:pPr>
+      <w:r>
+        <w:t>V první části roku (leden–březen) a v prosinci jsou zaznamenány vyšší hodnoty tlaku, zatímco léto a podzim ukazují spíše nižší tlakové úrovně, což může souviset s výskytem nízkých tlakových útvarů a bouřek</w:t>
+      </w:r>
+      <w:r>
+        <w:t xml:space="preserve"> (podloženo)</w:t>
+      </w:r>
+    </w:p>
+    <w:p>
+      <w:pPr>
+        <w:pStyle w:val="Nadpis4"/>
+      </w:pPr>
+      <w:r>
+        <w:lastRenderedPageBreak/>
+        <w:t>Vlhkost</w:t>
+      </w:r>
+      <w:r>
+        <w:rPr>
+          <w:noProof/>
+        </w:rPr>
+        <w:drawing>
+          <wp:inline distT="0" distB="0" distL="0" distR="0" wp14:anchorId="3FF5F2ED" wp14:editId="379C3971">
+            <wp:extent cx="5727700" cy="3510915"/>
+            <wp:effectExtent l="0" t="0" r="6350" b="0"/>
+            <wp:docPr id="1959879910" name="Obrázek 15"/>
+            <wp:cNvGraphicFramePr>
+              <a:graphicFrameLocks xmlns:a="http://schemas.openxmlformats.org/drawingml/2006/main" noChangeAspect="1"/>
+            </wp:cNvGraphicFramePr>
+            <a:graphic xmlns:a="http://schemas.openxmlformats.org/drawingml/2006/main">
+              <a:graphicData uri="http://schemas.openxmlformats.org/drawingml/2006/picture">
+                <pic:pic xmlns:pic="http://schemas.openxmlformats.org/drawingml/2006/picture">
+                  <pic:nvPicPr>
+                    <pic:cNvPr id="0" name="Picture 15"/>
+                    <pic:cNvPicPr>
+                      <a:picLocks noChangeAspect="1" noChangeArrowheads="1"/>
+                    </pic:cNvPicPr>
+                  </pic:nvPicPr>
+                  <pic:blipFill>
+                    <a:blip r:embed="rId20">
+                      <a:extLst>
+                        <a:ext uri="{28A0092B-C50C-407E-A947-70E740481C1C}">
+                          <a14:useLocalDpi xmlns:a14="http://schemas.microsoft.com/office/drawing/2010/main" val="0"/>
+                        </a:ext>
+                      </a:extLst>
+                    </a:blip>
+                    <a:srcRect/>
+                    <a:stretch>
+                      <a:fillRect/>
+                    </a:stretch>
+                  </pic:blipFill>
+                  <pic:spPr bwMode="auto">
+                    <a:xfrm>
+                      <a:off x="0" y="0"/>
+                      <a:ext cx="5727700" cy="3510915"/>
+                    </a:xfrm>
+                    <a:prstGeom prst="rect">
+                      <a:avLst/>
+                    </a:prstGeom>
+                    <a:noFill/>
+                    <a:ln>
+                      <a:noFill/>
+                    </a:ln>
+                  </pic:spPr>
+                </pic:pic>
+              </a:graphicData>
+            </a:graphic>
+          </wp:inline>
+        </w:drawing>
+      </w:r>
+    </w:p>
+    <w:p>
+      <w:pPr>
+        <w:pStyle w:val="Odstavecseseznamem"/>
+        <w:numPr>
+          <w:ilvl w:val="0"/>
+          <w:numId w:val="7"/>
+        </w:numPr>
+      </w:pPr>
+      <w:r>
+        <w:t>Vlhkost vzduchu je obecně vyšší v zimních a podzimních měsících, s hodnotami často přesahujícími 90 %. V letních měsících vlhkost klesá, což odpovídá vyšší teplotě vzduchu a většímu odpařování</w:t>
+      </w:r>
+    </w:p>
+    <w:p>
+      <w:pPr>
+        <w:pStyle w:val="Odstavecseseznamem"/>
+        <w:numPr>
+          <w:ilvl w:val="0"/>
+          <w:numId w:val="7"/>
+        </w:numPr>
+      </w:pPr>
+      <w:r>
+        <w:t>Výkyvy ve vlhkosti však mohou být ovlivněny přechody front nebo srážkovou činností</w:t>
+      </w:r>
+    </w:p>
+    <w:p>
+      <w:r>
+        <w:br w:type="page"/>
+      </w:r>
+    </w:p>
+    <w:p>
+      <w:pPr>
+        <w:pStyle w:val="Nadpis3"/>
+      </w:pPr>
+      <w:r>
+        <w:lastRenderedPageBreak/>
+        <w:t>Auta (ddb)</w:t>
+      </w:r>
+    </w:p>
+    <w:p>
+      <w:r>
+        <w:rPr>
+          <w:noProof/>
+        </w:rPr>
+        <w:drawing>
+          <wp:inline distT="0" distB="0" distL="0" distR="0" wp14:anchorId="34A7BF1A" wp14:editId="492D3791">
+            <wp:extent cx="5719445" cy="3476625"/>
+            <wp:effectExtent l="0" t="0" r="0" b="9525"/>
+            <wp:docPr id="1727894312" name="Obrázek 16"/>
+            <wp:cNvGraphicFramePr>
+              <a:graphicFrameLocks xmlns:a="http://schemas.openxmlformats.org/drawingml/2006/main" noChangeAspect="1"/>
+            </wp:cNvGraphicFramePr>
+            <a:graphic xmlns:a="http://schemas.openxmlformats.org/drawingml/2006/main">
+              <a:graphicData uri="http://schemas.openxmlformats.org/drawingml/2006/picture">
+                <pic:pic xmlns:pic="http://schemas.openxmlformats.org/drawingml/2006/picture">
+                  <pic:nvPicPr>
+                    <pic:cNvPr id="0" name="Picture 16"/>
+                    <pic:cNvPicPr>
+                      <a:picLocks noChangeAspect="1" noChangeArrowheads="1"/>
+                    </pic:cNvPicPr>
+                  </pic:nvPicPr>
+                  <pic:blipFill>
+                    <a:blip r:embed="rId21">
+                      <a:extLst>
+                        <a:ext uri="{28A0092B-C50C-407E-A947-70E740481C1C}">
+                          <a14:useLocalDpi xmlns:a14="http://schemas.microsoft.com/office/drawing/2010/main" val="0"/>
+                        </a:ext>
+                      </a:extLst>
+                    </a:blip>
+                    <a:srcRect/>
+                    <a:stretch>
+                      <a:fillRect/>
+                    </a:stretch>
+                  </pic:blipFill>
+                  <pic:spPr bwMode="auto">
+                    <a:xfrm>
+                      <a:off x="0" y="0"/>
+                      <a:ext cx="5719445" cy="3476625"/>
+                    </a:xfrm>
+                    <a:prstGeom prst="rect">
+                      <a:avLst/>
+                    </a:prstGeom>
+                    <a:noFill/>
+                    <a:ln>
+                      <a:noFill/>
+                    </a:ln>
+                  </pic:spPr>
+                </pic:pic>
+              </a:graphicData>
+            </a:graphic>
+          </wp:inline>
+        </w:drawing>
+      </w:r>
+    </w:p>
+    <w:p>
+      <w:pPr>
+        <w:pStyle w:val="Odstavecseseznamem"/>
+        <w:numPr>
+          <w:ilvl w:val="0"/>
+          <w:numId w:val="7"/>
+        </w:numPr>
+      </w:pPr>
+      <w:r>
+        <w:t>Zřetelný je silný týdenní cyklus — pravidelné propady odpovídají víkendům.</w:t>
+      </w:r>
+    </w:p>
+    <w:p>
+      <w:pPr>
+        <w:pStyle w:val="Odstavecseseznamem"/>
+        <w:numPr>
+          <w:ilvl w:val="0"/>
+          <w:numId w:val="7"/>
+        </w:numPr>
+      </w:pPr>
+      <w:r>
+        <w:t>Nejvyšší intenzita dopravy je mezi březnem a červnem 2024.</w:t>
+      </w:r>
+    </w:p>
+    <w:p>
+      <w:pPr>
+        <w:pStyle w:val="Odstavecseseznamem"/>
+        <w:numPr>
+          <w:ilvl w:val="0"/>
+          <w:numId w:val="7"/>
+        </w:numPr>
+      </w:pPr>
+      <w:r>
+        <w:t>K výraznému poklesu dochází o Vánocích a Novém roce, což může být spojeno s prázdninami.</w:t>
+      </w:r>
+    </w:p>
+    <w:p>
+      <w:pPr>
+        <w:pStyle w:val="Odstavecseseznamem"/>
+        <w:numPr>
+          <w:ilvl w:val="0"/>
+          <w:numId w:val="7"/>
+        </w:numPr>
+      </w:pPr>
+      <w:r>
+        <w:t>Výkyvy mohou být způsobeny jak sezónností, tak specifickými událostmi či svátky.</w:t>
+      </w:r>
+    </w:p>
+    <w:p>
+      <w:r>
+        <w:rPr>
+          <w:noProof/>
+        </w:rPr>
+        <w:drawing>
+          <wp:inline distT="0" distB="0" distL="0" distR="0" wp14:anchorId="00E1F2E9" wp14:editId="1F3FEC61">
+            <wp:extent cx="5727700" cy="3226435"/>
+            <wp:effectExtent l="0" t="0" r="6350" b="0"/>
+            <wp:docPr id="2108267254" name="Obrázek 17"/>
+            <wp:cNvGraphicFramePr>
+              <a:graphicFrameLocks xmlns:a="http://schemas.openxmlformats.org/drawingml/2006/main" noChangeAspect="1"/>
+            </wp:cNvGraphicFramePr>
+            <a:graphic xmlns:a="http://schemas.openxmlformats.org/drawingml/2006/main">
+              <a:graphicData uri="http://schemas.openxmlformats.org/drawingml/2006/picture">
+                <pic:pic xmlns:pic="http://schemas.openxmlformats.org/drawingml/2006/picture">
+                  <pic:nvPicPr>
+                    <pic:cNvPr id="0" name="Picture 17"/>
+                    <pic:cNvPicPr>
+                      <a:picLocks noChangeAspect="1" noChangeArrowheads="1"/>
+                    </pic:cNvPicPr>
+                  </pic:nvPicPr>
+                  <pic:blipFill>
+                    <a:blip r:embed="rId22">
+                      <a:extLst>
+                        <a:ext uri="{28A0092B-C50C-407E-A947-70E740481C1C}">
+                          <a14:useLocalDpi xmlns:a14="http://schemas.microsoft.com/office/drawing/2010/main" val="0"/>
+                        </a:ext>
+                      </a:extLst>
+                    </a:blip>
+                    <a:srcRect/>
+                    <a:stretch>
+                      <a:fillRect/>
+                    </a:stretch>
+                  </pic:blipFill>
+                  <pic:spPr bwMode="auto">
+                    <a:xfrm>
+                      <a:off x="0" y="0"/>
+                      <a:ext cx="5727700" cy="3226435"/>
+                    </a:xfrm>
+                    <a:prstGeom prst="rect">
+                      <a:avLst/>
+                    </a:prstGeom>
+                    <a:noFill/>
+                    <a:ln>
+                      <a:noFill/>
+                    </a:ln>
+                  </pic:spPr>
+                </pic:pic>
+              </a:graphicData>
+            </a:graphic>
+          </wp:inline>
+        </w:drawing>
+      </w:r>
+    </w:p>
+    <w:p>
+      <w:pPr>
+        <w:pStyle w:val="Odstavecseseznamem"/>
+        <w:numPr>
+          <w:ilvl w:val="0"/>
+          <w:numId w:val="7"/>
+        </w:numPr>
+      </w:pPr>
+      <w:r>
+        <w:lastRenderedPageBreak/>
+        <w:t>Nejvíce aut projíždí ve všední dny – pondělí až pátek mají podobný medián i rozpětí.</w:t>
+      </w:r>
+    </w:p>
+    <w:p>
+      <w:pPr>
+        <w:pStyle w:val="Odstavecseseznamem"/>
+        <w:numPr>
+          <w:ilvl w:val="0"/>
+          <w:numId w:val="7"/>
+        </w:numPr>
+      </w:pPr>
+      <w:r>
+        <w:t>Víkendové dny (sobota, neděle) vykazují nižší počet vozidel a menší variabilitu.</w:t>
+      </w:r>
+    </w:p>
+    <w:p>
+      <w:r>
+        <w:rPr>
+          <w:noProof/>
+        </w:rPr>
+        <w:drawing>
+          <wp:inline distT="0" distB="0" distL="0" distR="0" wp14:anchorId="1978DDB6" wp14:editId="498C466B">
+            <wp:extent cx="5727700" cy="3226435"/>
+            <wp:effectExtent l="0" t="0" r="6350" b="0"/>
+            <wp:docPr id="880364776" name="Obrázek 18"/>
+            <wp:cNvGraphicFramePr>
+              <a:graphicFrameLocks xmlns:a="http://schemas.openxmlformats.org/drawingml/2006/main" noChangeAspect="1"/>
+            </wp:cNvGraphicFramePr>
+            <a:graphic xmlns:a="http://schemas.openxmlformats.org/drawingml/2006/main">
+              <a:graphicData uri="http://schemas.openxmlformats.org/drawingml/2006/picture">
+                <pic:pic xmlns:pic="http://schemas.openxmlformats.org/drawingml/2006/picture">
+                  <pic:nvPicPr>
+                    <pic:cNvPr id="0" name="Picture 18"/>
+                    <pic:cNvPicPr>
+                      <a:picLocks noChangeAspect="1" noChangeArrowheads="1"/>
+                    </pic:cNvPicPr>
+                  </pic:nvPicPr>
+                  <pic:blipFill>
+                    <a:blip r:embed="rId23">
+                      <a:extLst>
+                        <a:ext uri="{28A0092B-C50C-407E-A947-70E740481C1C}">
+                          <a14:useLocalDpi xmlns:a14="http://schemas.microsoft.com/office/drawing/2010/main" val="0"/>
+                        </a:ext>
+                      </a:extLst>
+                    </a:blip>
+                    <a:srcRect/>
+                    <a:stretch>
+                      <a:fillRect/>
+                    </a:stretch>
+                  </pic:blipFill>
+                  <pic:spPr bwMode="auto">
+                    <a:xfrm>
+                      <a:off x="0" y="0"/>
+                      <a:ext cx="5727700" cy="3226435"/>
+                    </a:xfrm>
+                    <a:prstGeom prst="rect">
+                      <a:avLst/>
+                    </a:prstGeom>
+                    <a:noFill/>
+                    <a:ln>
+                      <a:noFill/>
+                    </a:ln>
+                  </pic:spPr>
+                </pic:pic>
+              </a:graphicData>
+            </a:graphic>
+          </wp:inline>
+        </w:drawing>
+      </w:r>
+    </w:p>
+    <w:p>
+      <w:pPr>
+        <w:pStyle w:val="Odstavecseseznamem"/>
+        <w:numPr>
+          <w:ilvl w:val="0"/>
+          <w:numId w:val="7"/>
+        </w:numPr>
+      </w:pPr>
+      <w:r>
+        <w:t>Relativně stabilní intenzita dopravy během většiny roku.</w:t>
+      </w:r>
+    </w:p>
+    <w:p>
+      <w:pPr>
+        <w:pStyle w:val="Odstavecseseznamem"/>
+        <w:numPr>
+          <w:ilvl w:val="0"/>
+          <w:numId w:val="7"/>
+        </w:numPr>
+      </w:pPr>
+      <w:r>
+        <w:t>Červenec a srpen mají trochu nižší medián, což odpovídá období letních dovolených.</w:t>
+      </w:r>
+    </w:p>
+    <w:p>
+      <w:pPr>
+        <w:pStyle w:val="Odstavecseseznamem"/>
+        <w:numPr>
+          <w:ilvl w:val="0"/>
+          <w:numId w:val="7"/>
+        </w:numPr>
+      </w:pPr>
+      <w:r>
+        <w:t>Prosince a leden vykazují širší rozpětí — kombinace svátků a zimních podmínek může hrát roli</w:t>
+      </w:r>
+    </w:p>
+    <w:p>
+      <w:r>
+        <w:rPr>
+          <w:noProof/>
+        </w:rPr>
+        <w:drawing>
+          <wp:inline distT="0" distB="0" distL="0" distR="0" wp14:anchorId="41405C3E" wp14:editId="16A3BE88">
+            <wp:extent cx="5727700" cy="3226435"/>
+            <wp:effectExtent l="0" t="0" r="6350" b="0"/>
+            <wp:docPr id="1008330043" name="Obrázek 19"/>
+            <wp:cNvGraphicFramePr>
+              <a:graphicFrameLocks xmlns:a="http://schemas.openxmlformats.org/drawingml/2006/main" noChangeAspect="1"/>
+            </wp:cNvGraphicFramePr>
+            <a:graphic xmlns:a="http://schemas.openxmlformats.org/drawingml/2006/main">
+              <a:graphicData uri="http://schemas.openxmlformats.org/drawingml/2006/picture">
+                <pic:pic xmlns:pic="http://schemas.openxmlformats.org/drawingml/2006/picture">
+                  <pic:nvPicPr>
+                    <pic:cNvPr id="0" name="Picture 19"/>
+                    <pic:cNvPicPr>
+                      <a:picLocks noChangeAspect="1" noChangeArrowheads="1"/>
+                    </pic:cNvPicPr>
+                  </pic:nvPicPr>
+                  <pic:blipFill>
+                    <a:blip r:embed="rId24">
+                      <a:extLst>
+                        <a:ext uri="{28A0092B-C50C-407E-A947-70E740481C1C}">
+                          <a14:useLocalDpi xmlns:a14="http://schemas.microsoft.com/office/drawing/2010/main" val="0"/>
+                        </a:ext>
+                      </a:extLst>
+                    </a:blip>
+                    <a:srcRect/>
+                    <a:stretch>
+                      <a:fillRect/>
+                    </a:stretch>
+                  </pic:blipFill>
+                  <pic:spPr bwMode="auto">
+                    <a:xfrm>
+                      <a:off x="0" y="0"/>
+                      <a:ext cx="5727700" cy="3226435"/>
+                    </a:xfrm>
+                    <a:prstGeom prst="rect">
+                      <a:avLst/>
+                    </a:prstGeom>
+                    <a:noFill/>
+                    <a:ln>
+                      <a:noFill/>
+                    </a:ln>
+                  </pic:spPr>
+                </pic:pic>
+              </a:graphicData>
+            </a:graphic>
+          </wp:inline>
+        </w:drawing>
+      </w:r>
+    </w:p>
+    <w:p>
+      <w:pPr>
+        <w:pStyle w:val="Odstavecseseznamem"/>
+        <w:numPr>
+          <w:ilvl w:val="0"/>
+          <w:numId w:val="7"/>
+        </w:numPr>
+      </w:pPr>
+      <w:r>
+        <w:t xml:space="preserve">Nejnižší provoz je mezi </w:t>
+      </w:r>
+      <w:r>
+        <w:t>2</w:t>
+      </w:r>
+      <w:r>
+        <w:t>0:00–</w:t>
+      </w:r>
+      <w:r>
+        <w:t>3</w:t>
+      </w:r>
+      <w:r>
+        <w:t>:00 ráno, což odpovídá nočnímu klidu.</w:t>
+      </w:r>
+    </w:p>
+    <w:p>
+      <w:pPr>
+        <w:pStyle w:val="Odstavecseseznamem"/>
+        <w:numPr>
+          <w:ilvl w:val="0"/>
+          <w:numId w:val="7"/>
+        </w:numPr>
+      </w:pPr>
+      <w:r>
+        <w:lastRenderedPageBreak/>
+        <w:t>Jasné dopravní špičky nastávají mezi 6:00–9:00 a 14:00–17:00 — typické pracovní dojíždění.</w:t>
+      </w:r>
+    </w:p>
+    <w:p>
+      <w:pPr>
+        <w:pStyle w:val="Odstavecseseznamem"/>
+        <w:numPr>
+          <w:ilvl w:val="0"/>
+          <w:numId w:val="7"/>
+        </w:numPr>
+      </w:pPr>
+      <w:r>
+        <w:t>V poledne (11:00–13:00) je provoz stabilní, ale s mírně nižší variabilitou</w:t>
+      </w:r>
+    </w:p>
+    <w:p>
+      <w:pPr>
+        <w:rPr>
+          <w:i/>
+          <w:iCs/>
+        </w:rPr>
+      </w:pPr>
+      <w:r>
+        <w:rPr>
+          <w:i/>
+          <w:iCs/>
+        </w:rPr>
+        <w:t>Poznámka:</w:t>
+      </w:r>
+      <w:r>
+        <w:rPr>
+          <w:i/>
+          <w:iCs/>
+        </w:rPr>
+        <w:br/>
+        <w:t>Jedná se o čas UTC, to znamená, že u nás je v létě posunut o 2 hodiny a v zimě o 1 hodinu – to fakt nevím, jak vyřešit</w:t>
+      </w:r>
+      <w:r>
+        <w:rPr>
+          <w:i/>
+          <w:iCs/>
+        </w:rPr>
+        <w:t xml:space="preserve"> </w:t>
+      </w:r>
+      <w:r>
+        <w:rPr>
+          <mc:AlternateContent>
+            <mc:Choice Requires="w16se"/>
+            <mc:Fallback>
+              <w:rFonts w:ascii="Segoe UI Emoji" w:eastAsia="Segoe UI Emoji" w:hAnsi="Segoe UI Emoji" w:cs="Segoe UI Emoji"/>
+            </mc:Fallback>
+          </mc:AlternateContent>
+          <w:i/>
+          <w:iCs/>
+        </w:rPr>
+        <mc:AlternateContent>
+          <mc:Choice Requires="w16se">
+            <w16se:symEx w16se:font="Segoe UI Emoji" w16se:char="2639"/>
+          </mc:Choice>
+          <mc:Fallback>
+            <w:t>☹</w:t>
+          </mc:Fallback>
+        </mc:AlternateContent>
+      </w:r>
+    </w:p>
+    <w:p>
+      <w:pPr>
+        <w:rPr>
+          <w:i/>
+          <w:iCs/>
+        </w:rPr>
+      </w:pPr>
+    </w:p>
+    <w:p>
+      <w:pPr>
+        <w:pStyle w:val="Nadpis2"/>
+      </w:pPr>
+      <w:r>
+        <w:t>Úprava dat</w:t>
+      </w:r>
+    </w:p>
+    <w:p>
+      <w:pPr>
+        <w:pStyle w:val="Odstavecseseznamem"/>
+        <w:numPr>
+          <w:ilvl w:val="0"/>
+          <w:numId w:val="7"/>
+        </w:numPr>
+      </w:pPr>
+      <w:r>
+        <w:t>Sjednocení všech tří data frames do jedné tabulky – pro přehlednost chybějících hodnot, pro lehkost manipulace s daty</w:t>
+      </w:r>
+    </w:p>
+    <w:p>
+      <w:pPr>
+        <w:pStyle w:val="Odstavecseseznamem"/>
+        <w:numPr>
+          <w:ilvl w:val="0"/>
+          <w:numId w:val="7"/>
+        </w:numPr>
+      </w:pPr>
+      <w:r>
+        <w:t>Problém s meteo a polution daty po 15.1.2025 – tyto data neuvažuji dále</w:t>
+      </w:r>
+    </w:p>
+    <w:p>
+      <w:pPr>
+        <w:pStyle w:val="Odstavecseseznamem"/>
+      </w:pPr>
+    </w:p>
+    <w:p>
+      <w:r>
+        <w:t>Chybějící hodnoty:</w:t>
+      </w:r>
+    </w:p>
+    <w:tbl>
+      <w:tblPr>
+        <w:tblStyle w:val="Mkatabulky"/>
+        <w:tblW w:w="0" w:type="auto"/>
+        <w:tblLook w:val="04A0" w:firstRow="1" w:lastRow="0" w:firstColumn="1" w:lastColumn="0" w:noHBand="0" w:noVBand="1"/>
+      </w:tblPr>
+      <w:tblGrid>
+        <w:gridCol w:w="3397"/>
+        <w:gridCol w:w="5619"/>
+      </w:tblGrid>
+      <w:tr>
+        <w:tc>
+          <w:tcPr>
+            <w:tcW w:w="3397" w:type="dxa"/>
+          </w:tcPr>
+          <w:p/>
+        </w:tc>
+        <w:tc>
+          <w:tcPr>
+            <w:tcW w:w="5619" w:type="dxa"/>
+          </w:tcPr>
+          <w:p/>
+        </w:tc>
+      </w:tr>
+      <w:tr>
+        <w:tc>
+          <w:tcPr>
+            <w:tcW w:w="3397" w:type="dxa"/>
+          </w:tcPr>
+          <w:p>
+            <w:r>
+              <w:t>Auta</w:t>
+            </w:r>
+          </w:p>
+        </w:tc>
+        <w:tc>
+          <w:tcPr>
+            <w:tcW w:w="5619" w:type="dxa"/>
+          </w:tcPr>
+          <w:p>
+            <w:r>
+              <w:t>1.3 (celý den), 3.4 9:00, 15.5 0-7</w:t>
+            </w:r>
+            <w:r>
+              <w:t>:00</w:t>
+            </w:r>
+            <w:r>
+              <w:t>, 17.5 5-6</w:t>
+            </w:r>
+            <w:r>
+              <w:t>:00</w:t>
+            </w:r>
+            <w:r>
+              <w:t xml:space="preserve">, </w:t>
+            </w:r>
+            <w:r>
+              <w:t xml:space="preserve"> 27.6 16:00-23:00, 28.6 00-6:00, 12.7 11:00-23:00, 13.7-15.7, 27.10 2:00</w:t>
+            </w:r>
+          </w:p>
+        </w:tc>
+      </w:tr>
+      <w:tr>
+        <w:tc>
+          <w:tcPr>
+            <w:tcW w:w="3397" w:type="dxa"/>
+          </w:tcPr>
+          <w:p>
+            <w:r>
+              <w:t>Meteo</w:t>
+            </w:r>
+            <w:r>
+              <w:t xml:space="preserve"> + polution</w:t>
+            </w:r>
+          </w:p>
+        </w:tc>
+        <w:tc>
+          <w:tcPr>
+            <w:tcW w:w="5619" w:type="dxa"/>
+          </w:tcPr>
+          <w:p>
+            <w:r>
+              <w:t>1-3.1. 2024, 16.1, 23.1, 29.2, 1.3, 4.3, 15.5, 17.5, 27.6-28.6, 6.7, 12-16.7, 22.7, 22.10, 26.10, 27.10</w:t>
+            </w:r>
+          </w:p>
+        </w:tc>
+      </w:tr>
+    </w:tbl>
     <w:p/>
     <w:sectPr>
       <w:pgSz w:w="11906" w:h="16838"/>
@@ -3145,6 +4513,119 @@
 <file path=word/numbering.xml><?xml version="1.0" encoding="utf-8"?>
 <w:numbering xmlns:wpc="http://schemas.microsoft.com/office/word/2010/wordprocessingCanvas" xmlns:cx="http://schemas.microsoft.com/office/drawing/2014/chartex" xmlns:cx1="http://schemas.microsoft.com/office/drawing/2015/9/8/chartex" xmlns:cx2="http://schemas.microsoft.com/office/drawing/2015/10/21/chartex" xmlns:cx3="http://schemas.microsoft.com/office/drawing/2016/5/9/chartex" xmlns:cx4="http://schemas.microsoft.com/office/drawing/2016/5/10/chartex" xmlns:cx5="http://schemas.microsoft.com/office/drawing/2016/5/11/chartex" xmlns:cx6="http://schemas.microsoft.com/office/drawing/2016/5/12/chartex" xmlns:cx7="http://schemas.microsoft.com/office/drawing/2016/5/13/chartex" xmlns:cx8="http://schemas.microsoft.com/office/drawing/2016/5/14/chartex" xmlns:mc="http://schemas.openxmlformats.org/markup-compatibility/2006" xmlns:aink="http://schemas.microsoft.com/office/drawing/2016/ink" xmlns:am3d="http://schemas.microsoft.com/office/drawing/2017/model3d" xmlns:o="urn:schemas-microsoft-com:office:office" xmlns:oel="http://schemas.microsoft.com/office/2019/extlst" xmlns:r="http://schemas.openxmlformats.org/officeDocument/2006/relationships" xmlns:m="http://schemas.openxmlformats.org/officeDocument/2006/math" xmlns:v="urn:schemas-microsoft-com:vml" xmlns:wp14="http://schemas.microsoft.com/office/word/2010/wordprocessingDrawing" xmlns:wp="http://schemas.openxmlformats.org/drawingml/2006/wordprocessingDrawing" xmlns:w10="urn:schemas-microsoft-com:office:word" xmlns:w="http://schemas.openxmlformats.org/wordprocessingml/2006/main" xmlns:w14="http://schemas.microsoft.com/office/word/2010/wordml" xmlns:w15="http://schemas.microsoft.com/office/word/2012/wordml" xmlns:w16cex="http://schemas.microsoft.com/office/word/2018/wordml/cex" xmlns:w16cid="http://schemas.microsoft.com/office/word/2016/wordml/cid" xmlns:w16="http://schemas.microsoft.com/office/word/2018/wordml" xmlns:w16du="http://schemas.microsoft.com/office/word/2023/wordml/word16du" xmlns:w16sdtdh="http://schemas.microsoft.com/office/word/2020/wordml/sdtdatahash" xmlns:w16sdtfl="http://schemas.microsoft.com/office/word/2024/wordml/sdtformatlock" xmlns:w16se="http://schemas.microsoft.com/office/word/2015/wordml/symex" xmlns:wpg="http://schemas.microsoft.com/office/word/2010/wordprocessingGroup" xmlns:wpi="http://schemas.microsoft.com/office/word/2010/wordprocessingInk" xmlns:wne="http://schemas.microsoft.com/office/word/2006/wordml" xmlns:wps="http://schemas.microsoft.com/office/word/2010/wordprocessingShape" mc:Ignorable="w14 w15 w16se w16cid w16 w16cex w16sdtdh w16sdtfl w16du wp14">
   <w:abstractNum w:abstractNumId="0" w15:restartNumberingAfterBreak="0">
+    <w:nsid w:val="06441F1A"/>
+    <w:multiLevelType w:val="hybridMultilevel"/>
+    <w:tmpl w:val="B4967BD8"/>
+    <w:lvl w:ilvl="0" w:tplc="4B927322">
+      <w:start w:val="2"/>
+      <w:numFmt w:val="bullet"/>
+      <w:lvlText w:val="-"/>
+      <w:lvlJc w:val="left"/>
+      <w:pPr>
+        <w:ind w:left="720" w:hanging="360"/>
+      </w:pPr>
+      <w:rPr>
+        <w:rFonts w:ascii="Aptos" w:eastAsiaTheme="minorHAnsi" w:hAnsi="Aptos" w:cstheme="minorBidi" w:hint="default"/>
+      </w:rPr>
+    </w:lvl>
+    <w:lvl w:ilvl="1" w:tplc="04050003" w:tentative="1">
+      <w:start w:val="1"/>
+      <w:numFmt w:val="bullet"/>
+      <w:lvlText w:val="o"/>
+      <w:lvlJc w:val="left"/>
+      <w:pPr>
+        <w:ind w:left="1440" w:hanging="360"/>
+      </w:pPr>
+      <w:rPr>
+        <w:rFonts w:ascii="Courier New" w:hAnsi="Courier New" w:cs="Courier New" w:hint="default"/>
+      </w:rPr>
+    </w:lvl>
+    <w:lvl w:ilvl="2" w:tplc="04050005" w:tentative="1">
+      <w:start w:val="1"/>
+      <w:numFmt w:val="bullet"/>
+      <w:lvlText w:val=""/>
+      <w:lvlJc w:val="left"/>
+      <w:pPr>
+        <w:ind w:left="2160" w:hanging="360"/>
+      </w:pPr>
+      <w:rPr>
+        <w:rFonts w:ascii="Wingdings" w:hAnsi="Wingdings" w:hint="default"/>
+      </w:rPr>
+    </w:lvl>
+    <w:lvl w:ilvl="3" w:tplc="04050001" w:tentative="1">
+      <w:start w:val="1"/>
+      <w:numFmt w:val="bullet"/>
+      <w:lvlText w:val=""/>
+      <w:lvlJc w:val="left"/>
+      <w:pPr>
+        <w:ind w:left="2880" w:hanging="360"/>
+      </w:pPr>
+      <w:rPr>
+        <w:rFonts w:ascii="Symbol" w:hAnsi="Symbol" w:hint="default"/>
+      </w:rPr>
+    </w:lvl>
+    <w:lvl w:ilvl="4" w:tplc="04050003" w:tentative="1">
+      <w:start w:val="1"/>
+      <w:numFmt w:val="bullet"/>
+      <w:lvlText w:val="o"/>
+      <w:lvlJc w:val="left"/>
+      <w:pPr>
+        <w:ind w:left="3600" w:hanging="360"/>
+      </w:pPr>
+      <w:rPr>
+        <w:rFonts w:ascii="Courier New" w:hAnsi="Courier New" w:cs="Courier New" w:hint="default"/>
+      </w:rPr>
+    </w:lvl>
+    <w:lvl w:ilvl="5" w:tplc="04050005" w:tentative="1">
+      <w:start w:val="1"/>
+      <w:numFmt w:val="bullet"/>
+      <w:lvlText w:val=""/>
+      <w:lvlJc w:val="left"/>
+      <w:pPr>
+        <w:ind w:left="4320" w:hanging="360"/>
+      </w:pPr>
+      <w:rPr>
+        <w:rFonts w:ascii="Wingdings" w:hAnsi="Wingdings" w:hint="default"/>
+      </w:rPr>
+    </w:lvl>
+    <w:lvl w:ilvl="6" w:tplc="04050001" w:tentative="1">
+      <w:start w:val="1"/>
+      <w:numFmt w:val="bullet"/>
+      <w:lvlText w:val=""/>
+      <w:lvlJc w:val="left"/>
+      <w:pPr>
+        <w:ind w:left="5040" w:hanging="360"/>
+      </w:pPr>
+      <w:rPr>
+        <w:rFonts w:ascii="Symbol" w:hAnsi="Symbol" w:hint="default"/>
+      </w:rPr>
+    </w:lvl>
+    <w:lvl w:ilvl="7" w:tplc="04050003" w:tentative="1">
+      <w:start w:val="1"/>
+      <w:numFmt w:val="bullet"/>
+      <w:lvlText w:val="o"/>
+      <w:lvlJc w:val="left"/>
+      <w:pPr>
+        <w:ind w:left="5760" w:hanging="360"/>
+      </w:pPr>
+      <w:rPr>
+        <w:rFonts w:ascii="Courier New" w:hAnsi="Courier New" w:cs="Courier New" w:hint="default"/>
+      </w:rPr>
+    </w:lvl>
+    <w:lvl w:ilvl="8" w:tplc="04050005" w:tentative="1">
+      <w:start w:val="1"/>
+      <w:numFmt w:val="bullet"/>
+      <w:lvlText w:val=""/>
+      <w:lvlJc w:val="left"/>
+      <w:pPr>
+        <w:ind w:left="6480" w:hanging="360"/>
+      </w:pPr>
+      <w:rPr>
+        <w:rFonts w:ascii="Wingdings" w:hAnsi="Wingdings" w:hint="default"/>
+      </w:rPr>
+    </w:lvl>
+  </w:abstractNum>
+  <w:abstractNum w:abstractNumId="1" w15:restartNumberingAfterBreak="0">
     <w:nsid w:val="0C5E1832"/>
     <w:multiLevelType w:val="hybridMultilevel"/>
     <w:tmpl w:val="4FDE45DE"/>
@@ -3233,7 +4714,7 @@
       </w:pPr>
     </w:lvl>
   </w:abstractNum>
-  <w:abstractNum w:abstractNumId="1" w15:restartNumberingAfterBreak="0">
+  <w:abstractNum w:abstractNumId="2" w15:restartNumberingAfterBreak="0">
     <w:nsid w:val="30A313F7"/>
     <w:multiLevelType w:val="hybridMultilevel"/>
     <w:tmpl w:val="0E30B5C8"/>
@@ -3346,7 +4827,7 @@
       </w:rPr>
     </w:lvl>
   </w:abstractNum>
-  <w:abstractNum w:abstractNumId="2" w15:restartNumberingAfterBreak="0">
+  <w:abstractNum w:abstractNumId="3" w15:restartNumberingAfterBreak="0">
     <w:nsid w:val="391D54EA"/>
     <w:multiLevelType w:val="multilevel"/>
     <w:tmpl w:val="9D86C7BC"/>
@@ -3495,7 +4976,7 @@
       </w:rPr>
     </w:lvl>
   </w:abstractNum>
-  <w:abstractNum w:abstractNumId="3" w15:restartNumberingAfterBreak="0">
+  <w:abstractNum w:abstractNumId="4" w15:restartNumberingAfterBreak="0">
     <w:nsid w:val="4D2F53DB"/>
     <w:multiLevelType w:val="multilevel"/>
     <w:tmpl w:val="96FE1210"/>
@@ -3644,7 +5125,7 @@
       </w:rPr>
     </w:lvl>
   </w:abstractNum>
-  <w:abstractNum w:abstractNumId="4" w15:restartNumberingAfterBreak="0">
+  <w:abstractNum w:abstractNumId="5" w15:restartNumberingAfterBreak="0">
     <w:nsid w:val="674E6589"/>
     <w:multiLevelType w:val="hybridMultilevel"/>
     <w:tmpl w:val="427E6EA0"/>
@@ -3733,7 +5214,7 @@
       </w:pPr>
     </w:lvl>
   </w:abstractNum>
-  <w:abstractNum w:abstractNumId="5" w15:restartNumberingAfterBreak="0">
+  <w:abstractNum w:abstractNumId="6" w15:restartNumberingAfterBreak="0">
     <w:nsid w:val="6BFA26CC"/>
     <w:multiLevelType w:val="multilevel"/>
     <w:tmpl w:val="2FBCAB92"/>
@@ -3883,22 +5364,25 @@
     </w:lvl>
   </w:abstractNum>
   <w:num w:numId="1" w16cid:durableId="1101295347">
+    <w:abstractNumId w:val="2"/>
+  </w:num>
+  <w:num w:numId="2" w16cid:durableId="1067260753">
+    <w:abstractNumId w:val="5"/>
+  </w:num>
+  <w:num w:numId="3" w16cid:durableId="1421757388">
     <w:abstractNumId w:val="1"/>
   </w:num>
-  <w:num w:numId="2" w16cid:durableId="1067260753">
+  <w:num w:numId="4" w16cid:durableId="388967388">
+    <w:abstractNumId w:val="3"/>
+  </w:num>
+  <w:num w:numId="5" w16cid:durableId="511261899">
     <w:abstractNumId w:val="4"/>
   </w:num>
-  <w:num w:numId="3" w16cid:durableId="1421757388">
+  <w:num w:numId="6" w16cid:durableId="1293710252">
+    <w:abstractNumId w:val="6"/>
+  </w:num>
+  <w:num w:numId="7" w16cid:durableId="1520587924">
     <w:abstractNumId w:val="0"/>
-  </w:num>
-  <w:num w:numId="4" w16cid:durableId="388967388">
-    <w:abstractNumId w:val="2"/>
-  </w:num>
-  <w:num w:numId="5" w16cid:durableId="511261899">
-    <w:abstractNumId w:val="3"/>
-  </w:num>
-  <w:num w:numId="6" w16cid:durableId="1293710252">
-    <w:abstractNumId w:val="5"/>
   </w:num>
 </w:numbering>
 </file>
@@ -4504,7 +5988,6 @@
   <w:style w:type="character" w:default="1" w:styleId="Standardnpsmoodstavce">
     <w:name w:val="Default Paragraph Font"/>
     <w:uiPriority w:val="1"/>
-    <w:semiHidden/>
     <w:unhideWhenUsed/>
   </w:style>
   <w:style w:type="table" w:default="1" w:styleId="Normlntabulka">
@@ -4815,6 +6298,25 @@
       <w:spacing w:val="5"/>
     </w:rPr>
   </w:style>
+  <w:style w:type="table" w:styleId="Mkatabulky">
+    <w:name w:val="Table Grid"/>
+    <w:basedOn w:val="Normlntabulka"/>
+    <w:uiPriority w:val="39"/>
+    <w:rsid w:val="002D4A9C"/>
+    <w:pPr>
+      <w:spacing w:after="0" w:line="240" w:lineRule="auto"/>
+    </w:pPr>
+    <w:tblPr>
+      <w:tblBorders>
+        <w:top w:val="single" w:sz="4" w:space="0" w:color="auto"/>
+        <w:left w:val="single" w:sz="4" w:space="0" w:color="auto"/>
+        <w:bottom w:val="single" w:sz="4" w:space="0" w:color="auto"/>
+        <w:right w:val="single" w:sz="4" w:space="0" w:color="auto"/>
+        <w:insideH w:val="single" w:sz="4" w:space="0" w:color="auto"/>
+        <w:insideV w:val="single" w:sz="4" w:space="0" w:color="auto"/>
+      </w:tblBorders>
+    </w:tblPr>
+  </w:style>
 </w:styles>
 </file>
 

--- a/textove_soubory/postup_prace.docx
+++ b/textove_soubory/postup_prace.docx
@@ -96,7 +96,13 @@
         </w:numPr>
       </w:pPr>
       <w:r>
-        <w:t>Přidání pomocných proměnných (části dnů, dny v týdnu, měsíce, indikátor topné sezóny, pracovní dny..)</w:t>
+        <w:t>Přidání pomocných proměnných (části dnů, dny v týdnu, měsíce, indikátor topné sezóny, pracovní dny</w:t>
+      </w:r>
+      <w:r>
+        <w:t>, svátky, prázdniny</w:t>
+      </w:r>
+      <w:r>
+        <w:t>)</w:t>
       </w:r>
     </w:p>
     <w:p>
@@ -2753,6 +2759,9 @@
     </w:p>
     <w:p>
       <w:r>
+        <w:rPr>
+          <w:noProof/>
+        </w:rPr>
         <w:drawing>
           <wp:inline distT="0" distB="0" distL="0" distR="0" wp14:anchorId="38313A80" wp14:editId="74FD7AE9">
             <wp:extent cx="4296375" cy="981212"/>
@@ -3022,6 +3031,18 @@
       </w:r>
     </w:p>
     <w:p>
+      <w:pPr>
+        <w:pStyle w:val="Odstavecseseznamem"/>
+        <w:numPr>
+          <w:ilvl w:val="0"/>
+          <w:numId w:val="7"/>
+        </w:numPr>
+      </w:pPr>
+      <w:r>
+        <w:t>Důležité uvést extrémní výkyvy v červenci, kde dochází k velmi vysokým hodnotám</w:t>
+      </w:r>
+    </w:p>
+    <w:p>
       <w:r>
         <w:rPr>
           <w:noProof/>
@@ -3076,13 +3097,106 @@
         </w:drawing>
       </w:r>
     </w:p>
-    <w:p/>
+    <w:p>
+      <w:pPr>
+        <w:pStyle w:val="Odstavecseseznamem"/>
+        <w:numPr>
+          <w:ilvl w:val="0"/>
+          <w:numId w:val="7"/>
+        </w:numPr>
+      </w:pPr>
+      <w:r>
+        <w:t>Po celý den jsou cca částice stejné</w:t>
+      </w:r>
+    </w:p>
+    <w:p>
+      <w:pPr>
+        <w:pStyle w:val="Odstavecseseznamem"/>
+        <w:numPr>
+          <w:ilvl w:val="0"/>
+          <w:numId w:val="7"/>
+        </w:numPr>
+      </w:pPr>
+      <w:r>
+        <w:t>Nutné zohlednit červencový výkyv hodnot – všechny vysoké hodnoty nad 150 jsou červencové abnormality</w:t>
+      </w:r>
+    </w:p>
+    <w:p>
+      <w:pPr>
+        <w:ind w:left="360"/>
+      </w:pPr>
+      <w:r>
+        <w:rPr>
+          <w:noProof/>
+        </w:rPr>
+        <w:drawing>
+          <wp:inline distT="0" distB="0" distL="0" distR="0" wp14:anchorId="5AA77A15" wp14:editId="45A91F16">
+            <wp:extent cx="4300695" cy="2422120"/>
+            <wp:effectExtent l="0" t="0" r="5080" b="0"/>
+            <wp:docPr id="340429316" name="Obrázek 1"/>
+            <wp:cNvGraphicFramePr>
+              <a:graphicFrameLocks xmlns:a="http://schemas.openxmlformats.org/drawingml/2006/main" noChangeAspect="1"/>
+            </wp:cNvGraphicFramePr>
+            <a:graphic xmlns:a="http://schemas.openxmlformats.org/drawingml/2006/main">
+              <a:graphicData uri="http://schemas.openxmlformats.org/drawingml/2006/picture">
+                <pic:pic xmlns:pic="http://schemas.openxmlformats.org/drawingml/2006/picture">
+                  <pic:nvPicPr>
+                    <pic:cNvPr id="0" name="Picture 1"/>
+                    <pic:cNvPicPr>
+                      <a:picLocks noChangeAspect="1" noChangeArrowheads="1"/>
+                    </pic:cNvPicPr>
+                  </pic:nvPicPr>
+                  <pic:blipFill>
+                    <a:blip r:embed="rId12" cstate="print">
+                      <a:extLst>
+                        <a:ext uri="{28A0092B-C50C-407E-A947-70E740481C1C}">
+                          <a14:useLocalDpi xmlns:a14="http://schemas.microsoft.com/office/drawing/2010/main" val="0"/>
+                        </a:ext>
+                      </a:extLst>
+                    </a:blip>
+                    <a:srcRect/>
+                    <a:stretch>
+                      <a:fillRect/>
+                    </a:stretch>
+                  </pic:blipFill>
+                  <pic:spPr bwMode="auto">
+                    <a:xfrm>
+                      <a:off x="0" y="0"/>
+                      <a:ext cx="4306321" cy="2425288"/>
+                    </a:xfrm>
+                    <a:prstGeom prst="rect">
+                      <a:avLst/>
+                    </a:prstGeom>
+                    <a:noFill/>
+                    <a:ln>
+                      <a:noFill/>
+                    </a:ln>
+                  </pic:spPr>
+                </pic:pic>
+              </a:graphicData>
+            </a:graphic>
+          </wp:inline>
+        </w:drawing>
+      </w:r>
+    </w:p>
+    <w:p>
+      <w:pPr>
+        <w:pStyle w:val="Odstavecseseznamem"/>
+        <w:numPr>
+          <w:ilvl w:val="0"/>
+          <w:numId w:val="7"/>
+        </w:numPr>
+      </w:pPr>
+      <w:r>
+        <w:lastRenderedPageBreak/>
+        <w:t xml:space="preserve">Kvůli abnormalitám pak nejde poměřovat rozdíly mezi dny mezi sebou – po úpravě dat bude zahájena nová deskriptivní analýza </w:t>
+      </w:r>
+    </w:p>
     <w:p>
       <w:pPr>
         <w:pStyle w:val="Nadpis4"/>
       </w:pPr>
       <w:r>
-        <w:lastRenderedPageBreak/>
         <w:t>Oxid dusičitý (NO2)</w:t>
       </w:r>
     </w:p>
@@ -3109,7 +3223,7 @@
                     </pic:cNvPicPr>
                   </pic:nvPicPr>
                   <pic:blipFill>
-                    <a:blip r:embed="rId12">
+                    <a:blip r:embed="rId13">
                       <a:extLst>
                         <a:ext uri="{28A0092B-C50C-407E-A947-70E740481C1C}">
                           <a14:useLocalDpi xmlns:a14="http://schemas.microsoft.com/office/drawing/2010/main" val="0"/>
@@ -3241,6 +3355,7 @@
         </w:numPr>
       </w:pPr>
       <w:r>
+        <w:lastRenderedPageBreak/>
         <w:t xml:space="preserve">Ve všech měsících se vyskytují </w:t>
       </w:r>
       <w:r>
@@ -3263,7 +3378,6 @@
         </w:numPr>
       </w:pPr>
       <w:r>
-        <w:lastRenderedPageBreak/>
         <w:t xml:space="preserve">Průměrné hodnoty se mezi měsíci </w:t>
       </w:r>
       <w:r>
@@ -3322,7 +3436,7 @@
                     </pic:cNvPicPr>
                   </pic:nvPicPr>
                   <pic:blipFill>
-                    <a:blip r:embed="rId13">
+                    <a:blip r:embed="rId14">
                       <a:extLst>
                         <a:ext uri="{28A0092B-C50C-407E-A947-70E740481C1C}">
                           <a14:useLocalDpi xmlns:a14="http://schemas.microsoft.com/office/drawing/2010/main" val="0"/>
@@ -3378,7 +3492,7 @@
                     </pic:cNvPicPr>
                   </pic:nvPicPr>
                   <pic:blipFill>
-                    <a:blip r:embed="rId14">
+                    <a:blip r:embed="rId15">
                       <a:extLst>
                         <a:ext uri="{28A0092B-C50C-407E-A947-70E740481C1C}">
                           <a14:useLocalDpi xmlns:a14="http://schemas.microsoft.com/office/drawing/2010/main" val="0"/>
@@ -3416,27 +3530,16 @@
       </w:r>
     </w:p>
     <w:p>
-      <w:pPr>
-        <w:pStyle w:val="Nadpis3"/>
-      </w:pPr>
-      <w:r>
+      <w:r>
+        <w:rPr>
+          <w:noProof/>
+        </w:rPr>
         <w:lastRenderedPageBreak/>
-        <w:t>Počasí (meteo)</w:t>
-      </w:r>
-    </w:p>
-    <w:p>
-      <w:r>
-        <w:t>Míra korelace mezi nárazem vzduchu a rychlostí vzduchu:</w:t>
-      </w:r>
-      <w:r>
-        <w:br/>
-      </w:r>
-      <w:r>
         <w:drawing>
-          <wp:inline distT="0" distB="0" distL="0" distR="0" wp14:anchorId="6B663C62" wp14:editId="1962A5C0">
-            <wp:extent cx="3772426" cy="514422"/>
-            <wp:effectExtent l="0" t="0" r="0" b="0"/>
-            <wp:docPr id="1139436120" name="Obrázek 1" descr="Obsah obrázku text, Písmo, snímek obrazovky, řada/pruh&#10;&#10;Obsah vygenerovaný umělou inteligencí může být nesprávný."/>
+          <wp:inline distT="0" distB="0" distL="0" distR="0" wp14:anchorId="5B3265F4" wp14:editId="74320669">
+            <wp:extent cx="5727700" cy="3225800"/>
+            <wp:effectExtent l="0" t="0" r="6350" b="0"/>
+            <wp:docPr id="2074598546" name="Obrázek 2"/>
             <wp:cNvGraphicFramePr>
               <a:graphicFrameLocks xmlns:a="http://schemas.openxmlformats.org/drawingml/2006/main" noChangeAspect="1"/>
             </wp:cNvGraphicFramePr>
@@ -3444,80 +3547,7 @@
               <a:graphicData uri="http://schemas.openxmlformats.org/drawingml/2006/picture">
                 <pic:pic xmlns:pic="http://schemas.openxmlformats.org/drawingml/2006/picture">
                   <pic:nvPicPr>
-                    <pic:cNvPr id="1139436120" name="Obrázek 1" descr="Obsah obrázku text, Písmo, snímek obrazovky, řada/pruh&#10;&#10;Obsah vygenerovaný umělou inteligencí může být nesprávný."/>
-                    <pic:cNvPicPr/>
-                  </pic:nvPicPr>
-                  <pic:blipFill>
-                    <a:blip r:embed="rId15"/>
-                    <a:stretch>
-                      <a:fillRect/>
-                    </a:stretch>
-                  </pic:blipFill>
-                  <pic:spPr>
-                    <a:xfrm>
-                      <a:off x="0" y="0"/>
-                      <a:ext cx="3772426" cy="514422"/>
-                    </a:xfrm>
-                    <a:prstGeom prst="rect">
-                      <a:avLst/>
-                    </a:prstGeom>
-                  </pic:spPr>
-                </pic:pic>
-              </a:graphicData>
-            </a:graphic>
-          </wp:inline>
-        </w:drawing>
-      </w:r>
-    </w:p>
-    <w:p>
-      <w:pPr>
-        <w:pStyle w:val="Odstavecseseznamem"/>
-        <w:numPr>
-          <w:ilvl w:val="0"/>
-          <w:numId w:val="7"/>
-        </w:numPr>
-      </w:pPr>
-      <w:r>
-        <w:t>Uvažuji stejnou metodu jako u prachových částic</w:t>
-      </w:r>
-    </w:p>
-    <w:p>
-      <w:pPr>
-        <w:pStyle w:val="Odstavecseseznamem"/>
-        <w:numPr>
-          <w:ilvl w:val="0"/>
-          <w:numId w:val="7"/>
-        </w:numPr>
-      </w:pPr>
-      <w:r>
-        <w:t>Budeme tudíž počítat pouze s windSpeed jako s proměnnou, která zastupuje větrnou složku v počasí</w:t>
-      </w:r>
-    </w:p>
-    <w:p/>
-    <w:p>
-      <w:pPr>
-        <w:pStyle w:val="Nadpis4"/>
-      </w:pPr>
-      <w:r>
-        <w:t>Rychlost větru</w:t>
-      </w:r>
-      <w:r>
-        <w:rPr>
-          <w:noProof/>
-        </w:rPr>
-        <w:drawing>
-          <wp:inline distT="0" distB="0" distL="0" distR="0" wp14:anchorId="2535FECB" wp14:editId="3D684E90">
-            <wp:extent cx="5727700" cy="3510915"/>
-            <wp:effectExtent l="0" t="0" r="6350" b="0"/>
-            <wp:docPr id="1356668277" name="Obrázek 10"/>
-            <wp:cNvGraphicFramePr>
-              <a:graphicFrameLocks xmlns:a="http://schemas.openxmlformats.org/drawingml/2006/main" noChangeAspect="1"/>
-            </wp:cNvGraphicFramePr>
-            <a:graphic xmlns:a="http://schemas.openxmlformats.org/drawingml/2006/main">
-              <a:graphicData uri="http://schemas.openxmlformats.org/drawingml/2006/picture">
-                <pic:pic xmlns:pic="http://schemas.openxmlformats.org/drawingml/2006/picture">
-                  <pic:nvPicPr>
-                    <pic:cNvPr id="0" name="Picture 10"/>
+                    <pic:cNvPr id="0" name="Picture 2"/>
                     <pic:cNvPicPr>
                       <a:picLocks noChangeAspect="1" noChangeArrowheads="1"/>
                     </pic:cNvPicPr>
@@ -3538,7 +3568,7 @@
                   <pic:spPr bwMode="auto">
                     <a:xfrm>
                       <a:off x="0" y="0"/>
-                      <a:ext cx="5727700" cy="3510915"/>
+                      <a:ext cx="5727700" cy="3225800"/>
                     </a:xfrm>
                     <a:prstGeom prst="rect">
                       <a:avLst/>
@@ -3564,40 +3594,41 @@
         </w:numPr>
       </w:pPr>
       <w:r>
-        <w:t>vyšší hodnoty jsou zaznamenány na jaře a na podzim, zatímco léto a zima jsou na vítr mírnější</w:t>
-      </w:r>
-    </w:p>
-    <w:p>
-      <w:pPr>
-        <w:pStyle w:val="Odstavecseseznamem"/>
-        <w:numPr>
-          <w:ilvl w:val="0"/>
-          <w:numId w:val="7"/>
-        </w:numPr>
-      </w:pPr>
-      <w:r>
-        <w:t>Nejvyšší průměrné denní rychlosti dosahují okolo května a října</w:t>
-      </w:r>
-    </w:p>
-    <w:p>
-      <w:pPr>
-        <w:pStyle w:val="Nadpis4"/>
-      </w:pPr>
-      <w:r>
-        <w:lastRenderedPageBreak/>
-        <w:t>Srážky</w:t>
-      </w:r>
-    </w:p>
-    <w:p>
+        <w:t>Podobně jako u PM10 je v červenci velký výkyv naměřené koncentrace</w:t>
+      </w:r>
+    </w:p>
+    <w:p>
+      <w:pPr>
+        <w:pStyle w:val="Nadpis3"/>
+      </w:pPr>
+      <w:r>
+        <w:t>Počasí (</w:t>
+      </w:r>
+      <w:proofErr w:type="spellStart"/>
+      <w:r>
+        <w:t>meteo</w:t>
+      </w:r>
+      <w:proofErr w:type="spellEnd"/>
+      <w:r>
+        <w:t>)</w:t>
+      </w:r>
+    </w:p>
+    <w:p>
+      <w:r>
+        <w:t>Míra korelace mezi nárazem vzduchu a rychlostí vzduchu:</w:t>
+      </w:r>
+      <w:r>
+        <w:br/>
+      </w:r>
       <w:r>
         <w:rPr>
           <w:noProof/>
         </w:rPr>
         <w:drawing>
-          <wp:inline distT="0" distB="0" distL="0" distR="0" wp14:anchorId="47A16B8A" wp14:editId="47B550B6">
-            <wp:extent cx="5727700" cy="3510915"/>
-            <wp:effectExtent l="0" t="0" r="6350" b="0"/>
-            <wp:docPr id="570135937" name="Obrázek 12"/>
+          <wp:inline distT="0" distB="0" distL="0" distR="0" wp14:anchorId="6B663C62" wp14:editId="1962A5C0">
+            <wp:extent cx="3772426" cy="514422"/>
+            <wp:effectExtent l="0" t="0" r="0" b="0"/>
+            <wp:docPr id="1139436120" name="Obrázek 1" descr="Obsah obrázku text, Písmo, snímek obrazovky, řada/pruh&#10;&#10;Obsah vygenerovaný umělou inteligencí může být nesprávný."/>
             <wp:cNvGraphicFramePr>
               <a:graphicFrameLocks xmlns:a="http://schemas.openxmlformats.org/drawingml/2006/main" noChangeAspect="1"/>
             </wp:cNvGraphicFramePr>
@@ -3605,36 +3636,23 @@
               <a:graphicData uri="http://schemas.openxmlformats.org/drawingml/2006/picture">
                 <pic:pic xmlns:pic="http://schemas.openxmlformats.org/drawingml/2006/picture">
                   <pic:nvPicPr>
-                    <pic:cNvPr id="0" name="Picture 12"/>
-                    <pic:cNvPicPr>
-                      <a:picLocks noChangeAspect="1" noChangeArrowheads="1"/>
-                    </pic:cNvPicPr>
+                    <pic:cNvPr id="1139436120" name="Obrázek 1" descr="Obsah obrázku text, Písmo, snímek obrazovky, řada/pruh&#10;&#10;Obsah vygenerovaný umělou inteligencí může být nesprávný."/>
+                    <pic:cNvPicPr/>
                   </pic:nvPicPr>
                   <pic:blipFill>
-                    <a:blip r:embed="rId17">
-                      <a:extLst>
-                        <a:ext uri="{28A0092B-C50C-407E-A947-70E740481C1C}">
-                          <a14:useLocalDpi xmlns:a14="http://schemas.microsoft.com/office/drawing/2010/main" val="0"/>
-                        </a:ext>
-                      </a:extLst>
-                    </a:blip>
-                    <a:srcRect/>
+                    <a:blip r:embed="rId17"/>
                     <a:stretch>
                       <a:fillRect/>
                     </a:stretch>
                   </pic:blipFill>
-                  <pic:spPr bwMode="auto">
+                  <pic:spPr>
                     <a:xfrm>
                       <a:off x="0" y="0"/>
-                      <a:ext cx="5727700" cy="3510915"/>
+                      <a:ext cx="3772426" cy="514422"/>
                     </a:xfrm>
                     <a:prstGeom prst="rect">
                       <a:avLst/>
                     </a:prstGeom>
-                    <a:noFill/>
-                    <a:ln>
-                      <a:noFill/>
-                    </a:ln>
                   </pic:spPr>
                 </pic:pic>
               </a:graphicData>
@@ -3652,7 +3670,7 @@
         </w:numPr>
       </w:pPr>
       <w:r>
-        <w:t>nejvíce srážek spadlo v letních měsících, zejména v červnu a červenci</w:t>
+        <w:t>Uvažuji stejnou metodu jako u prachových částic</w:t>
       </w:r>
     </w:p>
     <w:p>
@@ -3664,27 +3682,38 @@
         </w:numPr>
       </w:pPr>
       <w:r>
-        <w:t>jev odpovídá typickému výskytu letních přeháněk a bouřek. Naopak podzimní a zimní období jsou sušší, s minimálními nebo žádnými denními srážkami</w:t>
-      </w:r>
-    </w:p>
+        <w:t>Budeme tudíž počítat pouze s windSpeed jako s proměnnou, která zastupuje větrnou složku v</w:t>
+      </w:r>
+      <w:r>
+        <w:t> </w:t>
+      </w:r>
+      <w:r>
+        <w:t>počasí</w:t>
+      </w:r>
+    </w:p>
+    <w:p>
+      <w:r>
+        <w:t>(ponechat mu obojí)</w:t>
+      </w:r>
+    </w:p>
+    <w:p/>
     <w:p>
       <w:pPr>
         <w:pStyle w:val="Nadpis4"/>
       </w:pPr>
       <w:r>
-        <w:t>Teplota</w:t>
-      </w:r>
-    </w:p>
-    <w:p>
+        <w:lastRenderedPageBreak/>
+        <w:t>Rychlost větru</w:t>
+      </w:r>
       <w:r>
         <w:rPr>
           <w:noProof/>
         </w:rPr>
         <w:drawing>
-          <wp:inline distT="0" distB="0" distL="0" distR="0" wp14:anchorId="112EAC47" wp14:editId="50BE7465">
+          <wp:inline distT="0" distB="0" distL="0" distR="0" wp14:anchorId="2535FECB" wp14:editId="3D684E90">
             <wp:extent cx="5727700" cy="3510915"/>
             <wp:effectExtent l="0" t="0" r="6350" b="0"/>
-            <wp:docPr id="890915579" name="Obrázek 13"/>
+            <wp:docPr id="1356668277" name="Obrázek 10"/>
             <wp:cNvGraphicFramePr>
               <a:graphicFrameLocks xmlns:a="http://schemas.openxmlformats.org/drawingml/2006/main" noChangeAspect="1"/>
             </wp:cNvGraphicFramePr>
@@ -3692,7 +3721,7 @@
               <a:graphicData uri="http://schemas.openxmlformats.org/drawingml/2006/picture">
                 <pic:pic xmlns:pic="http://schemas.openxmlformats.org/drawingml/2006/picture">
                   <pic:nvPicPr>
-                    <pic:cNvPr id="0" name="Picture 13"/>
+                    <pic:cNvPr id="0" name="Picture 10"/>
                     <pic:cNvPicPr>
                       <a:picLocks noChangeAspect="1" noChangeArrowheads="1"/>
                     </pic:cNvPicPr>
@@ -3739,10 +3768,7 @@
         </w:numPr>
       </w:pPr>
       <w:r>
-        <w:t>k</w:t>
-      </w:r>
-      <w:r>
-        <w:t>řivka vykresluje sezónní cyklus</w:t>
+        <w:t>vyšší hodnoty jsou zaznamenány na jaře a na podzim, zatímco léto a zima jsou na vítr mírnější</w:t>
       </w:r>
     </w:p>
     <w:p>
@@ -3754,8 +3780,7 @@
         </w:numPr>
       </w:pPr>
       <w:r>
-        <w:lastRenderedPageBreak/>
-        <w:t>Zimní měsíce (leden, únor, prosinec) jsou charakterizovány nízkými teplotami včetně mrazových dnů. Naopak v červenci a srpnu jsou zaznamenány nejvyšší průměrné denní teploty přesahující 25 °C, což odpovídá letnímu maximu</w:t>
+        <w:t>Nejvyšší průměrné denní rychlosti dosahují okolo května a října</w:t>
       </w:r>
     </w:p>
     <w:p>
@@ -3763,17 +3788,19 @@
         <w:pStyle w:val="Nadpis4"/>
       </w:pPr>
       <w:r>
-        <w:t>Tlak</w:t>
-      </w:r>
+        <w:t>Srážky</w:t>
+      </w:r>
+    </w:p>
+    <w:p>
       <w:r>
         <w:rPr>
           <w:noProof/>
         </w:rPr>
         <w:drawing>
-          <wp:inline distT="0" distB="0" distL="0" distR="0" wp14:anchorId="3A7F2584" wp14:editId="29FB7B44">
+          <wp:inline distT="0" distB="0" distL="0" distR="0" wp14:anchorId="47A16B8A" wp14:editId="47B550B6">
             <wp:extent cx="5727700" cy="3510915"/>
             <wp:effectExtent l="0" t="0" r="6350" b="0"/>
-            <wp:docPr id="846065348" name="Obrázek 14"/>
+            <wp:docPr id="570135937" name="Obrázek 12"/>
             <wp:cNvGraphicFramePr>
               <a:graphicFrameLocks xmlns:a="http://schemas.openxmlformats.org/drawingml/2006/main" noChangeAspect="1"/>
             </wp:cNvGraphicFramePr>
@@ -3781,7 +3808,7 @@
               <a:graphicData uri="http://schemas.openxmlformats.org/drawingml/2006/picture">
                 <pic:pic xmlns:pic="http://schemas.openxmlformats.org/drawingml/2006/picture">
                   <pic:nvPicPr>
-                    <pic:cNvPr id="0" name="Picture 14"/>
+                    <pic:cNvPr id="0" name="Picture 12"/>
                     <pic:cNvPicPr>
                       <a:picLocks noChangeAspect="1" noChangeArrowheads="1"/>
                     </pic:cNvPicPr>
@@ -3828,10 +3855,20 @@
         </w:numPr>
       </w:pPr>
       <w:r>
-        <w:t>V první části roku (leden–březen) a v prosinci jsou zaznamenány vyšší hodnoty tlaku, zatímco léto a podzim ukazují spíše nižší tlakové úrovně, což může souviset s výskytem nízkých tlakových útvarů a bouřek</w:t>
-      </w:r>
-      <w:r>
-        <w:t xml:space="preserve"> (podloženo)</w:t>
+        <w:t>nejvíce srážek spadlo v letních měsících, zejména v červnu a červenci</w:t>
+      </w:r>
+    </w:p>
+    <w:p>
+      <w:pPr>
+        <w:pStyle w:val="Odstavecseseznamem"/>
+        <w:numPr>
+          <w:ilvl w:val="0"/>
+          <w:numId w:val="7"/>
+        </w:numPr>
+      </w:pPr>
+      <w:r>
+        <w:lastRenderedPageBreak/>
+        <w:t>jev odpovídá typickému výskytu letních přeháněk a bouřek. Naopak podzimní a zimní období jsou sušší, s minimálními nebo žádnými denními srážkami</w:t>
       </w:r>
     </w:p>
     <w:p>
@@ -3839,18 +3876,19 @@
         <w:pStyle w:val="Nadpis4"/>
       </w:pPr>
       <w:r>
-        <w:lastRenderedPageBreak/>
-        <w:t>Vlhkost</w:t>
-      </w:r>
+        <w:t>Teplota</w:t>
+      </w:r>
+    </w:p>
+    <w:p>
       <w:r>
         <w:rPr>
           <w:noProof/>
         </w:rPr>
         <w:drawing>
-          <wp:inline distT="0" distB="0" distL="0" distR="0" wp14:anchorId="3FF5F2ED" wp14:editId="379C3971">
+          <wp:inline distT="0" distB="0" distL="0" distR="0" wp14:anchorId="112EAC47" wp14:editId="50BE7465">
             <wp:extent cx="5727700" cy="3510915"/>
             <wp:effectExtent l="0" t="0" r="6350" b="0"/>
-            <wp:docPr id="1959879910" name="Obrázek 15"/>
+            <wp:docPr id="890915579" name="Obrázek 13"/>
             <wp:cNvGraphicFramePr>
               <a:graphicFrameLocks xmlns:a="http://schemas.openxmlformats.org/drawingml/2006/main" noChangeAspect="1"/>
             </wp:cNvGraphicFramePr>
@@ -3858,7 +3896,7 @@
               <a:graphicData uri="http://schemas.openxmlformats.org/drawingml/2006/picture">
                 <pic:pic xmlns:pic="http://schemas.openxmlformats.org/drawingml/2006/picture">
                   <pic:nvPicPr>
-                    <pic:cNvPr id="0" name="Picture 15"/>
+                    <pic:cNvPr id="0" name="Picture 13"/>
                     <pic:cNvPicPr>
                       <a:picLocks noChangeAspect="1" noChangeArrowheads="1"/>
                     </pic:cNvPicPr>
@@ -3905,6 +3943,172 @@
         </w:numPr>
       </w:pPr>
       <w:r>
+        <w:t>k</w:t>
+      </w:r>
+      <w:r>
+        <w:t>řivka vykresluje sezónní cyklus</w:t>
+      </w:r>
+    </w:p>
+    <w:p>
+      <w:pPr>
+        <w:pStyle w:val="Odstavecseseznamem"/>
+        <w:numPr>
+          <w:ilvl w:val="0"/>
+          <w:numId w:val="7"/>
+        </w:numPr>
+      </w:pPr>
+      <w:r>
+        <w:t>Zimní měsíce (leden, únor, prosinec) jsou charakterizovány nízkými teplotami včetně mrazových dnů. Naopak v červenci a srpnu jsou zaznamenány nejvyšší průměrné denní teploty přesahující 25 °C, což odpovídá letnímu maximu</w:t>
+      </w:r>
+    </w:p>
+    <w:p>
+      <w:pPr>
+        <w:pStyle w:val="Nadpis4"/>
+      </w:pPr>
+      <w:r>
+        <w:lastRenderedPageBreak/>
+        <w:t>Tlak</w:t>
+      </w:r>
+      <w:r>
+        <w:rPr>
+          <w:noProof/>
+        </w:rPr>
+        <w:drawing>
+          <wp:inline distT="0" distB="0" distL="0" distR="0" wp14:anchorId="3A7F2584" wp14:editId="29FB7B44">
+            <wp:extent cx="5727700" cy="3510915"/>
+            <wp:effectExtent l="0" t="0" r="6350" b="0"/>
+            <wp:docPr id="846065348" name="Obrázek 14"/>
+            <wp:cNvGraphicFramePr>
+              <a:graphicFrameLocks xmlns:a="http://schemas.openxmlformats.org/drawingml/2006/main" noChangeAspect="1"/>
+            </wp:cNvGraphicFramePr>
+            <a:graphic xmlns:a="http://schemas.openxmlformats.org/drawingml/2006/main">
+              <a:graphicData uri="http://schemas.openxmlformats.org/drawingml/2006/picture">
+                <pic:pic xmlns:pic="http://schemas.openxmlformats.org/drawingml/2006/picture">
+                  <pic:nvPicPr>
+                    <pic:cNvPr id="0" name="Picture 14"/>
+                    <pic:cNvPicPr>
+                      <a:picLocks noChangeAspect="1" noChangeArrowheads="1"/>
+                    </pic:cNvPicPr>
+                  </pic:nvPicPr>
+                  <pic:blipFill>
+                    <a:blip r:embed="rId21">
+                      <a:extLst>
+                        <a:ext uri="{28A0092B-C50C-407E-A947-70E740481C1C}">
+                          <a14:useLocalDpi xmlns:a14="http://schemas.microsoft.com/office/drawing/2010/main" val="0"/>
+                        </a:ext>
+                      </a:extLst>
+                    </a:blip>
+                    <a:srcRect/>
+                    <a:stretch>
+                      <a:fillRect/>
+                    </a:stretch>
+                  </pic:blipFill>
+                  <pic:spPr bwMode="auto">
+                    <a:xfrm>
+                      <a:off x="0" y="0"/>
+                      <a:ext cx="5727700" cy="3510915"/>
+                    </a:xfrm>
+                    <a:prstGeom prst="rect">
+                      <a:avLst/>
+                    </a:prstGeom>
+                    <a:noFill/>
+                    <a:ln>
+                      <a:noFill/>
+                    </a:ln>
+                  </pic:spPr>
+                </pic:pic>
+              </a:graphicData>
+            </a:graphic>
+          </wp:inline>
+        </w:drawing>
+      </w:r>
+    </w:p>
+    <w:p>
+      <w:pPr>
+        <w:pStyle w:val="Odstavecseseznamem"/>
+        <w:numPr>
+          <w:ilvl w:val="0"/>
+          <w:numId w:val="7"/>
+        </w:numPr>
+      </w:pPr>
+      <w:r>
+        <w:t>V první části roku (leden–březen) a v prosinci jsou zaznamenány vyšší hodnoty tlaku, zatímco léto a podzim ukazují spíše nižší tlakové úrovně, což může souviset s výskytem nízkých tlakových útvarů a bouřek</w:t>
+      </w:r>
+      <w:r>
+        <w:t xml:space="preserve"> (podloženo)</w:t>
+      </w:r>
+    </w:p>
+    <w:p>
+      <w:pPr>
+        <w:pStyle w:val="Nadpis4"/>
+      </w:pPr>
+      <w:r>
+        <w:lastRenderedPageBreak/>
+        <w:t>Vlhkost</w:t>
+      </w:r>
+      <w:r>
+        <w:rPr>
+          <w:noProof/>
+        </w:rPr>
+        <w:drawing>
+          <wp:inline distT="0" distB="0" distL="0" distR="0" wp14:anchorId="3FF5F2ED" wp14:editId="379C3971">
+            <wp:extent cx="5727700" cy="3510915"/>
+            <wp:effectExtent l="0" t="0" r="6350" b="0"/>
+            <wp:docPr id="1959879910" name="Obrázek 15"/>
+            <wp:cNvGraphicFramePr>
+              <a:graphicFrameLocks xmlns:a="http://schemas.openxmlformats.org/drawingml/2006/main" noChangeAspect="1"/>
+            </wp:cNvGraphicFramePr>
+            <a:graphic xmlns:a="http://schemas.openxmlformats.org/drawingml/2006/main">
+              <a:graphicData uri="http://schemas.openxmlformats.org/drawingml/2006/picture">
+                <pic:pic xmlns:pic="http://schemas.openxmlformats.org/drawingml/2006/picture">
+                  <pic:nvPicPr>
+                    <pic:cNvPr id="0" name="Picture 15"/>
+                    <pic:cNvPicPr>
+                      <a:picLocks noChangeAspect="1" noChangeArrowheads="1"/>
+                    </pic:cNvPicPr>
+                  </pic:nvPicPr>
+                  <pic:blipFill>
+                    <a:blip r:embed="rId22">
+                      <a:extLst>
+                        <a:ext uri="{28A0092B-C50C-407E-A947-70E740481C1C}">
+                          <a14:useLocalDpi xmlns:a14="http://schemas.microsoft.com/office/drawing/2010/main" val="0"/>
+                        </a:ext>
+                      </a:extLst>
+                    </a:blip>
+                    <a:srcRect/>
+                    <a:stretch>
+                      <a:fillRect/>
+                    </a:stretch>
+                  </pic:blipFill>
+                  <pic:spPr bwMode="auto">
+                    <a:xfrm>
+                      <a:off x="0" y="0"/>
+                      <a:ext cx="5727700" cy="3510915"/>
+                    </a:xfrm>
+                    <a:prstGeom prst="rect">
+                      <a:avLst/>
+                    </a:prstGeom>
+                    <a:noFill/>
+                    <a:ln>
+                      <a:noFill/>
+                    </a:ln>
+                  </pic:spPr>
+                </pic:pic>
+              </a:graphicData>
+            </a:graphic>
+          </wp:inline>
+        </w:drawing>
+      </w:r>
+    </w:p>
+    <w:p>
+      <w:pPr>
+        <w:pStyle w:val="Odstavecseseznamem"/>
+        <w:numPr>
+          <w:ilvl w:val="0"/>
+          <w:numId w:val="7"/>
+        </w:numPr>
+      </w:pPr>
+      <w:r>
         <w:t>Vlhkost vzduchu je obecně vyšší v zimních a podzimních měsících, s hodnotami často přesahujícími 90 %. V letních měsících vlhkost klesá, což odpovídá vyšší teplotě vzduchu a většímu odpařování</w:t>
       </w:r>
     </w:p>
@@ -3957,7 +4161,7 @@
                     </pic:cNvPicPr>
                   </pic:nvPicPr>
                   <pic:blipFill>
-                    <a:blip r:embed="rId21">
+                    <a:blip r:embed="rId23">
                       <a:extLst>
                         <a:ext uri="{28A0092B-C50C-407E-A947-70E740481C1C}">
                           <a14:useLocalDpi xmlns:a14="http://schemas.microsoft.com/office/drawing/2010/main" val="0"/>
@@ -4060,7 +4264,7 @@
                     </pic:cNvPicPr>
                   </pic:nvPicPr>
                   <pic:blipFill>
-                    <a:blip r:embed="rId22">
+                    <a:blip r:embed="rId24">
                       <a:extLst>
                         <a:ext uri="{28A0092B-C50C-407E-A947-70E740481C1C}">
                           <a14:useLocalDpi xmlns:a14="http://schemas.microsoft.com/office/drawing/2010/main" val="0"/>
@@ -4140,7 +4344,7 @@
                     </pic:cNvPicPr>
                   </pic:nvPicPr>
                   <pic:blipFill>
-                    <a:blip r:embed="rId23">
+                    <a:blip r:embed="rId25">
                       <a:extLst>
                         <a:ext uri="{28A0092B-C50C-407E-A947-70E740481C1C}">
                           <a14:useLocalDpi xmlns:a14="http://schemas.microsoft.com/office/drawing/2010/main" val="0"/>
@@ -4231,7 +4435,7 @@
                     </pic:cNvPicPr>
                   </pic:nvPicPr>
                   <pic:blipFill>
-                    <a:blip r:embed="rId24">
+                    <a:blip r:embed="rId26">
                       <a:extLst>
                         <a:ext uri="{28A0092B-C50C-407E-A947-70E740481C1C}">
                           <a14:useLocalDpi xmlns:a14="http://schemas.microsoft.com/office/drawing/2010/main" val="0"/>
@@ -4500,6 +4704,382 @@
       </w:tr>
     </w:tbl>
     <w:p/>
+    <w:p>
+      <w:r>
+        <w:t>Možnost: doplnit data nebo nechat být</w:t>
+      </w:r>
+    </w:p>
+    <w:p>
+      <w:pPr>
+        <w:pStyle w:val="Nadpis3"/>
+      </w:pPr>
+      <w:r>
+        <w:t>Časová proměnná</w:t>
+      </w:r>
+    </w:p>
+    <w:p>
+      <w:r>
+        <w:t xml:space="preserve">Problém s tím, že časový formát je zapsán v UTC čase a pro zkoumání závislostí na dopravě je důležité, aby provoz nebyl tímto ovlivněn – </w:t>
+      </w:r>
+      <w:proofErr w:type="spellStart"/>
+      <w:r>
+        <w:t>krejí</w:t>
+      </w:r>
+      <w:proofErr w:type="spellEnd"/>
+      <w:r>
+        <w:t xml:space="preserve"> se tak zimní a letní časy do jednoho, co způsobuje nesrovnalost, když chceme zobrazit průměry na hodiny.</w:t>
+      </w:r>
+      <w:r>
+        <w:br/>
+      </w:r>
+      <w:r>
+        <w:br/>
+      </w:r>
+      <w:r>
+        <w:t>K časovému posunu došlo roku 2024 30. března ve 2:00 se posunuly na 3:00 a 26. října o hodinu nazpět z 3:00 na 2:00</w:t>
+      </w:r>
+    </w:p>
+    <w:p>
+      <w:pPr>
+        <w:pStyle w:val="Odstavecseseznamem"/>
+        <w:numPr>
+          <w:ilvl w:val="0"/>
+          <w:numId w:val="7"/>
+        </w:numPr>
+      </w:pPr>
+      <w:r>
+        <w:t>Časová proměnná byla transformována do časového pásma ČR, byl zohledněn i časový posun</w:t>
+      </w:r>
+    </w:p>
+    <w:p>
+      <w:pPr>
+        <w:pStyle w:val="Odstavecseseznamem"/>
+        <w:numPr>
+          <w:ilvl w:val="0"/>
+          <w:numId w:val="7"/>
+        </w:numPr>
+      </w:pPr>
+      <w:r>
+        <w:t xml:space="preserve">Aplikováno pomocí knihovny </w:t>
+      </w:r>
+      <w:proofErr w:type="spellStart"/>
+      <w:r>
+        <w:t>lubridate</w:t>
+      </w:r>
+      <w:proofErr w:type="spellEnd"/>
+      <w:r>
+        <w:t xml:space="preserve">, kde je databáze časových pásem </w:t>
+      </w:r>
+      <w:proofErr w:type="spellStart"/>
+      <w:r>
+        <w:t>tzdata</w:t>
+      </w:r>
+      <w:proofErr w:type="spellEnd"/>
+      <w:r>
+        <w:t>, který zohlednil i pořadí hodnot</w:t>
+      </w:r>
+    </w:p>
+    <w:p>
+      <w:pPr>
+        <w:pStyle w:val="Nadpis3"/>
+      </w:pPr>
+      <w:r>
+        <w:t xml:space="preserve">Odlehlé hodnoty PM10 </w:t>
+      </w:r>
+      <w:r>
+        <w:t>a NO2</w:t>
+      </w:r>
+    </w:p>
+    <w:p>
+      <w:pPr>
+        <w:pStyle w:val="Odstavecseseznamem"/>
+        <w:numPr>
+          <w:ilvl w:val="0"/>
+          <w:numId w:val="7"/>
+        </w:numPr>
+      </w:pPr>
+      <w:r>
+        <w:t xml:space="preserve">Z grafů zobrazující </w:t>
+      </w:r>
+      <w:proofErr w:type="spellStart"/>
+      <w:r>
+        <w:t>boxploty</w:t>
+      </w:r>
+      <w:proofErr w:type="spellEnd"/>
+      <w:r>
+        <w:t xml:space="preserve"> podle měsíců, zobrazující průměrnou koncentraci PM10, bylo v červencovém měsíci změřeno velmi mnoho odlehlých hodnot</w:t>
+      </w:r>
+    </w:p>
+    <w:p>
+      <w:pPr>
+        <w:pStyle w:val="Odstavecseseznamem"/>
+        <w:numPr>
+          <w:ilvl w:val="0"/>
+          <w:numId w:val="7"/>
+        </w:numPr>
+      </w:pPr>
+      <w:r>
+        <w:t>Pr</w:t>
+      </w:r>
+      <w:r>
+        <w:t>oto aplikuji metodu „</w:t>
+      </w:r>
+      <w:proofErr w:type="spellStart"/>
+      <w:r>
+        <w:t>Winsorizace</w:t>
+      </w:r>
+      <w:proofErr w:type="spellEnd"/>
+      <w:r>
+        <w:t>“</w:t>
+      </w:r>
+    </w:p>
+    <w:p>
+      <w:pPr>
+        <w:pStyle w:val="Odstavecseseznamem"/>
+        <w:numPr>
+          <w:ilvl w:val="1"/>
+          <w:numId w:val="7"/>
+        </w:numPr>
+      </w:pPr>
+      <w:r>
+        <w:lastRenderedPageBreak/>
+        <w:t>metoda, která slouží ke zmírnění vlivu extrémních hodnot (odlehlých hodnot) v datové sadě, aniž by byly zcela odstraněny. Místo odstranění se hodnoty přiblíží k určité hranici, většinou podle kvantilů nebo pevně dané hodnoty</w:t>
+      </w:r>
+    </w:p>
+    <w:p>
+      <w:pPr>
+        <w:pStyle w:val="Odstavecseseznamem"/>
+        <w:numPr>
+          <w:ilvl w:val="0"/>
+          <w:numId w:val="7"/>
+        </w:numPr>
+      </w:pPr>
+      <w:r>
+        <w:t xml:space="preserve">v našem případě aplikujeme jednostrannou </w:t>
+      </w:r>
+      <w:proofErr w:type="spellStart"/>
+      <w:r>
+        <w:t>winsorizaci</w:t>
+      </w:r>
+      <w:proofErr w:type="spellEnd"/>
+      <w:r>
+        <w:t xml:space="preserve"> </w:t>
+      </w:r>
+      <w:r>
+        <w:t xml:space="preserve">u proměnné pm100 </w:t>
+      </w:r>
+      <w:r>
+        <w:t>na hodnotu 150</w:t>
+      </w:r>
+    </w:p>
+    <w:p>
+      <w:pPr>
+        <w:pStyle w:val="Odstavecseseznamem"/>
+        <w:numPr>
+          <w:ilvl w:val="0"/>
+          <w:numId w:val="7"/>
+        </w:numPr>
+      </w:pPr>
+      <w:r>
+        <w:t xml:space="preserve">stejně aplikujeme jednostrannou </w:t>
+      </w:r>
+      <w:proofErr w:type="spellStart"/>
+      <w:r>
+        <w:t>winsorizaci</w:t>
+      </w:r>
+      <w:proofErr w:type="spellEnd"/>
+      <w:r>
+        <w:t xml:space="preserve"> u proměnné NO2 na hodnotu 125</w:t>
+      </w:r>
+    </w:p>
+    <w:p>
+      <w:pPr>
+        <w:pStyle w:val="Nadpis3"/>
+      </w:pPr>
+      <w:r>
+        <w:t>Přidání pomocných proměnných k analýze</w:t>
+      </w:r>
+    </w:p>
+    <w:p>
+      <w:pPr>
+        <w:pStyle w:val="Odstavecseseznamem"/>
+        <w:numPr>
+          <w:ilvl w:val="0"/>
+          <w:numId w:val="7"/>
+        </w:numPr>
+      </w:pPr>
+      <w:proofErr w:type="spellStart"/>
+      <w:r>
+        <w:t>den_v_tydnu</w:t>
+      </w:r>
+      <w:proofErr w:type="spellEnd"/>
+      <w:r>
+        <w:t xml:space="preserve"> – textová proměnná odvozena z data a času (</w:t>
+      </w:r>
+      <w:proofErr w:type="spellStart"/>
+      <w:r>
+        <w:t>cas</w:t>
+      </w:r>
+      <w:proofErr w:type="spellEnd"/>
+      <w:r>
+        <w:t>), přepisuje anglické názvy dnů na české zkratky („po“ až „ne“) a nastavuje jejich pořadí.</w:t>
+      </w:r>
+    </w:p>
+    <w:p>
+      <w:pPr>
+        <w:pStyle w:val="Odstavecseseznamem"/>
+        <w:numPr>
+          <w:ilvl w:val="0"/>
+          <w:numId w:val="7"/>
+        </w:numPr>
+      </w:pPr>
+      <w:proofErr w:type="spellStart"/>
+      <w:r>
+        <w:t>month</w:t>
+      </w:r>
+      <w:proofErr w:type="spellEnd"/>
+      <w:r>
+        <w:t xml:space="preserve"> – proměnná s informací o měsíci ve formátu MM/YYYY, získaná z proměnné </w:t>
+      </w:r>
+      <w:proofErr w:type="spellStart"/>
+      <w:r>
+        <w:t>cas</w:t>
+      </w:r>
+      <w:proofErr w:type="spellEnd"/>
+      <w:r>
+        <w:t>.</w:t>
+      </w:r>
+    </w:p>
+    <w:p>
+      <w:pPr>
+        <w:pStyle w:val="Odstavecseseznamem"/>
+        <w:numPr>
+          <w:ilvl w:val="0"/>
+          <w:numId w:val="7"/>
+        </w:numPr>
+      </w:pPr>
+      <w:proofErr w:type="spellStart"/>
+      <w:r>
+        <w:t>tretina_dne</w:t>
+      </w:r>
+      <w:proofErr w:type="spellEnd"/>
+      <w:r>
+        <w:t xml:space="preserve"> – rozdělení dne do třetin podle hodin:</w:t>
+      </w:r>
+    </w:p>
+    <w:p>
+      <w:pPr>
+        <w:numPr>
+          <w:ilvl w:val="0"/>
+          <w:numId w:val="8"/>
+        </w:numPr>
+        <w:tabs>
+          <w:tab w:val="num" w:pos="720"/>
+        </w:tabs>
+      </w:pPr>
+      <w:r>
+        <w:t>0–7 hod. = 1 (noc/ranní),</w:t>
+      </w:r>
+    </w:p>
+    <w:p>
+      <w:pPr>
+        <w:numPr>
+          <w:ilvl w:val="0"/>
+          <w:numId w:val="8"/>
+        </w:numPr>
+        <w:tabs>
+          <w:tab w:val="num" w:pos="720"/>
+        </w:tabs>
+      </w:pPr>
+      <w:r>
+        <w:t>8–15 hod. = 2 (den),</w:t>
+      </w:r>
+    </w:p>
+    <w:p>
+      <w:pPr>
+        <w:numPr>
+          <w:ilvl w:val="0"/>
+          <w:numId w:val="8"/>
+        </w:numPr>
+        <w:tabs>
+          <w:tab w:val="num" w:pos="720"/>
+        </w:tabs>
+      </w:pPr>
+      <w:r>
+        <w:t>16–23 hod. = 3 (večer).</w:t>
+      </w:r>
+    </w:p>
+    <w:p>
+      <w:pPr>
+        <w:pStyle w:val="Odstavecseseznamem"/>
+        <w:numPr>
+          <w:ilvl w:val="0"/>
+          <w:numId w:val="7"/>
+        </w:numPr>
+      </w:pPr>
+      <w:proofErr w:type="spellStart"/>
+      <w:r>
+        <w:t>letni_prazdniny</w:t>
+      </w:r>
+      <w:proofErr w:type="spellEnd"/>
+      <w:r>
+        <w:t xml:space="preserve"> – binární proměnná indikující letní prázdniny (červenec a srpen).</w:t>
+      </w:r>
+    </w:p>
+    <w:p>
+      <w:pPr>
+        <w:pStyle w:val="Odstavecseseznamem"/>
+        <w:numPr>
+          <w:ilvl w:val="0"/>
+          <w:numId w:val="7"/>
+        </w:numPr>
+      </w:pPr>
+      <w:proofErr w:type="spellStart"/>
+      <w:r>
+        <w:t>topna_sezona</w:t>
+      </w:r>
+      <w:proofErr w:type="spellEnd"/>
+      <w:r>
+        <w:t xml:space="preserve"> – binární proměnná označující topnou sezónu (říjen až duben).</w:t>
+      </w:r>
+    </w:p>
+    <w:p>
+      <w:pPr>
+        <w:pStyle w:val="Odstavecseseznamem"/>
+        <w:numPr>
+          <w:ilvl w:val="0"/>
+          <w:numId w:val="7"/>
+        </w:numPr>
+      </w:pPr>
+      <w:proofErr w:type="spellStart"/>
+      <w:r>
+        <w:t>statni_svatky</w:t>
+      </w:r>
+      <w:proofErr w:type="spellEnd"/>
+      <w:r>
+        <w:t xml:space="preserve"> – binární proměnná indikující, zda daný den je státní svátek (podle oficiálních svátků ČR v roce 2024).</w:t>
+      </w:r>
+    </w:p>
+    <w:p>
+      <w:pPr>
+        <w:pStyle w:val="Odstavecseseznamem"/>
+        <w:numPr>
+          <w:ilvl w:val="0"/>
+          <w:numId w:val="7"/>
+        </w:numPr>
+      </w:pPr>
+      <w:proofErr w:type="spellStart"/>
+      <w:r>
+        <w:t>prumerna_teplota_dne</w:t>
+      </w:r>
+      <w:proofErr w:type="spellEnd"/>
+      <w:r>
+        <w:t xml:space="preserve"> – průměrná denní teplota vypočítaná ze 4 hodnot: teplota v 7:00, 14:00 a dvakrát v 21:00 hodin</w:t>
+      </w:r>
+    </w:p>
+    <w:p/>
+    <w:p/>
+    <w:p/>
     <w:sectPr>
       <w:pgSz w:w="11906" w:h="16838"/>
       <w:pgMar w:top="1440" w:right="1440" w:bottom="1440" w:left="1440" w:header="708" w:footer="708" w:gutter="0"/>
@@ -4528,7 +5108,7 @@
         <w:rFonts w:ascii="Aptos" w:eastAsiaTheme="minorHAnsi" w:hAnsi="Aptos" w:cstheme="minorBidi" w:hint="default"/>
       </w:rPr>
     </w:lvl>
-    <w:lvl w:ilvl="1" w:tplc="04050003" w:tentative="1">
+    <w:lvl w:ilvl="1" w:tplc="04050003">
       <w:start w:val="1"/>
       <w:numFmt w:val="bullet"/>
       <w:lvlText w:val="o"/>
@@ -5356,6 +5936,155 @@
           <w:tab w:val="num" w:pos="6480"/>
         </w:tabs>
         <w:ind w:left="6480" w:hanging="360"/>
+      </w:pPr>
+      <w:rPr>
+        <w:rFonts w:ascii="Wingdings" w:hAnsi="Wingdings" w:hint="default"/>
+        <w:sz w:val="20"/>
+      </w:rPr>
+    </w:lvl>
+  </w:abstractNum>
+  <w:abstractNum w:abstractNumId="7" w15:restartNumberingAfterBreak="0">
+    <w:nsid w:val="7FF23537"/>
+    <w:multiLevelType w:val="multilevel"/>
+    <w:tmpl w:val="907E9F84"/>
+    <w:lvl w:ilvl="0">
+      <w:start w:val="1"/>
+      <w:numFmt w:val="bullet"/>
+      <w:lvlText w:val=""/>
+      <w:lvlJc w:val="left"/>
+      <w:pPr>
+        <w:tabs>
+          <w:tab w:val="num" w:pos="1068"/>
+        </w:tabs>
+        <w:ind w:left="1068" w:hanging="360"/>
+      </w:pPr>
+      <w:rPr>
+        <w:rFonts w:ascii="Symbol" w:hAnsi="Symbol" w:hint="default"/>
+        <w:sz w:val="20"/>
+      </w:rPr>
+    </w:lvl>
+    <w:lvl w:ilvl="1" w:tentative="1">
+      <w:start w:val="1"/>
+      <w:numFmt w:val="bullet"/>
+      <w:lvlText w:val="o"/>
+      <w:lvlJc w:val="left"/>
+      <w:pPr>
+        <w:tabs>
+          <w:tab w:val="num" w:pos="1788"/>
+        </w:tabs>
+        <w:ind w:left="1788" w:hanging="360"/>
+      </w:pPr>
+      <w:rPr>
+        <w:rFonts w:ascii="Courier New" w:hAnsi="Courier New" w:hint="default"/>
+        <w:sz w:val="20"/>
+      </w:rPr>
+    </w:lvl>
+    <w:lvl w:ilvl="2" w:tentative="1">
+      <w:start w:val="1"/>
+      <w:numFmt w:val="bullet"/>
+      <w:lvlText w:val=""/>
+      <w:lvlJc w:val="left"/>
+      <w:pPr>
+        <w:tabs>
+          <w:tab w:val="num" w:pos="2508"/>
+        </w:tabs>
+        <w:ind w:left="2508" w:hanging="360"/>
+      </w:pPr>
+      <w:rPr>
+        <w:rFonts w:ascii="Wingdings" w:hAnsi="Wingdings" w:hint="default"/>
+        <w:sz w:val="20"/>
+      </w:rPr>
+    </w:lvl>
+    <w:lvl w:ilvl="3" w:tentative="1">
+      <w:start w:val="1"/>
+      <w:numFmt w:val="bullet"/>
+      <w:lvlText w:val=""/>
+      <w:lvlJc w:val="left"/>
+      <w:pPr>
+        <w:tabs>
+          <w:tab w:val="num" w:pos="3228"/>
+        </w:tabs>
+        <w:ind w:left="3228" w:hanging="360"/>
+      </w:pPr>
+      <w:rPr>
+        <w:rFonts w:ascii="Wingdings" w:hAnsi="Wingdings" w:hint="default"/>
+        <w:sz w:val="20"/>
+      </w:rPr>
+    </w:lvl>
+    <w:lvl w:ilvl="4" w:tentative="1">
+      <w:start w:val="1"/>
+      <w:numFmt w:val="bullet"/>
+      <w:lvlText w:val=""/>
+      <w:lvlJc w:val="left"/>
+      <w:pPr>
+        <w:tabs>
+          <w:tab w:val="num" w:pos="3948"/>
+        </w:tabs>
+        <w:ind w:left="3948" w:hanging="360"/>
+      </w:pPr>
+      <w:rPr>
+        <w:rFonts w:ascii="Wingdings" w:hAnsi="Wingdings" w:hint="default"/>
+        <w:sz w:val="20"/>
+      </w:rPr>
+    </w:lvl>
+    <w:lvl w:ilvl="5" w:tentative="1">
+      <w:start w:val="1"/>
+      <w:numFmt w:val="bullet"/>
+      <w:lvlText w:val=""/>
+      <w:lvlJc w:val="left"/>
+      <w:pPr>
+        <w:tabs>
+          <w:tab w:val="num" w:pos="4668"/>
+        </w:tabs>
+        <w:ind w:left="4668" w:hanging="360"/>
+      </w:pPr>
+      <w:rPr>
+        <w:rFonts w:ascii="Wingdings" w:hAnsi="Wingdings" w:hint="default"/>
+        <w:sz w:val="20"/>
+      </w:rPr>
+    </w:lvl>
+    <w:lvl w:ilvl="6" w:tentative="1">
+      <w:start w:val="1"/>
+      <w:numFmt w:val="bullet"/>
+      <w:lvlText w:val=""/>
+      <w:lvlJc w:val="left"/>
+      <w:pPr>
+        <w:tabs>
+          <w:tab w:val="num" w:pos="5388"/>
+        </w:tabs>
+        <w:ind w:left="5388" w:hanging="360"/>
+      </w:pPr>
+      <w:rPr>
+        <w:rFonts w:ascii="Wingdings" w:hAnsi="Wingdings" w:hint="default"/>
+        <w:sz w:val="20"/>
+      </w:rPr>
+    </w:lvl>
+    <w:lvl w:ilvl="7" w:tentative="1">
+      <w:start w:val="1"/>
+      <w:numFmt w:val="bullet"/>
+      <w:lvlText w:val=""/>
+      <w:lvlJc w:val="left"/>
+      <w:pPr>
+        <w:tabs>
+          <w:tab w:val="num" w:pos="6108"/>
+        </w:tabs>
+        <w:ind w:left="6108" w:hanging="360"/>
+      </w:pPr>
+      <w:rPr>
+        <w:rFonts w:ascii="Wingdings" w:hAnsi="Wingdings" w:hint="default"/>
+        <w:sz w:val="20"/>
+      </w:rPr>
+    </w:lvl>
+    <w:lvl w:ilvl="8" w:tentative="1">
+      <w:start w:val="1"/>
+      <w:numFmt w:val="bullet"/>
+      <w:lvlText w:val=""/>
+      <w:lvlJc w:val="left"/>
+      <w:pPr>
+        <w:tabs>
+          <w:tab w:val="num" w:pos="6828"/>
+        </w:tabs>
+        <w:ind w:left="6828" w:hanging="360"/>
       </w:pPr>
       <w:rPr>
         <w:rFonts w:ascii="Wingdings" w:hAnsi="Wingdings" w:hint="default"/>
@@ -5383,6 +6112,9 @@
   </w:num>
   <w:num w:numId="7" w16cid:durableId="1520587924">
     <w:abstractNumId w:val="0"/>
+  </w:num>
+  <w:num w:numId="8" w16cid:durableId="25765069">
+    <w:abstractNumId w:val="7"/>
   </w:num>
 </w:numbering>
 </file>

--- a/textove_soubory/postup_prace.docx
+++ b/textove_soubory/postup_prace.docx
@@ -685,17 +685,2542 @@
     </w:p>
     <w:p>
       <w:pPr>
+        <w:pStyle w:val="Nadpis3"/>
+      </w:pPr>
+      <w:r>
+        <w:t>Ovzduší</w:t>
+      </w:r>
+    </w:p>
+    <w:p>
+      <w:r>
+        <w:t>Dataset obsahuje 524</w:t>
+      </w:r>
+      <w:r>
+        <w:rPr>
+          <w:rFonts w:ascii="Arial" w:hAnsi="Arial" w:cs="Arial"/>
+        </w:rPr>
+        <w:t> </w:t>
+      </w:r>
+      <w:r>
+        <w:t xml:space="preserve">025 </w:t>
+      </w:r>
+      <w:r>
+        <w:rPr>
+          <w:rFonts w:ascii="Aptos" w:hAnsi="Aptos" w:cs="Aptos"/>
+        </w:rPr>
+        <w:t>řá</w:t>
+      </w:r>
+      <w:r>
+        <w:t>dk</w:t>
+      </w:r>
+      <w:r>
+        <w:rPr>
+          <w:rFonts w:ascii="Aptos" w:hAnsi="Aptos" w:cs="Aptos"/>
+        </w:rPr>
+        <w:t>ů</w:t>
+      </w:r>
+      <w:r>
+        <w:t xml:space="preserve"> a 18 sloupců. Každý záznam představuje jedno měření koncentrace z konkrétního senzoru v konkrétním čase. Měření pokrývá období od 1. 1. 2024 do 7. 2. 2025 (celkem cca 404 dní). V rámci jednoho dne se pohybuje počet záznamů od cca 330 do 2370.</w:t>
+      </w:r>
+    </w:p>
+    <w:p>
+      <w:r>
+        <w:t>Klíčové proměnné:</w:t>
+      </w:r>
+    </w:p>
+    <w:p>
+      <w:pPr>
+        <w:numPr>
+          <w:ilvl w:val="0"/>
+          <w:numId w:val="9"/>
+        </w:numPr>
+      </w:pPr>
+      <w:r>
+        <w:t>data_pm10, data_pm25, data_pm40, data_pm100 – koncentrace prachových částic v jednotkách µg/m³</w:t>
+      </w:r>
+    </w:p>
+    <w:p>
+      <w:pPr>
+        <w:numPr>
+          <w:ilvl w:val="0"/>
+          <w:numId w:val="9"/>
+        </w:numPr>
+      </w:pPr>
+      <w:r>
+        <w:t>data_no2 – koncentrace oxidu dusičitého (~50 % záznamů chybí)</w:t>
+      </w:r>
+    </w:p>
+    <w:p>
+      <w:pPr>
+        <w:numPr>
+          <w:ilvl w:val="0"/>
+          <w:numId w:val="9"/>
+        </w:numPr>
+      </w:pPr>
+      <w:r>
+        <w:t>recommendation_metrics_*_index – doporučení k expozici dané látce (hodnoty 1–6, ordinalní proměnné)</w:t>
+      </w:r>
+    </w:p>
+    <w:p>
+      <w:pPr>
+        <w:numPr>
+          <w:ilvl w:val="0"/>
+          <w:numId w:val="9"/>
+        </w:numPr>
+      </w:pPr>
+      <w:r>
+        <w:t>Proměnné data_o3, data_co, data_so2 obsahují pouze hodnotu NA, nebudou tedy dále využívány.</w:t>
+      </w:r>
+    </w:p>
+    <w:p>
+      <w:r>
+        <w:t>Proměnná date je ve formátu textu (character) a bude převedena na časový formát POSIXct. sensor_id identifikuje konkrétní měřicí zařízení.</w:t>
+      </w:r>
+    </w:p>
+    <w:p>
+      <w:r>
+        <w:t xml:space="preserve">Pět hlavních proměnných s koncentracemi látek v µg/m³ (data_pm10, data_pm25, data_pm40, data_pm100, data_no2) jsou </w:t>
+      </w:r>
+      <w:r>
+        <w:rPr>
+          <w:b/>
+          <w:bCs/>
+        </w:rPr>
+        <w:t>kvantitativní spojité</w:t>
+      </w:r>
+      <w:r>
+        <w:t xml:space="preserve"> proměnné. Shrnutí základních statistik:</w:t>
+      </w:r>
+    </w:p>
+    <w:tbl>
+      <w:tblPr>
+        <w:tblW w:w="0" w:type="auto"/>
+        <w:tblCellSpacing w:w="15" w:type="dxa"/>
+        <w:tblCellMar>
+          <w:top w:w="15" w:type="dxa"/>
+          <w:left w:w="15" w:type="dxa"/>
+          <w:bottom w:w="15" w:type="dxa"/>
+          <w:right w:w="15" w:type="dxa"/>
+        </w:tblCellMar>
+        <w:tblLook w:val="04A0" w:firstRow="1" w:lastRow="0" w:firstColumn="1" w:lastColumn="0" w:noHBand="0" w:noVBand="1"/>
+      </w:tblPr>
+      <w:tblGrid>
+        <w:gridCol w:w="1374"/>
+        <w:gridCol w:w="461"/>
+        <w:gridCol w:w="997"/>
+        <w:gridCol w:w="866"/>
+        <w:gridCol w:w="868"/>
+        <w:gridCol w:w="997"/>
+        <w:gridCol w:w="588"/>
+      </w:tblGrid>
+      <w:tr>
+        <w:trPr>
+          <w:tblHeader/>
+          <w:tblCellSpacing w:w="15" w:type="dxa"/>
+        </w:trPr>
+        <w:tc>
+          <w:tcPr>
+            <w:tcW w:w="0" w:type="auto"/>
+            <w:vAlign w:val="center"/>
+            <w:hideMark/>
+          </w:tcPr>
+          <w:p>
+            <w:pPr>
+              <w:rPr>
+                <w:b/>
+                <w:bCs/>
+              </w:rPr>
+            </w:pPr>
+            <w:r>
+              <w:rPr>
+                <w:b/>
+                <w:bCs/>
+              </w:rPr>
+              <w:t>Proměnná</w:t>
+            </w:r>
+          </w:p>
+        </w:tc>
+        <w:tc>
+          <w:tcPr>
+            <w:tcW w:w="0" w:type="auto"/>
+            <w:vAlign w:val="center"/>
+            <w:hideMark/>
+          </w:tcPr>
+          <w:p>
+            <w:pPr>
+              <w:rPr>
+                <w:b/>
+                <w:bCs/>
+              </w:rPr>
+            </w:pPr>
+            <w:r>
+              <w:rPr>
+                <w:b/>
+                <w:bCs/>
+              </w:rPr>
+              <w:t>Min</w:t>
+            </w:r>
+          </w:p>
+        </w:tc>
+        <w:tc>
+          <w:tcPr>
+            <w:tcW w:w="0" w:type="auto"/>
+            <w:vAlign w:val="center"/>
+            <w:hideMark/>
+          </w:tcPr>
+          <w:p>
+            <w:pPr>
+              <w:rPr>
+                <w:b/>
+                <w:bCs/>
+              </w:rPr>
+            </w:pPr>
+            <w:r>
+              <w:rPr>
+                <w:b/>
+                <w:bCs/>
+              </w:rPr>
+              <w:t>1. kvartil</w:t>
+            </w:r>
+          </w:p>
+        </w:tc>
+        <w:tc>
+          <w:tcPr>
+            <w:tcW w:w="0" w:type="auto"/>
+            <w:vAlign w:val="center"/>
+            <w:hideMark/>
+          </w:tcPr>
+          <w:p>
+            <w:pPr>
+              <w:rPr>
+                <w:b/>
+                <w:bCs/>
+              </w:rPr>
+            </w:pPr>
+            <w:r>
+              <w:rPr>
+                <w:b/>
+                <w:bCs/>
+              </w:rPr>
+              <w:t>Medián</w:t>
+            </w:r>
+          </w:p>
+        </w:tc>
+        <w:tc>
+          <w:tcPr>
+            <w:tcW w:w="0" w:type="auto"/>
+            <w:vAlign w:val="center"/>
+            <w:hideMark/>
+          </w:tcPr>
+          <w:p>
+            <w:pPr>
+              <w:rPr>
+                <w:b/>
+                <w:bCs/>
+              </w:rPr>
+            </w:pPr>
+            <w:r>
+              <w:rPr>
+                <w:b/>
+                <w:bCs/>
+              </w:rPr>
+              <w:t>Průměr</w:t>
+            </w:r>
+          </w:p>
+        </w:tc>
+        <w:tc>
+          <w:tcPr>
+            <w:tcW w:w="0" w:type="auto"/>
+            <w:vAlign w:val="center"/>
+            <w:hideMark/>
+          </w:tcPr>
+          <w:p>
+            <w:pPr>
+              <w:rPr>
+                <w:b/>
+                <w:bCs/>
+              </w:rPr>
+            </w:pPr>
+            <w:r>
+              <w:rPr>
+                <w:b/>
+                <w:bCs/>
+              </w:rPr>
+              <w:t>3. kvartil</w:t>
+            </w:r>
+          </w:p>
+        </w:tc>
+        <w:tc>
+          <w:tcPr>
+            <w:tcW w:w="0" w:type="auto"/>
+            <w:vAlign w:val="center"/>
+            <w:hideMark/>
+          </w:tcPr>
+          <w:p>
+            <w:pPr>
+              <w:rPr>
+                <w:b/>
+                <w:bCs/>
+              </w:rPr>
+            </w:pPr>
+            <w:r>
+              <w:rPr>
+                <w:b/>
+                <w:bCs/>
+              </w:rPr>
+              <w:t>Max</w:t>
+            </w:r>
+          </w:p>
+        </w:tc>
+      </w:tr>
+      <w:tr>
+        <w:trPr>
+          <w:tblCellSpacing w:w="15" w:type="dxa"/>
+        </w:trPr>
+        <w:tc>
+          <w:tcPr>
+            <w:tcW w:w="0" w:type="auto"/>
+            <w:vAlign w:val="center"/>
+            <w:hideMark/>
+          </w:tcPr>
+          <w:p>
+            <w:r>
+              <w:t>data_pm10</w:t>
+            </w:r>
+          </w:p>
+        </w:tc>
+        <w:tc>
+          <w:tcPr>
+            <w:tcW w:w="0" w:type="auto"/>
+            <w:vAlign w:val="center"/>
+            <w:hideMark/>
+          </w:tcPr>
+          <w:p>
+            <w:r>
+              <w:t>0</w:t>
+            </w:r>
+          </w:p>
+        </w:tc>
+        <w:tc>
+          <w:tcPr>
+            <w:tcW w:w="0" w:type="auto"/>
+            <w:vAlign w:val="center"/>
+            <w:hideMark/>
+          </w:tcPr>
+          <w:p>
+            <w:r>
+              <w:t>2</w:t>
+            </w:r>
+          </w:p>
+        </w:tc>
+        <w:tc>
+          <w:tcPr>
+            <w:tcW w:w="0" w:type="auto"/>
+            <w:vAlign w:val="center"/>
+            <w:hideMark/>
+          </w:tcPr>
+          <w:p>
+            <w:r>
+              <w:t>4</w:t>
+            </w:r>
+          </w:p>
+        </w:tc>
+        <w:tc>
+          <w:tcPr>
+            <w:tcW w:w="0" w:type="auto"/>
+            <w:vAlign w:val="center"/>
+            <w:hideMark/>
+          </w:tcPr>
+          <w:p>
+            <w:r>
+              <w:t>8.69</w:t>
+            </w:r>
+          </w:p>
+        </w:tc>
+        <w:tc>
+          <w:tcPr>
+            <w:tcW w:w="0" w:type="auto"/>
+            <w:vAlign w:val="center"/>
+            <w:hideMark/>
+          </w:tcPr>
+          <w:p>
+            <w:r>
+              <w:t>11</w:t>
+            </w:r>
+          </w:p>
+        </w:tc>
+        <w:tc>
+          <w:tcPr>
+            <w:tcW w:w="0" w:type="auto"/>
+            <w:vAlign w:val="center"/>
+            <w:hideMark/>
+          </w:tcPr>
+          <w:p>
+            <w:r>
+              <w:t>746</w:t>
+            </w:r>
+          </w:p>
+        </w:tc>
+      </w:tr>
+      <w:tr>
+        <w:trPr>
+          <w:tblCellSpacing w:w="15" w:type="dxa"/>
+        </w:trPr>
+        <w:tc>
+          <w:tcPr>
+            <w:tcW w:w="0" w:type="auto"/>
+            <w:vAlign w:val="center"/>
+            <w:hideMark/>
+          </w:tcPr>
+          <w:p>
+            <w:r>
+              <w:t>data_pm25</w:t>
+            </w:r>
+          </w:p>
+        </w:tc>
+        <w:tc>
+          <w:tcPr>
+            <w:tcW w:w="0" w:type="auto"/>
+            <w:vAlign w:val="center"/>
+            <w:hideMark/>
+          </w:tcPr>
+          <w:p>
+            <w:r>
+              <w:t>0</w:t>
+            </w:r>
+          </w:p>
+        </w:tc>
+        <w:tc>
+          <w:tcPr>
+            <w:tcW w:w="0" w:type="auto"/>
+            <w:vAlign w:val="center"/>
+            <w:hideMark/>
+          </w:tcPr>
+          <w:p>
+            <w:r>
+              <w:t>3</w:t>
+            </w:r>
+          </w:p>
+        </w:tc>
+        <w:tc>
+          <w:tcPr>
+            <w:tcW w:w="0" w:type="auto"/>
+            <w:vAlign w:val="center"/>
+            <w:hideMark/>
+          </w:tcPr>
+          <w:p>
+            <w:r>
+              <w:t>6</w:t>
+            </w:r>
+          </w:p>
+        </w:tc>
+        <w:tc>
+          <w:tcPr>
+            <w:tcW w:w="0" w:type="auto"/>
+            <w:vAlign w:val="center"/>
+            <w:hideMark/>
+          </w:tcPr>
+          <w:p>
+            <w:r>
+              <w:t>12.13</w:t>
+            </w:r>
+          </w:p>
+        </w:tc>
+        <w:tc>
+          <w:tcPr>
+            <w:tcW w:w="0" w:type="auto"/>
+            <w:vAlign w:val="center"/>
+            <w:hideMark/>
+          </w:tcPr>
+          <w:p>
+            <w:r>
+              <w:t>14</w:t>
+            </w:r>
+          </w:p>
+        </w:tc>
+        <w:tc>
+          <w:tcPr>
+            <w:tcW w:w="0" w:type="auto"/>
+            <w:vAlign w:val="center"/>
+            <w:hideMark/>
+          </w:tcPr>
+          <w:p>
+            <w:r>
+              <w:t>950</w:t>
+            </w:r>
+          </w:p>
+        </w:tc>
+      </w:tr>
+      <w:tr>
+        <w:trPr>
+          <w:tblCellSpacing w:w="15" w:type="dxa"/>
+        </w:trPr>
+        <w:tc>
+          <w:tcPr>
+            <w:tcW w:w="0" w:type="auto"/>
+            <w:vAlign w:val="center"/>
+            <w:hideMark/>
+          </w:tcPr>
+          <w:p>
+            <w:r>
+              <w:t>data_pm40</w:t>
+            </w:r>
+          </w:p>
+        </w:tc>
+        <w:tc>
+          <w:tcPr>
+            <w:tcW w:w="0" w:type="auto"/>
+            <w:vAlign w:val="center"/>
+            <w:hideMark/>
+          </w:tcPr>
+          <w:p>
+            <w:r>
+              <w:t>0</w:t>
+            </w:r>
+          </w:p>
+        </w:tc>
+        <w:tc>
+          <w:tcPr>
+            <w:tcW w:w="0" w:type="auto"/>
+            <w:vAlign w:val="center"/>
+            <w:hideMark/>
+          </w:tcPr>
+          <w:p>
+            <w:r>
+              <w:t>3</w:t>
+            </w:r>
+          </w:p>
+        </w:tc>
+        <w:tc>
+          <w:tcPr>
+            <w:tcW w:w="0" w:type="auto"/>
+            <w:vAlign w:val="center"/>
+            <w:hideMark/>
+          </w:tcPr>
+          <w:p>
+            <w:r>
+              <w:t>6</w:t>
+            </w:r>
+          </w:p>
+        </w:tc>
+        <w:tc>
+          <w:tcPr>
+            <w:tcW w:w="0" w:type="auto"/>
+            <w:vAlign w:val="center"/>
+            <w:hideMark/>
+          </w:tcPr>
+          <w:p>
+            <w:r>
+              <w:t>13.57</w:t>
+            </w:r>
+          </w:p>
+        </w:tc>
+        <w:tc>
+          <w:tcPr>
+            <w:tcW w:w="0" w:type="auto"/>
+            <w:vAlign w:val="center"/>
+            <w:hideMark/>
+          </w:tcPr>
+          <w:p>
+            <w:r>
+              <w:t>15</w:t>
+            </w:r>
+          </w:p>
+        </w:tc>
+        <w:tc>
+          <w:tcPr>
+            <w:tcW w:w="0" w:type="auto"/>
+            <w:vAlign w:val="center"/>
+            <w:hideMark/>
+          </w:tcPr>
+          <w:p>
+            <w:r>
+              <w:t>1765</w:t>
+            </w:r>
+          </w:p>
+        </w:tc>
+      </w:tr>
+      <w:tr>
+        <w:trPr>
+          <w:tblCellSpacing w:w="15" w:type="dxa"/>
+        </w:trPr>
+        <w:tc>
+          <w:tcPr>
+            <w:tcW w:w="0" w:type="auto"/>
+            <w:vAlign w:val="center"/>
+            <w:hideMark/>
+          </w:tcPr>
+          <w:p>
+            <w:r>
+              <w:t>data_pm100</w:t>
+            </w:r>
+          </w:p>
+        </w:tc>
+        <w:tc>
+          <w:tcPr>
+            <w:tcW w:w="0" w:type="auto"/>
+            <w:vAlign w:val="center"/>
+            <w:hideMark/>
+          </w:tcPr>
+          <w:p>
+            <w:r>
+              <w:t>0</w:t>
+            </w:r>
+          </w:p>
+        </w:tc>
+        <w:tc>
+          <w:tcPr>
+            <w:tcW w:w="0" w:type="auto"/>
+            <w:vAlign w:val="center"/>
+            <w:hideMark/>
+          </w:tcPr>
+          <w:p>
+            <w:r>
+              <w:t>3</w:t>
+            </w:r>
+          </w:p>
+        </w:tc>
+        <w:tc>
+          <w:tcPr>
+            <w:tcW w:w="0" w:type="auto"/>
+            <w:vAlign w:val="center"/>
+            <w:hideMark/>
+          </w:tcPr>
+          <w:p>
+            <w:r>
+              <w:t>7</w:t>
+            </w:r>
+          </w:p>
+        </w:tc>
+        <w:tc>
+          <w:tcPr>
+            <w:tcW w:w="0" w:type="auto"/>
+            <w:vAlign w:val="center"/>
+            <w:hideMark/>
+          </w:tcPr>
+          <w:p>
+            <w:r>
+              <w:t>15.47</w:t>
+            </w:r>
+          </w:p>
+        </w:tc>
+        <w:tc>
+          <w:tcPr>
+            <w:tcW w:w="0" w:type="auto"/>
+            <w:vAlign w:val="center"/>
+            <w:hideMark/>
+          </w:tcPr>
+          <w:p>
+            <w:r>
+              <w:t>16</w:t>
+            </w:r>
+          </w:p>
+        </w:tc>
+        <w:tc>
+          <w:tcPr>
+            <w:tcW w:w="0" w:type="auto"/>
+            <w:vAlign w:val="center"/>
+            <w:hideMark/>
+          </w:tcPr>
+          <w:p>
+            <w:r>
+              <w:t>1878</w:t>
+            </w:r>
+          </w:p>
+        </w:tc>
+      </w:tr>
+      <w:tr>
+        <w:trPr>
+          <w:tblCellSpacing w:w="15" w:type="dxa"/>
+        </w:trPr>
+        <w:tc>
+          <w:tcPr>
+            <w:tcW w:w="0" w:type="auto"/>
+            <w:vAlign w:val="center"/>
+            <w:hideMark/>
+          </w:tcPr>
+          <w:p>
+            <w:r>
+              <w:t>data_no2</w:t>
+            </w:r>
+          </w:p>
+        </w:tc>
+        <w:tc>
+          <w:tcPr>
+            <w:tcW w:w="0" w:type="auto"/>
+            <w:vAlign w:val="center"/>
+            <w:hideMark/>
+          </w:tcPr>
+          <w:p>
+            <w:r>
+              <w:t>0</w:t>
+            </w:r>
+          </w:p>
+        </w:tc>
+        <w:tc>
+          <w:tcPr>
+            <w:tcW w:w="0" w:type="auto"/>
+            <w:vAlign w:val="center"/>
+            <w:hideMark/>
+          </w:tcPr>
+          <w:p>
+            <w:r>
+              <w:t>6.9</w:t>
+            </w:r>
+          </w:p>
+        </w:tc>
+        <w:tc>
+          <w:tcPr>
+            <w:tcW w:w="0" w:type="auto"/>
+            <w:vAlign w:val="center"/>
+            <w:hideMark/>
+          </w:tcPr>
+          <w:p>
+            <w:r>
+              <w:t>11.95</w:t>
+            </w:r>
+          </w:p>
+        </w:tc>
+        <w:tc>
+          <w:tcPr>
+            <w:tcW w:w="0" w:type="auto"/>
+            <w:vAlign w:val="center"/>
+            <w:hideMark/>
+          </w:tcPr>
+          <w:p>
+            <w:r>
+              <w:t>14.83</w:t>
+            </w:r>
+          </w:p>
+        </w:tc>
+        <w:tc>
+          <w:tcPr>
+            <w:tcW w:w="0" w:type="auto"/>
+            <w:vAlign w:val="center"/>
+            <w:hideMark/>
+          </w:tcPr>
+          <w:p>
+            <w:r>
+              <w:t>18.61</w:t>
+            </w:r>
+          </w:p>
+        </w:tc>
+        <w:tc>
+          <w:tcPr>
+            <w:tcW w:w="0" w:type="auto"/>
+            <w:vAlign w:val="center"/>
+            <w:hideMark/>
+          </w:tcPr>
+          <w:p>
+            <w:r>
+              <w:t>2423</w:t>
+            </w:r>
+          </w:p>
+        </w:tc>
+      </w:tr>
+    </w:tbl>
+    <w:p>
+      <w:r>
+        <w:rPr>
+          <w:b/>
+          <w:bCs/>
+        </w:rPr>
+        <w:t>Kvantitativní spojité:</w:t>
+      </w:r>
+    </w:p>
+    <w:p>
+      <w:pPr>
+        <w:numPr>
+          <w:ilvl w:val="0"/>
+          <w:numId w:val="12"/>
+        </w:numPr>
+      </w:pPr>
+      <w:r>
+        <w:t>data_pm10, data_pm25, data_pm40, data_pm100, data_no2</w:t>
+      </w:r>
+    </w:p>
+    <w:p>
+      <w:r>
+        <w:rPr>
+          <w:b/>
+          <w:bCs/>
+        </w:rPr>
+        <w:t>Kvalitativní/Ordinalní (indexy 1–6):</w:t>
+      </w:r>
+    </w:p>
+    <w:p>
+      <w:pPr>
+        <w:numPr>
+          <w:ilvl w:val="0"/>
+          <w:numId w:val="13"/>
+        </w:numPr>
+      </w:pPr>
+      <w:r>
+        <w:lastRenderedPageBreak/>
+        <w:t>recommendation_index, recommendation_metrics_no2_index, recommendation_metrics_pm100_index, recommendation_metrics_pm25_index</w:t>
+      </w:r>
+    </w:p>
+    <w:p>
+      <w:r>
+        <w:rPr>
+          <w:b/>
+          <w:bCs/>
+        </w:rPr>
+        <w:t>Zajímavé rozdělení ordinalních proměnných (počet výskytů):</w:t>
+      </w:r>
+    </w:p>
+    <w:p>
+      <w:pPr>
+        <w:numPr>
+          <w:ilvl w:val="0"/>
+          <w:numId w:val="14"/>
+        </w:numPr>
+      </w:pPr>
+      <w:r>
+        <w:t>recommendation_index: Nejčastější hodnota je 1 (352</w:t>
+      </w:r>
+      <w:r>
+        <w:rPr>
+          <w:rFonts w:ascii="Arial" w:hAnsi="Arial" w:cs="Arial"/>
+        </w:rPr>
+        <w:t> </w:t>
+      </w:r>
+      <w:r>
+        <w:t>017x), ostatn</w:t>
+      </w:r>
+      <w:r>
+        <w:rPr>
+          <w:rFonts w:ascii="Aptos" w:hAnsi="Aptos" w:cs="Aptos"/>
+        </w:rPr>
+        <w:t>í</w:t>
+      </w:r>
+      <w:r>
+        <w:t xml:space="preserve"> rozlo</w:t>
+      </w:r>
+      <w:r>
+        <w:rPr>
+          <w:rFonts w:ascii="Aptos" w:hAnsi="Aptos" w:cs="Aptos"/>
+        </w:rPr>
+        <w:t>ž</w:t>
+      </w:r>
+      <w:r>
+        <w:t>eny rovnom</w:t>
+      </w:r>
+      <w:r>
+        <w:rPr>
+          <w:rFonts w:ascii="Aptos" w:hAnsi="Aptos" w:cs="Aptos"/>
+        </w:rPr>
+        <w:t>ě</w:t>
+      </w:r>
+      <w:r>
+        <w:t>rn</w:t>
+      </w:r>
+      <w:r>
+        <w:rPr>
+          <w:rFonts w:ascii="Aptos" w:hAnsi="Aptos" w:cs="Aptos"/>
+        </w:rPr>
+        <w:t>ě</w:t>
+      </w:r>
+      <w:r>
+        <w:t>ji.</w:t>
+      </w:r>
+    </w:p>
+    <w:p>
+      <w:pPr>
+        <w:numPr>
+          <w:ilvl w:val="0"/>
+          <w:numId w:val="14"/>
+        </w:numPr>
+      </w:pPr>
+      <w:r>
+        <w:t>recommendation_metrics_pm100_index: Hodnoty 1–6, přičemž 1 = 420</w:t>
+      </w:r>
+      <w:r>
+        <w:rPr>
+          <w:rFonts w:ascii="Arial" w:hAnsi="Arial" w:cs="Arial"/>
+        </w:rPr>
+        <w:t> </w:t>
+      </w:r>
+      <w:r>
+        <w:t>175x, 6 = 1</w:t>
+      </w:r>
+      <w:r>
+        <w:rPr>
+          <w:rFonts w:ascii="Arial" w:hAnsi="Arial" w:cs="Arial"/>
+        </w:rPr>
+        <w:t> </w:t>
+      </w:r>
+      <w:r>
+        <w:t>128x.</w:t>
+      </w:r>
+    </w:p>
+    <w:p>
+      <w:pPr>
+        <w:numPr>
+          <w:ilvl w:val="0"/>
+          <w:numId w:val="14"/>
+        </w:numPr>
+      </w:pPr>
+      <w:r>
+        <w:t>recommendation_metrics_no2_index: Postupně klesající frekvence od 1 (488</w:t>
+      </w:r>
+      <w:r>
+        <w:rPr>
+          <w:rFonts w:ascii="Arial" w:hAnsi="Arial" w:cs="Arial"/>
+        </w:rPr>
+        <w:t> </w:t>
+      </w:r>
+      <w:r>
+        <w:t>858x) a</w:t>
+      </w:r>
+      <w:r>
+        <w:rPr>
+          <w:rFonts w:ascii="Aptos" w:hAnsi="Aptos" w:cs="Aptos"/>
+        </w:rPr>
+        <w:t>ž</w:t>
+      </w:r>
+      <w:r>
+        <w:t xml:space="preserve"> po 6 (17x).</w:t>
+      </w:r>
+    </w:p>
+    <w:p>
+      <w:r>
+        <w:t xml:space="preserve">Proměnné recommendation_metrics_so2_index, co_index a o3_index mají vždy hodnotu </w:t>
+      </w:r>
+      <w:r>
+        <w:rPr>
+          <w:b/>
+          <w:bCs/>
+        </w:rPr>
+        <w:t>1</w:t>
+      </w:r>
+      <w:r>
+        <w:t>, tedy konstantní – nebudou využity v analýze.</w:t>
+      </w:r>
+    </w:p>
+    <w:p/>
+    <w:p>
+      <w:pPr>
+        <w:pStyle w:val="Nadpis3"/>
+      </w:pPr>
+      <w:r>
+        <w:t>Počasí</w:t>
+      </w:r>
+    </w:p>
+    <w:p>
+      <w:r>
+        <w:t>Dataset obsahuje 53</w:t>
+      </w:r>
+      <w:r>
+        <w:rPr>
+          <w:rFonts w:ascii="Arial" w:hAnsi="Arial" w:cs="Arial"/>
+        </w:rPr>
+        <w:t> </w:t>
+      </w:r>
+      <w:r>
+        <w:t>987 z</w:t>
+      </w:r>
+      <w:r>
+        <w:rPr>
+          <w:rFonts w:ascii="Aptos" w:hAnsi="Aptos" w:cs="Aptos"/>
+        </w:rPr>
+        <w:t>á</w:t>
+      </w:r>
+      <w:r>
+        <w:t>znam</w:t>
+      </w:r>
+      <w:r>
+        <w:rPr>
+          <w:rFonts w:ascii="Aptos" w:hAnsi="Aptos" w:cs="Aptos"/>
+        </w:rPr>
+        <w:t>ů</w:t>
+      </w:r>
+      <w:r>
+        <w:t xml:space="preserve"> z jednoho meteorologického senzoru. Pokrývá období od 3. 1. 2024 do 7. 2. 2025 (celkem 401 dní). Denní počet měření se pohybuje od 65 do 236.</w:t>
+      </w:r>
+    </w:p>
+    <w:p>
+      <w:r>
+        <w:t>Všechna měření obsahují údaje o teplotě, vlhkosti, tlaku, větru a srážkách. Proměnná data_leafWetness obsahuje pouze hodnotu NA a nebude dále analyzována.</w:t>
+      </w:r>
+    </w:p>
+    <w:p>
+      <w:r>
+        <w:t>Klíčové proměnné:</w:t>
+      </w:r>
+    </w:p>
+    <w:p>
+      <w:r>
+        <w:t>data_temp1 – teplota vzduchu (°C, min: −13,3; max: 38,5),</w:t>
+      </w:r>
+    </w:p>
+    <w:p>
+      <w:r>
+        <w:t>data_hum1 – relativní vlhkost (%, průměr: 81,1),</w:t>
+      </w:r>
+    </w:p>
+    <w:p>
+      <w:r>
+        <w:t>data_pressure – tlak (hPa, průměr: 97</w:t>
+      </w:r>
+      <w:r>
+        <w:rPr>
+          <w:rFonts w:ascii="Arial" w:hAnsi="Arial" w:cs="Arial"/>
+        </w:rPr>
+        <w:t> </w:t>
+      </w:r>
+      <w:r>
+        <w:t>562),</w:t>
+      </w:r>
+    </w:p>
+    <w:p>
+      <w:r>
+        <w:t>data_windSpeed – rychlost větru (m/s, průměr: 2,54),</w:t>
+      </w:r>
+    </w:p>
+    <w:p>
+      <w:r>
+        <w:t>data_windImpact – síla větru (kombinace rychlosti a směru),</w:t>
+      </w:r>
+    </w:p>
+    <w:p>
+      <w:r>
+        <w:t>data_volumeMm – srážky (mm, většina záznamů bez srážek),</w:t>
+      </w:r>
+    </w:p>
+    <w:p>
+      <w:r>
+        <w:t>data_windDir – směr větru jako kategorie (např. „E“, „S“, „SW“, nebo „err“ pro chybný záznam).</w:t>
+      </w:r>
+    </w:p>
+    <w:p/>
+    <w:p>
+      <w:pPr>
+        <w:pStyle w:val="Nadpis3"/>
+      </w:pPr>
+      <w:r>
+        <w:lastRenderedPageBreak/>
+        <w:t>Auta</w:t>
+      </w:r>
+    </w:p>
+    <w:p>
+      <w:r>
+        <w:t xml:space="preserve">Dataset obsahuje </w:t>
+      </w:r>
+      <w:r>
+        <w:rPr>
+          <w:b/>
+          <w:bCs/>
+        </w:rPr>
+        <w:t>42</w:t>
+      </w:r>
+      <w:r>
+        <w:rPr>
+          <w:rFonts w:ascii="Arial" w:hAnsi="Arial" w:cs="Arial"/>
+          <w:b/>
+          <w:bCs/>
+        </w:rPr>
+        <w:t> </w:t>
+      </w:r>
+      <w:r>
+        <w:rPr>
+          <w:b/>
+          <w:bCs/>
+        </w:rPr>
+        <w:t>417</w:t>
+      </w:r>
+      <w:r>
+        <w:rPr>
+          <w:rFonts w:ascii="Arial" w:hAnsi="Arial" w:cs="Arial"/>
+          <w:b/>
+          <w:bCs/>
+        </w:rPr>
+        <w:t> </w:t>
+      </w:r>
+      <w:r>
+        <w:rPr>
+          <w:b/>
+          <w:bCs/>
+        </w:rPr>
+        <w:t>146 z</w:t>
+      </w:r>
+      <w:r>
+        <w:rPr>
+          <w:rFonts w:ascii="Aptos" w:hAnsi="Aptos" w:cs="Aptos"/>
+          <w:b/>
+          <w:bCs/>
+        </w:rPr>
+        <w:t>á</w:t>
+      </w:r>
+      <w:r>
+        <w:rPr>
+          <w:b/>
+          <w:bCs/>
+        </w:rPr>
+        <w:t>znam</w:t>
+      </w:r>
+      <w:r>
+        <w:rPr>
+          <w:rFonts w:ascii="Aptos" w:hAnsi="Aptos" w:cs="Aptos"/>
+          <w:b/>
+          <w:bCs/>
+        </w:rPr>
+        <w:t>ů</w:t>
+      </w:r>
+      <w:r>
+        <w:t xml:space="preserve"> o jednotlivých průjezdech vozidel. Každý řádek odpovídá jednomu záznamu z radarového senzoru, včetně času průjezdu, místa měření a rychlosti.</w:t>
+      </w:r>
+    </w:p>
+    <w:p>
+      <w:pPr>
+        <w:rPr>
+          <w:b/>
+          <w:bCs/>
+        </w:rPr>
+      </w:pPr>
+      <w:r>
+        <w:rPr>
+          <w:b/>
+          <w:bCs/>
+        </w:rPr>
+        <w:t>Klíčové proměnné:</w:t>
+      </w:r>
+    </w:p>
+    <w:p>
+      <w:pPr>
+        <w:numPr>
+          <w:ilvl w:val="0"/>
+          <w:numId w:val="15"/>
+        </w:numPr>
+      </w:pPr>
+      <w:r>
+        <w:t>X_time – čas měření (ve formátu s časovým pásmem, bude převedeno na POSIXct),</w:t>
+      </w:r>
+    </w:p>
+    <w:p>
+      <w:pPr>
+        <w:numPr>
+          <w:ilvl w:val="0"/>
+          <w:numId w:val="15"/>
+        </w:numPr>
+      </w:pPr>
+      <w:r>
+        <w:t>country – stát původu vozidla (např. „CZ“, „unknown“),</w:t>
+      </w:r>
+    </w:p>
+    <w:p>
+      <w:pPr>
+        <w:numPr>
+          <w:ilvl w:val="0"/>
+          <w:numId w:val="15"/>
+        </w:numPr>
+      </w:pPr>
+      <w:r>
+        <w:t>sensor – identifikátor radaru,</w:t>
+      </w:r>
+    </w:p>
+    <w:p>
+      <w:pPr>
+        <w:numPr>
+          <w:ilvl w:val="0"/>
+          <w:numId w:val="15"/>
+        </w:numPr>
+      </w:pPr>
+      <w:r>
+        <w:t>type – typ vozidla (číslo 0–6),</w:t>
+      </w:r>
+    </w:p>
+    <w:p>
+      <w:pPr>
+        <w:numPr>
+          <w:ilvl w:val="0"/>
+          <w:numId w:val="15"/>
+        </w:numPr>
+      </w:pPr>
+      <w:r>
+        <w:t>speed – rychlost v km/h.</w:t>
+      </w:r>
+    </w:p>
+    <w:p>
+      <w:pPr>
+        <w:rPr>
+          <w:b/>
+          <w:bCs/>
+        </w:rPr>
+      </w:pPr>
+      <w:r>
+        <w:rPr>
+          <w:b/>
+          <w:bCs/>
+        </w:rPr>
+        <w:t>Rychlost vozidel (speed)</w:t>
+      </w:r>
+    </w:p>
+    <w:p>
+      <w:pPr>
+        <w:numPr>
+          <w:ilvl w:val="0"/>
+          <w:numId w:val="16"/>
+        </w:numPr>
+      </w:pPr>
+      <w:r>
+        <w:t>Hodnota -1 označuje chybná nebo neplatná měření (např. z koncového radaru).</w:t>
+      </w:r>
+      <w:r>
+        <w:br/>
+        <w:t>→ Vyskytuje se u 27</w:t>
+      </w:r>
+      <w:r>
+        <w:rPr>
+          <w:rFonts w:ascii="Arial" w:hAnsi="Arial" w:cs="Arial"/>
+        </w:rPr>
+        <w:t> </w:t>
+      </w:r>
+      <w:r>
+        <w:t>112</w:t>
+      </w:r>
+      <w:r>
+        <w:rPr>
+          <w:rFonts w:ascii="Arial" w:hAnsi="Arial" w:cs="Arial"/>
+        </w:rPr>
+        <w:t> </w:t>
+      </w:r>
+      <w:r>
+        <w:t>775 z</w:t>
+      </w:r>
+      <w:r>
+        <w:rPr>
+          <w:rFonts w:ascii="Aptos" w:hAnsi="Aptos" w:cs="Aptos"/>
+        </w:rPr>
+        <w:t>á</w:t>
+      </w:r>
+      <w:r>
+        <w:t>znam</w:t>
+      </w:r>
+      <w:r>
+        <w:rPr>
+          <w:rFonts w:ascii="Aptos" w:hAnsi="Aptos" w:cs="Aptos"/>
+        </w:rPr>
+        <w:t>ů</w:t>
+      </w:r>
+      <w:r>
+        <w:t xml:space="preserve"> (63,9 % všech dat).</w:t>
+      </w:r>
+    </w:p>
+    <w:p>
+      <w:pPr>
+        <w:numPr>
+          <w:ilvl w:val="0"/>
+          <w:numId w:val="16"/>
+        </w:numPr>
+      </w:pPr>
+      <w:r>
+        <w:t>Hodnota 0 je u 2</w:t>
+      </w:r>
+      <w:r>
+        <w:rPr>
+          <w:rFonts w:ascii="Arial" w:hAnsi="Arial" w:cs="Arial"/>
+        </w:rPr>
+        <w:t> </w:t>
+      </w:r>
+      <w:r>
+        <w:t>106</w:t>
+      </w:r>
+      <w:r>
+        <w:rPr>
+          <w:rFonts w:ascii="Arial" w:hAnsi="Arial" w:cs="Arial"/>
+        </w:rPr>
+        <w:t> </w:t>
+      </w:r>
+      <w:r>
+        <w:t>217 z</w:t>
+      </w:r>
+      <w:r>
+        <w:rPr>
+          <w:rFonts w:ascii="Aptos" w:hAnsi="Aptos" w:cs="Aptos"/>
+        </w:rPr>
+        <w:t>á</w:t>
+      </w:r>
+      <w:r>
+        <w:t>znam</w:t>
+      </w:r>
+      <w:r>
+        <w:rPr>
+          <w:rFonts w:ascii="Aptos" w:hAnsi="Aptos" w:cs="Aptos"/>
+        </w:rPr>
+        <w:t>ů</w:t>
+      </w:r>
+      <w:r>
+        <w:t xml:space="preserve"> (4,97 %) – může znamenat stojící vozidla nebo také chybu.</w:t>
+      </w:r>
+    </w:p>
+    <w:p>
+      <w:pPr>
+        <w:numPr>
+          <w:ilvl w:val="0"/>
+          <w:numId w:val="16"/>
+        </w:numPr>
+      </w:pPr>
+      <w:r>
+        <w:t>Zbývajících cca 31 % jsou běžné rychlosti 1–172 km/h.</w:t>
+      </w:r>
+    </w:p>
+    <w:p>
+      <w:pPr>
+        <w:numPr>
+          <w:ilvl w:val="0"/>
+          <w:numId w:val="16"/>
+        </w:numPr>
+      </w:pPr>
+      <w:r>
+        <w:t>Nejčastěji se vyskytují rychlosti mezi 45 a 70 km/h, přičemž maximum je 172 km/h.</w:t>
+      </w:r>
+    </w:p>
+    <w:p>
+      <w:r>
+        <w:t xml:space="preserve">Po odstranění chybných a nerelevantních měření (speed == -1 a speed == 0) zůstalo v datasetu </w:t>
+      </w:r>
+      <w:r>
+        <w:rPr>
+          <w:b/>
+          <w:bCs/>
+        </w:rPr>
+        <w:t>13</w:t>
+      </w:r>
+      <w:r>
+        <w:rPr>
+          <w:rFonts w:ascii="Arial" w:hAnsi="Arial" w:cs="Arial"/>
+          <w:b/>
+          <w:bCs/>
+        </w:rPr>
+        <w:t> </w:t>
+      </w:r>
+      <w:r>
+        <w:rPr>
+          <w:b/>
+          <w:bCs/>
+        </w:rPr>
+        <w:t>198</w:t>
+      </w:r>
+      <w:r>
+        <w:rPr>
+          <w:rFonts w:ascii="Arial" w:hAnsi="Arial" w:cs="Arial"/>
+          <w:b/>
+          <w:bCs/>
+        </w:rPr>
+        <w:t> </w:t>
+      </w:r>
+      <w:r>
+        <w:rPr>
+          <w:b/>
+          <w:bCs/>
+        </w:rPr>
+        <w:t>154 z</w:t>
+      </w:r>
+      <w:r>
+        <w:rPr>
+          <w:rFonts w:ascii="Aptos" w:hAnsi="Aptos" w:cs="Aptos"/>
+          <w:b/>
+          <w:bCs/>
+        </w:rPr>
+        <w:t>á</w:t>
+      </w:r>
+      <w:r>
+        <w:rPr>
+          <w:b/>
+          <w:bCs/>
+        </w:rPr>
+        <w:t>znam</w:t>
+      </w:r>
+      <w:r>
+        <w:rPr>
+          <w:rFonts w:ascii="Aptos" w:hAnsi="Aptos" w:cs="Aptos"/>
+          <w:b/>
+          <w:bCs/>
+        </w:rPr>
+        <w:t>ů</w:t>
+      </w:r>
+      <w:r>
+        <w:t xml:space="preserve">, což odpovídá přibližně </w:t>
+      </w:r>
+      <w:r>
+        <w:rPr>
+          <w:b/>
+          <w:bCs/>
+        </w:rPr>
+        <w:t>31 % původních dat</w:t>
+      </w:r>
+      <w:r>
+        <w:t>.</w:t>
+      </w:r>
+    </w:p>
+    <w:p>
+      <w:r>
+        <w:t>Změny ve statistice proměnné speed:</w:t>
+      </w:r>
+    </w:p>
+    <w:p>
+      <w:pPr>
+        <w:numPr>
+          <w:ilvl w:val="0"/>
+          <w:numId w:val="18"/>
+        </w:numPr>
+      </w:pPr>
+      <w:r>
+        <w:t xml:space="preserve">Minimum se posunulo na </w:t>
+      </w:r>
+      <w:r>
+        <w:rPr>
+          <w:b/>
+          <w:bCs/>
+        </w:rPr>
+        <w:t>1 km/h</w:t>
+      </w:r>
+      <w:r>
+        <w:t xml:space="preserve"> (původně −1),</w:t>
+      </w:r>
+    </w:p>
+    <w:p>
+      <w:pPr>
+        <w:numPr>
+          <w:ilvl w:val="0"/>
+          <w:numId w:val="18"/>
+        </w:numPr>
+      </w:pPr>
+      <w:r>
+        <w:t xml:space="preserve">Průměrná rychlost vzrostla z původních </w:t>
+      </w:r>
+      <w:r>
+        <w:rPr>
+          <w:b/>
+          <w:bCs/>
+        </w:rPr>
+        <w:t>17,17 km/h</w:t>
+      </w:r>
+      <w:r>
+        <w:t xml:space="preserve"> na </w:t>
+      </w:r>
+      <w:r>
+        <w:rPr>
+          <w:b/>
+          <w:bCs/>
+        </w:rPr>
+        <w:t>57,25 km/h</w:t>
+      </w:r>
+      <w:r>
+        <w:t>,</w:t>
+      </w:r>
+    </w:p>
+    <w:p>
+      <w:pPr>
+        <w:numPr>
+          <w:ilvl w:val="0"/>
+          <w:numId w:val="18"/>
+        </w:numPr>
+      </w:pPr>
+      <w:r>
+        <w:t xml:space="preserve">Medián se zvýšil na </w:t>
+      </w:r>
+      <w:r>
+        <w:rPr>
+          <w:b/>
+          <w:bCs/>
+        </w:rPr>
+        <w:t>59 km/h</w:t>
+      </w:r>
+      <w:r>
+        <w:t>, což odpovídá běžné městské rychlosti,</w:t>
+      </w:r>
+    </w:p>
+    <w:p>
+      <w:pPr>
+        <w:numPr>
+          <w:ilvl w:val="0"/>
+          <w:numId w:val="18"/>
+        </w:numPr>
+      </w:pPr>
+      <w:r>
+        <w:t>Hodnoty type nyní více odpovídají reálným průjezdům – typ 0 zůstává nejčastější, ale průměr vzrostl mírně nad 0.</w:t>
+      </w:r>
+    </w:p>
+    <w:p>
+      <w:r>
+        <w:t>Toto čištění výrazně zpřesnilo popis dat a umožní analýzu skutečných jízdních rychlostí bez zkreslení chybami měření.</w:t>
+      </w:r>
+    </w:p>
+    <w:p/>
+    <w:p>
+      <w:pPr>
+        <w:rPr>
+          <w:rFonts w:asciiTheme="majorHAnsi" w:hAnsiTheme="majorHAnsi"/>
+          <w:sz w:val="32"/>
+          <w:szCs w:val="32"/>
+        </w:rPr>
+      </w:pPr>
+      <w:r>
+        <w:br w:type="page"/>
+      </w:r>
+    </w:p>
+    <w:p>
+      <w:pPr>
         <w:pStyle w:val="Nadpis2"/>
       </w:pPr>
       <w:r>
+        <w:lastRenderedPageBreak/>
         <w:t>Typy proměnných</w:t>
       </w:r>
     </w:p>
     <w:p>
       <w:pPr>
+        <w:pStyle w:val="Nadpis3"/>
+      </w:pPr>
+      <w:r>
+        <w:t>Ovzduší</w:t>
+      </w:r>
+    </w:p>
+    <w:tbl>
+      <w:tblPr>
+        <w:tblW w:w="9154" w:type="dxa"/>
+        <w:tblLook w:val="04A0" w:firstRow="1" w:lastRow="0" w:firstColumn="1" w:lastColumn="0" w:noHBand="0" w:noVBand="1"/>
+      </w:tblPr>
+      <w:tblGrid>
+        <w:gridCol w:w="4530"/>
+        <w:gridCol w:w="2817"/>
+        <w:gridCol w:w="1807"/>
+      </w:tblGrid>
+      <w:tr>
+        <w:tc>
+          <w:tcPr>
+            <w:tcW w:w="4530" w:type="dxa"/>
+          </w:tcPr>
+          <w:p>
+            <w:r>
+              <w:t>Proměnná</w:t>
+            </w:r>
+          </w:p>
+        </w:tc>
+        <w:tc>
+          <w:tcPr>
+            <w:tcW w:w="2817" w:type="dxa"/>
+          </w:tcPr>
+          <w:p>
+            <w:r>
+              <w:t>Jednotka</w:t>
+            </w:r>
+          </w:p>
+        </w:tc>
+        <w:tc>
+          <w:tcPr>
+            <w:tcW w:w="1807" w:type="dxa"/>
+          </w:tcPr>
+          <w:p>
+            <w:r>
+              <w:t>Typ</w:t>
+            </w:r>
+          </w:p>
+        </w:tc>
+      </w:tr>
+      <w:tr>
+        <w:tc>
+          <w:tcPr>
+            <w:tcW w:w="4530" w:type="dxa"/>
+          </w:tcPr>
+          <w:p>
+            <w:r>
+              <w:t>id</w:t>
+            </w:r>
+          </w:p>
+        </w:tc>
+        <w:tc>
+          <w:tcPr>
+            <w:tcW w:w="2817" w:type="dxa"/>
+          </w:tcPr>
+          <w:p>
+            <w:r>
+              <w:t>-</w:t>
+            </w:r>
+          </w:p>
+        </w:tc>
+        <w:tc>
+          <w:tcPr>
+            <w:tcW w:w="1807" w:type="dxa"/>
+          </w:tcPr>
+          <w:p>
+            <w:r>
+              <w:t>character (identifikátor měření)</w:t>
+            </w:r>
+          </w:p>
+        </w:tc>
+      </w:tr>
+      <w:tr>
+        <w:tc>
+          <w:tcPr>
+            <w:tcW w:w="4530" w:type="dxa"/>
+          </w:tcPr>
+          <w:p>
+            <w:r>
+              <w:t>date</w:t>
+            </w:r>
+          </w:p>
+        </w:tc>
+        <w:tc>
+          <w:tcPr>
+            <w:tcW w:w="2817" w:type="dxa"/>
+          </w:tcPr>
+          <w:p>
+            <w:r>
+              <w:t>-</w:t>
+            </w:r>
+          </w:p>
+        </w:tc>
+        <w:tc>
+          <w:tcPr>
+            <w:tcW w:w="1807" w:type="dxa"/>
+          </w:tcPr>
+          <w:p>
+            <w:r>
+              <w:t>character (časový údaj, bude převeden na POSIXct)</w:t>
+            </w:r>
+          </w:p>
+        </w:tc>
+      </w:tr>
+      <w:tr>
+        <w:tc>
+          <w:tcPr>
+            <w:tcW w:w="4530" w:type="dxa"/>
+          </w:tcPr>
+          <w:p>
+            <w:r>
+              <w:t>sensor_id</w:t>
+            </w:r>
+          </w:p>
+        </w:tc>
+        <w:tc>
+          <w:tcPr>
+            <w:tcW w:w="2817" w:type="dxa"/>
+          </w:tcPr>
+          <w:p>
+            <w:r>
+              <w:t>-</w:t>
+            </w:r>
+          </w:p>
+        </w:tc>
+        <w:tc>
+          <w:tcPr>
+            <w:tcW w:w="1807" w:type="dxa"/>
+          </w:tcPr>
+          <w:p>
+            <w:r>
+              <w:t>integer (ID senzoru)</w:t>
+            </w:r>
+          </w:p>
+        </w:tc>
+      </w:tr>
+      <w:tr>
+        <w:tc>
+          <w:tcPr>
+            <w:tcW w:w="4530" w:type="dxa"/>
+          </w:tcPr>
+          <w:p>
+            <w:r>
+              <w:t>data_pm10</w:t>
+            </w:r>
+          </w:p>
+        </w:tc>
+        <w:tc>
+          <w:tcPr>
+            <w:tcW w:w="2817" w:type="dxa"/>
+          </w:tcPr>
+          <w:p>
+            <w:r>
+              <w:t>µg/m³</w:t>
+            </w:r>
+          </w:p>
+        </w:tc>
+        <w:tc>
+          <w:tcPr>
+            <w:tcW w:w="1807" w:type="dxa"/>
+          </w:tcPr>
+          <w:p>
+            <w:r>
+              <w:t>numeric (spojitá)</w:t>
+            </w:r>
+          </w:p>
+        </w:tc>
+      </w:tr>
+      <w:tr>
+        <w:tc>
+          <w:tcPr>
+            <w:tcW w:w="4530" w:type="dxa"/>
+          </w:tcPr>
+          <w:p>
+            <w:r>
+              <w:t>data_pm25</w:t>
+            </w:r>
+          </w:p>
+        </w:tc>
+        <w:tc>
+          <w:tcPr>
+            <w:tcW w:w="2817" w:type="dxa"/>
+          </w:tcPr>
+          <w:p>
+            <w:r>
+              <w:t>µg/m³</w:t>
+            </w:r>
+          </w:p>
+        </w:tc>
+        <w:tc>
+          <w:tcPr>
+            <w:tcW w:w="1807" w:type="dxa"/>
+          </w:tcPr>
+          <w:p>
+            <w:r>
+              <w:t>numeric (spojitá)</w:t>
+            </w:r>
+          </w:p>
+        </w:tc>
+      </w:tr>
+      <w:tr>
+        <w:tc>
+          <w:tcPr>
+            <w:tcW w:w="4530" w:type="dxa"/>
+          </w:tcPr>
+          <w:p>
+            <w:r>
+              <w:t>data_pm40</w:t>
+            </w:r>
+          </w:p>
+        </w:tc>
+        <w:tc>
+          <w:tcPr>
+            <w:tcW w:w="2817" w:type="dxa"/>
+          </w:tcPr>
+          <w:p>
+            <w:r>
+              <w:t>µg/m³</w:t>
+            </w:r>
+          </w:p>
+        </w:tc>
+        <w:tc>
+          <w:tcPr>
+            <w:tcW w:w="1807" w:type="dxa"/>
+          </w:tcPr>
+          <w:p>
+            <w:r>
+              <w:t>numeric (spojitá)</w:t>
+            </w:r>
+          </w:p>
+        </w:tc>
+      </w:tr>
+      <w:tr>
+        <w:tc>
+          <w:tcPr>
+            <w:tcW w:w="4530" w:type="dxa"/>
+          </w:tcPr>
+          <w:p>
+            <w:r>
+              <w:t>data_pm100</w:t>
+            </w:r>
+          </w:p>
+        </w:tc>
+        <w:tc>
+          <w:tcPr>
+            <w:tcW w:w="2817" w:type="dxa"/>
+          </w:tcPr>
+          <w:p>
+            <w:r>
+              <w:t>µg/m³</w:t>
+            </w:r>
+          </w:p>
+        </w:tc>
+        <w:tc>
+          <w:tcPr>
+            <w:tcW w:w="1807" w:type="dxa"/>
+          </w:tcPr>
+          <w:p>
+            <w:r>
+              <w:t>numeric (spojitá)</w:t>
+            </w:r>
+          </w:p>
+        </w:tc>
+      </w:tr>
+      <w:tr>
+        <w:tc>
+          <w:tcPr>
+            <w:tcW w:w="4530" w:type="dxa"/>
+          </w:tcPr>
+          <w:p>
+            <w:r>
+              <w:t>data_o3</w:t>
+            </w:r>
+          </w:p>
+        </w:tc>
+        <w:tc>
+          <w:tcPr>
+            <w:tcW w:w="2817" w:type="dxa"/>
+          </w:tcPr>
+          <w:p>
+            <w:r>
+              <w:t>µg/m³</w:t>
+            </w:r>
+          </w:p>
+        </w:tc>
+        <w:tc>
+          <w:tcPr>
+            <w:tcW w:w="1807" w:type="dxa"/>
+          </w:tcPr>
+          <w:p>
+            <w:r>
+              <w:t>logical (všude NA)</w:t>
+            </w:r>
+          </w:p>
+        </w:tc>
+      </w:tr>
+      <w:tr>
+        <w:tc>
+          <w:tcPr>
+            <w:tcW w:w="4530" w:type="dxa"/>
+          </w:tcPr>
+          <w:p>
+            <w:r>
+              <w:t>data_co</w:t>
+            </w:r>
+          </w:p>
+        </w:tc>
+        <w:tc>
+          <w:tcPr>
+            <w:tcW w:w="2817" w:type="dxa"/>
+          </w:tcPr>
+          <w:p>
+            <w:r>
+              <w:t>µg/m³</w:t>
+            </w:r>
+          </w:p>
+        </w:tc>
+        <w:tc>
+          <w:tcPr>
+            <w:tcW w:w="1807" w:type="dxa"/>
+          </w:tcPr>
+          <w:p>
+            <w:r>
+              <w:t>logical (všude NA)</w:t>
+            </w:r>
+          </w:p>
+        </w:tc>
+      </w:tr>
+      <w:tr>
+        <w:tc>
+          <w:tcPr>
+            <w:tcW w:w="4530" w:type="dxa"/>
+          </w:tcPr>
+          <w:p>
+            <w:r>
+              <w:t>data_no2</w:t>
+            </w:r>
+          </w:p>
+        </w:tc>
+        <w:tc>
+          <w:tcPr>
+            <w:tcW w:w="2817" w:type="dxa"/>
+          </w:tcPr>
+          <w:p>
+            <w:r>
+              <w:t>µg/m³</w:t>
+            </w:r>
+          </w:p>
+        </w:tc>
+        <w:tc>
+          <w:tcPr>
+            <w:tcW w:w="1807" w:type="dxa"/>
+          </w:tcPr>
+          <w:p>
+            <w:r>
+              <w:t>numeric (spojitá, ~50 % záznamů NA)</w:t>
+            </w:r>
+          </w:p>
+        </w:tc>
+      </w:tr>
+      <w:tr>
+        <w:tc>
+          <w:tcPr>
+            <w:tcW w:w="4530" w:type="dxa"/>
+          </w:tcPr>
+          <w:p>
+            <w:r>
+              <w:t>data_so2</w:t>
+            </w:r>
+          </w:p>
+        </w:tc>
+        <w:tc>
+          <w:tcPr>
+            <w:tcW w:w="2817" w:type="dxa"/>
+          </w:tcPr>
+          <w:p>
+            <w:r>
+              <w:t>µg/m³</w:t>
+            </w:r>
+          </w:p>
+        </w:tc>
+        <w:tc>
+          <w:tcPr>
+            <w:tcW w:w="1807" w:type="dxa"/>
+          </w:tcPr>
+          <w:p>
+            <w:r>
+              <w:t>logical (všude NA)</w:t>
+            </w:r>
+          </w:p>
+        </w:tc>
+      </w:tr>
+      <w:tr>
+        <w:tc>
+          <w:tcPr>
+            <w:tcW w:w="4530" w:type="dxa"/>
+          </w:tcPr>
+          <w:p>
+            <w:r>
+              <w:t>recommendation_index</w:t>
+            </w:r>
+          </w:p>
+        </w:tc>
+        <w:tc>
+          <w:tcPr>
+            <w:tcW w:w="2817" w:type="dxa"/>
+          </w:tcPr>
+          <w:p>
+            <w:r>
+              <w:t>-</w:t>
+            </w:r>
+          </w:p>
+        </w:tc>
+        <w:tc>
+          <w:tcPr>
+            <w:tcW w:w="1807" w:type="dxa"/>
+          </w:tcPr>
+          <w:p>
+            <w:r>
+              <w:t>integer (1–6, ordinalní)</w:t>
+            </w:r>
+          </w:p>
+        </w:tc>
+      </w:tr>
+      <w:tr>
+        <w:tc>
+          <w:tcPr>
+            <w:tcW w:w="4530" w:type="dxa"/>
+          </w:tcPr>
+          <w:p>
+            <w:r>
+              <w:t>recommendation_metrics_so2_index</w:t>
+            </w:r>
+          </w:p>
+        </w:tc>
+        <w:tc>
+          <w:tcPr>
+            <w:tcW w:w="2817" w:type="dxa"/>
+          </w:tcPr>
+          <w:p>
+            <w:r>
+              <w:t>-</w:t>
+            </w:r>
+          </w:p>
+        </w:tc>
+        <w:tc>
+          <w:tcPr>
+            <w:tcW w:w="1807" w:type="dxa"/>
+          </w:tcPr>
+          <w:p>
+            <w:r>
+              <w:t>integer (1–6, ordinalní)</w:t>
+            </w:r>
+          </w:p>
+        </w:tc>
+      </w:tr>
+      <w:tr>
+        <w:tc>
+          <w:tcPr>
+            <w:tcW w:w="4530" w:type="dxa"/>
+          </w:tcPr>
+          <w:p>
+            <w:r>
+              <w:lastRenderedPageBreak/>
+              <w:t>recommendation_metrics_no2_index</w:t>
+            </w:r>
+          </w:p>
+        </w:tc>
+        <w:tc>
+          <w:tcPr>
+            <w:tcW w:w="2817" w:type="dxa"/>
+          </w:tcPr>
+          <w:p>
+            <w:r>
+              <w:t>-</w:t>
+            </w:r>
+          </w:p>
+        </w:tc>
+        <w:tc>
+          <w:tcPr>
+            <w:tcW w:w="1807" w:type="dxa"/>
+          </w:tcPr>
+          <w:p>
+            <w:r>
+              <w:t>integer (1–6, ordinalní)</w:t>
+            </w:r>
+          </w:p>
+        </w:tc>
+      </w:tr>
+      <w:tr>
+        <w:tc>
+          <w:tcPr>
+            <w:tcW w:w="4530" w:type="dxa"/>
+          </w:tcPr>
+          <w:p>
+            <w:r>
+              <w:t>recommendation_metrics_co_index</w:t>
+            </w:r>
+          </w:p>
+        </w:tc>
+        <w:tc>
+          <w:tcPr>
+            <w:tcW w:w="2817" w:type="dxa"/>
+          </w:tcPr>
+          <w:p>
+            <w:r>
+              <w:t>-</w:t>
+            </w:r>
+          </w:p>
+        </w:tc>
+        <w:tc>
+          <w:tcPr>
+            <w:tcW w:w="1807" w:type="dxa"/>
+          </w:tcPr>
+          <w:p>
+            <w:r>
+              <w:t>integer (1–6, ordinalní)</w:t>
+            </w:r>
+          </w:p>
+        </w:tc>
+      </w:tr>
+      <w:tr>
+        <w:tc>
+          <w:tcPr>
+            <w:tcW w:w="4530" w:type="dxa"/>
+          </w:tcPr>
+          <w:p>
+            <w:r>
+              <w:t>recommendation_metrics_o3_index</w:t>
+            </w:r>
+          </w:p>
+        </w:tc>
+        <w:tc>
+          <w:tcPr>
+            <w:tcW w:w="2817" w:type="dxa"/>
+          </w:tcPr>
+          <w:p>
+            <w:r>
+              <w:t>-</w:t>
+            </w:r>
+          </w:p>
+        </w:tc>
+        <w:tc>
+          <w:tcPr>
+            <w:tcW w:w="1807" w:type="dxa"/>
+          </w:tcPr>
+          <w:p>
+            <w:r>
+              <w:t>integer (1–6, ordinalní)</w:t>
+            </w:r>
+          </w:p>
+        </w:tc>
+      </w:tr>
+      <w:tr>
+        <w:tc>
+          <w:tcPr>
+            <w:tcW w:w="4530" w:type="dxa"/>
+          </w:tcPr>
+          <w:p>
+            <w:r>
+              <w:t>recommendation_metrics_pm100_index</w:t>
+            </w:r>
+          </w:p>
+        </w:tc>
+        <w:tc>
+          <w:tcPr>
+            <w:tcW w:w="2817" w:type="dxa"/>
+          </w:tcPr>
+          <w:p>
+            <w:r>
+              <w:t>-</w:t>
+            </w:r>
+          </w:p>
+        </w:tc>
+        <w:tc>
+          <w:tcPr>
+            <w:tcW w:w="1807" w:type="dxa"/>
+          </w:tcPr>
+          <w:p>
+            <w:r>
+              <w:t>integer (1–6, ordinalní)</w:t>
+            </w:r>
+          </w:p>
+        </w:tc>
+      </w:tr>
+      <w:tr>
+        <w:tc>
+          <w:tcPr>
+            <w:tcW w:w="4530" w:type="dxa"/>
+          </w:tcPr>
+          <w:p>
+            <w:r>
+              <w:t>recommendation_metrics_pm25_index</w:t>
+            </w:r>
+          </w:p>
+        </w:tc>
+        <w:tc>
+          <w:tcPr>
+            <w:tcW w:w="2817" w:type="dxa"/>
+          </w:tcPr>
+          <w:p>
+            <w:r>
+              <w:t>-</w:t>
+            </w:r>
+          </w:p>
+        </w:tc>
+        <w:tc>
+          <w:tcPr>
+            <w:tcW w:w="1807" w:type="dxa"/>
+          </w:tcPr>
+          <w:p>
+            <w:r>
+              <w:t>integer (1–6, ordinalní)</w:t>
+            </w:r>
+          </w:p>
+        </w:tc>
+      </w:tr>
+    </w:tbl>
+    <w:p>
+      <w:pPr>
+        <w:pStyle w:val="Nadpis3"/>
+      </w:pPr>
+      <w:r>
+        <w:t>Počasí</w:t>
+      </w:r>
+    </w:p>
+    <w:tbl>
+      <w:tblPr>
+        <w:tblW w:w="0" w:type="auto"/>
+        <w:tblLook w:val="04A0" w:firstRow="1" w:lastRow="0" w:firstColumn="1" w:lastColumn="0" w:noHBand="0" w:noVBand="1"/>
+      </w:tblPr>
+      <w:tblGrid>
+        <w:gridCol w:w="2880"/>
+        <w:gridCol w:w="2880"/>
+        <w:gridCol w:w="2880"/>
+      </w:tblGrid>
+      <w:tr>
+        <w:tc>
+          <w:tcPr>
+            <w:tcW w:w="2880" w:type="dxa"/>
+          </w:tcPr>
+          <w:p>
+            <w:r>
+              <w:t>Proměnná</w:t>
+            </w:r>
+          </w:p>
+        </w:tc>
+        <w:tc>
+          <w:tcPr>
+            <w:tcW w:w="2880" w:type="dxa"/>
+          </w:tcPr>
+          <w:p>
+            <w:r>
+              <w:t>Jednotka</w:t>
+            </w:r>
+          </w:p>
+        </w:tc>
+        <w:tc>
+          <w:tcPr>
+            <w:tcW w:w="2880" w:type="dxa"/>
+          </w:tcPr>
+          <w:p>
+            <w:r>
+              <w:t>Typ</w:t>
+            </w:r>
+          </w:p>
+        </w:tc>
+      </w:tr>
+      <w:tr>
+        <w:tc>
+          <w:tcPr>
+            <w:tcW w:w="2880" w:type="dxa"/>
+          </w:tcPr>
+          <w:p>
+            <w:r>
+              <w:t>id</w:t>
+            </w:r>
+          </w:p>
+        </w:tc>
+        <w:tc>
+          <w:tcPr>
+            <w:tcW w:w="2880" w:type="dxa"/>
+          </w:tcPr>
+          <w:p>
+            <w:r>
+              <w:t>-</w:t>
+            </w:r>
+          </w:p>
+        </w:tc>
+        <w:tc>
+          <w:tcPr>
+            <w:tcW w:w="2880" w:type="dxa"/>
+          </w:tcPr>
+          <w:p>
+            <w:r>
+              <w:t>character (identifikátor měření)</w:t>
+            </w:r>
+          </w:p>
+        </w:tc>
+      </w:tr>
+      <w:tr>
+        <w:tc>
+          <w:tcPr>
+            <w:tcW w:w="2880" w:type="dxa"/>
+          </w:tcPr>
+          <w:p>
+            <w:r>
+              <w:t>date</w:t>
+            </w:r>
+          </w:p>
+        </w:tc>
+        <w:tc>
+          <w:tcPr>
+            <w:tcW w:w="2880" w:type="dxa"/>
+          </w:tcPr>
+          <w:p>
+            <w:r>
+              <w:t>-</w:t>
+            </w:r>
+          </w:p>
+        </w:tc>
+        <w:tc>
+          <w:tcPr>
+            <w:tcW w:w="2880" w:type="dxa"/>
+          </w:tcPr>
+          <w:p>
+            <w:r>
+              <w:t>character (časový údaj, převede se na POSIXct)</w:t>
+            </w:r>
+          </w:p>
+        </w:tc>
+      </w:tr>
+      <w:tr>
+        <w:tc>
+          <w:tcPr>
+            <w:tcW w:w="2880" w:type="dxa"/>
+          </w:tcPr>
+          <w:p>
+            <w:r>
+              <w:t>sensor_id</w:t>
+            </w:r>
+          </w:p>
+        </w:tc>
+        <w:tc>
+          <w:tcPr>
+            <w:tcW w:w="2880" w:type="dxa"/>
+          </w:tcPr>
+          <w:p>
+            <w:r>
+              <w:t>-</w:t>
+            </w:r>
+          </w:p>
+        </w:tc>
+        <w:tc>
+          <w:tcPr>
+            <w:tcW w:w="2880" w:type="dxa"/>
+          </w:tcPr>
+          <w:p>
+            <w:r>
+              <w:t>integer (ID senzoru)</w:t>
+            </w:r>
+          </w:p>
+        </w:tc>
+      </w:tr>
+      <w:tr>
+        <w:tc>
+          <w:tcPr>
+            <w:tcW w:w="2880" w:type="dxa"/>
+          </w:tcPr>
+          <w:p>
+            <w:r>
+              <w:t>data_temp1</w:t>
+            </w:r>
+          </w:p>
+        </w:tc>
+        <w:tc>
+          <w:tcPr>
+            <w:tcW w:w="2880" w:type="dxa"/>
+          </w:tcPr>
+          <w:p>
+            <w:r>
+              <w:t>°C</w:t>
+            </w:r>
+          </w:p>
+        </w:tc>
+        <w:tc>
+          <w:tcPr>
+            <w:tcW w:w="2880" w:type="dxa"/>
+          </w:tcPr>
+          <w:p>
+            <w:r>
+              <w:t>numeric (spojitá, teplota vzduchu)</w:t>
+            </w:r>
+          </w:p>
+        </w:tc>
+      </w:tr>
+      <w:tr>
+        <w:tc>
+          <w:tcPr>
+            <w:tcW w:w="2880" w:type="dxa"/>
+          </w:tcPr>
+          <w:p>
+            <w:r>
+              <w:t>data_hum1</w:t>
+            </w:r>
+          </w:p>
+        </w:tc>
+        <w:tc>
+          <w:tcPr>
+            <w:tcW w:w="2880" w:type="dxa"/>
+          </w:tcPr>
+          <w:p>
+            <w:r>
+              <w:t>%</w:t>
+            </w:r>
+          </w:p>
+        </w:tc>
+        <w:tc>
+          <w:tcPr>
+            <w:tcW w:w="2880" w:type="dxa"/>
+          </w:tcPr>
+          <w:p>
+            <w:r>
+              <w:t>numeric (spojitá, relativní vlhkost)</w:t>
+            </w:r>
+          </w:p>
+        </w:tc>
+      </w:tr>
+      <w:tr>
+        <w:tc>
+          <w:tcPr>
+            <w:tcW w:w="2880" w:type="dxa"/>
+          </w:tcPr>
+          <w:p>
+            <w:r>
+              <w:t>data_pressure</w:t>
+            </w:r>
+          </w:p>
+        </w:tc>
+        <w:tc>
+          <w:tcPr>
+            <w:tcW w:w="2880" w:type="dxa"/>
+          </w:tcPr>
+          <w:p>
+            <w:r>
+              <w:t>Pa</w:t>
+            </w:r>
+          </w:p>
+        </w:tc>
+        <w:tc>
+          <w:tcPr>
+            <w:tcW w:w="2880" w:type="dxa"/>
+          </w:tcPr>
+          <w:p>
+            <w:r>
+              <w:t>numeric (spojitá, atmosférický tlak)</w:t>
+            </w:r>
+          </w:p>
+        </w:tc>
+      </w:tr>
+      <w:tr>
+        <w:tc>
+          <w:tcPr>
+            <w:tcW w:w="2880" w:type="dxa"/>
+          </w:tcPr>
+          <w:p>
+            <w:r>
+              <w:t>data_windDir</w:t>
+            </w:r>
+          </w:p>
+        </w:tc>
+        <w:tc>
+          <w:tcPr>
+            <w:tcW w:w="2880" w:type="dxa"/>
+          </w:tcPr>
+          <w:p>
+            <w:r>
+              <w:t>-</w:t>
+            </w:r>
+          </w:p>
+        </w:tc>
+        <w:tc>
+          <w:tcPr>
+            <w:tcW w:w="2880" w:type="dxa"/>
+          </w:tcPr>
+          <w:p>
+            <w:r>
+              <w:t>character (kategorická, směr větru)</w:t>
+            </w:r>
+          </w:p>
+        </w:tc>
+      </w:tr>
+      <w:tr>
+        <w:tc>
+          <w:tcPr>
+            <w:tcW w:w="2880" w:type="dxa"/>
+          </w:tcPr>
+          <w:p>
+            <w:r>
+              <w:t>data_windSpeed</w:t>
+            </w:r>
+          </w:p>
+        </w:tc>
+        <w:tc>
+          <w:tcPr>
+            <w:tcW w:w="2880" w:type="dxa"/>
+          </w:tcPr>
+          <w:p>
+            <w:r>
+              <w:t>m/s</w:t>
+            </w:r>
+          </w:p>
+        </w:tc>
+        <w:tc>
+          <w:tcPr>
+            <w:tcW w:w="2880" w:type="dxa"/>
+          </w:tcPr>
+          <w:p>
+            <w:r>
+              <w:t>numeric (spojitá, rychlost větru)</w:t>
+            </w:r>
+          </w:p>
+        </w:tc>
+      </w:tr>
+      <w:tr>
+        <w:tc>
+          <w:tcPr>
+            <w:tcW w:w="2880" w:type="dxa"/>
+          </w:tcPr>
+          <w:p>
+            <w:r>
+              <w:t>data_windImpact</w:t>
+            </w:r>
+          </w:p>
+        </w:tc>
+        <w:tc>
+          <w:tcPr>
+            <w:tcW w:w="2880" w:type="dxa"/>
+          </w:tcPr>
+          <w:p>
+            <w:r>
+              <w:t>-</w:t>
+            </w:r>
+          </w:p>
+        </w:tc>
+        <w:tc>
+          <w:tcPr>
+            <w:tcW w:w="2880" w:type="dxa"/>
+          </w:tcPr>
+          <w:p>
+            <w:r>
+              <w:t>numeric (spojitá, síla větru)</w:t>
+            </w:r>
+          </w:p>
+        </w:tc>
+      </w:tr>
+      <w:tr>
+        <w:tc>
+          <w:tcPr>
+            <w:tcW w:w="2880" w:type="dxa"/>
+          </w:tcPr>
+          <w:p>
+            <w:r>
+              <w:t>data_volumeMm</w:t>
+            </w:r>
+          </w:p>
+        </w:tc>
+        <w:tc>
+          <w:tcPr>
+            <w:tcW w:w="2880" w:type="dxa"/>
+          </w:tcPr>
+          <w:p>
+            <w:r>
+              <w:t>mm</w:t>
+            </w:r>
+          </w:p>
+        </w:tc>
+        <w:tc>
+          <w:tcPr>
+            <w:tcW w:w="2880" w:type="dxa"/>
+          </w:tcPr>
+          <w:p>
+            <w:r>
+              <w:t>numeric (spojitá, srážky za hodinu)</w:t>
+            </w:r>
+          </w:p>
+        </w:tc>
+      </w:tr>
+      <w:tr>
+        <w:tc>
+          <w:tcPr>
+            <w:tcW w:w="2880" w:type="dxa"/>
+          </w:tcPr>
+          <w:p>
+            <w:r>
+              <w:lastRenderedPageBreak/>
+              <w:t>data_leafWetness</w:t>
+            </w:r>
+          </w:p>
+        </w:tc>
+        <w:tc>
+          <w:tcPr>
+            <w:tcW w:w="2880" w:type="dxa"/>
+          </w:tcPr>
+          <w:p>
+            <w:r>
+              <w:t>-</w:t>
+            </w:r>
+          </w:p>
+        </w:tc>
+        <w:tc>
+          <w:tcPr>
+            <w:tcW w:w="2880" w:type="dxa"/>
+          </w:tcPr>
+          <w:p>
+            <w:r>
+              <w:t>logical (všude NA – nebude dále použito)</w:t>
+            </w:r>
+          </w:p>
+        </w:tc>
+      </w:tr>
+    </w:tbl>
+    <w:p>
+      <w:pPr>
+        <w:pStyle w:val="Nadpis3"/>
+        <w:rPr>
+          <w:rFonts w:asciiTheme="majorHAnsi" w:hAnsiTheme="majorHAnsi"/>
+          <w:sz w:val="32"/>
+          <w:szCs w:val="32"/>
+        </w:rPr>
+      </w:pPr>
+      <w:r>
+        <w:br w:type="page"/>
+      </w:r>
+    </w:p>
+    <w:p>
+      <w:pPr>
         <w:pStyle w:val="Nadpis2"/>
       </w:pPr>
       <w:r>
+        <w:lastRenderedPageBreak/>
         <w:t>Základní statistiky</w:t>
       </w:r>
     </w:p>
@@ -882,11 +3407,7 @@
       </w:r>
       <w:r>
         <w:br/>
-        <w:t xml:space="preserve">Průměrná koncentrace byla 14,83 µg/m³, medián 11,95 µg/m³. Maximum dosáhlo 2423 µg/m³, což může naznačovat výskyt odlehlých nebo extrémních </w:t>
-      </w:r>
-      <w:r>
-        <w:lastRenderedPageBreak/>
-        <w:t>hodnot. Rozložení má silnou pravostrannou šikmost (skewness = 35,81) a extrémně vysokou špičatost (kurtosis = 4303,50).</w:t>
+        <w:t>Průměrná koncentrace byla 14,83 µg/m³, medián 11,95 µg/m³. Maximum dosáhlo 2423 µg/m³, což může naznačovat výskyt odlehlých nebo extrémních hodnot. Rozložení má silnou pravostrannou šikmost (skewness = 35,81) a extrémně vysokou špičatost (kurtosis = 4303,50).</w:t>
       </w:r>
     </w:p>
     <w:p/>
@@ -1756,7 +4277,6 @@
         </w:numPr>
       </w:pPr>
       <w:r>
-        <w:lastRenderedPageBreak/>
         <w:t>Průměrná hodnota tlaku činí 97</w:t>
       </w:r>
       <w:r>
@@ -2015,6 +4535,7 @@
           <w:b/>
           <w:bCs/>
         </w:rPr>
+        <w:lastRenderedPageBreak/>
         <w:t>Rychlost větru (data_windSpeed)</w:t>
       </w:r>
     </w:p>
@@ -3602,15 +6123,7 @@
         <w:pStyle w:val="Nadpis3"/>
       </w:pPr>
       <w:r>
-        <w:t>Počasí (</w:t>
-      </w:r>
-      <w:proofErr w:type="spellStart"/>
-      <w:r>
-        <w:t>meteo</w:t>
-      </w:r>
-      <w:proofErr w:type="spellEnd"/>
-      <w:r>
-        <w:t>)</w:t>
+        <w:t>Počasí (meteo)</w:t>
       </w:r>
     </w:p>
     <w:p>
@@ -4719,15 +7232,7 @@
     </w:p>
     <w:p>
       <w:r>
-        <w:t xml:space="preserve">Problém s tím, že časový formát je zapsán v UTC čase a pro zkoumání závislostí na dopravě je důležité, aby provoz nebyl tímto ovlivněn – </w:t>
-      </w:r>
-      <w:proofErr w:type="spellStart"/>
-      <w:r>
-        <w:t>krejí</w:t>
-      </w:r>
-      <w:proofErr w:type="spellEnd"/>
-      <w:r>
-        <w:t xml:space="preserve"> se tak zimní a letní časy do jednoho, co způsobuje nesrovnalost, když chceme zobrazit průměry na hodiny.</w:t>
+        <w:t>Problém s tím, že časový formát je zapsán v UTC čase a pro zkoumání závislostí na dopravě je důležité, aby provoz nebyl tímto ovlivněn – krejí se tak zimní a letní časy do jednoho, co způsobuje nesrovnalost, když chceme zobrazit průměry na hodiny.</w:t>
       </w:r>
       <w:r>
         <w:br/>
@@ -4760,23 +7265,7 @@
         </w:numPr>
       </w:pPr>
       <w:r>
-        <w:t xml:space="preserve">Aplikováno pomocí knihovny </w:t>
-      </w:r>
-      <w:proofErr w:type="spellStart"/>
-      <w:r>
-        <w:t>lubridate</w:t>
-      </w:r>
-      <w:proofErr w:type="spellEnd"/>
-      <w:r>
-        <w:t xml:space="preserve">, kde je databáze časových pásem </w:t>
-      </w:r>
-      <w:proofErr w:type="spellStart"/>
-      <w:r>
-        <w:t>tzdata</w:t>
-      </w:r>
-      <w:proofErr w:type="spellEnd"/>
-      <w:r>
-        <w:t>, který zohlednil i pořadí hodnot</w:t>
+        <w:t>Aplikováno pomocí knihovny lubridate, kde je databáze časových pásem tzdata, který zohlednil i pořadí hodnot</w:t>
       </w:r>
     </w:p>
     <w:p>
@@ -4799,15 +7288,7 @@
         </w:numPr>
       </w:pPr>
       <w:r>
-        <w:t xml:space="preserve">Z grafů zobrazující </w:t>
-      </w:r>
-      <w:proofErr w:type="spellStart"/>
-      <w:r>
-        <w:t>boxploty</w:t>
-      </w:r>
-      <w:proofErr w:type="spellEnd"/>
-      <w:r>
-        <w:t xml:space="preserve"> podle měsíců, zobrazující průměrnou koncentraci PM10, bylo v červencovém měsíci změřeno velmi mnoho odlehlých hodnot</w:t>
+        <w:t>Z grafů zobrazující boxploty podle měsíců, zobrazující průměrnou koncentraci PM10, bylo v červencovém měsíci změřeno velmi mnoho odlehlých hodnot</w:t>
       </w:r>
     </w:p>
     <w:p>
@@ -4822,15 +7303,7 @@
         <w:t>Pr</w:t>
       </w:r>
       <w:r>
-        <w:t>oto aplikuji metodu „</w:t>
-      </w:r>
-      <w:proofErr w:type="spellStart"/>
-      <w:r>
-        <w:t>Winsorizace</w:t>
-      </w:r>
-      <w:proofErr w:type="spellEnd"/>
-      <w:r>
-        <w:t>“</w:t>
+        <w:t>oto aplikuji metodu „Winsorizace“</w:t>
       </w:r>
     </w:p>
     <w:p>
@@ -4855,15 +7328,7 @@
         </w:numPr>
       </w:pPr>
       <w:r>
-        <w:t xml:space="preserve">v našem případě aplikujeme jednostrannou </w:t>
-      </w:r>
-      <w:proofErr w:type="spellStart"/>
-      <w:r>
-        <w:t>winsorizaci</w:t>
-      </w:r>
-      <w:proofErr w:type="spellEnd"/>
-      <w:r>
-        <w:t xml:space="preserve"> </w:t>
+        <w:t xml:space="preserve">v našem případě aplikujeme jednostrannou winsorizaci </w:t>
       </w:r>
       <w:r>
         <w:t xml:space="preserve">u proměnné pm100 </w:t>
@@ -4881,15 +7346,7 @@
         </w:numPr>
       </w:pPr>
       <w:r>
-        <w:t xml:space="preserve">stejně aplikujeme jednostrannou </w:t>
-      </w:r>
-      <w:proofErr w:type="spellStart"/>
-      <w:r>
-        <w:t>winsorizaci</w:t>
-      </w:r>
-      <w:proofErr w:type="spellEnd"/>
-      <w:r>
-        <w:t xml:space="preserve"> u proměnné NO2 na hodnotu 125</w:t>
+        <w:t>stejně aplikujeme jednostrannou winsorizaci u proměnné NO2 na hodnotu 125</w:t>
       </w:r>
     </w:p>
     <w:p>
@@ -4908,21 +7365,8 @@
           <w:numId w:val="7"/>
         </w:numPr>
       </w:pPr>
-      <w:proofErr w:type="spellStart"/>
-      <w:r>
-        <w:t>den_v_tydnu</w:t>
-      </w:r>
-      <w:proofErr w:type="spellEnd"/>
-      <w:r>
-        <w:t xml:space="preserve"> – textová proměnná odvozena z data a času (</w:t>
-      </w:r>
-      <w:proofErr w:type="spellStart"/>
-      <w:r>
-        <w:t>cas</w:t>
-      </w:r>
-      <w:proofErr w:type="spellEnd"/>
-      <w:r>
-        <w:t>), přepisuje anglické názvy dnů na české zkratky („po“ až „ne“) a nastavuje jejich pořadí.</w:t>
+      <w:r>
+        <w:t>den_v_tydnu – textová proměnná odvozena z data a času (cas), přepisuje anglické názvy dnů na české zkratky („po“ až „ne“) a nastavuje jejich pořadí.</w:t>
       </w:r>
     </w:p>
     <w:p>
@@ -4933,21 +7377,8 @@
           <w:numId w:val="7"/>
         </w:numPr>
       </w:pPr>
-      <w:proofErr w:type="spellStart"/>
-      <w:r>
-        <w:t>month</w:t>
-      </w:r>
-      <w:proofErr w:type="spellEnd"/>
-      <w:r>
-        <w:t xml:space="preserve"> – proměnná s informací o měsíci ve formátu MM/YYYY, získaná z proměnné </w:t>
-      </w:r>
-      <w:proofErr w:type="spellStart"/>
-      <w:r>
-        <w:t>cas</w:t>
-      </w:r>
-      <w:proofErr w:type="spellEnd"/>
-      <w:r>
-        <w:t>.</w:t>
+      <w:r>
+        <w:t>month – proměnná s informací o měsíci ve formátu MM/YYYY, získaná z proměnné cas.</w:t>
       </w:r>
     </w:p>
     <w:p>
@@ -4958,13 +7389,8 @@
           <w:numId w:val="7"/>
         </w:numPr>
       </w:pPr>
-      <w:proofErr w:type="spellStart"/>
-      <w:r>
-        <w:t>tretina_dne</w:t>
-      </w:r>
-      <w:proofErr w:type="spellEnd"/>
-      <w:r>
-        <w:t xml:space="preserve"> – rozdělení dne do třetin podle hodin:</w:t>
+      <w:r>
+        <w:t>tretina_dne – rozdělení dne do třetin podle hodin:</w:t>
       </w:r>
     </w:p>
     <w:p>
@@ -5017,13 +7443,8 @@
           <w:numId w:val="7"/>
         </w:numPr>
       </w:pPr>
-      <w:proofErr w:type="spellStart"/>
-      <w:r>
-        <w:t>letni_prazdniny</w:t>
-      </w:r>
-      <w:proofErr w:type="spellEnd"/>
-      <w:r>
-        <w:t xml:space="preserve"> – binární proměnná indikující letní prázdniny (červenec a srpen).</w:t>
+      <w:r>
+        <w:t>letni_prazdniny – binární proměnná indikující letní prázdniny (červenec a srpen).</w:t>
       </w:r>
     </w:p>
     <w:p>
@@ -5034,13 +7455,8 @@
           <w:numId w:val="7"/>
         </w:numPr>
       </w:pPr>
-      <w:proofErr w:type="spellStart"/>
-      <w:r>
-        <w:t>topna_sezona</w:t>
-      </w:r>
-      <w:proofErr w:type="spellEnd"/>
-      <w:r>
-        <w:t xml:space="preserve"> – binární proměnná označující topnou sezónu (říjen až duben).</w:t>
+      <w:r>
+        <w:t>topna_sezona – binární proměnná označující topnou sezónu (říjen až duben).</w:t>
       </w:r>
     </w:p>
     <w:p>
@@ -5051,13 +7467,8 @@
           <w:numId w:val="7"/>
         </w:numPr>
       </w:pPr>
-      <w:proofErr w:type="spellStart"/>
-      <w:r>
-        <w:t>statni_svatky</w:t>
-      </w:r>
-      <w:proofErr w:type="spellEnd"/>
-      <w:r>
-        <w:t xml:space="preserve"> – binární proměnná indikující, zda daný den je státní svátek (podle oficiálních svátků ČR v roce 2024).</w:t>
+      <w:r>
+        <w:t>statni_svatky – binární proměnná indikující, zda daný den je státní svátek (podle oficiálních svátků ČR v roce 2024).</w:t>
       </w:r>
     </w:p>
     <w:p>
@@ -5068,13 +7479,60 @@
           <w:numId w:val="7"/>
         </w:numPr>
       </w:pPr>
-      <w:proofErr w:type="spellStart"/>
-      <w:r>
-        <w:t>prumerna_teplota_dne</w:t>
-      </w:r>
-      <w:proofErr w:type="spellEnd"/>
-      <w:r>
-        <w:t xml:space="preserve"> – průměrná denní teplota vypočítaná ze 4 hodnot: teplota v 7:00, 14:00 a dvakrát v 21:00 hodin</w:t>
+      <w:r>
+        <w:t xml:space="preserve">prumerna_teplota_dne – průměrná denní teplota vypočítaná ze 4 hodnot: teplota v 7:00, 14:00 </w:t>
+      </w:r>
+      <w:r>
+        <w:t xml:space="preserve">a </w:t>
+      </w:r>
+      <w:r>
+        <w:t>dvakrát v 21:00 hodin</w:t>
+      </w:r>
+    </w:p>
+    <w:p>
+      <w:pPr>
+        <w:rPr>
+          <w:rFonts w:asciiTheme="majorHAnsi" w:eastAsiaTheme="majorEastAsia" w:hAnsiTheme="majorHAnsi" w:cstheme="majorBidi"/>
+          <w:color w:val="0F4761" w:themeColor="accent1" w:themeShade="BF"/>
+          <w:sz w:val="32"/>
+          <w:szCs w:val="32"/>
+        </w:rPr>
+      </w:pPr>
+      <w:r>
+        <w:br w:type="page"/>
+      </w:r>
+    </w:p>
+    <w:p>
+      <w:pPr>
+        <w:pStyle w:val="Nadpis2"/>
+      </w:pPr>
+      <w:r>
+        <w:lastRenderedPageBreak/>
+        <w:t>Problém s ukládáním dat, která jsou upravená</w:t>
+      </w:r>
+    </w:p>
+    <w:p>
+      <w:pPr>
+        <w:pStyle w:val="Odstavecseseznamem"/>
+        <w:numPr>
+          <w:ilvl w:val="0"/>
+          <w:numId w:val="7"/>
+        </w:numPr>
+      </w:pPr>
+      <w:r>
+        <w:t>měl jsem problém, že když jsem uložil upravená, sjednocená, agregovaná data do .csv souboru, některé hodnoty se rozbily v důsledku nezachování typu (například časová hodnota dd/mm/yyyy 00:00 se uložila jen jako dd/mm/yyyy)</w:t>
+      </w:r>
+    </w:p>
+    <w:p>
+      <w:pPr>
+        <w:pStyle w:val="Odstavecseseznamem"/>
+        <w:numPr>
+          <w:ilvl w:val="0"/>
+          <w:numId w:val="7"/>
+        </w:numPr>
+      </w:pPr>
+      <w:r>
+        <w:t>proto momentálně ukládám datové soubory jako .rds, soubor od rka, který zachovává i datové typy</w:t>
       </w:r>
     </w:p>
     <w:p/>
@@ -5206,6 +7664,304 @@
     </w:lvl>
   </w:abstractNum>
   <w:abstractNum w:abstractNumId="1" w15:restartNumberingAfterBreak="0">
+    <w:nsid w:val="09D862BF"/>
+    <w:multiLevelType w:val="multilevel"/>
+    <w:tmpl w:val="019AB92C"/>
+    <w:lvl w:ilvl="0">
+      <w:start w:val="1"/>
+      <w:numFmt w:val="bullet"/>
+      <w:lvlText w:val=""/>
+      <w:lvlJc w:val="left"/>
+      <w:pPr>
+        <w:tabs>
+          <w:tab w:val="num" w:pos="720"/>
+        </w:tabs>
+        <w:ind w:left="720" w:hanging="360"/>
+      </w:pPr>
+      <w:rPr>
+        <w:rFonts w:ascii="Symbol" w:hAnsi="Symbol" w:hint="default"/>
+        <w:sz w:val="20"/>
+      </w:rPr>
+    </w:lvl>
+    <w:lvl w:ilvl="1" w:tentative="1">
+      <w:start w:val="1"/>
+      <w:numFmt w:val="bullet"/>
+      <w:lvlText w:val="o"/>
+      <w:lvlJc w:val="left"/>
+      <w:pPr>
+        <w:tabs>
+          <w:tab w:val="num" w:pos="1440"/>
+        </w:tabs>
+        <w:ind w:left="1440" w:hanging="360"/>
+      </w:pPr>
+      <w:rPr>
+        <w:rFonts w:ascii="Courier New" w:hAnsi="Courier New" w:hint="default"/>
+        <w:sz w:val="20"/>
+      </w:rPr>
+    </w:lvl>
+    <w:lvl w:ilvl="2" w:tentative="1">
+      <w:start w:val="1"/>
+      <w:numFmt w:val="bullet"/>
+      <w:lvlText w:val=""/>
+      <w:lvlJc w:val="left"/>
+      <w:pPr>
+        <w:tabs>
+          <w:tab w:val="num" w:pos="2160"/>
+        </w:tabs>
+        <w:ind w:left="2160" w:hanging="360"/>
+      </w:pPr>
+      <w:rPr>
+        <w:rFonts w:ascii="Wingdings" w:hAnsi="Wingdings" w:hint="default"/>
+        <w:sz w:val="20"/>
+      </w:rPr>
+    </w:lvl>
+    <w:lvl w:ilvl="3" w:tentative="1">
+      <w:start w:val="1"/>
+      <w:numFmt w:val="bullet"/>
+      <w:lvlText w:val=""/>
+      <w:lvlJc w:val="left"/>
+      <w:pPr>
+        <w:tabs>
+          <w:tab w:val="num" w:pos="2880"/>
+        </w:tabs>
+        <w:ind w:left="2880" w:hanging="360"/>
+      </w:pPr>
+      <w:rPr>
+        <w:rFonts w:ascii="Wingdings" w:hAnsi="Wingdings" w:hint="default"/>
+        <w:sz w:val="20"/>
+      </w:rPr>
+    </w:lvl>
+    <w:lvl w:ilvl="4" w:tentative="1">
+      <w:start w:val="1"/>
+      <w:numFmt w:val="bullet"/>
+      <w:lvlText w:val=""/>
+      <w:lvlJc w:val="left"/>
+      <w:pPr>
+        <w:tabs>
+          <w:tab w:val="num" w:pos="3600"/>
+        </w:tabs>
+        <w:ind w:left="3600" w:hanging="360"/>
+      </w:pPr>
+      <w:rPr>
+        <w:rFonts w:ascii="Wingdings" w:hAnsi="Wingdings" w:hint="default"/>
+        <w:sz w:val="20"/>
+      </w:rPr>
+    </w:lvl>
+    <w:lvl w:ilvl="5" w:tentative="1">
+      <w:start w:val="1"/>
+      <w:numFmt w:val="bullet"/>
+      <w:lvlText w:val=""/>
+      <w:lvlJc w:val="left"/>
+      <w:pPr>
+        <w:tabs>
+          <w:tab w:val="num" w:pos="4320"/>
+        </w:tabs>
+        <w:ind w:left="4320" w:hanging="360"/>
+      </w:pPr>
+      <w:rPr>
+        <w:rFonts w:ascii="Wingdings" w:hAnsi="Wingdings" w:hint="default"/>
+        <w:sz w:val="20"/>
+      </w:rPr>
+    </w:lvl>
+    <w:lvl w:ilvl="6" w:tentative="1">
+      <w:start w:val="1"/>
+      <w:numFmt w:val="bullet"/>
+      <w:lvlText w:val=""/>
+      <w:lvlJc w:val="left"/>
+      <w:pPr>
+        <w:tabs>
+          <w:tab w:val="num" w:pos="5040"/>
+        </w:tabs>
+        <w:ind w:left="5040" w:hanging="360"/>
+      </w:pPr>
+      <w:rPr>
+        <w:rFonts w:ascii="Wingdings" w:hAnsi="Wingdings" w:hint="default"/>
+        <w:sz w:val="20"/>
+      </w:rPr>
+    </w:lvl>
+    <w:lvl w:ilvl="7" w:tentative="1">
+      <w:start w:val="1"/>
+      <w:numFmt w:val="bullet"/>
+      <w:lvlText w:val=""/>
+      <w:lvlJc w:val="left"/>
+      <w:pPr>
+        <w:tabs>
+          <w:tab w:val="num" w:pos="5760"/>
+        </w:tabs>
+        <w:ind w:left="5760" w:hanging="360"/>
+      </w:pPr>
+      <w:rPr>
+        <w:rFonts w:ascii="Wingdings" w:hAnsi="Wingdings" w:hint="default"/>
+        <w:sz w:val="20"/>
+      </w:rPr>
+    </w:lvl>
+    <w:lvl w:ilvl="8" w:tentative="1">
+      <w:start w:val="1"/>
+      <w:numFmt w:val="bullet"/>
+      <w:lvlText w:val=""/>
+      <w:lvlJc w:val="left"/>
+      <w:pPr>
+        <w:tabs>
+          <w:tab w:val="num" w:pos="6480"/>
+        </w:tabs>
+        <w:ind w:left="6480" w:hanging="360"/>
+      </w:pPr>
+      <w:rPr>
+        <w:rFonts w:ascii="Wingdings" w:hAnsi="Wingdings" w:hint="default"/>
+        <w:sz w:val="20"/>
+      </w:rPr>
+    </w:lvl>
+  </w:abstractNum>
+  <w:abstractNum w:abstractNumId="2" w15:restartNumberingAfterBreak="0">
+    <w:nsid w:val="0B091B51"/>
+    <w:multiLevelType w:val="multilevel"/>
+    <w:tmpl w:val="422C0C54"/>
+    <w:lvl w:ilvl="0">
+      <w:start w:val="1"/>
+      <w:numFmt w:val="bullet"/>
+      <w:lvlText w:val=""/>
+      <w:lvlJc w:val="left"/>
+      <w:pPr>
+        <w:tabs>
+          <w:tab w:val="num" w:pos="720"/>
+        </w:tabs>
+        <w:ind w:left="720" w:hanging="360"/>
+      </w:pPr>
+      <w:rPr>
+        <w:rFonts w:ascii="Symbol" w:hAnsi="Symbol" w:hint="default"/>
+        <w:sz w:val="20"/>
+      </w:rPr>
+    </w:lvl>
+    <w:lvl w:ilvl="1" w:tentative="1">
+      <w:start w:val="1"/>
+      <w:numFmt w:val="bullet"/>
+      <w:lvlText w:val="o"/>
+      <w:lvlJc w:val="left"/>
+      <w:pPr>
+        <w:tabs>
+          <w:tab w:val="num" w:pos="1440"/>
+        </w:tabs>
+        <w:ind w:left="1440" w:hanging="360"/>
+      </w:pPr>
+      <w:rPr>
+        <w:rFonts w:ascii="Courier New" w:hAnsi="Courier New" w:hint="default"/>
+        <w:sz w:val="20"/>
+      </w:rPr>
+    </w:lvl>
+    <w:lvl w:ilvl="2" w:tentative="1">
+      <w:start w:val="1"/>
+      <w:numFmt w:val="bullet"/>
+      <w:lvlText w:val=""/>
+      <w:lvlJc w:val="left"/>
+      <w:pPr>
+        <w:tabs>
+          <w:tab w:val="num" w:pos="2160"/>
+        </w:tabs>
+        <w:ind w:left="2160" w:hanging="360"/>
+      </w:pPr>
+      <w:rPr>
+        <w:rFonts w:ascii="Wingdings" w:hAnsi="Wingdings" w:hint="default"/>
+        <w:sz w:val="20"/>
+      </w:rPr>
+    </w:lvl>
+    <w:lvl w:ilvl="3" w:tentative="1">
+      <w:start w:val="1"/>
+      <w:numFmt w:val="bullet"/>
+      <w:lvlText w:val=""/>
+      <w:lvlJc w:val="left"/>
+      <w:pPr>
+        <w:tabs>
+          <w:tab w:val="num" w:pos="2880"/>
+        </w:tabs>
+        <w:ind w:left="2880" w:hanging="360"/>
+      </w:pPr>
+      <w:rPr>
+        <w:rFonts w:ascii="Wingdings" w:hAnsi="Wingdings" w:hint="default"/>
+        <w:sz w:val="20"/>
+      </w:rPr>
+    </w:lvl>
+    <w:lvl w:ilvl="4" w:tentative="1">
+      <w:start w:val="1"/>
+      <w:numFmt w:val="bullet"/>
+      <w:lvlText w:val=""/>
+      <w:lvlJc w:val="left"/>
+      <w:pPr>
+        <w:tabs>
+          <w:tab w:val="num" w:pos="3600"/>
+        </w:tabs>
+        <w:ind w:left="3600" w:hanging="360"/>
+      </w:pPr>
+      <w:rPr>
+        <w:rFonts w:ascii="Wingdings" w:hAnsi="Wingdings" w:hint="default"/>
+        <w:sz w:val="20"/>
+      </w:rPr>
+    </w:lvl>
+    <w:lvl w:ilvl="5" w:tentative="1">
+      <w:start w:val="1"/>
+      <w:numFmt w:val="bullet"/>
+      <w:lvlText w:val=""/>
+      <w:lvlJc w:val="left"/>
+      <w:pPr>
+        <w:tabs>
+          <w:tab w:val="num" w:pos="4320"/>
+        </w:tabs>
+        <w:ind w:left="4320" w:hanging="360"/>
+      </w:pPr>
+      <w:rPr>
+        <w:rFonts w:ascii="Wingdings" w:hAnsi="Wingdings" w:hint="default"/>
+        <w:sz w:val="20"/>
+      </w:rPr>
+    </w:lvl>
+    <w:lvl w:ilvl="6" w:tentative="1">
+      <w:start w:val="1"/>
+      <w:numFmt w:val="bullet"/>
+      <w:lvlText w:val=""/>
+      <w:lvlJc w:val="left"/>
+      <w:pPr>
+        <w:tabs>
+          <w:tab w:val="num" w:pos="5040"/>
+        </w:tabs>
+        <w:ind w:left="5040" w:hanging="360"/>
+      </w:pPr>
+      <w:rPr>
+        <w:rFonts w:ascii="Wingdings" w:hAnsi="Wingdings" w:hint="default"/>
+        <w:sz w:val="20"/>
+      </w:rPr>
+    </w:lvl>
+    <w:lvl w:ilvl="7" w:tentative="1">
+      <w:start w:val="1"/>
+      <w:numFmt w:val="bullet"/>
+      <w:lvlText w:val=""/>
+      <w:lvlJc w:val="left"/>
+      <w:pPr>
+        <w:tabs>
+          <w:tab w:val="num" w:pos="5760"/>
+        </w:tabs>
+        <w:ind w:left="5760" w:hanging="360"/>
+      </w:pPr>
+      <w:rPr>
+        <w:rFonts w:ascii="Wingdings" w:hAnsi="Wingdings" w:hint="default"/>
+        <w:sz w:val="20"/>
+      </w:rPr>
+    </w:lvl>
+    <w:lvl w:ilvl="8" w:tentative="1">
+      <w:start w:val="1"/>
+      <w:numFmt w:val="bullet"/>
+      <w:lvlText w:val=""/>
+      <w:lvlJc w:val="left"/>
+      <w:pPr>
+        <w:tabs>
+          <w:tab w:val="num" w:pos="6480"/>
+        </w:tabs>
+        <w:ind w:left="6480" w:hanging="360"/>
+      </w:pPr>
+      <w:rPr>
+        <w:rFonts w:ascii="Wingdings" w:hAnsi="Wingdings" w:hint="default"/>
+        <w:sz w:val="20"/>
+      </w:rPr>
+    </w:lvl>
+  </w:abstractNum>
+  <w:abstractNum w:abstractNumId="3" w15:restartNumberingAfterBreak="0">
     <w:nsid w:val="0C5E1832"/>
     <w:multiLevelType w:val="hybridMultilevel"/>
     <w:tmpl w:val="4FDE45DE"/>
@@ -5294,7 +8050,715 @@
       </w:pPr>
     </w:lvl>
   </w:abstractNum>
-  <w:abstractNum w:abstractNumId="2" w15:restartNumberingAfterBreak="0">
+  <w:abstractNum w:abstractNumId="4" w15:restartNumberingAfterBreak="0">
+    <w:nsid w:val="15674227"/>
+    <w:multiLevelType w:val="hybridMultilevel"/>
+    <w:tmpl w:val="5ADAD724"/>
+    <w:lvl w:ilvl="0" w:tplc="278A29A0">
+      <w:numFmt w:val="bullet"/>
+      <w:lvlText w:val="-"/>
+      <w:lvlJc w:val="left"/>
+      <w:pPr>
+        <w:ind w:left="720" w:hanging="360"/>
+      </w:pPr>
+      <w:rPr>
+        <w:rFonts w:ascii="Aptos" w:eastAsiaTheme="minorHAnsi" w:hAnsi="Aptos" w:cstheme="minorBidi" w:hint="default"/>
+      </w:rPr>
+    </w:lvl>
+    <w:lvl w:ilvl="1" w:tplc="04050003" w:tentative="1">
+      <w:start w:val="1"/>
+      <w:numFmt w:val="bullet"/>
+      <w:lvlText w:val="o"/>
+      <w:lvlJc w:val="left"/>
+      <w:pPr>
+        <w:ind w:left="1440" w:hanging="360"/>
+      </w:pPr>
+      <w:rPr>
+        <w:rFonts w:ascii="Courier New" w:hAnsi="Courier New" w:cs="Courier New" w:hint="default"/>
+      </w:rPr>
+    </w:lvl>
+    <w:lvl w:ilvl="2" w:tplc="04050005" w:tentative="1">
+      <w:start w:val="1"/>
+      <w:numFmt w:val="bullet"/>
+      <w:lvlText w:val=""/>
+      <w:lvlJc w:val="left"/>
+      <w:pPr>
+        <w:ind w:left="2160" w:hanging="360"/>
+      </w:pPr>
+      <w:rPr>
+        <w:rFonts w:ascii="Wingdings" w:hAnsi="Wingdings" w:hint="default"/>
+      </w:rPr>
+    </w:lvl>
+    <w:lvl w:ilvl="3" w:tplc="04050001" w:tentative="1">
+      <w:start w:val="1"/>
+      <w:numFmt w:val="bullet"/>
+      <w:lvlText w:val=""/>
+      <w:lvlJc w:val="left"/>
+      <w:pPr>
+        <w:ind w:left="2880" w:hanging="360"/>
+      </w:pPr>
+      <w:rPr>
+        <w:rFonts w:ascii="Symbol" w:hAnsi="Symbol" w:hint="default"/>
+      </w:rPr>
+    </w:lvl>
+    <w:lvl w:ilvl="4" w:tplc="04050003" w:tentative="1">
+      <w:start w:val="1"/>
+      <w:numFmt w:val="bullet"/>
+      <w:lvlText w:val="o"/>
+      <w:lvlJc w:val="left"/>
+      <w:pPr>
+        <w:ind w:left="3600" w:hanging="360"/>
+      </w:pPr>
+      <w:rPr>
+        <w:rFonts w:ascii="Courier New" w:hAnsi="Courier New" w:cs="Courier New" w:hint="default"/>
+      </w:rPr>
+    </w:lvl>
+    <w:lvl w:ilvl="5" w:tplc="04050005" w:tentative="1">
+      <w:start w:val="1"/>
+      <w:numFmt w:val="bullet"/>
+      <w:lvlText w:val=""/>
+      <w:lvlJc w:val="left"/>
+      <w:pPr>
+        <w:ind w:left="4320" w:hanging="360"/>
+      </w:pPr>
+      <w:rPr>
+        <w:rFonts w:ascii="Wingdings" w:hAnsi="Wingdings" w:hint="default"/>
+      </w:rPr>
+    </w:lvl>
+    <w:lvl w:ilvl="6" w:tplc="04050001" w:tentative="1">
+      <w:start w:val="1"/>
+      <w:numFmt w:val="bullet"/>
+      <w:lvlText w:val=""/>
+      <w:lvlJc w:val="left"/>
+      <w:pPr>
+        <w:ind w:left="5040" w:hanging="360"/>
+      </w:pPr>
+      <w:rPr>
+        <w:rFonts w:ascii="Symbol" w:hAnsi="Symbol" w:hint="default"/>
+      </w:rPr>
+    </w:lvl>
+    <w:lvl w:ilvl="7" w:tplc="04050003" w:tentative="1">
+      <w:start w:val="1"/>
+      <w:numFmt w:val="bullet"/>
+      <w:lvlText w:val="o"/>
+      <w:lvlJc w:val="left"/>
+      <w:pPr>
+        <w:ind w:left="5760" w:hanging="360"/>
+      </w:pPr>
+      <w:rPr>
+        <w:rFonts w:ascii="Courier New" w:hAnsi="Courier New" w:cs="Courier New" w:hint="default"/>
+      </w:rPr>
+    </w:lvl>
+    <w:lvl w:ilvl="8" w:tplc="04050005" w:tentative="1">
+      <w:start w:val="1"/>
+      <w:numFmt w:val="bullet"/>
+      <w:lvlText w:val=""/>
+      <w:lvlJc w:val="left"/>
+      <w:pPr>
+        <w:ind w:left="6480" w:hanging="360"/>
+      </w:pPr>
+      <w:rPr>
+        <w:rFonts w:ascii="Wingdings" w:hAnsi="Wingdings" w:hint="default"/>
+      </w:rPr>
+    </w:lvl>
+  </w:abstractNum>
+  <w:abstractNum w:abstractNumId="5" w15:restartNumberingAfterBreak="0">
+    <w:nsid w:val="17C470DB"/>
+    <w:multiLevelType w:val="multilevel"/>
+    <w:tmpl w:val="92FC56EE"/>
+    <w:lvl w:ilvl="0">
+      <w:start w:val="1"/>
+      <w:numFmt w:val="bullet"/>
+      <w:lvlText w:val=""/>
+      <w:lvlJc w:val="left"/>
+      <w:pPr>
+        <w:tabs>
+          <w:tab w:val="num" w:pos="720"/>
+        </w:tabs>
+        <w:ind w:left="720" w:hanging="360"/>
+      </w:pPr>
+      <w:rPr>
+        <w:rFonts w:ascii="Symbol" w:hAnsi="Symbol" w:hint="default"/>
+        <w:sz w:val="20"/>
+      </w:rPr>
+    </w:lvl>
+    <w:lvl w:ilvl="1" w:tentative="1">
+      <w:start w:val="1"/>
+      <w:numFmt w:val="bullet"/>
+      <w:lvlText w:val="o"/>
+      <w:lvlJc w:val="left"/>
+      <w:pPr>
+        <w:tabs>
+          <w:tab w:val="num" w:pos="1440"/>
+        </w:tabs>
+        <w:ind w:left="1440" w:hanging="360"/>
+      </w:pPr>
+      <w:rPr>
+        <w:rFonts w:ascii="Courier New" w:hAnsi="Courier New" w:hint="default"/>
+        <w:sz w:val="20"/>
+      </w:rPr>
+    </w:lvl>
+    <w:lvl w:ilvl="2" w:tentative="1">
+      <w:start w:val="1"/>
+      <w:numFmt w:val="bullet"/>
+      <w:lvlText w:val=""/>
+      <w:lvlJc w:val="left"/>
+      <w:pPr>
+        <w:tabs>
+          <w:tab w:val="num" w:pos="2160"/>
+        </w:tabs>
+        <w:ind w:left="2160" w:hanging="360"/>
+      </w:pPr>
+      <w:rPr>
+        <w:rFonts w:ascii="Wingdings" w:hAnsi="Wingdings" w:hint="default"/>
+        <w:sz w:val="20"/>
+      </w:rPr>
+    </w:lvl>
+    <w:lvl w:ilvl="3" w:tentative="1">
+      <w:start w:val="1"/>
+      <w:numFmt w:val="bullet"/>
+      <w:lvlText w:val=""/>
+      <w:lvlJc w:val="left"/>
+      <w:pPr>
+        <w:tabs>
+          <w:tab w:val="num" w:pos="2880"/>
+        </w:tabs>
+        <w:ind w:left="2880" w:hanging="360"/>
+      </w:pPr>
+      <w:rPr>
+        <w:rFonts w:ascii="Wingdings" w:hAnsi="Wingdings" w:hint="default"/>
+        <w:sz w:val="20"/>
+      </w:rPr>
+    </w:lvl>
+    <w:lvl w:ilvl="4" w:tentative="1">
+      <w:start w:val="1"/>
+      <w:numFmt w:val="bullet"/>
+      <w:lvlText w:val=""/>
+      <w:lvlJc w:val="left"/>
+      <w:pPr>
+        <w:tabs>
+          <w:tab w:val="num" w:pos="3600"/>
+        </w:tabs>
+        <w:ind w:left="3600" w:hanging="360"/>
+      </w:pPr>
+      <w:rPr>
+        <w:rFonts w:ascii="Wingdings" w:hAnsi="Wingdings" w:hint="default"/>
+        <w:sz w:val="20"/>
+      </w:rPr>
+    </w:lvl>
+    <w:lvl w:ilvl="5" w:tentative="1">
+      <w:start w:val="1"/>
+      <w:numFmt w:val="bullet"/>
+      <w:lvlText w:val=""/>
+      <w:lvlJc w:val="left"/>
+      <w:pPr>
+        <w:tabs>
+          <w:tab w:val="num" w:pos="4320"/>
+        </w:tabs>
+        <w:ind w:left="4320" w:hanging="360"/>
+      </w:pPr>
+      <w:rPr>
+        <w:rFonts w:ascii="Wingdings" w:hAnsi="Wingdings" w:hint="default"/>
+        <w:sz w:val="20"/>
+      </w:rPr>
+    </w:lvl>
+    <w:lvl w:ilvl="6" w:tentative="1">
+      <w:start w:val="1"/>
+      <w:numFmt w:val="bullet"/>
+      <w:lvlText w:val=""/>
+      <w:lvlJc w:val="left"/>
+      <w:pPr>
+        <w:tabs>
+          <w:tab w:val="num" w:pos="5040"/>
+        </w:tabs>
+        <w:ind w:left="5040" w:hanging="360"/>
+      </w:pPr>
+      <w:rPr>
+        <w:rFonts w:ascii="Wingdings" w:hAnsi="Wingdings" w:hint="default"/>
+        <w:sz w:val="20"/>
+      </w:rPr>
+    </w:lvl>
+    <w:lvl w:ilvl="7" w:tentative="1">
+      <w:start w:val="1"/>
+      <w:numFmt w:val="bullet"/>
+      <w:lvlText w:val=""/>
+      <w:lvlJc w:val="left"/>
+      <w:pPr>
+        <w:tabs>
+          <w:tab w:val="num" w:pos="5760"/>
+        </w:tabs>
+        <w:ind w:left="5760" w:hanging="360"/>
+      </w:pPr>
+      <w:rPr>
+        <w:rFonts w:ascii="Wingdings" w:hAnsi="Wingdings" w:hint="default"/>
+        <w:sz w:val="20"/>
+      </w:rPr>
+    </w:lvl>
+    <w:lvl w:ilvl="8" w:tentative="1">
+      <w:start w:val="1"/>
+      <w:numFmt w:val="bullet"/>
+      <w:lvlText w:val=""/>
+      <w:lvlJc w:val="left"/>
+      <w:pPr>
+        <w:tabs>
+          <w:tab w:val="num" w:pos="6480"/>
+        </w:tabs>
+        <w:ind w:left="6480" w:hanging="360"/>
+      </w:pPr>
+      <w:rPr>
+        <w:rFonts w:ascii="Wingdings" w:hAnsi="Wingdings" w:hint="default"/>
+        <w:sz w:val="20"/>
+      </w:rPr>
+    </w:lvl>
+  </w:abstractNum>
+  <w:abstractNum w:abstractNumId="6" w15:restartNumberingAfterBreak="0">
+    <w:nsid w:val="18901402"/>
+    <w:multiLevelType w:val="multilevel"/>
+    <w:tmpl w:val="811A2A9E"/>
+    <w:lvl w:ilvl="0">
+      <w:start w:val="1"/>
+      <w:numFmt w:val="bullet"/>
+      <w:lvlText w:val=""/>
+      <w:lvlJc w:val="left"/>
+      <w:pPr>
+        <w:tabs>
+          <w:tab w:val="num" w:pos="720"/>
+        </w:tabs>
+        <w:ind w:left="720" w:hanging="360"/>
+      </w:pPr>
+      <w:rPr>
+        <w:rFonts w:ascii="Symbol" w:hAnsi="Symbol" w:hint="default"/>
+        <w:sz w:val="20"/>
+      </w:rPr>
+    </w:lvl>
+    <w:lvl w:ilvl="1" w:tentative="1">
+      <w:start w:val="1"/>
+      <w:numFmt w:val="bullet"/>
+      <w:lvlText w:val="o"/>
+      <w:lvlJc w:val="left"/>
+      <w:pPr>
+        <w:tabs>
+          <w:tab w:val="num" w:pos="1440"/>
+        </w:tabs>
+        <w:ind w:left="1440" w:hanging="360"/>
+      </w:pPr>
+      <w:rPr>
+        <w:rFonts w:ascii="Courier New" w:hAnsi="Courier New" w:hint="default"/>
+        <w:sz w:val="20"/>
+      </w:rPr>
+    </w:lvl>
+    <w:lvl w:ilvl="2" w:tentative="1">
+      <w:start w:val="1"/>
+      <w:numFmt w:val="bullet"/>
+      <w:lvlText w:val=""/>
+      <w:lvlJc w:val="left"/>
+      <w:pPr>
+        <w:tabs>
+          <w:tab w:val="num" w:pos="2160"/>
+        </w:tabs>
+        <w:ind w:left="2160" w:hanging="360"/>
+      </w:pPr>
+      <w:rPr>
+        <w:rFonts w:ascii="Wingdings" w:hAnsi="Wingdings" w:hint="default"/>
+        <w:sz w:val="20"/>
+      </w:rPr>
+    </w:lvl>
+    <w:lvl w:ilvl="3" w:tentative="1">
+      <w:start w:val="1"/>
+      <w:numFmt w:val="bullet"/>
+      <w:lvlText w:val=""/>
+      <w:lvlJc w:val="left"/>
+      <w:pPr>
+        <w:tabs>
+          <w:tab w:val="num" w:pos="2880"/>
+        </w:tabs>
+        <w:ind w:left="2880" w:hanging="360"/>
+      </w:pPr>
+      <w:rPr>
+        <w:rFonts w:ascii="Wingdings" w:hAnsi="Wingdings" w:hint="default"/>
+        <w:sz w:val="20"/>
+      </w:rPr>
+    </w:lvl>
+    <w:lvl w:ilvl="4" w:tentative="1">
+      <w:start w:val="1"/>
+      <w:numFmt w:val="bullet"/>
+      <w:lvlText w:val=""/>
+      <w:lvlJc w:val="left"/>
+      <w:pPr>
+        <w:tabs>
+          <w:tab w:val="num" w:pos="3600"/>
+        </w:tabs>
+        <w:ind w:left="3600" w:hanging="360"/>
+      </w:pPr>
+      <w:rPr>
+        <w:rFonts w:ascii="Wingdings" w:hAnsi="Wingdings" w:hint="default"/>
+        <w:sz w:val="20"/>
+      </w:rPr>
+    </w:lvl>
+    <w:lvl w:ilvl="5" w:tentative="1">
+      <w:start w:val="1"/>
+      <w:numFmt w:val="bullet"/>
+      <w:lvlText w:val=""/>
+      <w:lvlJc w:val="left"/>
+      <w:pPr>
+        <w:tabs>
+          <w:tab w:val="num" w:pos="4320"/>
+        </w:tabs>
+        <w:ind w:left="4320" w:hanging="360"/>
+      </w:pPr>
+      <w:rPr>
+        <w:rFonts w:ascii="Wingdings" w:hAnsi="Wingdings" w:hint="default"/>
+        <w:sz w:val="20"/>
+      </w:rPr>
+    </w:lvl>
+    <w:lvl w:ilvl="6" w:tentative="1">
+      <w:start w:val="1"/>
+      <w:numFmt w:val="bullet"/>
+      <w:lvlText w:val=""/>
+      <w:lvlJc w:val="left"/>
+      <w:pPr>
+        <w:tabs>
+          <w:tab w:val="num" w:pos="5040"/>
+        </w:tabs>
+        <w:ind w:left="5040" w:hanging="360"/>
+      </w:pPr>
+      <w:rPr>
+        <w:rFonts w:ascii="Wingdings" w:hAnsi="Wingdings" w:hint="default"/>
+        <w:sz w:val="20"/>
+      </w:rPr>
+    </w:lvl>
+    <w:lvl w:ilvl="7" w:tentative="1">
+      <w:start w:val="1"/>
+      <w:numFmt w:val="bullet"/>
+      <w:lvlText w:val=""/>
+      <w:lvlJc w:val="left"/>
+      <w:pPr>
+        <w:tabs>
+          <w:tab w:val="num" w:pos="5760"/>
+        </w:tabs>
+        <w:ind w:left="5760" w:hanging="360"/>
+      </w:pPr>
+      <w:rPr>
+        <w:rFonts w:ascii="Wingdings" w:hAnsi="Wingdings" w:hint="default"/>
+        <w:sz w:val="20"/>
+      </w:rPr>
+    </w:lvl>
+    <w:lvl w:ilvl="8" w:tentative="1">
+      <w:start w:val="1"/>
+      <w:numFmt w:val="bullet"/>
+      <w:lvlText w:val=""/>
+      <w:lvlJc w:val="left"/>
+      <w:pPr>
+        <w:tabs>
+          <w:tab w:val="num" w:pos="6480"/>
+        </w:tabs>
+        <w:ind w:left="6480" w:hanging="360"/>
+      </w:pPr>
+      <w:rPr>
+        <w:rFonts w:ascii="Wingdings" w:hAnsi="Wingdings" w:hint="default"/>
+        <w:sz w:val="20"/>
+      </w:rPr>
+    </w:lvl>
+  </w:abstractNum>
+  <w:abstractNum w:abstractNumId="7" w15:restartNumberingAfterBreak="0">
+    <w:nsid w:val="242B3519"/>
+    <w:multiLevelType w:val="multilevel"/>
+    <w:tmpl w:val="96281A4A"/>
+    <w:lvl w:ilvl="0">
+      <w:start w:val="1"/>
+      <w:numFmt w:val="bullet"/>
+      <w:lvlText w:val=""/>
+      <w:lvlJc w:val="left"/>
+      <w:pPr>
+        <w:tabs>
+          <w:tab w:val="num" w:pos="720"/>
+        </w:tabs>
+        <w:ind w:left="720" w:hanging="360"/>
+      </w:pPr>
+      <w:rPr>
+        <w:rFonts w:ascii="Symbol" w:hAnsi="Symbol" w:hint="default"/>
+        <w:sz w:val="20"/>
+      </w:rPr>
+    </w:lvl>
+    <w:lvl w:ilvl="1" w:tentative="1">
+      <w:start w:val="1"/>
+      <w:numFmt w:val="bullet"/>
+      <w:lvlText w:val="o"/>
+      <w:lvlJc w:val="left"/>
+      <w:pPr>
+        <w:tabs>
+          <w:tab w:val="num" w:pos="1440"/>
+        </w:tabs>
+        <w:ind w:left="1440" w:hanging="360"/>
+      </w:pPr>
+      <w:rPr>
+        <w:rFonts w:ascii="Courier New" w:hAnsi="Courier New" w:hint="default"/>
+        <w:sz w:val="20"/>
+      </w:rPr>
+    </w:lvl>
+    <w:lvl w:ilvl="2" w:tentative="1">
+      <w:start w:val="1"/>
+      <w:numFmt w:val="bullet"/>
+      <w:lvlText w:val=""/>
+      <w:lvlJc w:val="left"/>
+      <w:pPr>
+        <w:tabs>
+          <w:tab w:val="num" w:pos="2160"/>
+        </w:tabs>
+        <w:ind w:left="2160" w:hanging="360"/>
+      </w:pPr>
+      <w:rPr>
+        <w:rFonts w:ascii="Wingdings" w:hAnsi="Wingdings" w:hint="default"/>
+        <w:sz w:val="20"/>
+      </w:rPr>
+    </w:lvl>
+    <w:lvl w:ilvl="3" w:tentative="1">
+      <w:start w:val="1"/>
+      <w:numFmt w:val="bullet"/>
+      <w:lvlText w:val=""/>
+      <w:lvlJc w:val="left"/>
+      <w:pPr>
+        <w:tabs>
+          <w:tab w:val="num" w:pos="2880"/>
+        </w:tabs>
+        <w:ind w:left="2880" w:hanging="360"/>
+      </w:pPr>
+      <w:rPr>
+        <w:rFonts w:ascii="Wingdings" w:hAnsi="Wingdings" w:hint="default"/>
+        <w:sz w:val="20"/>
+      </w:rPr>
+    </w:lvl>
+    <w:lvl w:ilvl="4" w:tentative="1">
+      <w:start w:val="1"/>
+      <w:numFmt w:val="bullet"/>
+      <w:lvlText w:val=""/>
+      <w:lvlJc w:val="left"/>
+      <w:pPr>
+        <w:tabs>
+          <w:tab w:val="num" w:pos="3600"/>
+        </w:tabs>
+        <w:ind w:left="3600" w:hanging="360"/>
+      </w:pPr>
+      <w:rPr>
+        <w:rFonts w:ascii="Wingdings" w:hAnsi="Wingdings" w:hint="default"/>
+        <w:sz w:val="20"/>
+      </w:rPr>
+    </w:lvl>
+    <w:lvl w:ilvl="5" w:tentative="1">
+      <w:start w:val="1"/>
+      <w:numFmt w:val="bullet"/>
+      <w:lvlText w:val=""/>
+      <w:lvlJc w:val="left"/>
+      <w:pPr>
+        <w:tabs>
+          <w:tab w:val="num" w:pos="4320"/>
+        </w:tabs>
+        <w:ind w:left="4320" w:hanging="360"/>
+      </w:pPr>
+      <w:rPr>
+        <w:rFonts w:ascii="Wingdings" w:hAnsi="Wingdings" w:hint="default"/>
+        <w:sz w:val="20"/>
+      </w:rPr>
+    </w:lvl>
+    <w:lvl w:ilvl="6" w:tentative="1">
+      <w:start w:val="1"/>
+      <w:numFmt w:val="bullet"/>
+      <w:lvlText w:val=""/>
+      <w:lvlJc w:val="left"/>
+      <w:pPr>
+        <w:tabs>
+          <w:tab w:val="num" w:pos="5040"/>
+        </w:tabs>
+        <w:ind w:left="5040" w:hanging="360"/>
+      </w:pPr>
+      <w:rPr>
+        <w:rFonts w:ascii="Wingdings" w:hAnsi="Wingdings" w:hint="default"/>
+        <w:sz w:val="20"/>
+      </w:rPr>
+    </w:lvl>
+    <w:lvl w:ilvl="7" w:tentative="1">
+      <w:start w:val="1"/>
+      <w:numFmt w:val="bullet"/>
+      <w:lvlText w:val=""/>
+      <w:lvlJc w:val="left"/>
+      <w:pPr>
+        <w:tabs>
+          <w:tab w:val="num" w:pos="5760"/>
+        </w:tabs>
+        <w:ind w:left="5760" w:hanging="360"/>
+      </w:pPr>
+      <w:rPr>
+        <w:rFonts w:ascii="Wingdings" w:hAnsi="Wingdings" w:hint="default"/>
+        <w:sz w:val="20"/>
+      </w:rPr>
+    </w:lvl>
+    <w:lvl w:ilvl="8" w:tentative="1">
+      <w:start w:val="1"/>
+      <w:numFmt w:val="bullet"/>
+      <w:lvlText w:val=""/>
+      <w:lvlJc w:val="left"/>
+      <w:pPr>
+        <w:tabs>
+          <w:tab w:val="num" w:pos="6480"/>
+        </w:tabs>
+        <w:ind w:left="6480" w:hanging="360"/>
+      </w:pPr>
+      <w:rPr>
+        <w:rFonts w:ascii="Wingdings" w:hAnsi="Wingdings" w:hint="default"/>
+        <w:sz w:val="20"/>
+      </w:rPr>
+    </w:lvl>
+  </w:abstractNum>
+  <w:abstractNum w:abstractNumId="8" w15:restartNumberingAfterBreak="0">
+    <w:nsid w:val="28365B8C"/>
+    <w:multiLevelType w:val="multilevel"/>
+    <w:tmpl w:val="865877B2"/>
+    <w:lvl w:ilvl="0">
+      <w:start w:val="1"/>
+      <w:numFmt w:val="bullet"/>
+      <w:lvlText w:val=""/>
+      <w:lvlJc w:val="left"/>
+      <w:pPr>
+        <w:tabs>
+          <w:tab w:val="num" w:pos="720"/>
+        </w:tabs>
+        <w:ind w:left="720" w:hanging="360"/>
+      </w:pPr>
+      <w:rPr>
+        <w:rFonts w:ascii="Symbol" w:hAnsi="Symbol" w:hint="default"/>
+        <w:sz w:val="20"/>
+      </w:rPr>
+    </w:lvl>
+    <w:lvl w:ilvl="1" w:tentative="1">
+      <w:start w:val="1"/>
+      <w:numFmt w:val="bullet"/>
+      <w:lvlText w:val="o"/>
+      <w:lvlJc w:val="left"/>
+      <w:pPr>
+        <w:tabs>
+          <w:tab w:val="num" w:pos="1440"/>
+        </w:tabs>
+        <w:ind w:left="1440" w:hanging="360"/>
+      </w:pPr>
+      <w:rPr>
+        <w:rFonts w:ascii="Courier New" w:hAnsi="Courier New" w:hint="default"/>
+        <w:sz w:val="20"/>
+      </w:rPr>
+    </w:lvl>
+    <w:lvl w:ilvl="2" w:tentative="1">
+      <w:start w:val="1"/>
+      <w:numFmt w:val="bullet"/>
+      <w:lvlText w:val=""/>
+      <w:lvlJc w:val="left"/>
+      <w:pPr>
+        <w:tabs>
+          <w:tab w:val="num" w:pos="2160"/>
+        </w:tabs>
+        <w:ind w:left="2160" w:hanging="360"/>
+      </w:pPr>
+      <w:rPr>
+        <w:rFonts w:ascii="Wingdings" w:hAnsi="Wingdings" w:hint="default"/>
+        <w:sz w:val="20"/>
+      </w:rPr>
+    </w:lvl>
+    <w:lvl w:ilvl="3" w:tentative="1">
+      <w:start w:val="1"/>
+      <w:numFmt w:val="bullet"/>
+      <w:lvlText w:val=""/>
+      <w:lvlJc w:val="left"/>
+      <w:pPr>
+        <w:tabs>
+          <w:tab w:val="num" w:pos="2880"/>
+        </w:tabs>
+        <w:ind w:left="2880" w:hanging="360"/>
+      </w:pPr>
+      <w:rPr>
+        <w:rFonts w:ascii="Wingdings" w:hAnsi="Wingdings" w:hint="default"/>
+        <w:sz w:val="20"/>
+      </w:rPr>
+    </w:lvl>
+    <w:lvl w:ilvl="4" w:tentative="1">
+      <w:start w:val="1"/>
+      <w:numFmt w:val="bullet"/>
+      <w:lvlText w:val=""/>
+      <w:lvlJc w:val="left"/>
+      <w:pPr>
+        <w:tabs>
+          <w:tab w:val="num" w:pos="3600"/>
+        </w:tabs>
+        <w:ind w:left="3600" w:hanging="360"/>
+      </w:pPr>
+      <w:rPr>
+        <w:rFonts w:ascii="Wingdings" w:hAnsi="Wingdings" w:hint="default"/>
+        <w:sz w:val="20"/>
+      </w:rPr>
+    </w:lvl>
+    <w:lvl w:ilvl="5" w:tentative="1">
+      <w:start w:val="1"/>
+      <w:numFmt w:val="bullet"/>
+      <w:lvlText w:val=""/>
+      <w:lvlJc w:val="left"/>
+      <w:pPr>
+        <w:tabs>
+          <w:tab w:val="num" w:pos="4320"/>
+        </w:tabs>
+        <w:ind w:left="4320" w:hanging="360"/>
+      </w:pPr>
+      <w:rPr>
+        <w:rFonts w:ascii="Wingdings" w:hAnsi="Wingdings" w:hint="default"/>
+        <w:sz w:val="20"/>
+      </w:rPr>
+    </w:lvl>
+    <w:lvl w:ilvl="6" w:tentative="1">
+      <w:start w:val="1"/>
+      <w:numFmt w:val="bullet"/>
+      <w:lvlText w:val=""/>
+      <w:lvlJc w:val="left"/>
+      <w:pPr>
+        <w:tabs>
+          <w:tab w:val="num" w:pos="5040"/>
+        </w:tabs>
+        <w:ind w:left="5040" w:hanging="360"/>
+      </w:pPr>
+      <w:rPr>
+        <w:rFonts w:ascii="Wingdings" w:hAnsi="Wingdings" w:hint="default"/>
+        <w:sz w:val="20"/>
+      </w:rPr>
+    </w:lvl>
+    <w:lvl w:ilvl="7" w:tentative="1">
+      <w:start w:val="1"/>
+      <w:numFmt w:val="bullet"/>
+      <w:lvlText w:val=""/>
+      <w:lvlJc w:val="left"/>
+      <w:pPr>
+        <w:tabs>
+          <w:tab w:val="num" w:pos="5760"/>
+        </w:tabs>
+        <w:ind w:left="5760" w:hanging="360"/>
+      </w:pPr>
+      <w:rPr>
+        <w:rFonts w:ascii="Wingdings" w:hAnsi="Wingdings" w:hint="default"/>
+        <w:sz w:val="20"/>
+      </w:rPr>
+    </w:lvl>
+    <w:lvl w:ilvl="8" w:tentative="1">
+      <w:start w:val="1"/>
+      <w:numFmt w:val="bullet"/>
+      <w:lvlText w:val=""/>
+      <w:lvlJc w:val="left"/>
+      <w:pPr>
+        <w:tabs>
+          <w:tab w:val="num" w:pos="6480"/>
+        </w:tabs>
+        <w:ind w:left="6480" w:hanging="360"/>
+      </w:pPr>
+      <w:rPr>
+        <w:rFonts w:ascii="Wingdings" w:hAnsi="Wingdings" w:hint="default"/>
+        <w:sz w:val="20"/>
+      </w:rPr>
+    </w:lvl>
+  </w:abstractNum>
+  <w:abstractNum w:abstractNumId="9" w15:restartNumberingAfterBreak="0">
     <w:nsid w:val="30A313F7"/>
     <w:multiLevelType w:val="hybridMultilevel"/>
     <w:tmpl w:val="0E30B5C8"/>
@@ -5407,7 +8871,7 @@
       </w:rPr>
     </w:lvl>
   </w:abstractNum>
-  <w:abstractNum w:abstractNumId="3" w15:restartNumberingAfterBreak="0">
+  <w:abstractNum w:abstractNumId="10" w15:restartNumberingAfterBreak="0">
     <w:nsid w:val="391D54EA"/>
     <w:multiLevelType w:val="multilevel"/>
     <w:tmpl w:val="9D86C7BC"/>
@@ -5556,7 +9020,156 @@
       </w:rPr>
     </w:lvl>
   </w:abstractNum>
-  <w:abstractNum w:abstractNumId="4" w15:restartNumberingAfterBreak="0">
+  <w:abstractNum w:abstractNumId="11" w15:restartNumberingAfterBreak="0">
+    <w:nsid w:val="3F857F83"/>
+    <w:multiLevelType w:val="multilevel"/>
+    <w:tmpl w:val="294238AC"/>
+    <w:lvl w:ilvl="0">
+      <w:start w:val="1"/>
+      <w:numFmt w:val="bullet"/>
+      <w:lvlText w:val=""/>
+      <w:lvlJc w:val="left"/>
+      <w:pPr>
+        <w:tabs>
+          <w:tab w:val="num" w:pos="720"/>
+        </w:tabs>
+        <w:ind w:left="720" w:hanging="360"/>
+      </w:pPr>
+      <w:rPr>
+        <w:rFonts w:ascii="Symbol" w:hAnsi="Symbol" w:hint="default"/>
+        <w:sz w:val="20"/>
+      </w:rPr>
+    </w:lvl>
+    <w:lvl w:ilvl="1" w:tentative="1">
+      <w:start w:val="1"/>
+      <w:numFmt w:val="bullet"/>
+      <w:lvlText w:val="o"/>
+      <w:lvlJc w:val="left"/>
+      <w:pPr>
+        <w:tabs>
+          <w:tab w:val="num" w:pos="1440"/>
+        </w:tabs>
+        <w:ind w:left="1440" w:hanging="360"/>
+      </w:pPr>
+      <w:rPr>
+        <w:rFonts w:ascii="Courier New" w:hAnsi="Courier New" w:hint="default"/>
+        <w:sz w:val="20"/>
+      </w:rPr>
+    </w:lvl>
+    <w:lvl w:ilvl="2" w:tentative="1">
+      <w:start w:val="1"/>
+      <w:numFmt w:val="bullet"/>
+      <w:lvlText w:val=""/>
+      <w:lvlJc w:val="left"/>
+      <w:pPr>
+        <w:tabs>
+          <w:tab w:val="num" w:pos="2160"/>
+        </w:tabs>
+        <w:ind w:left="2160" w:hanging="360"/>
+      </w:pPr>
+      <w:rPr>
+        <w:rFonts w:ascii="Wingdings" w:hAnsi="Wingdings" w:hint="default"/>
+        <w:sz w:val="20"/>
+      </w:rPr>
+    </w:lvl>
+    <w:lvl w:ilvl="3" w:tentative="1">
+      <w:start w:val="1"/>
+      <w:numFmt w:val="bullet"/>
+      <w:lvlText w:val=""/>
+      <w:lvlJc w:val="left"/>
+      <w:pPr>
+        <w:tabs>
+          <w:tab w:val="num" w:pos="2880"/>
+        </w:tabs>
+        <w:ind w:left="2880" w:hanging="360"/>
+      </w:pPr>
+      <w:rPr>
+        <w:rFonts w:ascii="Wingdings" w:hAnsi="Wingdings" w:hint="default"/>
+        <w:sz w:val="20"/>
+      </w:rPr>
+    </w:lvl>
+    <w:lvl w:ilvl="4" w:tentative="1">
+      <w:start w:val="1"/>
+      <w:numFmt w:val="bullet"/>
+      <w:lvlText w:val=""/>
+      <w:lvlJc w:val="left"/>
+      <w:pPr>
+        <w:tabs>
+          <w:tab w:val="num" w:pos="3600"/>
+        </w:tabs>
+        <w:ind w:left="3600" w:hanging="360"/>
+      </w:pPr>
+      <w:rPr>
+        <w:rFonts w:ascii="Wingdings" w:hAnsi="Wingdings" w:hint="default"/>
+        <w:sz w:val="20"/>
+      </w:rPr>
+    </w:lvl>
+    <w:lvl w:ilvl="5" w:tentative="1">
+      <w:start w:val="1"/>
+      <w:numFmt w:val="bullet"/>
+      <w:lvlText w:val=""/>
+      <w:lvlJc w:val="left"/>
+      <w:pPr>
+        <w:tabs>
+          <w:tab w:val="num" w:pos="4320"/>
+        </w:tabs>
+        <w:ind w:left="4320" w:hanging="360"/>
+      </w:pPr>
+      <w:rPr>
+        <w:rFonts w:ascii="Wingdings" w:hAnsi="Wingdings" w:hint="default"/>
+        <w:sz w:val="20"/>
+      </w:rPr>
+    </w:lvl>
+    <w:lvl w:ilvl="6" w:tentative="1">
+      <w:start w:val="1"/>
+      <w:numFmt w:val="bullet"/>
+      <w:lvlText w:val=""/>
+      <w:lvlJc w:val="left"/>
+      <w:pPr>
+        <w:tabs>
+          <w:tab w:val="num" w:pos="5040"/>
+        </w:tabs>
+        <w:ind w:left="5040" w:hanging="360"/>
+      </w:pPr>
+      <w:rPr>
+        <w:rFonts w:ascii="Wingdings" w:hAnsi="Wingdings" w:hint="default"/>
+        <w:sz w:val="20"/>
+      </w:rPr>
+    </w:lvl>
+    <w:lvl w:ilvl="7" w:tentative="1">
+      <w:start w:val="1"/>
+      <w:numFmt w:val="bullet"/>
+      <w:lvlText w:val=""/>
+      <w:lvlJc w:val="left"/>
+      <w:pPr>
+        <w:tabs>
+          <w:tab w:val="num" w:pos="5760"/>
+        </w:tabs>
+        <w:ind w:left="5760" w:hanging="360"/>
+      </w:pPr>
+      <w:rPr>
+        <w:rFonts w:ascii="Wingdings" w:hAnsi="Wingdings" w:hint="default"/>
+        <w:sz w:val="20"/>
+      </w:rPr>
+    </w:lvl>
+    <w:lvl w:ilvl="8" w:tentative="1">
+      <w:start w:val="1"/>
+      <w:numFmt w:val="bullet"/>
+      <w:lvlText w:val=""/>
+      <w:lvlJc w:val="left"/>
+      <w:pPr>
+        <w:tabs>
+          <w:tab w:val="num" w:pos="6480"/>
+        </w:tabs>
+        <w:ind w:left="6480" w:hanging="360"/>
+      </w:pPr>
+      <w:rPr>
+        <w:rFonts w:ascii="Wingdings" w:hAnsi="Wingdings" w:hint="default"/>
+        <w:sz w:val="20"/>
+      </w:rPr>
+    </w:lvl>
+  </w:abstractNum>
+  <w:abstractNum w:abstractNumId="12" w15:restartNumberingAfterBreak="0">
     <w:nsid w:val="4D2F53DB"/>
     <w:multiLevelType w:val="multilevel"/>
     <w:tmpl w:val="96FE1210"/>
@@ -5705,7 +9318,156 @@
       </w:rPr>
     </w:lvl>
   </w:abstractNum>
-  <w:abstractNum w:abstractNumId="5" w15:restartNumberingAfterBreak="0">
+  <w:abstractNum w:abstractNumId="13" w15:restartNumberingAfterBreak="0">
+    <w:nsid w:val="616F2407"/>
+    <w:multiLevelType w:val="multilevel"/>
+    <w:tmpl w:val="BC0E13A8"/>
+    <w:lvl w:ilvl="0">
+      <w:start w:val="1"/>
+      <w:numFmt w:val="bullet"/>
+      <w:lvlText w:val=""/>
+      <w:lvlJc w:val="left"/>
+      <w:pPr>
+        <w:tabs>
+          <w:tab w:val="num" w:pos="720"/>
+        </w:tabs>
+        <w:ind w:left="720" w:hanging="360"/>
+      </w:pPr>
+      <w:rPr>
+        <w:rFonts w:ascii="Symbol" w:hAnsi="Symbol" w:hint="default"/>
+        <w:sz w:val="20"/>
+      </w:rPr>
+    </w:lvl>
+    <w:lvl w:ilvl="1" w:tentative="1">
+      <w:start w:val="1"/>
+      <w:numFmt w:val="bullet"/>
+      <w:lvlText w:val="o"/>
+      <w:lvlJc w:val="left"/>
+      <w:pPr>
+        <w:tabs>
+          <w:tab w:val="num" w:pos="1440"/>
+        </w:tabs>
+        <w:ind w:left="1440" w:hanging="360"/>
+      </w:pPr>
+      <w:rPr>
+        <w:rFonts w:ascii="Courier New" w:hAnsi="Courier New" w:hint="default"/>
+        <w:sz w:val="20"/>
+      </w:rPr>
+    </w:lvl>
+    <w:lvl w:ilvl="2" w:tentative="1">
+      <w:start w:val="1"/>
+      <w:numFmt w:val="bullet"/>
+      <w:lvlText w:val=""/>
+      <w:lvlJc w:val="left"/>
+      <w:pPr>
+        <w:tabs>
+          <w:tab w:val="num" w:pos="2160"/>
+        </w:tabs>
+        <w:ind w:left="2160" w:hanging="360"/>
+      </w:pPr>
+      <w:rPr>
+        <w:rFonts w:ascii="Wingdings" w:hAnsi="Wingdings" w:hint="default"/>
+        <w:sz w:val="20"/>
+      </w:rPr>
+    </w:lvl>
+    <w:lvl w:ilvl="3" w:tentative="1">
+      <w:start w:val="1"/>
+      <w:numFmt w:val="bullet"/>
+      <w:lvlText w:val=""/>
+      <w:lvlJc w:val="left"/>
+      <w:pPr>
+        <w:tabs>
+          <w:tab w:val="num" w:pos="2880"/>
+        </w:tabs>
+        <w:ind w:left="2880" w:hanging="360"/>
+      </w:pPr>
+      <w:rPr>
+        <w:rFonts w:ascii="Wingdings" w:hAnsi="Wingdings" w:hint="default"/>
+        <w:sz w:val="20"/>
+      </w:rPr>
+    </w:lvl>
+    <w:lvl w:ilvl="4" w:tentative="1">
+      <w:start w:val="1"/>
+      <w:numFmt w:val="bullet"/>
+      <w:lvlText w:val=""/>
+      <w:lvlJc w:val="left"/>
+      <w:pPr>
+        <w:tabs>
+          <w:tab w:val="num" w:pos="3600"/>
+        </w:tabs>
+        <w:ind w:left="3600" w:hanging="360"/>
+      </w:pPr>
+      <w:rPr>
+        <w:rFonts w:ascii="Wingdings" w:hAnsi="Wingdings" w:hint="default"/>
+        <w:sz w:val="20"/>
+      </w:rPr>
+    </w:lvl>
+    <w:lvl w:ilvl="5" w:tentative="1">
+      <w:start w:val="1"/>
+      <w:numFmt w:val="bullet"/>
+      <w:lvlText w:val=""/>
+      <w:lvlJc w:val="left"/>
+      <w:pPr>
+        <w:tabs>
+          <w:tab w:val="num" w:pos="4320"/>
+        </w:tabs>
+        <w:ind w:left="4320" w:hanging="360"/>
+      </w:pPr>
+      <w:rPr>
+        <w:rFonts w:ascii="Wingdings" w:hAnsi="Wingdings" w:hint="default"/>
+        <w:sz w:val="20"/>
+      </w:rPr>
+    </w:lvl>
+    <w:lvl w:ilvl="6" w:tentative="1">
+      <w:start w:val="1"/>
+      <w:numFmt w:val="bullet"/>
+      <w:lvlText w:val=""/>
+      <w:lvlJc w:val="left"/>
+      <w:pPr>
+        <w:tabs>
+          <w:tab w:val="num" w:pos="5040"/>
+        </w:tabs>
+        <w:ind w:left="5040" w:hanging="360"/>
+      </w:pPr>
+      <w:rPr>
+        <w:rFonts w:ascii="Wingdings" w:hAnsi="Wingdings" w:hint="default"/>
+        <w:sz w:val="20"/>
+      </w:rPr>
+    </w:lvl>
+    <w:lvl w:ilvl="7" w:tentative="1">
+      <w:start w:val="1"/>
+      <w:numFmt w:val="bullet"/>
+      <w:lvlText w:val=""/>
+      <w:lvlJc w:val="left"/>
+      <w:pPr>
+        <w:tabs>
+          <w:tab w:val="num" w:pos="5760"/>
+        </w:tabs>
+        <w:ind w:left="5760" w:hanging="360"/>
+      </w:pPr>
+      <w:rPr>
+        <w:rFonts w:ascii="Wingdings" w:hAnsi="Wingdings" w:hint="default"/>
+        <w:sz w:val="20"/>
+      </w:rPr>
+    </w:lvl>
+    <w:lvl w:ilvl="8" w:tentative="1">
+      <w:start w:val="1"/>
+      <w:numFmt w:val="bullet"/>
+      <w:lvlText w:val=""/>
+      <w:lvlJc w:val="left"/>
+      <w:pPr>
+        <w:tabs>
+          <w:tab w:val="num" w:pos="6480"/>
+        </w:tabs>
+        <w:ind w:left="6480" w:hanging="360"/>
+      </w:pPr>
+      <w:rPr>
+        <w:rFonts w:ascii="Wingdings" w:hAnsi="Wingdings" w:hint="default"/>
+        <w:sz w:val="20"/>
+      </w:rPr>
+    </w:lvl>
+  </w:abstractNum>
+  <w:abstractNum w:abstractNumId="14" w15:restartNumberingAfterBreak="0">
     <w:nsid w:val="674E6589"/>
     <w:multiLevelType w:val="hybridMultilevel"/>
     <w:tmpl w:val="427E6EA0"/>
@@ -5794,7 +9556,7 @@
       </w:pPr>
     </w:lvl>
   </w:abstractNum>
-  <w:abstractNum w:abstractNumId="6" w15:restartNumberingAfterBreak="0">
+  <w:abstractNum w:abstractNumId="15" w15:restartNumberingAfterBreak="0">
     <w:nsid w:val="6BFA26CC"/>
     <w:multiLevelType w:val="multilevel"/>
     <w:tmpl w:val="2FBCAB92"/>
@@ -5943,7 +9705,156 @@
       </w:rPr>
     </w:lvl>
   </w:abstractNum>
-  <w:abstractNum w:abstractNumId="7" w15:restartNumberingAfterBreak="0">
+  <w:abstractNum w:abstractNumId="16" w15:restartNumberingAfterBreak="0">
+    <w:nsid w:val="7F0F2C0E"/>
+    <w:multiLevelType w:val="multilevel"/>
+    <w:tmpl w:val="C6C635A0"/>
+    <w:lvl w:ilvl="0">
+      <w:start w:val="1"/>
+      <w:numFmt w:val="bullet"/>
+      <w:lvlText w:val=""/>
+      <w:lvlJc w:val="left"/>
+      <w:pPr>
+        <w:tabs>
+          <w:tab w:val="num" w:pos="720"/>
+        </w:tabs>
+        <w:ind w:left="720" w:hanging="360"/>
+      </w:pPr>
+      <w:rPr>
+        <w:rFonts w:ascii="Symbol" w:hAnsi="Symbol" w:hint="default"/>
+        <w:sz w:val="20"/>
+      </w:rPr>
+    </w:lvl>
+    <w:lvl w:ilvl="1" w:tentative="1">
+      <w:start w:val="1"/>
+      <w:numFmt w:val="bullet"/>
+      <w:lvlText w:val="o"/>
+      <w:lvlJc w:val="left"/>
+      <w:pPr>
+        <w:tabs>
+          <w:tab w:val="num" w:pos="1440"/>
+        </w:tabs>
+        <w:ind w:left="1440" w:hanging="360"/>
+      </w:pPr>
+      <w:rPr>
+        <w:rFonts w:ascii="Courier New" w:hAnsi="Courier New" w:hint="default"/>
+        <w:sz w:val="20"/>
+      </w:rPr>
+    </w:lvl>
+    <w:lvl w:ilvl="2" w:tentative="1">
+      <w:start w:val="1"/>
+      <w:numFmt w:val="bullet"/>
+      <w:lvlText w:val=""/>
+      <w:lvlJc w:val="left"/>
+      <w:pPr>
+        <w:tabs>
+          <w:tab w:val="num" w:pos="2160"/>
+        </w:tabs>
+        <w:ind w:left="2160" w:hanging="360"/>
+      </w:pPr>
+      <w:rPr>
+        <w:rFonts w:ascii="Wingdings" w:hAnsi="Wingdings" w:hint="default"/>
+        <w:sz w:val="20"/>
+      </w:rPr>
+    </w:lvl>
+    <w:lvl w:ilvl="3" w:tentative="1">
+      <w:start w:val="1"/>
+      <w:numFmt w:val="bullet"/>
+      <w:lvlText w:val=""/>
+      <w:lvlJc w:val="left"/>
+      <w:pPr>
+        <w:tabs>
+          <w:tab w:val="num" w:pos="2880"/>
+        </w:tabs>
+        <w:ind w:left="2880" w:hanging="360"/>
+      </w:pPr>
+      <w:rPr>
+        <w:rFonts w:ascii="Wingdings" w:hAnsi="Wingdings" w:hint="default"/>
+        <w:sz w:val="20"/>
+      </w:rPr>
+    </w:lvl>
+    <w:lvl w:ilvl="4" w:tentative="1">
+      <w:start w:val="1"/>
+      <w:numFmt w:val="bullet"/>
+      <w:lvlText w:val=""/>
+      <w:lvlJc w:val="left"/>
+      <w:pPr>
+        <w:tabs>
+          <w:tab w:val="num" w:pos="3600"/>
+        </w:tabs>
+        <w:ind w:left="3600" w:hanging="360"/>
+      </w:pPr>
+      <w:rPr>
+        <w:rFonts w:ascii="Wingdings" w:hAnsi="Wingdings" w:hint="default"/>
+        <w:sz w:val="20"/>
+      </w:rPr>
+    </w:lvl>
+    <w:lvl w:ilvl="5" w:tentative="1">
+      <w:start w:val="1"/>
+      <w:numFmt w:val="bullet"/>
+      <w:lvlText w:val=""/>
+      <w:lvlJc w:val="left"/>
+      <w:pPr>
+        <w:tabs>
+          <w:tab w:val="num" w:pos="4320"/>
+        </w:tabs>
+        <w:ind w:left="4320" w:hanging="360"/>
+      </w:pPr>
+      <w:rPr>
+        <w:rFonts w:ascii="Wingdings" w:hAnsi="Wingdings" w:hint="default"/>
+        <w:sz w:val="20"/>
+      </w:rPr>
+    </w:lvl>
+    <w:lvl w:ilvl="6" w:tentative="1">
+      <w:start w:val="1"/>
+      <w:numFmt w:val="bullet"/>
+      <w:lvlText w:val=""/>
+      <w:lvlJc w:val="left"/>
+      <w:pPr>
+        <w:tabs>
+          <w:tab w:val="num" w:pos="5040"/>
+        </w:tabs>
+        <w:ind w:left="5040" w:hanging="360"/>
+      </w:pPr>
+      <w:rPr>
+        <w:rFonts w:ascii="Wingdings" w:hAnsi="Wingdings" w:hint="default"/>
+        <w:sz w:val="20"/>
+      </w:rPr>
+    </w:lvl>
+    <w:lvl w:ilvl="7" w:tentative="1">
+      <w:start w:val="1"/>
+      <w:numFmt w:val="bullet"/>
+      <w:lvlText w:val=""/>
+      <w:lvlJc w:val="left"/>
+      <w:pPr>
+        <w:tabs>
+          <w:tab w:val="num" w:pos="5760"/>
+        </w:tabs>
+        <w:ind w:left="5760" w:hanging="360"/>
+      </w:pPr>
+      <w:rPr>
+        <w:rFonts w:ascii="Wingdings" w:hAnsi="Wingdings" w:hint="default"/>
+        <w:sz w:val="20"/>
+      </w:rPr>
+    </w:lvl>
+    <w:lvl w:ilvl="8" w:tentative="1">
+      <w:start w:val="1"/>
+      <w:numFmt w:val="bullet"/>
+      <w:lvlText w:val=""/>
+      <w:lvlJc w:val="left"/>
+      <w:pPr>
+        <w:tabs>
+          <w:tab w:val="num" w:pos="6480"/>
+        </w:tabs>
+        <w:ind w:left="6480" w:hanging="360"/>
+      </w:pPr>
+      <w:rPr>
+        <w:rFonts w:ascii="Wingdings" w:hAnsi="Wingdings" w:hint="default"/>
+        <w:sz w:val="20"/>
+      </w:rPr>
+    </w:lvl>
+  </w:abstractNum>
+  <w:abstractNum w:abstractNumId="17" w15:restartNumberingAfterBreak="0">
     <w:nsid w:val="7FF23537"/>
     <w:multiLevelType w:val="multilevel"/>
     <w:tmpl w:val="907E9F84"/>
@@ -6093,28 +10004,58 @@
     </w:lvl>
   </w:abstractNum>
   <w:num w:numId="1" w16cid:durableId="1101295347">
-    <w:abstractNumId w:val="2"/>
+    <w:abstractNumId w:val="9"/>
   </w:num>
   <w:num w:numId="2" w16cid:durableId="1067260753">
-    <w:abstractNumId w:val="5"/>
+    <w:abstractNumId w:val="14"/>
   </w:num>
   <w:num w:numId="3" w16cid:durableId="1421757388">
-    <w:abstractNumId w:val="1"/>
+    <w:abstractNumId w:val="3"/>
   </w:num>
   <w:num w:numId="4" w16cid:durableId="388967388">
-    <w:abstractNumId w:val="3"/>
+    <w:abstractNumId w:val="10"/>
   </w:num>
   <w:num w:numId="5" w16cid:durableId="511261899">
-    <w:abstractNumId w:val="4"/>
+    <w:abstractNumId w:val="12"/>
   </w:num>
   <w:num w:numId="6" w16cid:durableId="1293710252">
-    <w:abstractNumId w:val="6"/>
+    <w:abstractNumId w:val="15"/>
   </w:num>
   <w:num w:numId="7" w16cid:durableId="1520587924">
     <w:abstractNumId w:val="0"/>
   </w:num>
   <w:num w:numId="8" w16cid:durableId="25765069">
+    <w:abstractNumId w:val="17"/>
+  </w:num>
+  <w:num w:numId="9" w16cid:durableId="2029678661">
     <w:abstractNumId w:val="7"/>
+  </w:num>
+  <w:num w:numId="10" w16cid:durableId="1189872028">
+    <w:abstractNumId w:val="8"/>
+  </w:num>
+  <w:num w:numId="11" w16cid:durableId="553855907">
+    <w:abstractNumId w:val="2"/>
+  </w:num>
+  <w:num w:numId="12" w16cid:durableId="946274306">
+    <w:abstractNumId w:val="13"/>
+  </w:num>
+  <w:num w:numId="13" w16cid:durableId="1283726271">
+    <w:abstractNumId w:val="16"/>
+  </w:num>
+  <w:num w:numId="14" w16cid:durableId="612591012">
+    <w:abstractNumId w:val="5"/>
+  </w:num>
+  <w:num w:numId="15" w16cid:durableId="1315140889">
+    <w:abstractNumId w:val="11"/>
+  </w:num>
+  <w:num w:numId="16" w16cid:durableId="798954559">
+    <w:abstractNumId w:val="1"/>
+  </w:num>
+  <w:num w:numId="17" w16cid:durableId="507450829">
+    <w:abstractNumId w:val="4"/>
+  </w:num>
+  <w:num w:numId="18" w16cid:durableId="1050377311">
+    <w:abstractNumId w:val="6"/>
   </w:num>
 </w:numbering>
 </file>
@@ -7049,6 +10990,36 @@
       </w:tblBorders>
     </w:tblPr>
   </w:style>
+  <w:style w:type="paragraph" w:styleId="FormtovanvHTML">
+    <w:name w:val="HTML Preformatted"/>
+    <w:basedOn w:val="Normln"/>
+    <w:link w:val="FormtovanvHTMLChar"/>
+    <w:uiPriority w:val="99"/>
+    <w:semiHidden/>
+    <w:unhideWhenUsed/>
+    <w:rsid w:val="00D666B6"/>
+    <w:pPr>
+      <w:spacing w:after="0" w:line="240" w:lineRule="auto"/>
+    </w:pPr>
+    <w:rPr>
+      <w:rFonts w:ascii="Consolas" w:hAnsi="Consolas"/>
+      <w:sz w:val="20"/>
+      <w:szCs w:val="20"/>
+    </w:rPr>
+  </w:style>
+  <w:style w:type="character" w:customStyle="1" w:styleId="FormtovanvHTMLChar">
+    <w:name w:val="Formátovaný v HTML Char"/>
+    <w:basedOn w:val="Standardnpsmoodstavce"/>
+    <w:link w:val="FormtovanvHTML"/>
+    <w:uiPriority w:val="99"/>
+    <w:semiHidden/>
+    <w:rsid w:val="00D666B6"/>
+    <w:rPr>
+      <w:rFonts w:ascii="Consolas" w:hAnsi="Consolas"/>
+      <w:sz w:val="20"/>
+      <w:szCs w:val="20"/>
+    </w:rPr>
+  </w:style>
 </w:styles>
 </file>
 

--- a/textove_soubory/postup_prace.docx
+++ b/textove_soubory/postup_prace.docx
@@ -270,7 +270,23 @@
         </w:numPr>
       </w:pPr>
       <w:r>
-        <w:t>Průměrná denní teplota (když lidi topěj / netopěj)</w:t>
+        <w:t xml:space="preserve">Průměrná denní teplota (když lidi </w:t>
+      </w:r>
+      <w:proofErr w:type="spellStart"/>
+      <w:r>
+        <w:t>topěj</w:t>
+      </w:r>
+      <w:proofErr w:type="spellEnd"/>
+      <w:r>
+        <w:t xml:space="preserve"> / </w:t>
+      </w:r>
+      <w:proofErr w:type="spellStart"/>
+      <w:r>
+        <w:t>netopěj</w:t>
+      </w:r>
+      <w:proofErr w:type="spellEnd"/>
+      <w:r>
+        <w:t>)</w:t>
       </w:r>
     </w:p>
     <w:p>
@@ -306,18 +322,79 @@
     </w:p>
     <w:p>
       <w:r>
-        <w:t>Agregace pm_* - máme 4 proměnné, na to zavolám korelaci a zjistím, že tyto 4 proměnné jsou z 98% korelované, tudíž mohu použít jen jednu z nich (jako zástupce)</w:t>
-      </w:r>
-    </w:p>
-    <w:p>
-      <w:r>
-        <w:t>Sjednocení všech dat do jednoho data frame</w:t>
-      </w:r>
+        <w:t xml:space="preserve">Agregace </w:t>
+      </w:r>
+      <w:proofErr w:type="spellStart"/>
+      <w:r>
+        <w:t>pm</w:t>
+      </w:r>
+      <w:proofErr w:type="spellEnd"/>
+      <w:r>
+        <w:t>_* - máme 4 proměnné, na to zavolám korelaci a zjistím, že tyto 4 proměnné jsou z 98% korelované, tudíž mohu použít jen jednu z nich (jako zástupce)</w:t>
+      </w:r>
+    </w:p>
+    <w:p>
+      <w:r>
+        <w:t xml:space="preserve">Sjednocení všech dat do jednoho data </w:t>
+      </w:r>
+      <w:proofErr w:type="spellStart"/>
+      <w:r>
+        <w:t>frame</w:t>
+      </w:r>
+      <w:proofErr w:type="spellEnd"/>
     </w:p>
     <w:p>
       <w:r>
         <w:lastRenderedPageBreak/>
-        <w:t>Předpřipravení dalších dataframe – stejná data, škálovaná nebo logaritmovaná nebo škálovaná i logaritmovaná (dohromady 4 dataframe (normální, scaled, log, scaled+log) pro budoucí analýzu</w:t>
+        <w:t xml:space="preserve">Předpřipravení dalších </w:t>
+      </w:r>
+      <w:proofErr w:type="spellStart"/>
+      <w:r>
+        <w:t>dataframe</w:t>
+      </w:r>
+      <w:proofErr w:type="spellEnd"/>
+      <w:r>
+        <w:t xml:space="preserve"> – stejná data, </w:t>
+      </w:r>
+      <w:proofErr w:type="spellStart"/>
+      <w:r>
+        <w:t>škálovaná</w:t>
+      </w:r>
+      <w:proofErr w:type="spellEnd"/>
+      <w:r>
+        <w:t xml:space="preserve"> nebo logaritmovaná nebo </w:t>
+      </w:r>
+      <w:proofErr w:type="spellStart"/>
+      <w:r>
+        <w:t>škálovaná</w:t>
+      </w:r>
+      <w:proofErr w:type="spellEnd"/>
+      <w:r>
+        <w:t xml:space="preserve"> i logaritmovaná (dohromady 4 </w:t>
+      </w:r>
+      <w:proofErr w:type="spellStart"/>
+      <w:r>
+        <w:t>dataframe</w:t>
+      </w:r>
+      <w:proofErr w:type="spellEnd"/>
+      <w:r>
+        <w:t xml:space="preserve"> (normální, </w:t>
+      </w:r>
+      <w:proofErr w:type="spellStart"/>
+      <w:r>
+        <w:t>scaled</w:t>
+      </w:r>
+      <w:proofErr w:type="spellEnd"/>
+      <w:r>
+        <w:t xml:space="preserve">, log, </w:t>
+      </w:r>
+      <w:proofErr w:type="spellStart"/>
+      <w:r>
+        <w:t>scaled+log</w:t>
+      </w:r>
+      <w:proofErr w:type="spellEnd"/>
+      <w:r>
+        <w:t>) pro budoucí analýzu</w:t>
       </w:r>
     </w:p>
     <w:p>
@@ -507,8 +584,13 @@
         </w:numPr>
       </w:pPr>
       <w:r>
-        <w:t>Histogramy, boxploty</w:t>
-      </w:r>
+        <w:t xml:space="preserve">Histogramy, </w:t>
+      </w:r>
+      <w:proofErr w:type="spellStart"/>
+      <w:r>
+        <w:t>boxploty</w:t>
+      </w:r>
+      <w:proofErr w:type="spellEnd"/>
     </w:p>
     <w:p>
       <w:pPr>
@@ -530,8 +612,21 @@
           <w:numId w:val="3"/>
         </w:numPr>
       </w:pPr>
-      <w:r>
-        <w:t>Heatmapy nebo linechart (denní průběhy po hodinách – kdy je nejvíc aut/prachu)</w:t>
+      <w:proofErr w:type="spellStart"/>
+      <w:r>
+        <w:t>Heatmapy</w:t>
+      </w:r>
+      <w:proofErr w:type="spellEnd"/>
+      <w:r>
+        <w:t xml:space="preserve"> nebo </w:t>
+      </w:r>
+      <w:proofErr w:type="spellStart"/>
+      <w:r>
+        <w:t>linechart</w:t>
+      </w:r>
+      <w:proofErr w:type="spellEnd"/>
+      <w:r>
+        <w:t xml:space="preserve"> (denní průběhy po hodinách – kdy je nejvíc aut/prachu)</w:t>
       </w:r>
     </w:p>
     <w:p>
@@ -651,9 +746,11 @@
           <w:numId w:val="3"/>
         </w:numPr>
       </w:pPr>
+      <w:proofErr w:type="spellStart"/>
       <w:r>
         <w:t>Prázniny</w:t>
       </w:r>
+      <w:proofErr w:type="spellEnd"/>
     </w:p>
     <w:p>
       <w:pPr>
@@ -692,8 +789,13 @@
       </w:r>
     </w:p>
     <w:p>
-      <w:r>
-        <w:t>Dataset obsahuje 524</w:t>
+      <w:proofErr w:type="spellStart"/>
+      <w:r>
+        <w:t>Dataset</w:t>
+      </w:r>
+      <w:proofErr w:type="spellEnd"/>
+      <w:r>
+        <w:t xml:space="preserve"> obsahuje 524</w:t>
       </w:r>
       <w:r>
         <w:rPr>
@@ -757,8 +859,21 @@
           <w:numId w:val="9"/>
         </w:numPr>
       </w:pPr>
-      <w:r>
-        <w:t>recommendation_metrics_*_index – doporučení k expozici dané látce (hodnoty 1–6, ordinalní proměnné)</w:t>
+      <w:proofErr w:type="spellStart"/>
+      <w:r>
+        <w:t>recommendation_metrics</w:t>
+      </w:r>
+      <w:proofErr w:type="spellEnd"/>
+      <w:r>
+        <w:t xml:space="preserve">_*_index – doporučení k expozici dané látce (hodnoty 1–6, </w:t>
+      </w:r>
+      <w:proofErr w:type="spellStart"/>
+      <w:r>
+        <w:t>ordinalní</w:t>
+      </w:r>
+      <w:proofErr w:type="spellEnd"/>
+      <w:r>
+        <w:t xml:space="preserve"> proměnné)</w:t>
       </w:r>
     </w:p>
     <w:p>
@@ -769,12 +884,52 @@
         </w:numPr>
       </w:pPr>
       <w:r>
-        <w:t>Proměnné data_o3, data_co, data_so2 obsahují pouze hodnotu NA, nebudou tedy dále využívány.</w:t>
-      </w:r>
-    </w:p>
-    <w:p>
-      <w:r>
-        <w:t>Proměnná date je ve formátu textu (character) a bude převedena na časový formát POSIXct. sensor_id identifikuje konkrétní měřicí zařízení.</w:t>
+        <w:t xml:space="preserve">Proměnné data_o3, </w:t>
+      </w:r>
+      <w:proofErr w:type="spellStart"/>
+      <w:r>
+        <w:t>data_co</w:t>
+      </w:r>
+      <w:proofErr w:type="spellEnd"/>
+      <w:r>
+        <w:t>, data_so2 obsahují pouze hodnotu NA, nebudou tedy dále využívány.</w:t>
+      </w:r>
+    </w:p>
+    <w:p>
+      <w:r>
+        <w:t xml:space="preserve">Proměnná </w:t>
+      </w:r>
+      <w:proofErr w:type="spellStart"/>
+      <w:r>
+        <w:t>date</w:t>
+      </w:r>
+      <w:proofErr w:type="spellEnd"/>
+      <w:r>
+        <w:t xml:space="preserve"> je ve formátu textu (</w:t>
+      </w:r>
+      <w:proofErr w:type="spellStart"/>
+      <w:r>
+        <w:t>character</w:t>
+      </w:r>
+      <w:proofErr w:type="spellEnd"/>
+      <w:r>
+        <w:t xml:space="preserve">) a bude převedena na časový formát </w:t>
+      </w:r>
+      <w:proofErr w:type="spellStart"/>
+      <w:r>
+        <w:t>POSIXct</w:t>
+      </w:r>
+      <w:proofErr w:type="spellEnd"/>
+      <w:r>
+        <w:t xml:space="preserve">. </w:t>
+      </w:r>
+      <w:proofErr w:type="spellStart"/>
+      <w:r>
+        <w:t>sensor_id</w:t>
+      </w:r>
+      <w:proofErr w:type="spellEnd"/>
+      <w:r>
+        <w:t xml:space="preserve"> identifikuje konkrétní měřicí zařízení.</w:t>
       </w:r>
     </w:p>
     <w:p>
@@ -1445,7 +1600,23 @@
           <w:b/>
           <w:bCs/>
         </w:rPr>
-        <w:t>Kvalitativní/Ordinalní (indexy 1–6):</w:t>
+        <w:t>Kvalitativní/</w:t>
+      </w:r>
+      <w:proofErr w:type="spellStart"/>
+      <w:r>
+        <w:rPr>
+          <w:b/>
+          <w:bCs/>
+        </w:rPr>
+        <w:t>Ordinalní</w:t>
+      </w:r>
+      <w:proofErr w:type="spellEnd"/>
+      <w:r>
+        <w:rPr>
+          <w:b/>
+          <w:bCs/>
+        </w:rPr>
+        <w:t xml:space="preserve"> (indexy 1–6):</w:t>
       </w:r>
     </w:p>
     <w:p>
@@ -1455,9 +1626,14 @@
           <w:numId w:val="13"/>
         </w:numPr>
       </w:pPr>
+      <w:proofErr w:type="spellStart"/>
       <w:r>
         <w:lastRenderedPageBreak/>
-        <w:t>recommendation_index, recommendation_metrics_no2_index, recommendation_metrics_pm100_index, recommendation_metrics_pm25_index</w:t>
+        <w:t>recommendation_index</w:t>
+      </w:r>
+      <w:proofErr w:type="spellEnd"/>
+      <w:r>
+        <w:t>, recommendation_metrics_no2_index, recommendation_metrics_pm100_index, recommendation_metrics_pm25_index</w:t>
       </w:r>
     </w:p>
     <w:p>
@@ -1466,7 +1642,23 @@
           <w:b/>
           <w:bCs/>
         </w:rPr>
-        <w:t>Zajímavé rozdělení ordinalních proměnných (počet výskytů):</w:t>
+        <w:t xml:space="preserve">Zajímavé rozdělení </w:t>
+      </w:r>
+      <w:proofErr w:type="spellStart"/>
+      <w:r>
+        <w:rPr>
+          <w:b/>
+          <w:bCs/>
+        </w:rPr>
+        <w:t>ordinalních</w:t>
+      </w:r>
+      <w:proofErr w:type="spellEnd"/>
+      <w:r>
+        <w:rPr>
+          <w:b/>
+          <w:bCs/>
+        </w:rPr>
+        <w:t xml:space="preserve"> proměnných (počet výskytů):</w:t>
       </w:r>
     </w:p>
     <w:p>
@@ -1476,8 +1668,13 @@
           <w:numId w:val="14"/>
         </w:numPr>
       </w:pPr>
-      <w:r>
-        <w:t>recommendation_index: Nejčastější hodnota je 1 (352</w:t>
+      <w:proofErr w:type="spellStart"/>
+      <w:r>
+        <w:t>recommendation_index</w:t>
+      </w:r>
+      <w:proofErr w:type="spellEnd"/>
+      <w:r>
+        <w:t>: Nejčastější hodnota je 1 (352</w:t>
       </w:r>
       <w:r>
         <w:rPr>
@@ -1585,7 +1782,15 @@
     </w:p>
     <w:p>
       <w:r>
-        <w:t xml:space="preserve">Proměnné recommendation_metrics_so2_index, co_index a o3_index mají vždy hodnotu </w:t>
+        <w:t xml:space="preserve">Proměnné recommendation_metrics_so2_index, </w:t>
+      </w:r>
+      <w:proofErr w:type="spellStart"/>
+      <w:r>
+        <w:t>co_index</w:t>
+      </w:r>
+      <w:proofErr w:type="spellEnd"/>
+      <w:r>
+        <w:t xml:space="preserve"> a o3_index mají vždy hodnotu </w:t>
       </w:r>
       <w:r>
         <w:rPr>
@@ -1608,8 +1813,13 @@
       </w:r>
     </w:p>
     <w:p>
-      <w:r>
-        <w:t>Dataset obsahuje 53</w:t>
+      <w:proofErr w:type="spellStart"/>
+      <w:r>
+        <w:t>Dataset</w:t>
+      </w:r>
+      <w:proofErr w:type="spellEnd"/>
+      <w:r>
+        <w:t xml:space="preserve"> obsahuje 53</w:t>
       </w:r>
       <w:r>
         <w:rPr>
@@ -1641,7 +1851,15 @@
     </w:p>
     <w:p>
       <w:r>
-        <w:t>Všechna měření obsahují údaje o teplotě, vlhkosti, tlaku, větru a srážkách. Proměnná data_leafWetness obsahuje pouze hodnotu NA a nebude dále analyzována.</w:t>
+        <w:t xml:space="preserve">Všechna měření obsahují údaje o teplotě, vlhkosti, tlaku, větru a srážkách. Proměnná </w:t>
+      </w:r>
+      <w:proofErr w:type="spellStart"/>
+      <w:r>
+        <w:t>data_leafWetness</w:t>
+      </w:r>
+      <w:proofErr w:type="spellEnd"/>
+      <w:r>
+        <w:t xml:space="preserve"> obsahuje pouze hodnotu NA a nebude dále analyzována.</w:t>
       </w:r>
     </w:p>
     <w:p>
@@ -1660,8 +1878,13 @@
       </w:r>
     </w:p>
     <w:p>
-      <w:r>
-        <w:t>data_pressure – tlak (hPa, průměr: 97</w:t>
+      <w:proofErr w:type="spellStart"/>
+      <w:r>
+        <w:t>data_pressure</w:t>
+      </w:r>
+      <w:proofErr w:type="spellEnd"/>
+      <w:r>
+        <w:t xml:space="preserve"> – tlak (Pa, průměr: 97</w:t>
       </w:r>
       <w:r>
         <w:rPr>
@@ -1674,23 +1897,62 @@
       </w:r>
     </w:p>
     <w:p>
-      <w:r>
-        <w:t>data_windSpeed – rychlost větru (m/s, průměr: 2,54),</w:t>
-      </w:r>
-    </w:p>
-    <w:p>
-      <w:r>
-        <w:t>data_windImpact – síla větru (kombinace rychlosti a směru),</w:t>
-      </w:r>
-    </w:p>
-    <w:p>
-      <w:r>
-        <w:t>data_volumeMm – srážky (mm, většina záznamů bez srážek),</w:t>
-      </w:r>
-    </w:p>
-    <w:p>
-      <w:r>
-        <w:t>data_windDir – směr větru jako kategorie (např. „E“, „S“, „SW“, nebo „err“ pro chybný záznam).</w:t>
+      <w:proofErr w:type="spellStart"/>
+      <w:r>
+        <w:t>data_windSpeed</w:t>
+      </w:r>
+      <w:proofErr w:type="spellEnd"/>
+      <w:r>
+        <w:t xml:space="preserve"> – rychlost větru (m/s, průměr: 2,54),</w:t>
+      </w:r>
+    </w:p>
+    <w:p>
+      <w:proofErr w:type="spellStart"/>
+      <w:r>
+        <w:t>data_windImpact</w:t>
+      </w:r>
+      <w:proofErr w:type="spellEnd"/>
+      <w:r>
+        <w:t xml:space="preserve"> – síla větru (kombinace rychlosti a směru),</w:t>
+      </w:r>
+    </w:p>
+    <w:p>
+      <w:proofErr w:type="spellStart"/>
+      <w:r>
+        <w:t>data_volumeMm</w:t>
+      </w:r>
+      <w:proofErr w:type="spellEnd"/>
+      <w:r>
+        <w:t xml:space="preserve"> – srážky (mm, většina záznamů bez srážek),</w:t>
+      </w:r>
+    </w:p>
+    <w:p>
+      <w:proofErr w:type="spellStart"/>
+      <w:r>
+        <w:t>data_windDir</w:t>
+      </w:r>
+      <w:proofErr w:type="spellEnd"/>
+      <w:r>
+        <w:t xml:space="preserve"> – směr větru jako kategorie (např. „E“, „S“, „SW“, nebo „</w:t>
+      </w:r>
+      <w:proofErr w:type="spellStart"/>
+      <w:r>
+        <w:t>err</w:t>
+      </w:r>
+      <w:proofErr w:type="spellEnd"/>
+      <w:r>
+        <w:t>“ pro chybný záznam).</w:t>
+      </w:r>
+      <w:r>
+        <w:t xml:space="preserve"> – (tuto proměnnou nebudeme uvažovat dále v analýze – museli bychom udělat nějaký hodinový </w:t>
+      </w:r>
+      <w:proofErr w:type="gramStart"/>
+      <w:r>
+        <w:t>průměr</w:t>
+      </w:r>
+      <w:proofErr w:type="gramEnd"/>
+      <w:r>
+        <w:t xml:space="preserve"> a to lze velmi špatně pro rychlost větru)</w:t>
       </w:r>
     </w:p>
     <w:p/>
@@ -1704,8 +1966,13 @@
       </w:r>
     </w:p>
     <w:p>
-      <w:r>
-        <w:t xml:space="preserve">Dataset obsahuje </w:t>
+      <w:proofErr w:type="spellStart"/>
+      <w:r>
+        <w:t>Dataset</w:t>
+      </w:r>
+      <w:proofErr w:type="spellEnd"/>
+      <w:r>
+        <w:t xml:space="preserve"> obsahuje </w:t>
       </w:r>
       <w:r>
         <w:rPr>
@@ -1793,8 +2060,21 @@
           <w:numId w:val="15"/>
         </w:numPr>
       </w:pPr>
-      <w:r>
-        <w:t>X_time – čas měření (ve formátu s časovým pásmem, bude převedeno na POSIXct),</w:t>
+      <w:proofErr w:type="spellStart"/>
+      <w:r>
+        <w:t>X_time</w:t>
+      </w:r>
+      <w:proofErr w:type="spellEnd"/>
+      <w:r>
+        <w:t xml:space="preserve"> – čas měření (ve formátu s časovým pásmem, bude převedeno na </w:t>
+      </w:r>
+      <w:proofErr w:type="spellStart"/>
+      <w:r>
+        <w:t>POSIXct</w:t>
+      </w:r>
+      <w:proofErr w:type="spellEnd"/>
+      <w:r>
+        <w:t>),</w:t>
       </w:r>
     </w:p>
     <w:p>
@@ -1805,7 +2085,15 @@
         </w:numPr>
       </w:pPr>
       <w:r>
-        <w:t>country – stát původu vozidla (např. „CZ“, „unknown“),</w:t>
+        <w:t>country – stát původu vozidla (např. „CZ“, „</w:t>
+      </w:r>
+      <w:proofErr w:type="spellStart"/>
+      <w:r>
+        <w:t>unknown</w:t>
+      </w:r>
+      <w:proofErr w:type="spellEnd"/>
+      <w:r>
+        <w:t>“),</w:t>
       </w:r>
     </w:p>
     <w:p>
@@ -1978,7 +2266,15 @@
     </w:p>
     <w:p>
       <w:r>
-        <w:t xml:space="preserve">Po odstranění chybných a nerelevantních měření (speed == -1 a speed == 0) zůstalo v datasetu </w:t>
+        <w:t xml:space="preserve">Po odstranění chybných a nerelevantních měření (speed == -1 a speed == 0) zůstalo v </w:t>
+      </w:r>
+      <w:proofErr w:type="spellStart"/>
+      <w:r>
+        <w:t>datasetu</w:t>
+      </w:r>
+      <w:proofErr w:type="spellEnd"/>
+      <w:r>
+        <w:t xml:space="preserve"> </w:t>
       </w:r>
       <w:r>
         <w:rPr>
@@ -2246,8 +2542,13 @@
             <w:tcW w:w="1807" w:type="dxa"/>
           </w:tcPr>
           <w:p>
-            <w:r>
-              <w:t>character (identifikátor měření)</w:t>
+            <w:proofErr w:type="spellStart"/>
+            <w:r>
+              <w:t>character</w:t>
+            </w:r>
+            <w:proofErr w:type="spellEnd"/>
+            <w:r>
+              <w:t xml:space="preserve"> (identifikátor měření)</w:t>
             </w:r>
           </w:p>
         </w:tc>
@@ -2258,9 +2559,11 @@
             <w:tcW w:w="4530" w:type="dxa"/>
           </w:tcPr>
           <w:p>
+            <w:proofErr w:type="spellStart"/>
             <w:r>
               <w:t>date</w:t>
             </w:r>
+            <w:proofErr w:type="spellEnd"/>
           </w:p>
         </w:tc>
         <w:tc>
@@ -2278,8 +2581,21 @@
             <w:tcW w:w="1807" w:type="dxa"/>
           </w:tcPr>
           <w:p>
-            <w:r>
-              <w:t>character (časový údaj, bude převeden na POSIXct)</w:t>
+            <w:proofErr w:type="spellStart"/>
+            <w:r>
+              <w:t>character</w:t>
+            </w:r>
+            <w:proofErr w:type="spellEnd"/>
+            <w:r>
+              <w:t xml:space="preserve"> (časový údaj, bude převeden na </w:t>
+            </w:r>
+            <w:proofErr w:type="spellStart"/>
+            <w:r>
+              <w:t>POSIXct</w:t>
+            </w:r>
+            <w:proofErr w:type="spellEnd"/>
+            <w:r>
+              <w:t>)</w:t>
             </w:r>
           </w:p>
         </w:tc>
@@ -2290,9 +2606,11 @@
             <w:tcW w:w="4530" w:type="dxa"/>
           </w:tcPr>
           <w:p>
+            <w:proofErr w:type="spellStart"/>
             <w:r>
               <w:t>sensor_id</w:t>
             </w:r>
+            <w:proofErr w:type="spellEnd"/>
           </w:p>
         </w:tc>
         <w:tc>
@@ -2310,8 +2628,13 @@
             <w:tcW w:w="1807" w:type="dxa"/>
           </w:tcPr>
           <w:p>
-            <w:r>
-              <w:t>integer (ID senzoru)</w:t>
+            <w:proofErr w:type="spellStart"/>
+            <w:r>
+              <w:t>integer</w:t>
+            </w:r>
+            <w:proofErr w:type="spellEnd"/>
+            <w:r>
+              <w:t xml:space="preserve"> (ID senzoru)</w:t>
             </w:r>
           </w:p>
         </w:tc>
@@ -2342,8 +2665,13 @@
             <w:tcW w:w="1807" w:type="dxa"/>
           </w:tcPr>
           <w:p>
-            <w:r>
-              <w:t>numeric (spojitá)</w:t>
+            <w:proofErr w:type="spellStart"/>
+            <w:r>
+              <w:t>numeric</w:t>
+            </w:r>
+            <w:proofErr w:type="spellEnd"/>
+            <w:r>
+              <w:t xml:space="preserve"> (spojitá)</w:t>
             </w:r>
           </w:p>
         </w:tc>
@@ -2374,8 +2702,13 @@
             <w:tcW w:w="1807" w:type="dxa"/>
           </w:tcPr>
           <w:p>
-            <w:r>
-              <w:t>numeric (spojitá)</w:t>
+            <w:proofErr w:type="spellStart"/>
+            <w:r>
+              <w:t>numeric</w:t>
+            </w:r>
+            <w:proofErr w:type="spellEnd"/>
+            <w:r>
+              <w:t xml:space="preserve"> (spojitá)</w:t>
             </w:r>
           </w:p>
         </w:tc>
@@ -2406,8 +2739,13 @@
             <w:tcW w:w="1807" w:type="dxa"/>
           </w:tcPr>
           <w:p>
-            <w:r>
-              <w:t>numeric (spojitá)</w:t>
+            <w:proofErr w:type="spellStart"/>
+            <w:r>
+              <w:t>numeric</w:t>
+            </w:r>
+            <w:proofErr w:type="spellEnd"/>
+            <w:r>
+              <w:t xml:space="preserve"> (spojitá)</w:t>
             </w:r>
           </w:p>
         </w:tc>
@@ -2438,8 +2776,13 @@
             <w:tcW w:w="1807" w:type="dxa"/>
           </w:tcPr>
           <w:p>
-            <w:r>
-              <w:t>numeric (spojitá)</w:t>
+            <w:proofErr w:type="spellStart"/>
+            <w:r>
+              <w:t>numeric</w:t>
+            </w:r>
+            <w:proofErr w:type="spellEnd"/>
+            <w:r>
+              <w:t xml:space="preserve"> (spojitá)</w:t>
             </w:r>
           </w:p>
         </w:tc>
@@ -2470,8 +2813,13 @@
             <w:tcW w:w="1807" w:type="dxa"/>
           </w:tcPr>
           <w:p>
-            <w:r>
-              <w:t>logical (všude NA)</w:t>
+            <w:proofErr w:type="spellStart"/>
+            <w:r>
+              <w:t>logical</w:t>
+            </w:r>
+            <w:proofErr w:type="spellEnd"/>
+            <w:r>
+              <w:t xml:space="preserve"> (všude NA)</w:t>
             </w:r>
           </w:p>
         </w:tc>
@@ -2482,9 +2830,11 @@
             <w:tcW w:w="4530" w:type="dxa"/>
           </w:tcPr>
           <w:p>
+            <w:proofErr w:type="spellStart"/>
             <w:r>
               <w:t>data_co</w:t>
             </w:r>
+            <w:proofErr w:type="spellEnd"/>
           </w:p>
         </w:tc>
         <w:tc>
@@ -2502,8 +2852,13 @@
             <w:tcW w:w="1807" w:type="dxa"/>
           </w:tcPr>
           <w:p>
-            <w:r>
-              <w:t>logical (všude NA)</w:t>
+            <w:proofErr w:type="spellStart"/>
+            <w:r>
+              <w:t>logical</w:t>
+            </w:r>
+            <w:proofErr w:type="spellEnd"/>
+            <w:r>
+              <w:t xml:space="preserve"> (všude NA)</w:t>
             </w:r>
           </w:p>
         </w:tc>
@@ -2534,8 +2889,13 @@
             <w:tcW w:w="1807" w:type="dxa"/>
           </w:tcPr>
           <w:p>
-            <w:r>
-              <w:t>numeric (spojitá, ~50 % záznamů NA)</w:t>
+            <w:proofErr w:type="spellStart"/>
+            <w:r>
+              <w:t>numeric</w:t>
+            </w:r>
+            <w:proofErr w:type="spellEnd"/>
+            <w:r>
+              <w:t xml:space="preserve"> (spojitá, ~50 % záznamů NA)</w:t>
             </w:r>
           </w:p>
         </w:tc>
@@ -2566,8 +2926,13 @@
             <w:tcW w:w="1807" w:type="dxa"/>
           </w:tcPr>
           <w:p>
-            <w:r>
-              <w:t>logical (všude NA)</w:t>
+            <w:proofErr w:type="spellStart"/>
+            <w:r>
+              <w:t>logical</w:t>
+            </w:r>
+            <w:proofErr w:type="spellEnd"/>
+            <w:r>
+              <w:t xml:space="preserve"> (všude NA)</w:t>
             </w:r>
           </w:p>
         </w:tc>
@@ -2578,9 +2943,11 @@
             <w:tcW w:w="4530" w:type="dxa"/>
           </w:tcPr>
           <w:p>
+            <w:proofErr w:type="spellStart"/>
             <w:r>
               <w:t>recommendation_index</w:t>
             </w:r>
+            <w:proofErr w:type="spellEnd"/>
           </w:p>
         </w:tc>
         <w:tc>
@@ -2598,8 +2965,21 @@
             <w:tcW w:w="1807" w:type="dxa"/>
           </w:tcPr>
           <w:p>
-            <w:r>
-              <w:t>integer (1–6, ordinalní)</w:t>
+            <w:proofErr w:type="spellStart"/>
+            <w:r>
+              <w:t>integer</w:t>
+            </w:r>
+            <w:proofErr w:type="spellEnd"/>
+            <w:r>
+              <w:t xml:space="preserve"> (1–6, </w:t>
+            </w:r>
+            <w:proofErr w:type="spellStart"/>
+            <w:r>
+              <w:t>ordinalní</w:t>
+            </w:r>
+            <w:proofErr w:type="spellEnd"/>
+            <w:r>
+              <w:t>)</w:t>
             </w:r>
           </w:p>
         </w:tc>
@@ -2630,8 +3010,21 @@
             <w:tcW w:w="1807" w:type="dxa"/>
           </w:tcPr>
           <w:p>
-            <w:r>
-              <w:t>integer (1–6, ordinalní)</w:t>
+            <w:proofErr w:type="spellStart"/>
+            <w:r>
+              <w:t>integer</w:t>
+            </w:r>
+            <w:proofErr w:type="spellEnd"/>
+            <w:r>
+              <w:t xml:space="preserve"> (1–6, </w:t>
+            </w:r>
+            <w:proofErr w:type="spellStart"/>
+            <w:r>
+              <w:t>ordinalní</w:t>
+            </w:r>
+            <w:proofErr w:type="spellEnd"/>
+            <w:r>
+              <w:t>)</w:t>
             </w:r>
           </w:p>
         </w:tc>
@@ -2663,8 +3056,21 @@
             <w:tcW w:w="1807" w:type="dxa"/>
           </w:tcPr>
           <w:p>
-            <w:r>
-              <w:t>integer (1–6, ordinalní)</w:t>
+            <w:proofErr w:type="spellStart"/>
+            <w:r>
+              <w:t>integer</w:t>
+            </w:r>
+            <w:proofErr w:type="spellEnd"/>
+            <w:r>
+              <w:t xml:space="preserve"> (1–6, </w:t>
+            </w:r>
+            <w:proofErr w:type="spellStart"/>
+            <w:r>
+              <w:t>ordinalní</w:t>
+            </w:r>
+            <w:proofErr w:type="spellEnd"/>
+            <w:r>
+              <w:t>)</w:t>
             </w:r>
           </w:p>
         </w:tc>
@@ -2675,9 +3081,11 @@
             <w:tcW w:w="4530" w:type="dxa"/>
           </w:tcPr>
           <w:p>
+            <w:proofErr w:type="spellStart"/>
             <w:r>
               <w:t>recommendation_metrics_co_index</w:t>
             </w:r>
+            <w:proofErr w:type="spellEnd"/>
           </w:p>
         </w:tc>
         <w:tc>
@@ -2695,8 +3103,21 @@
             <w:tcW w:w="1807" w:type="dxa"/>
           </w:tcPr>
           <w:p>
-            <w:r>
-              <w:t>integer (1–6, ordinalní)</w:t>
+            <w:proofErr w:type="spellStart"/>
+            <w:r>
+              <w:t>integer</w:t>
+            </w:r>
+            <w:proofErr w:type="spellEnd"/>
+            <w:r>
+              <w:t xml:space="preserve"> (1–6, </w:t>
+            </w:r>
+            <w:proofErr w:type="spellStart"/>
+            <w:r>
+              <w:t>ordinalní</w:t>
+            </w:r>
+            <w:proofErr w:type="spellEnd"/>
+            <w:r>
+              <w:t>)</w:t>
             </w:r>
           </w:p>
         </w:tc>
@@ -2727,8 +3148,21 @@
             <w:tcW w:w="1807" w:type="dxa"/>
           </w:tcPr>
           <w:p>
-            <w:r>
-              <w:t>integer (1–6, ordinalní)</w:t>
+            <w:proofErr w:type="spellStart"/>
+            <w:r>
+              <w:t>integer</w:t>
+            </w:r>
+            <w:proofErr w:type="spellEnd"/>
+            <w:r>
+              <w:t xml:space="preserve"> (1–6, </w:t>
+            </w:r>
+            <w:proofErr w:type="spellStart"/>
+            <w:r>
+              <w:t>ordinalní</w:t>
+            </w:r>
+            <w:proofErr w:type="spellEnd"/>
+            <w:r>
+              <w:t>)</w:t>
             </w:r>
           </w:p>
         </w:tc>
@@ -2759,8 +3193,21 @@
             <w:tcW w:w="1807" w:type="dxa"/>
           </w:tcPr>
           <w:p>
-            <w:r>
-              <w:t>integer (1–6, ordinalní)</w:t>
+            <w:proofErr w:type="spellStart"/>
+            <w:r>
+              <w:t>integer</w:t>
+            </w:r>
+            <w:proofErr w:type="spellEnd"/>
+            <w:r>
+              <w:t xml:space="preserve"> (1–6, </w:t>
+            </w:r>
+            <w:proofErr w:type="spellStart"/>
+            <w:r>
+              <w:t>ordinalní</w:t>
+            </w:r>
+            <w:proofErr w:type="spellEnd"/>
+            <w:r>
+              <w:t>)</w:t>
             </w:r>
           </w:p>
         </w:tc>
@@ -2791,8 +3238,21 @@
             <w:tcW w:w="1807" w:type="dxa"/>
           </w:tcPr>
           <w:p>
-            <w:r>
-              <w:t>integer (1–6, ordinalní)</w:t>
+            <w:proofErr w:type="spellStart"/>
+            <w:r>
+              <w:t>integer</w:t>
+            </w:r>
+            <w:proofErr w:type="spellEnd"/>
+            <w:r>
+              <w:t xml:space="preserve"> (1–6, </w:t>
+            </w:r>
+            <w:proofErr w:type="spellStart"/>
+            <w:r>
+              <w:t>ordinalní</w:t>
+            </w:r>
+            <w:proofErr w:type="spellEnd"/>
+            <w:r>
+              <w:t>)</w:t>
             </w:r>
           </w:p>
         </w:tc>
@@ -2874,8 +3334,13 @@
             <w:tcW w:w="2880" w:type="dxa"/>
           </w:tcPr>
           <w:p>
-            <w:r>
-              <w:t>character (identifikátor měření)</w:t>
+            <w:proofErr w:type="spellStart"/>
+            <w:r>
+              <w:t>character</w:t>
+            </w:r>
+            <w:proofErr w:type="spellEnd"/>
+            <w:r>
+              <w:t xml:space="preserve"> (identifikátor měření)</w:t>
             </w:r>
           </w:p>
         </w:tc>
@@ -2886,9 +3351,11 @@
             <w:tcW w:w="2880" w:type="dxa"/>
           </w:tcPr>
           <w:p>
+            <w:proofErr w:type="spellStart"/>
             <w:r>
               <w:t>date</w:t>
             </w:r>
+            <w:proofErr w:type="spellEnd"/>
           </w:p>
         </w:tc>
         <w:tc>
@@ -2906,8 +3373,21 @@
             <w:tcW w:w="2880" w:type="dxa"/>
           </w:tcPr>
           <w:p>
-            <w:r>
-              <w:t>character (časový údaj, převede se na POSIXct)</w:t>
+            <w:proofErr w:type="spellStart"/>
+            <w:r>
+              <w:t>character</w:t>
+            </w:r>
+            <w:proofErr w:type="spellEnd"/>
+            <w:r>
+              <w:t xml:space="preserve"> (časový údaj, převede se na </w:t>
+            </w:r>
+            <w:proofErr w:type="spellStart"/>
+            <w:r>
+              <w:t>POSIXct</w:t>
+            </w:r>
+            <w:proofErr w:type="spellEnd"/>
+            <w:r>
+              <w:t>)</w:t>
             </w:r>
           </w:p>
         </w:tc>
@@ -2918,9 +3398,11 @@
             <w:tcW w:w="2880" w:type="dxa"/>
           </w:tcPr>
           <w:p>
+            <w:proofErr w:type="spellStart"/>
             <w:r>
               <w:t>sensor_id</w:t>
             </w:r>
+            <w:proofErr w:type="spellEnd"/>
           </w:p>
         </w:tc>
         <w:tc>
@@ -2938,8 +3420,13 @@
             <w:tcW w:w="2880" w:type="dxa"/>
           </w:tcPr>
           <w:p>
-            <w:r>
-              <w:t>integer (ID senzoru)</w:t>
+            <w:proofErr w:type="spellStart"/>
+            <w:r>
+              <w:t>integer</w:t>
+            </w:r>
+            <w:proofErr w:type="spellEnd"/>
+            <w:r>
+              <w:t xml:space="preserve"> (ID senzoru)</w:t>
             </w:r>
           </w:p>
         </w:tc>
@@ -2970,8 +3457,13 @@
             <w:tcW w:w="2880" w:type="dxa"/>
           </w:tcPr>
           <w:p>
-            <w:r>
-              <w:t>numeric (spojitá, teplota vzduchu)</w:t>
+            <w:proofErr w:type="spellStart"/>
+            <w:r>
+              <w:t>numeric</w:t>
+            </w:r>
+            <w:proofErr w:type="spellEnd"/>
+            <w:r>
+              <w:t xml:space="preserve"> (spojitá, teplota vzduchu)</w:t>
             </w:r>
           </w:p>
         </w:tc>
@@ -3002,8 +3494,13 @@
             <w:tcW w:w="2880" w:type="dxa"/>
           </w:tcPr>
           <w:p>
-            <w:r>
-              <w:t>numeric (spojitá, relativní vlhkost)</w:t>
+            <w:proofErr w:type="spellStart"/>
+            <w:r>
+              <w:t>numeric</w:t>
+            </w:r>
+            <w:proofErr w:type="spellEnd"/>
+            <w:r>
+              <w:t xml:space="preserve"> (spojitá, relativní vlhkost)</w:t>
             </w:r>
           </w:p>
         </w:tc>
@@ -3014,9 +3511,11 @@
             <w:tcW w:w="2880" w:type="dxa"/>
           </w:tcPr>
           <w:p>
+            <w:proofErr w:type="spellStart"/>
             <w:r>
               <w:t>data_pressure</w:t>
             </w:r>
+            <w:proofErr w:type="spellEnd"/>
           </w:p>
         </w:tc>
         <w:tc>
@@ -3034,8 +3533,13 @@
             <w:tcW w:w="2880" w:type="dxa"/>
           </w:tcPr>
           <w:p>
-            <w:r>
-              <w:t>numeric (spojitá, atmosférický tlak)</w:t>
+            <w:proofErr w:type="spellStart"/>
+            <w:r>
+              <w:t>numeric</w:t>
+            </w:r>
+            <w:proofErr w:type="spellEnd"/>
+            <w:r>
+              <w:t xml:space="preserve"> (spojitá, atmosférický tlak)</w:t>
             </w:r>
           </w:p>
         </w:tc>
@@ -3046,9 +3550,11 @@
             <w:tcW w:w="2880" w:type="dxa"/>
           </w:tcPr>
           <w:p>
+            <w:proofErr w:type="spellStart"/>
             <w:r>
               <w:t>data_windDir</w:t>
             </w:r>
+            <w:proofErr w:type="spellEnd"/>
           </w:p>
         </w:tc>
         <w:tc>
@@ -3066,8 +3572,13 @@
             <w:tcW w:w="2880" w:type="dxa"/>
           </w:tcPr>
           <w:p>
-            <w:r>
-              <w:t>character (kategorická, směr větru)</w:t>
+            <w:proofErr w:type="spellStart"/>
+            <w:r>
+              <w:t>character</w:t>
+            </w:r>
+            <w:proofErr w:type="spellEnd"/>
+            <w:r>
+              <w:t xml:space="preserve"> (kategorická, směr větru)</w:t>
             </w:r>
           </w:p>
         </w:tc>
@@ -3078,9 +3589,11 @@
             <w:tcW w:w="2880" w:type="dxa"/>
           </w:tcPr>
           <w:p>
+            <w:proofErr w:type="spellStart"/>
             <w:r>
               <w:t>data_windSpeed</w:t>
             </w:r>
+            <w:proofErr w:type="spellEnd"/>
           </w:p>
         </w:tc>
         <w:tc>
@@ -3098,8 +3611,13 @@
             <w:tcW w:w="2880" w:type="dxa"/>
           </w:tcPr>
           <w:p>
-            <w:r>
-              <w:t>numeric (spojitá, rychlost větru)</w:t>
+            <w:proofErr w:type="spellStart"/>
+            <w:r>
+              <w:t>numeric</w:t>
+            </w:r>
+            <w:proofErr w:type="spellEnd"/>
+            <w:r>
+              <w:t xml:space="preserve"> (spojitá, rychlost větru)</w:t>
             </w:r>
           </w:p>
         </w:tc>
@@ -3110,9 +3628,11 @@
             <w:tcW w:w="2880" w:type="dxa"/>
           </w:tcPr>
           <w:p>
+            <w:proofErr w:type="spellStart"/>
             <w:r>
               <w:t>data_windImpact</w:t>
             </w:r>
+            <w:proofErr w:type="spellEnd"/>
           </w:p>
         </w:tc>
         <w:tc>
@@ -3130,8 +3650,13 @@
             <w:tcW w:w="2880" w:type="dxa"/>
           </w:tcPr>
           <w:p>
-            <w:r>
-              <w:t>numeric (spojitá, síla větru)</w:t>
+            <w:proofErr w:type="spellStart"/>
+            <w:r>
+              <w:t>numeric</w:t>
+            </w:r>
+            <w:proofErr w:type="spellEnd"/>
+            <w:r>
+              <w:t xml:space="preserve"> (spojitá, síla větru)</w:t>
             </w:r>
           </w:p>
         </w:tc>
@@ -3142,9 +3667,11 @@
             <w:tcW w:w="2880" w:type="dxa"/>
           </w:tcPr>
           <w:p>
+            <w:proofErr w:type="spellStart"/>
             <w:r>
               <w:t>data_volumeMm</w:t>
             </w:r>
+            <w:proofErr w:type="spellEnd"/>
           </w:p>
         </w:tc>
         <w:tc>
@@ -3162,8 +3689,13 @@
             <w:tcW w:w="2880" w:type="dxa"/>
           </w:tcPr>
           <w:p>
-            <w:r>
-              <w:t>numeric (spojitá, srážky za hodinu)</w:t>
+            <w:proofErr w:type="spellStart"/>
+            <w:r>
+              <w:t>numeric</w:t>
+            </w:r>
+            <w:proofErr w:type="spellEnd"/>
+            <w:r>
+              <w:t xml:space="preserve"> (spojitá, srážky za hodinu)</w:t>
             </w:r>
           </w:p>
         </w:tc>
@@ -3174,10 +3706,12 @@
             <w:tcW w:w="2880" w:type="dxa"/>
           </w:tcPr>
           <w:p>
+            <w:proofErr w:type="spellStart"/>
             <w:r>
               <w:lastRenderedPageBreak/>
               <w:t>data_leafWetness</w:t>
             </w:r>
+            <w:proofErr w:type="spellEnd"/>
           </w:p>
         </w:tc>
         <w:tc>
@@ -3195,8 +3729,13 @@
             <w:tcW w:w="2880" w:type="dxa"/>
           </w:tcPr>
           <w:p>
-            <w:r>
-              <w:t>logical (všude NA – nebude dále použito)</w:t>
+            <w:proofErr w:type="spellStart"/>
+            <w:r>
+              <w:t>logical</w:t>
+            </w:r>
+            <w:proofErr w:type="spellEnd"/>
+            <w:r>
+              <w:t xml:space="preserve"> (všude NA – nebude dále použito)</w:t>
             </w:r>
           </w:p>
         </w:tc>
@@ -3229,7 +3768,15 @@
         <w:pStyle w:val="Nadpis3"/>
       </w:pPr>
       <w:r>
-        <w:t>Ovzduší (soubor pm – za celý rok)</w:t>
+        <w:t xml:space="preserve">Ovzduší (soubor </w:t>
+      </w:r>
+      <w:proofErr w:type="spellStart"/>
+      <w:r>
+        <w:t>pm</w:t>
+      </w:r>
+      <w:proofErr w:type="spellEnd"/>
+      <w:r>
+        <w:t xml:space="preserve"> – za celý rok)</w:t>
       </w:r>
     </w:p>
     <w:p>
@@ -3316,7 +3863,31 @@
       </w:r>
       <w:r>
         <w:br/>
-        <w:t>Průměrná hodnota činí 8,69 µg/m³, přičemž medián je 4 µg/m³. Hodnoty se pohybují v rozsahu 0 až 746 µg/m³. Rozložení dat je silně pravostranně šikmé (skewness = 15,90) a vykazuje vysokou špičatost (kurtosis = 386,15), což značí výskyt extrémních hodnot.</w:t>
+        <w:t xml:space="preserve">Průměrná hodnota činí 8,69 µg/m³, přičemž medián je 4 µg/m³. Hodnoty se pohybují v rozsahu 0 až 746 µg/m³. Rozložení dat je silně </w:t>
+      </w:r>
+      <w:proofErr w:type="spellStart"/>
+      <w:r>
+        <w:t>pravostranně</w:t>
+      </w:r>
+      <w:proofErr w:type="spellEnd"/>
+      <w:r>
+        <w:t xml:space="preserve"> šikmé (</w:t>
+      </w:r>
+      <w:proofErr w:type="spellStart"/>
+      <w:r>
+        <w:t>skewness</w:t>
+      </w:r>
+      <w:proofErr w:type="spellEnd"/>
+      <w:r>
+        <w:t xml:space="preserve"> = 15,90) a vykazuje vysokou špičatost (</w:t>
+      </w:r>
+      <w:proofErr w:type="spellStart"/>
+      <w:r>
+        <w:t>kurtosis</w:t>
+      </w:r>
+      <w:proofErr w:type="spellEnd"/>
+      <w:r>
+        <w:t xml:space="preserve"> = 386,15), což značí výskyt extrémních hodnot.</w:t>
       </w:r>
     </w:p>
     <w:p>
@@ -3335,7 +3906,31 @@
       </w:r>
       <w:r>
         <w:br/>
-        <w:t>Průměrná koncentrace byla 12,13 µg/m³, s mediánem 6 µg/m³. Maximální naměřená hodnota dosahuje až 950 µg/m³. Data jsou rovněž značně pravostranně šikmá (skewness = 15,27) a s extrémními výkyvy (kurtosis = 364,23).</w:t>
+        <w:t xml:space="preserve">Průměrná koncentrace byla 12,13 µg/m³, s mediánem 6 µg/m³. Maximální naměřená hodnota dosahuje až 950 µg/m³. Data jsou rovněž značně </w:t>
+      </w:r>
+      <w:proofErr w:type="spellStart"/>
+      <w:r>
+        <w:t>pravostranně</w:t>
+      </w:r>
+      <w:proofErr w:type="spellEnd"/>
+      <w:r>
+        <w:t xml:space="preserve"> šikmá (</w:t>
+      </w:r>
+      <w:proofErr w:type="spellStart"/>
+      <w:r>
+        <w:t>skewness</w:t>
+      </w:r>
+      <w:proofErr w:type="spellEnd"/>
+      <w:r>
+        <w:t xml:space="preserve"> = 15,27) a s extrémními výkyvy (</w:t>
+      </w:r>
+      <w:proofErr w:type="spellStart"/>
+      <w:r>
+        <w:t>kurtosis</w:t>
+      </w:r>
+      <w:proofErr w:type="spellEnd"/>
+      <w:r>
+        <w:t xml:space="preserve"> = 364,23).</w:t>
       </w:r>
     </w:p>
     <w:p>
@@ -3354,7 +3949,23 @@
       </w:r>
       <w:r>
         <w:br/>
-        <w:t>Průměr 13,57 µg/m³ a medián 6 µg/m³. Extrémní hodnota dosáhla 1765 µg/m³. Rozdělení je vysoce šikmé (skewness = 24,07) a má velmi ostrý vrchol (kurtosis = 738,09).</w:t>
+        <w:t>Průměr 13,57 µg/m³ a medián 6 µg/m³. Extrémní hodnota dosáhla 1765 µg/m³. Rozdělení je vysoce šikmé (</w:t>
+      </w:r>
+      <w:proofErr w:type="spellStart"/>
+      <w:r>
+        <w:t>skewness</w:t>
+      </w:r>
+      <w:proofErr w:type="spellEnd"/>
+      <w:r>
+        <w:t xml:space="preserve"> = 24,07) a má velmi ostrý vrchol (</w:t>
+      </w:r>
+      <w:proofErr w:type="spellStart"/>
+      <w:r>
+        <w:t>kurtosis</w:t>
+      </w:r>
+      <w:proofErr w:type="spellEnd"/>
+      <w:r>
+        <w:t xml:space="preserve"> = 738,09).</w:t>
       </w:r>
     </w:p>
     <w:p>
@@ -3373,7 +3984,31 @@
       </w:r>
       <w:r>
         <w:br/>
-        <w:t>S průměrem 15,47 µg/m³ a mediánem 7 µg/m³ se jedná o frakci s nejvyššími maximy – až 1878 µg/m³. Rozložení je extrémně asymetrické (skewness = 22,91) s velmi výraznou špičatostí (kurtosis = 590,89).</w:t>
+        <w:t xml:space="preserve">S průměrem 15,47 µg/m³ a mediánem 7 µg/m³ se jedná o frakci s </w:t>
+      </w:r>
+      <w:proofErr w:type="gramStart"/>
+      <w:r>
+        <w:t>nejvyššími maximy</w:t>
+      </w:r>
+      <w:proofErr w:type="gramEnd"/>
+      <w:r>
+        <w:t xml:space="preserve"> – až 1878 µg/m³. Rozložení je extrémně asymetrické (</w:t>
+      </w:r>
+      <w:proofErr w:type="spellStart"/>
+      <w:r>
+        <w:t>skewness</w:t>
+      </w:r>
+      <w:proofErr w:type="spellEnd"/>
+      <w:r>
+        <w:t xml:space="preserve"> = 22,91) s velmi výraznou špičatostí (</w:t>
+      </w:r>
+      <w:proofErr w:type="spellStart"/>
+      <w:r>
+        <w:t>kurtosis</w:t>
+      </w:r>
+      <w:proofErr w:type="spellEnd"/>
+      <w:r>
+        <w:t xml:space="preserve"> = 590,89).</w:t>
       </w:r>
     </w:p>
     <w:p>
@@ -3407,7 +4042,23 @@
       </w:r>
       <w:r>
         <w:br/>
-        <w:t>Průměrná koncentrace byla 14,83 µg/m³, medián 11,95 µg/m³. Maximum dosáhlo 2423 µg/m³, což může naznačovat výskyt odlehlých nebo extrémních hodnot. Rozložení má silnou pravostrannou šikmost (skewness = 35,81) a extrémně vysokou špičatost (kurtosis = 4303,50).</w:t>
+        <w:t>Průměrná koncentrace byla 14,83 µg/m³, medián 11,95 µg/m³. Maximum dosáhlo 2423 µg/m³, což může naznačovat výskyt odlehlých nebo extrémních hodnot. Rozložení má silnou pravostrannou šikmost (</w:t>
+      </w:r>
+      <w:proofErr w:type="spellStart"/>
+      <w:r>
+        <w:t>skewness</w:t>
+      </w:r>
+      <w:proofErr w:type="spellEnd"/>
+      <w:r>
+        <w:t xml:space="preserve"> = 35,81) a extrémně vysokou špičatost (</w:t>
+      </w:r>
+      <w:proofErr w:type="spellStart"/>
+      <w:r>
+        <w:t>kurtosis</w:t>
+      </w:r>
+      <w:proofErr w:type="spellEnd"/>
+      <w:r>
+        <w:t xml:space="preserve"> = 4303,50).</w:t>
       </w:r>
     </w:p>
     <w:p/>
@@ -3585,12 +4236,28 @@
         <w:pStyle w:val="Nadpis3"/>
       </w:pPr>
       <w:r>
-        <w:t>Počasí (meteo)</w:t>
-      </w:r>
-    </w:p>
-    <w:p>
-      <w:r>
-        <w:t xml:space="preserve">Soubor wind obsahuje meteorologická data měřená v časové řadě od 1. 1. 2024 do </w:t>
+        <w:t>Počasí (</w:t>
+      </w:r>
+      <w:proofErr w:type="spellStart"/>
+      <w:r>
+        <w:t>meteo</w:t>
+      </w:r>
+      <w:proofErr w:type="spellEnd"/>
+      <w:r>
+        <w:t>)</w:t>
+      </w:r>
+    </w:p>
+    <w:p>
+      <w:r>
+        <w:t xml:space="preserve">Soubor </w:t>
+      </w:r>
+      <w:proofErr w:type="spellStart"/>
+      <w:r>
+        <w:t>wind</w:t>
+      </w:r>
+      <w:proofErr w:type="spellEnd"/>
+      <w:r>
+        <w:t xml:space="preserve"> obsahuje meteorologická data měřená v časové řadě od 1. 1. 2024 do </w:t>
       </w:r>
       <w:r>
         <w:t>7</w:t>
@@ -3854,7 +4521,11 @@
         <w:t>ě</w:t>
       </w:r>
       <w:r>
-        <w:t xml:space="preserve"> pravostrann</w:t>
+        <w:t xml:space="preserve"> </w:t>
+      </w:r>
+      <w:proofErr w:type="spellStart"/>
+      <w:r>
+        <w:t>pravostrann</w:t>
       </w:r>
       <w:r>
         <w:rPr>
@@ -3862,6 +4533,7 @@
         </w:rPr>
         <w:t>ě</w:t>
       </w:r>
+      <w:proofErr w:type="spellEnd"/>
       <w:r>
         <w:t xml:space="preserve"> </w:t>
       </w:r>
@@ -3881,7 +4553,15 @@
         <w:t>é</w:t>
       </w:r>
       <w:r>
-        <w:t xml:space="preserve"> (skewness = 0,40) s ploch</w:t>
+        <w:t xml:space="preserve"> (</w:t>
+      </w:r>
+      <w:proofErr w:type="spellStart"/>
+      <w:r>
+        <w:t>skewness</w:t>
+      </w:r>
+      <w:proofErr w:type="spellEnd"/>
+      <w:r>
+        <w:t xml:space="preserve"> = 0,40) s ploch</w:t>
       </w:r>
       <w:r>
         <w:rPr>
@@ -3908,7 +4588,15 @@
         <w:t>í</w:t>
       </w:r>
       <w:r>
-        <w:t xml:space="preserve"> (kurtosis = </w:t>
+        <w:t xml:space="preserve"> (</w:t>
+      </w:r>
+      <w:proofErr w:type="spellStart"/>
+      <w:r>
+        <w:t>kurtosis</w:t>
+      </w:r>
+      <w:proofErr w:type="spellEnd"/>
+      <w:r>
+        <w:t xml:space="preserve"> = </w:t>
       </w:r>
       <w:r>
         <w:rPr>
@@ -4133,7 +4821,11 @@
         <w:t>ě</w:t>
       </w:r>
       <w:r>
-        <w:t xml:space="preserve"> levostrann</w:t>
+        <w:t xml:space="preserve"> </w:t>
+      </w:r>
+      <w:proofErr w:type="spellStart"/>
+      <w:r>
+        <w:t>levostrann</w:t>
       </w:r>
       <w:r>
         <w:rPr>
@@ -4141,6 +4833,7 @@
         </w:rPr>
         <w:t>ě</w:t>
       </w:r>
+      <w:proofErr w:type="spellEnd"/>
       <w:r>
         <w:t xml:space="preserve"> </w:t>
       </w:r>
@@ -4160,7 +4853,15 @@
         <w:t>é</w:t>
       </w:r>
       <w:r>
-        <w:t xml:space="preserve"> (skewness = </w:t>
+        <w:t xml:space="preserve"> (</w:t>
+      </w:r>
+      <w:proofErr w:type="spellStart"/>
+      <w:r>
+        <w:t>skewness</w:t>
+      </w:r>
+      <w:proofErr w:type="spellEnd"/>
+      <w:r>
+        <w:t xml:space="preserve"> = </w:t>
       </w:r>
       <w:r>
         <w:rPr>
@@ -4265,7 +4966,23 @@
           <w:b/>
           <w:bCs/>
         </w:rPr>
-        <w:t>Atmosférický tlak (data_pressure)</w:t>
+        <w:t>Atmosférický tlak (</w:t>
+      </w:r>
+      <w:proofErr w:type="spellStart"/>
+      <w:r>
+        <w:rPr>
+          <w:b/>
+          <w:bCs/>
+        </w:rPr>
+        <w:t>data_pressure</w:t>
+      </w:r>
+      <w:proofErr w:type="spellEnd"/>
+      <w:r>
+        <w:rPr>
+          <w:b/>
+          <w:bCs/>
+        </w:rPr>
+        <w:t>)</w:t>
       </w:r>
     </w:p>
     <w:p>
@@ -4367,7 +5084,15 @@
         <w:t>í</w:t>
       </w:r>
       <w:r>
-        <w:t xml:space="preserve"> (skewness = 0,13). Rozptyl je v</w:t>
+        <w:t xml:space="preserve"> (</w:t>
+      </w:r>
+      <w:proofErr w:type="spellStart"/>
+      <w:r>
+        <w:t>skewness</w:t>
+      </w:r>
+      <w:proofErr w:type="spellEnd"/>
+      <w:r>
+        <w:t xml:space="preserve"> = 0,13). Rozptyl je v</w:t>
       </w:r>
       <w:r>
         <w:rPr>
@@ -4536,7 +5261,23 @@
           <w:bCs/>
         </w:rPr>
         <w:lastRenderedPageBreak/>
-        <w:t>Rychlost větru (data_windSpeed)</w:t>
+        <w:t>Rychlost větru (</w:t>
+      </w:r>
+      <w:proofErr w:type="spellStart"/>
+      <w:r>
+        <w:rPr>
+          <w:b/>
+          <w:bCs/>
+        </w:rPr>
+        <w:t>data_windSpeed</w:t>
+      </w:r>
+      <w:proofErr w:type="spellEnd"/>
+      <w:r>
+        <w:rPr>
+          <w:b/>
+          <w:bCs/>
+        </w:rPr>
+        <w:t>)</w:t>
       </w:r>
     </w:p>
     <w:p>
@@ -4602,7 +5343,11 @@
         <w:t>í</w:t>
       </w:r>
       <w:r>
-        <w:t xml:space="preserve"> je pravostrann</w:t>
+        <w:t xml:space="preserve"> je </w:t>
+      </w:r>
+      <w:proofErr w:type="spellStart"/>
+      <w:r>
+        <w:t>pravostrann</w:t>
       </w:r>
       <w:r>
         <w:rPr>
@@ -4610,6 +5355,7 @@
         </w:rPr>
         <w:t>ě</w:t>
       </w:r>
+      <w:proofErr w:type="spellEnd"/>
       <w:r>
         <w:t xml:space="preserve"> </w:t>
       </w:r>
@@ -4629,7 +5375,15 @@
         <w:t>é</w:t>
       </w:r>
       <w:r>
-        <w:t xml:space="preserve"> (skewness = 1,34) </w:t>
+        <w:t xml:space="preserve"> (</w:t>
+      </w:r>
+      <w:proofErr w:type="spellStart"/>
+      <w:r>
+        <w:t>skewness</w:t>
+      </w:r>
+      <w:proofErr w:type="spellEnd"/>
+      <w:r>
+        <w:t xml:space="preserve"> = 1,34) </w:t>
       </w:r>
       <w:r>
         <w:rPr>
@@ -4743,7 +5497,23 @@
           <w:b/>
           <w:bCs/>
         </w:rPr>
-        <w:t>Síla větru (data_windImpact)</w:t>
+        <w:t>Síla větru (</w:t>
+      </w:r>
+      <w:proofErr w:type="spellStart"/>
+      <w:r>
+        <w:rPr>
+          <w:b/>
+          <w:bCs/>
+        </w:rPr>
+        <w:t>data_windImpact</w:t>
+      </w:r>
+      <w:proofErr w:type="spellEnd"/>
+      <w:r>
+        <w:rPr>
+          <w:b/>
+          <w:bCs/>
+        </w:rPr>
+        <w:t>)</w:t>
       </w:r>
     </w:p>
     <w:p>
@@ -4755,7 +5525,15 @@
         </w:numPr>
       </w:pPr>
       <w:r>
-        <w:t>Síla větru (pravděpodobně kombinace směru a rychlosti) má průměr 7,45, medián 5,76. Hodnoty se pohybují mezi 0 a 45,6. Také zde je rozdělení šikmé doprava (skewness = 1,44), což může ukazovat na občasné silnější vlivy větru.</w:t>
+        <w:t>Síla větru (pravděpodobně kombinace směru a rychlosti) má průměr 7,45, medián 5,76. Hodnoty se pohybují mezi 0 a 45,6. Také zde je rozdělení šikmé doprava (</w:t>
+      </w:r>
+      <w:proofErr w:type="spellStart"/>
+      <w:r>
+        <w:t>skewness</w:t>
+      </w:r>
+      <w:proofErr w:type="spellEnd"/>
+      <w:r>
+        <w:t xml:space="preserve"> = 1,44), což může ukazovat na občasné silnější vlivy větru.</w:t>
       </w:r>
     </w:p>
     <w:p>
@@ -4770,7 +5548,23 @@
           <w:b/>
           <w:bCs/>
         </w:rPr>
-        <w:t>Srážky (data_volumeMm)</w:t>
+        <w:t>Srážky (</w:t>
+      </w:r>
+      <w:proofErr w:type="spellStart"/>
+      <w:r>
+        <w:rPr>
+          <w:b/>
+          <w:bCs/>
+        </w:rPr>
+        <w:t>data_volumeMm</w:t>
+      </w:r>
+      <w:proofErr w:type="spellEnd"/>
+      <w:r>
+        <w:rPr>
+          <w:b/>
+          <w:bCs/>
+        </w:rPr>
+        <w:t>)</w:t>
       </w:r>
     </w:p>
     <w:p>
@@ -4935,7 +5729,15 @@
         <w:t>é</w:t>
       </w:r>
       <w:r>
-        <w:t xml:space="preserve"> doprava (skewness = 45,74) a s velmi vysokou </w:t>
+        <w:t xml:space="preserve"> doprava (</w:t>
+      </w:r>
+      <w:proofErr w:type="spellStart"/>
+      <w:r>
+        <w:t>skewness</w:t>
+      </w:r>
+      <w:proofErr w:type="spellEnd"/>
+      <w:r>
+        <w:t xml:space="preserve"> = 45,74) a s velmi vysokou </w:t>
       </w:r>
       <w:r>
         <w:rPr>
@@ -4962,7 +5764,15 @@
         <w:t>í</w:t>
       </w:r>
       <w:r>
-        <w:t xml:space="preserve"> (kurtosis = 2820,38), co</w:t>
+        <w:t xml:space="preserve"> (</w:t>
+      </w:r>
+      <w:proofErr w:type="spellStart"/>
+      <w:r>
+        <w:t>kurtosis</w:t>
+      </w:r>
+      <w:proofErr w:type="spellEnd"/>
+      <w:r>
+        <w:t xml:space="preserve"> = 2820,38), co</w:t>
       </w:r>
       <w:r>
         <w:rPr>
@@ -5077,7 +5887,15 @@
         <w:pStyle w:val="Nadpis3"/>
       </w:pPr>
       <w:r>
-        <w:t>Auta (ddb)</w:t>
+        <w:t>Auta (</w:t>
+      </w:r>
+      <w:proofErr w:type="spellStart"/>
+      <w:r>
+        <w:t>ddb</w:t>
+      </w:r>
+      <w:proofErr w:type="spellEnd"/>
+      <w:r>
+        <w:t>)</w:t>
       </w:r>
     </w:p>
     <w:p>
@@ -5171,8 +5989,13 @@
           <w:numId w:val="1"/>
         </w:numPr>
       </w:pPr>
-      <w:r>
-        <w:t>kurtosis je negativní → rozložení je plošší, bez extrémních špiček</w:t>
+      <w:proofErr w:type="spellStart"/>
+      <w:r>
+        <w:t>kurtosis</w:t>
+      </w:r>
+      <w:proofErr w:type="spellEnd"/>
+      <w:r>
+        <w:t xml:space="preserve"> je negativní → rozložení je plošší, bez extrémních špiček</w:t>
       </w:r>
     </w:p>
     <w:p>
@@ -5194,7 +6017,15 @@
         <w:pStyle w:val="Nadpis3"/>
       </w:pPr>
       <w:r>
-        <w:t>Ovzduší (pm)</w:t>
+        <w:t>Ovzduší (</w:t>
+      </w:r>
+      <w:proofErr w:type="spellStart"/>
+      <w:r>
+        <w:t>pm</w:t>
+      </w:r>
+      <w:proofErr w:type="spellEnd"/>
+      <w:r>
+        <w:t>)</w:t>
       </w:r>
     </w:p>
     <w:p>
@@ -5212,7 +6043,15 @@
         <w:pStyle w:val="Nadpis3"/>
       </w:pPr>
       <w:r>
-        <w:t>Počasí (meteo)</w:t>
+        <w:t>Počasí (</w:t>
+      </w:r>
+      <w:proofErr w:type="spellStart"/>
+      <w:r>
+        <w:t>meteo</w:t>
+      </w:r>
+      <w:proofErr w:type="spellEnd"/>
+      <w:r>
+        <w:t>)</w:t>
       </w:r>
     </w:p>
     <w:p>
@@ -5230,7 +6069,15 @@
         <w:pStyle w:val="Nadpis3"/>
       </w:pPr>
       <w:r>
-        <w:t>Auta (ddb)</w:t>
+        <w:t>Auta (</w:t>
+      </w:r>
+      <w:proofErr w:type="spellStart"/>
+      <w:r>
+        <w:t>ddb</w:t>
+      </w:r>
+      <w:proofErr w:type="spellEnd"/>
+      <w:r>
+        <w:t>)</w:t>
       </w:r>
     </w:p>
     <w:p>
@@ -5270,7 +6117,15 @@
         <w:pStyle w:val="Nadpis3"/>
       </w:pPr>
       <w:r>
-        <w:t>Ovzduší (pm)</w:t>
+        <w:t>Ovzduší (</w:t>
+      </w:r>
+      <w:proofErr w:type="spellStart"/>
+      <w:r>
+        <w:t>pm</w:t>
+      </w:r>
+      <w:proofErr w:type="spellEnd"/>
+      <w:r>
+        <w:t>)</w:t>
       </w:r>
     </w:p>
     <w:p>
@@ -5322,7 +6177,31 @@
     </w:p>
     <w:p>
       <w:r>
-        <w:t>Vzhledem k extrémní korelaci – abych neanalyzoval všechny PM proměnné (kvůli multikolinearitě v regresních modelech, zbytečných duplikací výstupů a komplikovanější interpretaci bez většího přínosu), zvolím redudanci proměnných data_pm*</w:t>
+        <w:t xml:space="preserve">Vzhledem k extrémní korelaci – abych neanalyzoval všechny PM proměnné (kvůli </w:t>
+      </w:r>
+      <w:proofErr w:type="spellStart"/>
+      <w:r>
+        <w:t>multikolinearitě</w:t>
+      </w:r>
+      <w:proofErr w:type="spellEnd"/>
+      <w:r>
+        <w:t xml:space="preserve"> v regresních modelech, zbytečných duplikací výstupů a komplikovanější interpretaci bez většího přínosu), zvolím </w:t>
+      </w:r>
+      <w:proofErr w:type="spellStart"/>
+      <w:r>
+        <w:t>redudanci</w:t>
+      </w:r>
+      <w:proofErr w:type="spellEnd"/>
+      <w:r>
+        <w:t xml:space="preserve"> proměnných </w:t>
+      </w:r>
+      <w:proofErr w:type="spellStart"/>
+      <w:r>
+        <w:t>data_pm</w:t>
+      </w:r>
+      <w:proofErr w:type="spellEnd"/>
+      <w:r>
+        <w:t>*</w:t>
       </w:r>
     </w:p>
     <w:p>
@@ -5432,7 +6311,15 @@
         </w:numPr>
       </w:pPr>
       <w:r>
-        <w:t>výrazná přítomnost odlehlých hodnot (outliers) naznačuje nutnost pečlivé předzpracování dat před modelováním nebo dalšími analýzami</w:t>
+        <w:t>výrazná přítomnost odlehlých hodnot (</w:t>
+      </w:r>
+      <w:proofErr w:type="spellStart"/>
+      <w:r>
+        <w:t>outliers</w:t>
+      </w:r>
+      <w:proofErr w:type="spellEnd"/>
+      <w:r>
+        <w:t>) naznačuje nutnost pečlivé předzpracování dat před modelováním nebo dalšími analýzami</w:t>
       </w:r>
     </w:p>
     <w:p>
@@ -5456,7 +6343,15 @@
         </w:numPr>
       </w:pPr>
       <w:r>
-        <w:t>Distribuce je výrazně pravošikmá (pozitivně šikmá) – většina hodnot se pohybuje v nižších koncentracích (do cca 50 µg/m³), ale objevují se i extrémně vysoké hodnoty přesahující 800 µg/m³, což pravděpodobně odpovídá chybám měření nebo extrémním událostem</w:t>
+        <w:t xml:space="preserve">Distribuce je výrazně </w:t>
+      </w:r>
+      <w:proofErr w:type="spellStart"/>
+      <w:r>
+        <w:t>pravošikmá</w:t>
+      </w:r>
+      <w:proofErr w:type="spellEnd"/>
+      <w:r>
+        <w:t xml:space="preserve"> (pozitivně šikmá) – většina hodnot se pohybuje v nižších koncentracích (do cca 50 µg/m³), ale objevují se i extrémně vysoké hodnoty přesahující 800 µg/m³, což pravděpodobně odpovídá chybám měření nebo extrémním událostem</w:t>
       </w:r>
     </w:p>
     <w:p>
@@ -5785,7 +6680,15 @@
         </w:numPr>
       </w:pPr>
       <w:r>
-        <w:t>Koncentrace NO₂ má pravostranně šikmé rozdělení – většina hodnot je koncentrována v nižších hodnotách (do cca 30 µg/m³).</w:t>
+        <w:t xml:space="preserve">Koncentrace NO₂ má </w:t>
+      </w:r>
+      <w:proofErr w:type="spellStart"/>
+      <w:r>
+        <w:t>pravostranně</w:t>
+      </w:r>
+      <w:proofErr w:type="spellEnd"/>
+      <w:r>
+        <w:t xml:space="preserve"> šikmé rozdělení – většina hodnot je koncentrována v nižších hodnotách (do cca 30 µg/m³).</w:t>
       </w:r>
     </w:p>
     <w:p>
@@ -5809,7 +6712,15 @@
         </w:numPr>
       </w:pPr>
       <w:r>
-        <w:t>Histogram ukazuje poměrně přirozené znečištění s několika extrémními hodnotami (outliery)</w:t>
+        <w:t>Histogram ukazuje poměrně přirozené znečištění s několika extrémními hodnotami (</w:t>
+      </w:r>
+      <w:proofErr w:type="spellStart"/>
+      <w:r>
+        <w:t>outliery</w:t>
+      </w:r>
+      <w:proofErr w:type="spellEnd"/>
+      <w:r>
+        <w:t>)</w:t>
       </w:r>
     </w:p>
     <w:p>
@@ -6123,7 +7034,15 @@
         <w:pStyle w:val="Nadpis3"/>
       </w:pPr>
       <w:r>
-        <w:t>Počasí (meteo)</w:t>
+        <w:t>Počasí (</w:t>
+      </w:r>
+      <w:proofErr w:type="spellStart"/>
+      <w:r>
+        <w:t>meteo</w:t>
+      </w:r>
+      <w:proofErr w:type="spellEnd"/>
+      <w:r>
+        <w:t>)</w:t>
       </w:r>
     </w:p>
     <w:p>
@@ -6195,7 +7114,15 @@
         </w:numPr>
       </w:pPr>
       <w:r>
-        <w:t>Budeme tudíž počítat pouze s windSpeed jako s proměnnou, která zastupuje větrnou složku v</w:t>
+        <w:t>Budeme tudíž počítat pouze s </w:t>
+      </w:r>
+      <w:proofErr w:type="spellStart"/>
+      <w:r>
+        <w:t>windSpeed</w:t>
+      </w:r>
+      <w:proofErr w:type="spellEnd"/>
+      <w:r>
+        <w:t xml:space="preserve"> jako s proměnnou, která zastupuje větrnou složku v</w:t>
       </w:r>
       <w:r>
         <w:t> </w:t>
@@ -6648,7 +7575,15 @@
       </w:pPr>
       <w:r>
         <w:lastRenderedPageBreak/>
-        <w:t>Auta (ddb)</w:t>
+        <w:t>Auta (</w:t>
+      </w:r>
+      <w:proofErr w:type="spellStart"/>
+      <w:r>
+        <w:t>ddb</w:t>
+      </w:r>
+      <w:proofErr w:type="spellEnd"/>
+      <w:r>
+        <w:t>)</w:t>
       </w:r>
     </w:p>
     <w:p>
@@ -7104,7 +8039,15 @@
         </w:numPr>
       </w:pPr>
       <w:r>
-        <w:t>Sjednocení všech tří data frames do jedné tabulky – pro přehlednost chybějících hodnot, pro lehkost manipulace s daty</w:t>
+        <w:t xml:space="preserve">Sjednocení všech tří data </w:t>
+      </w:r>
+      <w:proofErr w:type="spellStart"/>
+      <w:r>
+        <w:t>frames</w:t>
+      </w:r>
+      <w:proofErr w:type="spellEnd"/>
+      <w:r>
+        <w:t xml:space="preserve"> do jedné tabulky – pro přehlednost chybějících hodnot, pro lehkost manipulace s daty</w:t>
       </w:r>
     </w:p>
     <w:p>
@@ -7116,7 +8059,23 @@
         </w:numPr>
       </w:pPr>
       <w:r>
-        <w:t>Problém s meteo a polution daty po 15.1.2025 – tyto data neuvažuji dále</w:t>
+        <w:t>Problém s </w:t>
+      </w:r>
+      <w:proofErr w:type="spellStart"/>
+      <w:r>
+        <w:t>meteo</w:t>
+      </w:r>
+      <w:proofErr w:type="spellEnd"/>
+      <w:r>
+        <w:t xml:space="preserve"> a </w:t>
+      </w:r>
+      <w:proofErr w:type="spellStart"/>
+      <w:r>
+        <w:t>polution</w:t>
+      </w:r>
+      <w:proofErr w:type="spellEnd"/>
+      <w:r>
+        <w:t xml:space="preserve"> daty po 15.1.2025 – tyto data neuvažuji dále</w:t>
       </w:r>
     </w:p>
     <w:p>
@@ -7179,13 +8138,21 @@
               <w:t>, 17.5 5-6</w:t>
             </w:r>
             <w:r>
-              <w:t>:00</w:t>
+              <w:t>:</w:t>
+            </w:r>
+            <w:proofErr w:type="gramStart"/>
+            <w:r>
+              <w:t>00</w:t>
             </w:r>
             <w:r>
               <w:t xml:space="preserve">, </w:t>
             </w:r>
             <w:r>
-              <w:t xml:space="preserve"> 27.6 16:00-23:00, 28.6 00-6:00, 12.7 11:00-23:00, 13.7-15.7, 27.10 2:00</w:t>
+              <w:t xml:space="preserve"> 27.6</w:t>
+            </w:r>
+            <w:proofErr w:type="gramEnd"/>
+            <w:r>
+              <w:t xml:space="preserve"> 16:00-23:00, 28.6 00-6:00, 12.7 11:00-23:00, 13.7-15.7, 27.10 2:00</w:t>
             </w:r>
           </w:p>
         </w:tc>
@@ -7196,12 +8163,19 @@
             <w:tcW w:w="3397" w:type="dxa"/>
           </w:tcPr>
           <w:p>
+            <w:proofErr w:type="spellStart"/>
             <w:r>
               <w:t>Meteo</w:t>
             </w:r>
-            <w:r>
-              <w:t xml:space="preserve"> + polution</w:t>
-            </w:r>
+            <w:proofErr w:type="spellEnd"/>
+            <w:r>
+              <w:t xml:space="preserve"> + </w:t>
+            </w:r>
+            <w:proofErr w:type="spellStart"/>
+            <w:r>
+              <w:t>polution</w:t>
+            </w:r>
+            <w:proofErr w:type="spellEnd"/>
           </w:p>
         </w:tc>
         <w:tc>
@@ -7232,7 +8206,15 @@
     </w:p>
     <w:p>
       <w:r>
-        <w:t>Problém s tím, že časový formát je zapsán v UTC čase a pro zkoumání závislostí na dopravě je důležité, aby provoz nebyl tímto ovlivněn – krejí se tak zimní a letní časy do jednoho, co způsobuje nesrovnalost, když chceme zobrazit průměry na hodiny.</w:t>
+        <w:t xml:space="preserve">Problém s tím, že časový formát je zapsán v UTC čase a pro zkoumání závislostí na dopravě je důležité, aby provoz nebyl tímto ovlivněn – </w:t>
+      </w:r>
+      <w:proofErr w:type="spellStart"/>
+      <w:r>
+        <w:t>krejí</w:t>
+      </w:r>
+      <w:proofErr w:type="spellEnd"/>
+      <w:r>
+        <w:t xml:space="preserve"> se tak zimní a letní časy do jednoho, co způsobuje nesrovnalost, když chceme zobrazit průměry na hodiny.</w:t>
       </w:r>
       <w:r>
         <w:br/>
@@ -7265,7 +8247,23 @@
         </w:numPr>
       </w:pPr>
       <w:r>
-        <w:t>Aplikováno pomocí knihovny lubridate, kde je databáze časových pásem tzdata, který zohlednil i pořadí hodnot</w:t>
+        <w:t xml:space="preserve">Aplikováno pomocí knihovny </w:t>
+      </w:r>
+      <w:proofErr w:type="spellStart"/>
+      <w:r>
+        <w:t>lubridate</w:t>
+      </w:r>
+      <w:proofErr w:type="spellEnd"/>
+      <w:r>
+        <w:t xml:space="preserve">, kde je databáze časových pásem </w:t>
+      </w:r>
+      <w:proofErr w:type="spellStart"/>
+      <w:r>
+        <w:t>tzdata</w:t>
+      </w:r>
+      <w:proofErr w:type="spellEnd"/>
+      <w:r>
+        <w:t>, který zohlednil i pořadí hodnot</w:t>
       </w:r>
     </w:p>
     <w:p>
@@ -7288,7 +8286,15 @@
         </w:numPr>
       </w:pPr>
       <w:r>
-        <w:t>Z grafů zobrazující boxploty podle měsíců, zobrazující průměrnou koncentraci PM10, bylo v červencovém měsíci změřeno velmi mnoho odlehlých hodnot</w:t>
+        <w:t xml:space="preserve">Z grafů zobrazující </w:t>
+      </w:r>
+      <w:proofErr w:type="spellStart"/>
+      <w:r>
+        <w:t>boxploty</w:t>
+      </w:r>
+      <w:proofErr w:type="spellEnd"/>
+      <w:r>
+        <w:t xml:space="preserve"> podle měsíců, zobrazující průměrnou koncentraci PM10, bylo v červencovém měsíci změřeno velmi mnoho odlehlých hodnot</w:t>
       </w:r>
     </w:p>
     <w:p>
@@ -7303,7 +8309,15 @@
         <w:t>Pr</w:t>
       </w:r>
       <w:r>
-        <w:t>oto aplikuji metodu „Winsorizace“</w:t>
+        <w:t>oto aplikuji metodu „</w:t>
+      </w:r>
+      <w:proofErr w:type="spellStart"/>
+      <w:r>
+        <w:t>Winsorizace</w:t>
+      </w:r>
+      <w:proofErr w:type="spellEnd"/>
+      <w:r>
+        <w:t>“</w:t>
       </w:r>
     </w:p>
     <w:p>
@@ -7328,7 +8342,15 @@
         </w:numPr>
       </w:pPr>
       <w:r>
-        <w:t xml:space="preserve">v našem případě aplikujeme jednostrannou winsorizaci </w:t>
+        <w:t xml:space="preserve">v našem případě aplikujeme jednostrannou </w:t>
+      </w:r>
+      <w:proofErr w:type="spellStart"/>
+      <w:r>
+        <w:t>winsorizaci</w:t>
+      </w:r>
+      <w:proofErr w:type="spellEnd"/>
+      <w:r>
+        <w:t xml:space="preserve"> </w:t>
       </w:r>
       <w:r>
         <w:t xml:space="preserve">u proměnné pm100 </w:t>
@@ -7346,7 +8368,15 @@
         </w:numPr>
       </w:pPr>
       <w:r>
-        <w:t>stejně aplikujeme jednostrannou winsorizaci u proměnné NO2 na hodnotu 125</w:t>
+        <w:t xml:space="preserve">stejně aplikujeme jednostrannou </w:t>
+      </w:r>
+      <w:proofErr w:type="spellStart"/>
+      <w:r>
+        <w:t>winsorizaci</w:t>
+      </w:r>
+      <w:proofErr w:type="spellEnd"/>
+      <w:r>
+        <w:t xml:space="preserve"> u proměnné NO2 na hodnotu 125</w:t>
       </w:r>
     </w:p>
     <w:p>
@@ -7365,8 +8395,21 @@
           <w:numId w:val="7"/>
         </w:numPr>
       </w:pPr>
-      <w:r>
-        <w:t>den_v_tydnu – textová proměnná odvozena z data a času (cas), přepisuje anglické názvy dnů na české zkratky („po“ až „ne“) a nastavuje jejich pořadí.</w:t>
+      <w:proofErr w:type="spellStart"/>
+      <w:r>
+        <w:t>den_v_tydnu</w:t>
+      </w:r>
+      <w:proofErr w:type="spellEnd"/>
+      <w:r>
+        <w:t xml:space="preserve"> – textová proměnná odvozena z data a času (</w:t>
+      </w:r>
+      <w:proofErr w:type="spellStart"/>
+      <w:r>
+        <w:t>cas</w:t>
+      </w:r>
+      <w:proofErr w:type="spellEnd"/>
+      <w:r>
+        <w:t>), přepisuje anglické názvy dnů na české zkratky („po“ až „ne“) a nastavuje jejich pořadí.</w:t>
       </w:r>
     </w:p>
     <w:p>
@@ -7377,8 +8420,21 @@
           <w:numId w:val="7"/>
         </w:numPr>
       </w:pPr>
-      <w:r>
-        <w:t>month – proměnná s informací o měsíci ve formátu MM/YYYY, získaná z proměnné cas.</w:t>
+      <w:proofErr w:type="spellStart"/>
+      <w:r>
+        <w:t>month</w:t>
+      </w:r>
+      <w:proofErr w:type="spellEnd"/>
+      <w:r>
+        <w:t xml:space="preserve"> – proměnná s informací o měsíci ve formátu MM/YYYY, získaná z proměnné </w:t>
+      </w:r>
+      <w:proofErr w:type="spellStart"/>
+      <w:r>
+        <w:t>cas</w:t>
+      </w:r>
+      <w:proofErr w:type="spellEnd"/>
+      <w:r>
+        <w:t>.</w:t>
       </w:r>
     </w:p>
     <w:p>
@@ -7389,8 +8445,13 @@
           <w:numId w:val="7"/>
         </w:numPr>
       </w:pPr>
-      <w:r>
-        <w:t>tretina_dne – rozdělení dne do třetin podle hodin:</w:t>
+      <w:proofErr w:type="spellStart"/>
+      <w:r>
+        <w:t>tretina_dne</w:t>
+      </w:r>
+      <w:proofErr w:type="spellEnd"/>
+      <w:r>
+        <w:t xml:space="preserve"> – rozdělení dne do třetin podle hodin:</w:t>
       </w:r>
     </w:p>
     <w:p>
@@ -7443,8 +8504,13 @@
           <w:numId w:val="7"/>
         </w:numPr>
       </w:pPr>
-      <w:r>
-        <w:t>letni_prazdniny – binární proměnná indikující letní prázdniny (červenec a srpen).</w:t>
+      <w:proofErr w:type="spellStart"/>
+      <w:r>
+        <w:t>letni_prazdniny</w:t>
+      </w:r>
+      <w:proofErr w:type="spellEnd"/>
+      <w:r>
+        <w:t xml:space="preserve"> – binární proměnná indikující letní prázdniny (červenec a srpen).</w:t>
       </w:r>
     </w:p>
     <w:p>
@@ -7455,8 +8521,13 @@
           <w:numId w:val="7"/>
         </w:numPr>
       </w:pPr>
-      <w:r>
-        <w:t>topna_sezona – binární proměnná označující topnou sezónu (říjen až duben).</w:t>
+      <w:proofErr w:type="spellStart"/>
+      <w:r>
+        <w:t>topna_sezona</w:t>
+      </w:r>
+      <w:proofErr w:type="spellEnd"/>
+      <w:r>
+        <w:t xml:space="preserve"> – binární proměnná označující topnou sezónu (říjen až duben).</w:t>
       </w:r>
     </w:p>
     <w:p>
@@ -7467,8 +8538,13 @@
           <w:numId w:val="7"/>
         </w:numPr>
       </w:pPr>
-      <w:r>
-        <w:t>statni_svatky – binární proměnná indikující, zda daný den je státní svátek (podle oficiálních svátků ČR v roce 2024).</w:t>
+      <w:proofErr w:type="spellStart"/>
+      <w:r>
+        <w:t>statni_svatky</w:t>
+      </w:r>
+      <w:proofErr w:type="spellEnd"/>
+      <w:r>
+        <w:t xml:space="preserve"> – binární proměnná indikující, zda daný den je státní svátek (podle oficiálních svátků ČR v roce 2024).</w:t>
       </w:r>
     </w:p>
     <w:p>
@@ -7479,8 +8555,13 @@
           <w:numId w:val="7"/>
         </w:numPr>
       </w:pPr>
-      <w:r>
-        <w:t xml:space="preserve">prumerna_teplota_dne – průměrná denní teplota vypočítaná ze 4 hodnot: teplota v 7:00, 14:00 </w:t>
+      <w:proofErr w:type="spellStart"/>
+      <w:r>
+        <w:t>prumerna_teplota_dne</w:t>
+      </w:r>
+      <w:proofErr w:type="spellEnd"/>
+      <w:r>
+        <w:t xml:space="preserve"> – průměrná denní teplota vypočítaná ze 4 hodnot: teplota v 7:00, 14:00 </w:t>
       </w:r>
       <w:r>
         <w:t xml:space="preserve">a </w:t>
@@ -7520,7 +8601,47 @@
         </w:numPr>
       </w:pPr>
       <w:r>
-        <w:t>měl jsem problém, že když jsem uložil upravená, sjednocená, agregovaná data do .csv souboru, některé hodnoty se rozbily v důsledku nezachování typu (například časová hodnota dd/mm/yyyy 00:00 se uložila jen jako dd/mm/yyyy)</w:t>
+        <w:t>měl jsem problém, že když jsem uložil upravená, sjednocená, agregovaná data do .</w:t>
+      </w:r>
+      <w:proofErr w:type="spellStart"/>
+      <w:r>
+        <w:t>csv</w:t>
+      </w:r>
+      <w:proofErr w:type="spellEnd"/>
+      <w:r>
+        <w:t xml:space="preserve"> souboru, některé hodnoty se rozbily v důsledku nezachování typu (například časová hodnota </w:t>
+      </w:r>
+      <w:proofErr w:type="spellStart"/>
+      <w:r>
+        <w:t>dd</w:t>
+      </w:r>
+      <w:proofErr w:type="spellEnd"/>
+      <w:r>
+        <w:t>/mm/</w:t>
+      </w:r>
+      <w:proofErr w:type="spellStart"/>
+      <w:r>
+        <w:t>yyyy</w:t>
+      </w:r>
+      <w:proofErr w:type="spellEnd"/>
+      <w:r>
+        <w:t xml:space="preserve"> 00:00 se uložila jen jako </w:t>
+      </w:r>
+      <w:proofErr w:type="spellStart"/>
+      <w:r>
+        <w:t>dd</w:t>
+      </w:r>
+      <w:proofErr w:type="spellEnd"/>
+      <w:r>
+        <w:t>/mm/</w:t>
+      </w:r>
+      <w:proofErr w:type="spellStart"/>
+      <w:r>
+        <w:t>yyyy</w:t>
+      </w:r>
+      <w:proofErr w:type="spellEnd"/>
+      <w:r>
+        <w:t>)</w:t>
       </w:r>
     </w:p>
     <w:p>
@@ -7532,7 +8653,157 @@
         </w:numPr>
       </w:pPr>
       <w:r>
-        <w:t>proto momentálně ukládám datové soubory jako .rds, soubor od rka, který zachovává i datové typy</w:t>
+        <w:t>proto momentálně ukládám datové soubory jako .</w:t>
+      </w:r>
+      <w:proofErr w:type="spellStart"/>
+      <w:r>
+        <w:t>rds</w:t>
+      </w:r>
+      <w:proofErr w:type="spellEnd"/>
+      <w:r>
+        <w:t xml:space="preserve">, soubor od </w:t>
+      </w:r>
+      <w:proofErr w:type="spellStart"/>
+      <w:r>
+        <w:t>rka</w:t>
+      </w:r>
+      <w:proofErr w:type="spellEnd"/>
+      <w:r>
+        <w:t>, který zachovává i datové typy</w:t>
+      </w:r>
+    </w:p>
+    <w:p>
+      <w:r>
+        <w:br w:type="page"/>
+      </w:r>
+    </w:p>
+    <w:p>
+      <w:pPr>
+        <w:pStyle w:val="Nadpis2"/>
+      </w:pPr>
+      <w:r>
+        <w:lastRenderedPageBreak/>
+        <w:t>Statistický přehled použitých proměnných po agregaci a úpravách</w:t>
+      </w:r>
+    </w:p>
+    <w:p>
+      <w:r>
+        <w:t xml:space="preserve">Po sloučení a agregaci všech vstupních dat vznikl datový rámec data, kde každý řádek představuje jednu hodinu. Tento </w:t>
+      </w:r>
+      <w:proofErr w:type="spellStart"/>
+      <w:r>
+        <w:t>dataset</w:t>
+      </w:r>
+      <w:proofErr w:type="spellEnd"/>
+      <w:r>
+        <w:t xml:space="preserve"> obsahuje proměnné popisující intenzitu dopravy, kvalitu ovzduší, meteorologické podmínky a časové souvislosti.</w:t>
+      </w:r>
+    </w:p>
+    <w:p>
+      <w:r>
+        <w:t>Počet platných měření rychlosti (</w:t>
+      </w:r>
+      <w:proofErr w:type="spellStart"/>
+      <w:r>
+        <w:t>valid_speed_count</w:t>
+      </w:r>
+      <w:proofErr w:type="spellEnd"/>
+      <w:r>
+        <w:t>) se pohyboval od 2 do 3 724 vozidel za hodinu, s mediánem 1 395. To ukazuje na výrazné rozdíly v dopravním zatížení v průběhu dne i týdne.</w:t>
+      </w:r>
+    </w:p>
+    <w:p>
+      <w:r>
+        <w:t>Koncentrace prachových částic PM100 dosahovala v průměru 13,2 µg/m³, přičemž maximum bylo 150 µg/m³. Medián byl výrazně nižší (7 µg/m³), což značí, že většina hodin vykazuje spíše nižší znečištění s výskytem občasných extrémů.</w:t>
+      </w:r>
+    </w:p>
+    <w:p>
+      <w:r>
+        <w:t>Oxid dusičitý (NO₂) měl průměrnou koncentraci 14,7 µg/m³, s maximální hodnotou až 125 µg/m³. Rozložení hodnot je podobné jako u PM100 – většina hodnot je pod průměrem.</w:t>
+      </w:r>
+    </w:p>
+    <w:p>
+      <w:r>
+        <w:t>Teplota vzduchu (data_temp1) se pohybovala mezi −13,2 °C a 37,0 °C, s průměrem kolem 11,8 °C. Denní průměrná teplota (</w:t>
+      </w:r>
+      <w:proofErr w:type="spellStart"/>
+      <w:r>
+        <w:t>prumerna_teplota_dne</w:t>
+      </w:r>
+      <w:proofErr w:type="spellEnd"/>
+      <w:r>
+        <w:t>) vykazovala podobné rozmezí.</w:t>
+      </w:r>
+    </w:p>
+    <w:p>
+      <w:r>
+        <w:t>Relativní vlhkost vzduchu byla v průměru 79,5 %, s maximem 100 % a minimem kolem 29 %.</w:t>
+      </w:r>
+    </w:p>
+    <w:p>
+      <w:r>
+        <w:t>Atmosférický tlak se pohyboval mezi 92</w:t>
+      </w:r>
+      <w:r>
+        <w:rPr>
+          <w:rFonts w:ascii="Arial" w:hAnsi="Arial" w:cs="Arial"/>
+        </w:rPr>
+        <w:t> </w:t>
+      </w:r>
+      <w:r>
+        <w:t>348 a 103</w:t>
+      </w:r>
+      <w:r>
+        <w:rPr>
+          <w:rFonts w:ascii="Arial" w:hAnsi="Arial" w:cs="Arial"/>
+        </w:rPr>
+        <w:t> </w:t>
+      </w:r>
+      <w:r>
+        <w:t>450 hPa, s průměrem 97</w:t>
+      </w:r>
+      <w:r>
+        <w:rPr>
+          <w:rFonts w:ascii="Arial" w:hAnsi="Arial" w:cs="Arial"/>
+        </w:rPr>
+        <w:t> </w:t>
+      </w:r>
+      <w:r>
+        <w:t>389 hPa.</w:t>
+      </w:r>
+    </w:p>
+    <w:p>
+      <w:r>
+        <w:t>Rychlost větru (</w:t>
+      </w:r>
+      <w:proofErr w:type="spellStart"/>
+      <w:r>
+        <w:t>data_windSpeed</w:t>
+      </w:r>
+      <w:proofErr w:type="spellEnd"/>
+      <w:r>
+        <w:t>) se v průměru pohybovala kolem 2,7 m/s, přičemž maximální náraz dosáhl hodnoty 15,3 m/s. Síla větru (</w:t>
+      </w:r>
+      <w:proofErr w:type="spellStart"/>
+      <w:r>
+        <w:t>data_windImpact</w:t>
+      </w:r>
+      <w:proofErr w:type="spellEnd"/>
+      <w:r>
+        <w:t>) měla průměr 7,8, což představuje kombinaci rychlosti a směru.</w:t>
+      </w:r>
+    </w:p>
+    <w:p>
+      <w:r>
+        <w:t>Srážky (</w:t>
+      </w:r>
+      <w:proofErr w:type="spellStart"/>
+      <w:r>
+        <w:t>data_volumeMm</w:t>
+      </w:r>
+      <w:proofErr w:type="spellEnd"/>
+      <w:r>
+        <w:t>) byly zaznamenány jen výjimečně – průměr byl 0,02 mm a maximum 6,04 mm.</w:t>
       </w:r>
     </w:p>
     <w:p/>
@@ -10661,6 +11932,7 @@
   <w:style w:type="character" w:default="1" w:styleId="Standardnpsmoodstavce">
     <w:name w:val="Default Paragraph Font"/>
     <w:uiPriority w:val="1"/>
+    <w:semiHidden/>
     <w:unhideWhenUsed/>
   </w:style>
   <w:style w:type="table" w:default="1" w:styleId="Normlntabulka">
